--- a/livrables/docx/DIAPALER_AFRICA_Livrable6.docx
+++ b/livrables/docx/DIAPALER_AFRICA_Livrable6.docx
@@ -3033,6 +3033,50 @@
           </w:p>
         </w:tc>
       </w:tr>
+      <w:tr>
+        <w:tc>
+          <w:tcPr>
+            <w:tcW w:type="dxa" w:w="3135"/>
+          </w:tcPr>
+          <w:p>
+            <w:r>
+              <w:rPr>
+                <w:rFonts w:ascii="Calibri" w:hAnsi="Calibri"/>
+                <w:sz w:val="20"/>
+              </w:rPr>
+              <w:t>Paiement Premium</w:t>
+            </w:r>
+          </w:p>
+        </w:tc>
+        <w:tc>
+          <w:tcPr>
+            <w:tcW w:type="dxa" w:w="3135"/>
+          </w:tcPr>
+          <w:p>
+            <w:r>
+              <w:rPr>
+                <w:rFonts w:ascii="Calibri" w:hAnsi="Calibri"/>
+                <w:sz w:val="20"/>
+              </w:rPr>
+              <w:t>Abonnement Wave (3 plans) + badge ⭐ + activation Firebase immédiate</w:t>
+            </w:r>
+          </w:p>
+        </w:tc>
+        <w:tc>
+          <w:tcPr>
+            <w:tcW w:type="dxa" w:w="3135"/>
+          </w:tcPr>
+          <w:p>
+            <w:r>
+              <w:rPr>
+                <w:rFonts w:ascii="Calibri" w:hAnsi="Calibri"/>
+                <w:sz w:val="20"/>
+              </w:rPr>
+              <w:t>Tous</w:t>
+            </w:r>
+          </w:p>
+        </w:tc>
+      </w:tr>
     </w:tbl>
     <w:p>
       <w:pPr>
@@ -11645,7 +11689,7 @@
                 <w:rFonts w:ascii="Calibri" w:hAnsi="Calibri"/>
                 <w:sz w:val="20"/>
               </w:rPr>
-              <w:t>10 services</w:t>
+              <w:t>12 services</w:t>
             </w:r>
           </w:p>
         </w:tc>
@@ -11948,7 +11992,7 @@
           <w:rFonts w:ascii="Calibri" w:hAnsi="Calibri"/>
           <w:sz w:val="22"/>
         </w:rPr>
-        <w:t>L'application a été compilée en APK release signé (54.2 MB) et est disponible au téléchargement :</w:t>
+        <w:t>L'application a été compilée en APK release signé (57.9 MB) et est disponible au téléchargement :</w:t>
       </w:r>
     </w:p>
     <w:p>
@@ -11978,7 +12022,7 @@
           <w:rFonts w:ascii="Calibri" w:hAnsi="Calibri"/>
           <w:sz w:val="22"/>
         </w:rPr>
-        <w:t>https://drive.google.com/file/d/1FapzU1NMRoacyW1jnRUHSvklJ6cJdHAj/view?usp=sharing</w:t>
+        <w:t>https://drive.google.com/file/d/1BGuJWRnuixcEPl0bMOqY-3E6v-TexXlN/view?usp=sharing</w:t>
       </w:r>
     </w:p>
     <w:p>
@@ -12094,7 +12138,7 @@
                 <w:rFonts w:ascii="Calibri" w:hAnsi="Calibri"/>
                 <w:sz w:val="20"/>
               </w:rPr>
-              <w:t>54.2 MB</w:t>
+              <w:t>57.9 MB</w:t>
             </w:r>
           </w:p>
         </w:tc>
@@ -12567,7 +12611,7 @@
                 <w:rFonts w:ascii="Calibri" w:hAnsi="Calibri"/>
                 <w:sz w:val="20"/>
               </w:rPr>
-              <w:t>Paiement mobile (abonnement Premium)</w:t>
+              <w:t>Mode hors-ligne complet</w:t>
             </w:r>
           </w:p>
         </w:tc>
@@ -12581,7 +12625,7 @@
                 <w:rFonts w:ascii="Calibri" w:hAnsi="Calibri"/>
                 <w:sz w:val="20"/>
               </w:rPr>
-              <w:t>Wave Checkout API, Orange Money</w:t>
+              <w:t>Firebase offline persistence</w:t>
             </w:r>
           </w:p>
         </w:tc>
@@ -12613,7 +12657,7 @@
                 <w:rFonts w:ascii="Calibri" w:hAnsi="Calibri"/>
                 <w:sz w:val="20"/>
               </w:rPr>
-              <w:t>Mode hors-ligne complet</w:t>
+              <w:t>Analytiques</w:t>
             </w:r>
           </w:p>
         </w:tc>
@@ -12628,7 +12672,7 @@
                 <w:rFonts w:ascii="Calibri" w:hAnsi="Calibri"/>
                 <w:sz w:val="20"/>
               </w:rPr>
-              <w:t>Firebase offline persistence</w:t>
+              <w:t>Firebase Analytics + tableau de bord</w:t>
             </w:r>
           </w:p>
         </w:tc>
@@ -12658,7 +12702,7 @@
                 <w:rFonts w:ascii="Calibri" w:hAnsi="Calibri"/>
                 <w:sz w:val="20"/>
               </w:rPr>
-              <w:t>Analytiques</w:t>
+              <w:t>Recherche avancée</w:t>
             </w:r>
           </w:p>
         </w:tc>
@@ -12672,7 +12716,7 @@
                 <w:rFonts w:ascii="Calibri" w:hAnsi="Calibri"/>
                 <w:sz w:val="20"/>
               </w:rPr>
-              <w:t>Firebase Analytics + tableau de bord</w:t>
+              <w:t>Algolia ou Firebase Extensions</w:t>
             </w:r>
           </w:p>
         </w:tc>
@@ -12704,7 +12748,7 @@
                 <w:rFonts w:ascii="Calibri" w:hAnsi="Calibri"/>
                 <w:sz w:val="20"/>
               </w:rPr>
-              <w:t>Recherche avancée</w:t>
+              <w:t>Multi-langues</w:t>
             </w:r>
           </w:p>
         </w:tc>
@@ -12719,7 +12763,7 @@
                 <w:rFonts w:ascii="Calibri" w:hAnsi="Calibri"/>
                 <w:sz w:val="20"/>
               </w:rPr>
-              <w:t>Algolia ou Firebase Extensions</w:t>
+              <w:t>Intl package — français + wolof + anglais</w:t>
             </w:r>
           </w:p>
         </w:tc>
@@ -12749,7 +12793,7 @@
                 <w:rFonts w:ascii="Calibri" w:hAnsi="Calibri"/>
                 <w:sz w:val="20"/>
               </w:rPr>
-              <w:t>Multi-langues</w:t>
+              <w:t>Web app publique</w:t>
             </w:r>
           </w:p>
         </w:tc>
@@ -12763,7 +12807,7 @@
                 <w:rFonts w:ascii="Calibri" w:hAnsi="Calibri"/>
                 <w:sz w:val="20"/>
               </w:rPr>
-              <w:t>Intl package — français + wolof + anglais</w:t>
+              <w:t>Flutter Web — vitrine et landing page</w:t>
             </w:r>
           </w:p>
         </w:tc>
@@ -12795,7 +12839,7 @@
                 <w:rFonts w:ascii="Calibri" w:hAnsi="Calibri"/>
                 <w:sz w:val="20"/>
               </w:rPr>
-              <w:t>Web app publique</w:t>
+              <w:t>Appels vidéo (sessions mentorat)</w:t>
             </w:r>
           </w:p>
         </w:tc>
@@ -12810,51 +12854,7 @@
                 <w:rFonts w:ascii="Calibri" w:hAnsi="Calibri"/>
                 <w:sz w:val="20"/>
               </w:rPr>
-              <w:t>Flutter Web — vitrine et landing page</w:t>
-            </w:r>
-          </w:p>
-        </w:tc>
-      </w:tr>
-      <w:tr>
-        <w:tc>
-          <w:tcPr>
-            <w:tcW w:type="dxa" w:w="3135"/>
-          </w:tcPr>
-          <w:p>
-            <w:r>
-              <w:rPr>
-                <w:rFonts w:ascii="Calibri" w:hAnsi="Calibri"/>
-                <w:sz w:val="20"/>
-              </w:rPr>
-              <w:t>10</w:t>
-            </w:r>
-          </w:p>
-        </w:tc>
-        <w:tc>
-          <w:tcPr>
-            <w:tcW w:type="dxa" w:w="3135"/>
-          </w:tcPr>
-          <w:p>
-            <w:r>
-              <w:rPr>
-                <w:rFonts w:ascii="Calibri" w:hAnsi="Calibri"/>
-                <w:sz w:val="20"/>
-              </w:rPr>
-              <w:t>Badges Premium</w:t>
-            </w:r>
-          </w:p>
-        </w:tc>
-        <w:tc>
-          <w:tcPr>
-            <w:tcW w:type="dxa" w:w="3135"/>
-          </w:tcPr>
-          <w:p>
-            <w:r>
-              <w:rPr>
-                <w:rFonts w:ascii="Calibri" w:hAnsi="Calibri"/>
-                <w:sz w:val="20"/>
-              </w:rPr>
-              <w:t>Mise en avant des profils abonnés</w:t>
+              <w:t>Agora.io ou WebRTC</w:t>
             </w:r>
           </w:p>
         </w:tc>
@@ -13270,6 +13270,36 @@
                 <w:sz w:val="20"/>
               </w:rPr>
               <w:t>partage social</w:t>
+            </w:r>
+            <w:r>
+              <w:rPr>
+                <w:rFonts w:ascii="Calibri" w:hAnsi="Calibri"/>
+                <w:sz w:val="20"/>
+              </w:rPr>
+              <w:t xml:space="preserve">, </w:t>
+            </w:r>
+            <w:r>
+              <w:rPr>
+                <w:rFonts w:ascii="Calibri" w:hAnsi="Calibri"/>
+                <w:b/>
+                <w:sz w:val="20"/>
+              </w:rPr>
+              <w:t>Wave Premium</w:t>
+            </w:r>
+            <w:r>
+              <w:rPr>
+                <w:rFonts w:ascii="Calibri" w:hAnsi="Calibri"/>
+                <w:sz w:val="20"/>
+              </w:rPr>
+              <w:t xml:space="preserve">, </w:t>
+            </w:r>
+            <w:r>
+              <w:rPr>
+                <w:rFonts w:ascii="Calibri" w:hAnsi="Calibri"/>
+                <w:b/>
+                <w:sz w:val="20"/>
+              </w:rPr>
+              <w:t>badge ⭐</w:t>
             </w:r>
           </w:p>
         </w:tc>

--- a/livrables/docx/DIAPALER_AFRICA_Livrable6.docx
+++ b/livrables/docx/DIAPALER_AFRICA_Livrable6.docx
@@ -12520,7 +12520,7 @@
                 <w:rFonts w:ascii="Calibri" w:hAnsi="Calibri"/>
                 <w:sz w:val="20"/>
               </w:rPr>
-              <w:t>Publication Play Store</w:t>
+              <w:t>Appels vidéo (sessions mentorat)</w:t>
             </w:r>
           </w:p>
         </w:tc>
@@ -12534,7 +12534,7 @@
                 <w:rFonts w:ascii="Calibri" w:hAnsi="Calibri"/>
                 <w:sz w:val="20"/>
               </w:rPr>
-              <w:t>Google Play Console (compte développeur)</w:t>
+              <w:t>Agora.io ou WebRTC</w:t>
             </w:r>
           </w:p>
         </w:tc>
@@ -12566,7 +12566,7 @@
                 <w:rFonts w:ascii="Calibri" w:hAnsi="Calibri"/>
                 <w:sz w:val="20"/>
               </w:rPr>
-              <w:t>Appels vidéo (sessions mentorat)</w:t>
+              <w:t>Mode hors-ligne complet</w:t>
             </w:r>
           </w:p>
         </w:tc>
@@ -12581,7 +12581,7 @@
                 <w:rFonts w:ascii="Calibri" w:hAnsi="Calibri"/>
                 <w:sz w:val="20"/>
               </w:rPr>
-              <w:t>Agora.io ou WebRTC</w:t>
+              <w:t>Firebase offline persistence</w:t>
             </w:r>
           </w:p>
         </w:tc>
@@ -12611,7 +12611,7 @@
                 <w:rFonts w:ascii="Calibri" w:hAnsi="Calibri"/>
                 <w:sz w:val="20"/>
               </w:rPr>
-              <w:t>Mode hors-ligne complet</w:t>
+              <w:t>Analytiques</w:t>
             </w:r>
           </w:p>
         </w:tc>
@@ -12625,7 +12625,7 @@
                 <w:rFonts w:ascii="Calibri" w:hAnsi="Calibri"/>
                 <w:sz w:val="20"/>
               </w:rPr>
-              <w:t>Firebase offline persistence</w:t>
+              <w:t>Firebase Analytics + tableau de bord</w:t>
             </w:r>
           </w:p>
         </w:tc>
@@ -12657,7 +12657,7 @@
                 <w:rFonts w:ascii="Calibri" w:hAnsi="Calibri"/>
                 <w:sz w:val="20"/>
               </w:rPr>
-              <w:t>Analytiques</w:t>
+              <w:t>Recherche avancée</w:t>
             </w:r>
           </w:p>
         </w:tc>
@@ -12672,7 +12672,7 @@
                 <w:rFonts w:ascii="Calibri" w:hAnsi="Calibri"/>
                 <w:sz w:val="20"/>
               </w:rPr>
-              <w:t>Firebase Analytics + tableau de bord</w:t>
+              <w:t>Algolia ou Firebase Extensions</w:t>
             </w:r>
           </w:p>
         </w:tc>
@@ -12702,7 +12702,7 @@
                 <w:rFonts w:ascii="Calibri" w:hAnsi="Calibri"/>
                 <w:sz w:val="20"/>
               </w:rPr>
-              <w:t>Recherche avancée</w:t>
+              <w:t>Multi-langues</w:t>
             </w:r>
           </w:p>
         </w:tc>
@@ -12716,7 +12716,7 @@
                 <w:rFonts w:ascii="Calibri" w:hAnsi="Calibri"/>
                 <w:sz w:val="20"/>
               </w:rPr>
-              <w:t>Algolia ou Firebase Extensions</w:t>
+              <w:t>Intl package — français + wolof + anglais</w:t>
             </w:r>
           </w:p>
         </w:tc>
@@ -12748,7 +12748,7 @@
                 <w:rFonts w:ascii="Calibri" w:hAnsi="Calibri"/>
                 <w:sz w:val="20"/>
               </w:rPr>
-              <w:t>Multi-langues</w:t>
+              <w:t>Web app publique</w:t>
             </w:r>
           </w:p>
         </w:tc>
@@ -12763,98 +12763,7 @@
                 <w:rFonts w:ascii="Calibri" w:hAnsi="Calibri"/>
                 <w:sz w:val="20"/>
               </w:rPr>
-              <w:t>Intl package — français + wolof + anglais</w:t>
-            </w:r>
-          </w:p>
-        </w:tc>
-      </w:tr>
-      <w:tr>
-        <w:tc>
-          <w:tcPr>
-            <w:tcW w:type="dxa" w:w="3135"/>
-          </w:tcPr>
-          <w:p>
-            <w:r>
-              <w:rPr>
-                <w:rFonts w:ascii="Calibri" w:hAnsi="Calibri"/>
-                <w:sz w:val="20"/>
-              </w:rPr>
-              <w:t>8</w:t>
-            </w:r>
-          </w:p>
-        </w:tc>
-        <w:tc>
-          <w:tcPr>
-            <w:tcW w:type="dxa" w:w="3135"/>
-          </w:tcPr>
-          <w:p>
-            <w:r>
-              <w:rPr>
-                <w:rFonts w:ascii="Calibri" w:hAnsi="Calibri"/>
-                <w:sz w:val="20"/>
-              </w:rPr>
-              <w:t>Web app publique</w:t>
-            </w:r>
-          </w:p>
-        </w:tc>
-        <w:tc>
-          <w:tcPr>
-            <w:tcW w:type="dxa" w:w="3135"/>
-          </w:tcPr>
-          <w:p>
-            <w:r>
-              <w:rPr>
-                <w:rFonts w:ascii="Calibri" w:hAnsi="Calibri"/>
-                <w:sz w:val="20"/>
-              </w:rPr>
               <w:t>Flutter Web — vitrine et landing page</w:t>
-            </w:r>
-          </w:p>
-        </w:tc>
-      </w:tr>
-      <w:tr>
-        <w:tc>
-          <w:tcPr>
-            <w:tcW w:type="dxa" w:w="3135"/>
-            <w:shd w:val="clear" w:color="auto" w:fill="EFF6FF"/>
-          </w:tcPr>
-          <w:p>
-            <w:r>
-              <w:rPr>
-                <w:rFonts w:ascii="Calibri" w:hAnsi="Calibri"/>
-                <w:sz w:val="20"/>
-              </w:rPr>
-              <w:t>9</w:t>
-            </w:r>
-          </w:p>
-        </w:tc>
-        <w:tc>
-          <w:tcPr>
-            <w:tcW w:type="dxa" w:w="3135"/>
-            <w:shd w:val="clear" w:color="auto" w:fill="EFF6FF"/>
-          </w:tcPr>
-          <w:p>
-            <w:r>
-              <w:rPr>
-                <w:rFonts w:ascii="Calibri" w:hAnsi="Calibri"/>
-                <w:sz w:val="20"/>
-              </w:rPr>
-              <w:t>Appels vidéo (sessions mentorat)</w:t>
-            </w:r>
-          </w:p>
-        </w:tc>
-        <w:tc>
-          <w:tcPr>
-            <w:tcW w:type="dxa" w:w="3135"/>
-            <w:shd w:val="clear" w:color="auto" w:fill="EFF6FF"/>
-          </w:tcPr>
-          <w:p>
-            <w:r>
-              <w:rPr>
-                <w:rFonts w:ascii="Calibri" w:hAnsi="Calibri"/>
-                <w:sz w:val="20"/>
-              </w:rPr>
-              <w:t>Agora.io ou WebRTC</w:t>
             </w:r>
           </w:p>
         </w:tc>

--- a/livrables/docx/DIAPALER_AFRICA_Livrable6.docx
+++ b/livrables/docx/DIAPALER_AFRICA_Livrable6.docx
@@ -12345,7 +12345,7 @@
           <w:color w:val="924009"/>
           <w:sz w:val="20"/>
         </w:rPr>
-        <w:t>📸  📸 CAPTURE D'ÉCRAN — Terminal : `✓ Built build\app\outputs\flutter-apk\app-release.apk (54.2MB)`</w:t>
+        <w:t>📸  📸 CAPTURE D'ÉCRAN — Terminal : `✓ Built build\app\outputs\flutter-apk\app-release.apk (57.9MB)`</w:t>
       </w:r>
     </w:p>
     <w:p>

--- a/livrables/docx/DIAPALER_AFRICA_Livrable6.docx
+++ b/livrables/docx/DIAPALER_AFRICA_Livrable6.docx
@@ -1054,7 +1054,7 @@
           <w:b/>
           <w:sz w:val="22"/>
         </w:rPr>
-        <w:t>10 services</w:t>
+        <w:t>12 services</w:t>
       </w:r>
       <w:r>
         <w:rPr>

--- a/livrables/docx/DIAPALER_AFRICA_Livrable6.docx
+++ b/livrables/docx/DIAPALER_AFRICA_Livrable6.docx
@@ -3692,7 +3692,22 @@
           <w:color w:val="1F2D3D"/>
           <w:sz w:val="18"/>
         </w:rPr>
-        <w:t>└── agenda/         → événements par utilisateur</w:t>
+        <w:t>├── bookedSessions/ → sessions réservées par utilisateur (CRUD bilatéral)</w:t>
+      </w:r>
+    </w:p>
+    <w:p>
+      <w:pPr>
+        <w:spacing w:before="0" w:after="0"/>
+        <w:ind w:left="283"/>
+        <w:shd w:val="clear" w:color="auto" w:fill="F3F4F6"/>
+      </w:pPr>
+      <w:r>
+        <w:rPr>
+          <w:rFonts w:ascii="Courier New" w:hAnsi="Courier New"/>
+          <w:color w:val="1F2D3D"/>
+          <w:sz w:val="18"/>
+        </w:rPr>
+        <w:t>└── notifications/  → notifications in-app par utilisateur</w:t>
       </w:r>
     </w:p>
     <w:p>
@@ -4897,7 +4912,37 @@
           <w:color w:val="1F2D3D"/>
           <w:sz w:val="18"/>
         </w:rPr>
-        <w:t>│   └── service_agenda.dart            ← CRUD agenda Firebase</w:t>
+        <w:t>│   ├── service_agenda.dart            ← CRUD agenda Firebase</w:t>
+      </w:r>
+    </w:p>
+    <w:p>
+      <w:pPr>
+        <w:spacing w:before="0" w:after="0"/>
+        <w:ind w:left="283"/>
+        <w:shd w:val="clear" w:color="auto" w:fill="F3F4F6"/>
+      </w:pPr>
+      <w:r>
+        <w:rPr>
+          <w:rFonts w:ascii="Courier New" w:hAnsi="Courier New"/>
+          <w:color w:val="1F2D3D"/>
+          <w:sz w:val="18"/>
+        </w:rPr>
+        <w:t>│   ├── service_partage.dart           ← Partage natif (share_plus) : pitch, profil, DIALI</w:t>
+      </w:r>
+    </w:p>
+    <w:p>
+      <w:pPr>
+        <w:spacing w:before="0" w:after="0"/>
+        <w:ind w:left="283"/>
+        <w:shd w:val="clear" w:color="auto" w:fill="F3F4F6"/>
+      </w:pPr>
+      <w:r>
+        <w:rPr>
+          <w:rFonts w:ascii="Courier New" w:hAnsi="Courier New"/>
+          <w:color w:val="1F2D3D"/>
+          <w:sz w:val="18"/>
+        </w:rPr>
+        <w:t>│   └── service_wave.dart              ← Paiement Premium Wave (lien marchand + url_launcher)</w:t>
       </w:r>
     </w:p>
     <w:p>
@@ -11751,7 +11796,7 @@
                 <w:rFonts w:ascii="Calibri" w:hAnsi="Calibri"/>
                 <w:sz w:val="20"/>
               </w:rPr>
-              <w:t>10 packages</w:t>
+              <w:t>11 packages</w:t>
             </w:r>
           </w:p>
         </w:tc>
@@ -11843,7 +11888,7 @@
                 <w:rFonts w:ascii="Calibri" w:hAnsi="Calibri"/>
                 <w:sz w:val="20"/>
               </w:rPr>
-              <w:t>7 nœuds (users, pitches, messages, conversations, mentorRequests, availability, agenda)</w:t>
+              <w:t>8 nœuds (users, pitches, messages, conversations, mentorRequests, availability, bookedSessions, notifications)</w:t>
             </w:r>
           </w:p>
         </w:tc>

--- a/livrables/docx/DIAPALER_AFRICA_Livrable6.docx
+++ b/livrables/docx/DIAPALER_AFRICA_Livrable6.docx
@@ -6640,7 +6640,7 @@
                 <w:rFonts w:ascii="Courier New" w:hAnsi="Courier New"/>
                 <w:sz w:val="17"/>
               </w:rPr>
-              <w:t xml:space="preserve">    ├── badges_diapaler.dart           ← SenegalFlagStrip, DiapalerWordmark</w:t>
+              <w:t xml:space="preserve">    ├── bande_drapeau.dart             ← SenegalFlagStrip (bandeau drapeau sénégalais)</w:t>
             </w:r>
           </w:p>
           <w:p>
@@ -6652,7 +6652,19 @@
                 <w:rFonts w:ascii="Courier New" w:hAnsi="Courier New"/>
                 <w:sz w:val="17"/>
               </w:rPr>
-              <w:t xml:space="preserve">    └── ...                            ← 8+ autres widgets réutilisables</w:t>
+              <w:t xml:space="preserve">    ├── logo_diapaler.dart             ← DiapalerLogoTile + DiapalerWordmark</w:t>
+            </w:r>
+          </w:p>
+          <w:p>
+            <w:pPr>
+              <w:spacing w:before="0" w:after="0"/>
+            </w:pPr>
+            <w:r>
+              <w:rPr>
+                <w:rFonts w:ascii="Courier New" w:hAnsi="Courier New"/>
+                <w:sz w:val="17"/>
+              </w:rPr>
+              <w:t xml:space="preserve">    └── ...                            ← 7+ autres widgets réutilisables</w:t>
             </w:r>
           </w:p>
         </w:tc>

--- a/livrables/docx/DIAPALER_AFRICA_Livrable6.docx
+++ b/livrables/docx/DIAPALER_AFRICA_Livrable6.docx
@@ -3223,7 +3223,7 @@
                 <w:i w:val="0"/>
                 <w:sz w:val="19"/>
               </w:rPr>
-              <w:t>Centre + badge dynamique + swipe delete</w:t>
+              <w:t>Centre + badge dynamique + "Effacer tout"</w:t>
             </w:r>
           </w:p>
         </w:tc>
@@ -3719,7 +3719,7 @@
                 <w:i w:val="0"/>
                 <w:sz w:val="19"/>
               </w:rPr>
-              <w:t>Claude claude-haiku-4-5 + FAB pulsant + historique session</w:t>
+              <w:t>Claude claude-haiku-4-5-20251001 + FAB pulsant + historique session</w:t>
             </w:r>
           </w:p>
         </w:tc>
@@ -4999,7 +4999,7 @@
                 <w:i w:val="0"/>
                 <w:sz w:val="19"/>
               </w:rPr>
-              <w:t>claude-haiku-4-5</w:t>
+              <w:t>claude-haiku-4-5-20251001</w:t>
             </w:r>
           </w:p>
         </w:tc>
@@ -5216,7 +5216,7 @@
           <w:i w:val="0"/>
           <w:sz w:val="22"/>
         </w:rPr>
-        <w:t xml:space="preserve"> Claude claude-haiku-4-5 est rapide (&lt; 1s de latence), économique, et produit des réponses contextualisées de haute qualité. Son support d'instructions système longues permet de configurer DIALI avec une personnalité précise ancrée dans l'écosystème sénégalais.</w:t>
+        <w:t xml:space="preserve"> Claude claude-haiku-4-5-20251001 est rapide (&lt; 1s de latence), économique, et produit des réponses contextualisées de haute qualité. Son support d'instructions système longues permet de configurer DIALI avec une personnalité précise ancrée dans l'écosystème sénégalais.</w:t>
       </w:r>
     </w:p>
     <w:p>
@@ -8276,7 +8276,7 @@
           <w:color w:val="606060"/>
           <w:sz w:val="20"/>
         </w:rPr>
-        <w:t>📸 CAPTURE D'ÉCRAN — Centre de Notifications (types + swipe delete)</w:t>
+        <w:t>📸 CAPTURE D'ÉCRAN — Centre de Notifications (types colorés + badge + Effacer tout)</w:t>
       </w:r>
     </w:p>
     <w:p>

--- a/livrables/docx/DIAPALER_AFRICA_Livrable6.docx
+++ b/livrables/docx/DIAPALER_AFRICA_Livrable6.docx
@@ -14945,6 +14945,379 @@
         </w:rPr>
         <w:t>(Insérer ici la capture d'écran)</w:t>
       </w:r>
+    </w:p>
+    <w:p>
+      <w:pPr>
+        <w:pBdr>
+          <w:bottom w:val="single" w:sz="4" w:space="1" w:color="000000"/>
+        </w:pBdr>
+        <w:spacing w:before="40" w:after="40"/>
+      </w:pPr>
+    </w:p>
+    <w:p>
+      <w:pPr>
+        <w:pStyle w:val="Heading4"/>
+      </w:pPr>
+      <w:r>
+        <w:rPr>
+          <w:rFonts w:ascii="Times New Roman" w:hAnsi="Times New Roman"/>
+          <w:b/>
+          <w:i w:val="0"/>
+          <w:sz w:val="22"/>
+        </w:rPr>
+        <w:t>Pourquoi Google Drive plutôt que le Play Store ?</w:t>
+      </w:r>
+    </w:p>
+    <w:p>
+      <w:pPr>
+        <w:spacing w:after="120"/>
+      </w:pPr>
+      <w:r>
+        <w:rPr>
+          <w:rFonts w:ascii="Times New Roman" w:hAnsi="Times New Roman"/>
+          <w:b w:val="0"/>
+          <w:i w:val="0"/>
+          <w:sz w:val="22"/>
+        </w:rPr>
+        <w:t xml:space="preserve">La publication sur le </w:t>
+      </w:r>
+      <w:r>
+        <w:rPr>
+          <w:rFonts w:ascii="Times New Roman" w:hAnsi="Times New Roman"/>
+          <w:b w:val="0"/>
+          <w:i w:val="0"/>
+          <w:sz w:val="22"/>
+        </w:rPr>
+        <w:t>Google Play Store</w:t>
+      </w:r>
+      <w:r>
+        <w:rPr>
+          <w:rFonts w:ascii="Times New Roman" w:hAnsi="Times New Roman"/>
+          <w:b w:val="0"/>
+          <w:i w:val="0"/>
+          <w:sz w:val="22"/>
+        </w:rPr>
+        <w:t xml:space="preserve"> nécessite le paiement d'un </w:t>
+      </w:r>
+      <w:r>
+        <w:rPr>
+          <w:rFonts w:ascii="Times New Roman" w:hAnsi="Times New Roman"/>
+          <w:b w:val="0"/>
+          <w:i w:val="0"/>
+          <w:sz w:val="22"/>
+        </w:rPr>
+        <w:t>frais d'inscription unique de 25 USD</w:t>
+      </w:r>
+      <w:r>
+        <w:rPr>
+          <w:rFonts w:ascii="Times New Roman" w:hAnsi="Times New Roman"/>
+          <w:b w:val="0"/>
+          <w:i w:val="0"/>
+          <w:sz w:val="22"/>
+        </w:rPr>
+        <w:t xml:space="preserve"> (~15 000 FCFA) pour créer un compte développeur. Dans le cadre de ce projet académique à l'ESP Dakar, cette dépense n'est pas justifiée.</w:t>
+      </w:r>
+    </w:p>
+    <w:p>
+      <w:pPr>
+        <w:spacing w:after="120"/>
+      </w:pPr>
+      <w:r>
+        <w:rPr>
+          <w:rFonts w:ascii="Times New Roman" w:hAnsi="Times New Roman"/>
+          <w:b w:val="0"/>
+          <w:i w:val="0"/>
+          <w:sz w:val="22"/>
+        </w:rPr>
+        <w:t xml:space="preserve">L'APK distribué via Google Drive est identique à ce qui serait publié sur le Play Store : il s'agit d'un </w:t>
+      </w:r>
+      <w:r>
+        <w:rPr>
+          <w:rFonts w:ascii="Times New Roman" w:hAnsi="Times New Roman"/>
+          <w:b w:val="0"/>
+          <w:i w:val="0"/>
+          <w:sz w:val="22"/>
+        </w:rPr>
+        <w:t>build release signé</w:t>
+      </w:r>
+      <w:r>
+        <w:rPr>
+          <w:rFonts w:ascii="Times New Roman" w:hAnsi="Times New Roman"/>
+          <w:b w:val="0"/>
+          <w:i w:val="0"/>
+          <w:sz w:val="22"/>
+        </w:rPr>
+        <w:t xml:space="preserve"> avec un keystore RSA 2048 bits, exactement selon les exigences de Google Play. Si le projet évoluait vers une publication commerciale, l'APK existant pourrait être soumis sans recompilation.</w:t>
+      </w:r>
+    </w:p>
+    <w:tbl>
+      <w:tblPr>
+        <w:tblStyle w:val="TableGrid"/>
+        <w:tblW w:type="auto" w:w="0"/>
+        <w:jc w:val="left"/>
+        <w:tblLook w:firstColumn="1" w:firstRow="1" w:lastColumn="0" w:lastRow="0" w:noHBand="0" w:noVBand="1" w:val="04A0"/>
+      </w:tblPr>
+      <w:tblGrid>
+        <w:gridCol w:w="3024"/>
+        <w:gridCol w:w="3024"/>
+        <w:gridCol w:w="3024"/>
+      </w:tblGrid>
+      <w:tr>
+        <w:tc>
+          <w:tcPr>
+            <w:tcW w:type="dxa" w:w="3024"/>
+            <w:vAlign w:val="center"/>
+            <w:shd w:val="clear" w:color="auto" w:fill="D9D9D9"/>
+          </w:tcPr>
+          <w:p>
+            <w:pPr>
+              <w:spacing w:before="40" w:after="40"/>
+            </w:pPr>
+            <w:r>
+              <w:rPr>
+                <w:rFonts w:ascii="Times New Roman" w:hAnsi="Times New Roman"/>
+                <w:b/>
+                <w:i w:val="0"/>
+                <w:sz w:val="19"/>
+              </w:rPr>
+              <w:t>Canal de distribution</w:t>
+            </w:r>
+          </w:p>
+        </w:tc>
+        <w:tc>
+          <w:tcPr>
+            <w:tcW w:type="dxa" w:w="3024"/>
+            <w:vAlign w:val="center"/>
+            <w:shd w:val="clear" w:color="auto" w:fill="D9D9D9"/>
+          </w:tcPr>
+          <w:p>
+            <w:pPr>
+              <w:spacing w:before="40" w:after="40"/>
+            </w:pPr>
+            <w:r>
+              <w:rPr>
+                <w:rFonts w:ascii="Times New Roman" w:hAnsi="Times New Roman"/>
+                <w:b/>
+                <w:i w:val="0"/>
+                <w:sz w:val="19"/>
+              </w:rPr>
+              <w:t>Coût</w:t>
+            </w:r>
+          </w:p>
+        </w:tc>
+        <w:tc>
+          <w:tcPr>
+            <w:tcW w:type="dxa" w:w="3024"/>
+            <w:vAlign w:val="center"/>
+            <w:shd w:val="clear" w:color="auto" w:fill="D9D9D9"/>
+          </w:tcPr>
+          <w:p>
+            <w:pPr>
+              <w:spacing w:before="40" w:after="40"/>
+            </w:pPr>
+            <w:r>
+              <w:rPr>
+                <w:rFonts w:ascii="Times New Roman" w:hAnsi="Times New Roman"/>
+                <w:b/>
+                <w:i w:val="0"/>
+                <w:sz w:val="19"/>
+              </w:rPr>
+              <w:t>Adapté pour</w:t>
+            </w:r>
+          </w:p>
+        </w:tc>
+      </w:tr>
+      <w:tr>
+        <w:tc>
+          <w:tcPr>
+            <w:tcW w:type="dxa" w:w="3024"/>
+            <w:vAlign w:val="center"/>
+          </w:tcPr>
+          <w:p>
+            <w:pPr>
+              <w:spacing w:before="40" w:after="40"/>
+            </w:pPr>
+            <w:r>
+              <w:rPr>
+                <w:rFonts w:ascii="Times New Roman" w:hAnsi="Times New Roman"/>
+                <w:b w:val="0"/>
+                <w:i w:val="0"/>
+                <w:sz w:val="19"/>
+              </w:rPr>
+              <w:t>Google Drive ← choix actuel</w:t>
+            </w:r>
+          </w:p>
+        </w:tc>
+        <w:tc>
+          <w:tcPr>
+            <w:tcW w:type="dxa" w:w="3024"/>
+            <w:vAlign w:val="center"/>
+          </w:tcPr>
+          <w:p>
+            <w:pPr>
+              <w:spacing w:before="40" w:after="40"/>
+            </w:pPr>
+            <w:r>
+              <w:rPr>
+                <w:rFonts w:ascii="Times New Roman" w:hAnsi="Times New Roman"/>
+                <w:b w:val="0"/>
+                <w:i w:val="0"/>
+                <w:sz w:val="19"/>
+              </w:rPr>
+              <w:t>Gratuit</w:t>
+            </w:r>
+          </w:p>
+        </w:tc>
+        <w:tc>
+          <w:tcPr>
+            <w:tcW w:type="dxa" w:w="3024"/>
+            <w:vAlign w:val="center"/>
+          </w:tcPr>
+          <w:p>
+            <w:pPr>
+              <w:spacing w:before="40" w:after="40"/>
+            </w:pPr>
+            <w:r>
+              <w:rPr>
+                <w:rFonts w:ascii="Times New Roman" w:hAnsi="Times New Roman"/>
+                <w:b w:val="0"/>
+                <w:i w:val="0"/>
+                <w:sz w:val="19"/>
+              </w:rPr>
+              <w:t>Projet académique / démonstration</w:t>
+            </w:r>
+          </w:p>
+        </w:tc>
+      </w:tr>
+      <w:tr>
+        <w:tc>
+          <w:tcPr>
+            <w:tcW w:type="dxa" w:w="3024"/>
+            <w:vAlign w:val="center"/>
+          </w:tcPr>
+          <w:p>
+            <w:pPr>
+              <w:spacing w:before="40" w:after="40"/>
+            </w:pPr>
+            <w:r>
+              <w:rPr>
+                <w:rFonts w:ascii="Times New Roman" w:hAnsi="Times New Roman"/>
+                <w:b w:val="0"/>
+                <w:i w:val="0"/>
+                <w:sz w:val="19"/>
+              </w:rPr>
+              <w:t>Google Play Store</w:t>
+            </w:r>
+          </w:p>
+        </w:tc>
+        <w:tc>
+          <w:tcPr>
+            <w:tcW w:type="dxa" w:w="3024"/>
+            <w:vAlign w:val="center"/>
+          </w:tcPr>
+          <w:p>
+            <w:pPr>
+              <w:spacing w:before="40" w:after="40"/>
+            </w:pPr>
+            <w:r>
+              <w:rPr>
+                <w:rFonts w:ascii="Times New Roman" w:hAnsi="Times New Roman"/>
+                <w:b w:val="0"/>
+                <w:i w:val="0"/>
+                <w:sz w:val="19"/>
+              </w:rPr>
+              <w:t>25 USD (unique)</w:t>
+            </w:r>
+          </w:p>
+        </w:tc>
+        <w:tc>
+          <w:tcPr>
+            <w:tcW w:type="dxa" w:w="3024"/>
+            <w:vAlign w:val="center"/>
+          </w:tcPr>
+          <w:p>
+            <w:pPr>
+              <w:spacing w:before="40" w:after="40"/>
+            </w:pPr>
+            <w:r>
+              <w:rPr>
+                <w:rFonts w:ascii="Times New Roman" w:hAnsi="Times New Roman"/>
+                <w:b w:val="0"/>
+                <w:i w:val="0"/>
+                <w:sz w:val="19"/>
+              </w:rPr>
+              <w:t>Publication commerciale</w:t>
+            </w:r>
+          </w:p>
+        </w:tc>
+      </w:tr>
+      <w:tr>
+        <w:tc>
+          <w:tcPr>
+            <w:tcW w:type="dxa" w:w="3024"/>
+            <w:vAlign w:val="center"/>
+          </w:tcPr>
+          <w:p>
+            <w:pPr>
+              <w:spacing w:before="40" w:after="40"/>
+            </w:pPr>
+            <w:r>
+              <w:rPr>
+                <w:rFonts w:ascii="Times New Roman" w:hAnsi="Times New Roman"/>
+                <w:b w:val="0"/>
+                <w:i w:val="0"/>
+                <w:sz w:val="19"/>
+              </w:rPr>
+              <w:t>APK direct (lien ou QR code)</w:t>
+            </w:r>
+          </w:p>
+        </w:tc>
+        <w:tc>
+          <w:tcPr>
+            <w:tcW w:type="dxa" w:w="3024"/>
+            <w:vAlign w:val="center"/>
+          </w:tcPr>
+          <w:p>
+            <w:pPr>
+              <w:spacing w:before="40" w:after="40"/>
+            </w:pPr>
+            <w:r>
+              <w:rPr>
+                <w:rFonts w:ascii="Times New Roman" w:hAnsi="Times New Roman"/>
+                <w:b w:val="0"/>
+                <w:i w:val="0"/>
+                <w:sz w:val="19"/>
+              </w:rPr>
+              <w:t>Gratuit</w:t>
+            </w:r>
+          </w:p>
+        </w:tc>
+        <w:tc>
+          <w:tcPr>
+            <w:tcW w:type="dxa" w:w="3024"/>
+            <w:vAlign w:val="center"/>
+          </w:tcPr>
+          <w:p>
+            <w:pPr>
+              <w:spacing w:before="40" w:after="40"/>
+            </w:pPr>
+            <w:r>
+              <w:rPr>
+                <w:rFonts w:ascii="Times New Roman" w:hAnsi="Times New Roman"/>
+                <w:b w:val="0"/>
+                <w:i w:val="0"/>
+                <w:sz w:val="19"/>
+              </w:rPr>
+              <w:t>Tests internes / beta</w:t>
+            </w:r>
+          </w:p>
+        </w:tc>
+      </w:tr>
+    </w:tbl>
+    <w:p>
+      <w:pPr>
+        <w:spacing w:after="80"/>
+      </w:pPr>
     </w:p>
     <w:p>
       <w:pPr>

--- a/livrables/docx/DIAPALER_AFRICA_Livrable6.docx
+++ b/livrables/docx/DIAPALER_AFRICA_Livrable6.docx
@@ -1141,19 +1141,59 @@
     </w:p>
     <w:p>
       <w:pPr>
-        <w:pStyle w:val="Quote"/>
-        <w:ind w:left="567"/>
-      </w:pPr>
-      <w:r>
-        <w:rPr>
-          <w:rFonts w:ascii="Times New Roman" w:hAnsi="Times New Roman"/>
-          <w:b w:val="0"/>
+        <w:spacing w:before="120" w:after="40"/>
+      </w:pPr>
+      <w:r>
+        <w:rPr>
+          <w:rFonts w:ascii="Times New Roman" w:hAnsi="Times New Roman"/>
           <w:i/>
           <w:color w:val="606060"/>
-          <w:sz w:val="20"/>
-        </w:rPr>
-        <w:t>📸 [Insérer ici le logo de l'ESP + une belle capture de l'application]</w:t>
-      </w:r>
+          <w:sz w:val="18"/>
+        </w:rPr>
+        <w:t>📸  [Insérer ici le logo de l'ESP + une belle capture de l'application]</w:t>
+      </w:r>
+    </w:p>
+    <w:tbl>
+      <w:tblPr>
+        <w:tblStyle w:val="TableGrid"/>
+        <w:tblW w:type="auto" w:w="0"/>
+        <w:jc w:val="center"/>
+        <w:tblLook w:firstColumn="1" w:firstRow="1" w:lastColumn="0" w:lastRow="0" w:noHBand="0" w:noVBand="1" w:val="04A0"/>
+      </w:tblPr>
+      <w:tblGrid>
+        <w:gridCol w:w="9072"/>
+      </w:tblGrid>
+      <w:tr>
+        <w:trPr>
+          <w:trHeight w:val="3969" w:hRule="exact"/>
+        </w:trPr>
+        <w:tc>
+          <w:tcPr>
+            <w:tcW w:type="dxa" w:w="9072"/>
+            <w:shd w:val="clear" w:color="auto" w:fill="F0F0F0"/>
+          </w:tcPr>
+          <w:p>
+            <w:pPr>
+              <w:spacing w:before="1080"/>
+              <w:jc w:val="center"/>
+            </w:pPr>
+            <w:r>
+              <w:rPr>
+                <w:rFonts w:ascii="Times New Roman" w:hAnsi="Times New Roman"/>
+                <w:i/>
+                <w:color w:val="B0B0B0"/>
+                <w:sz w:val="20"/>
+              </w:rPr>
+              <w:t>[ Insérer la capture d'écran ici ]</w:t>
+            </w:r>
+          </w:p>
+        </w:tc>
+      </w:tr>
+    </w:tbl>
+    <w:p>
+      <w:pPr>
+        <w:spacing w:after="160"/>
+      </w:pPr>
     </w:p>
     <w:p>
       <w:pPr>
@@ -1846,35 +1886,59 @@
     </w:p>
     <w:p>
       <w:pPr>
-        <w:pStyle w:val="Quote"/>
-        <w:ind w:left="567"/>
-      </w:pPr>
-      <w:r>
-        <w:rPr>
-          <w:rFonts w:ascii="Times New Roman" w:hAnsi="Times New Roman"/>
-          <w:b w:val="0"/>
+        <w:spacing w:before="120" w:after="40"/>
+      </w:pPr>
+      <w:r>
+        <w:rPr>
+          <w:rFonts w:ascii="Times New Roman" w:hAnsi="Times New Roman"/>
           <w:i/>
           <w:color w:val="606060"/>
-          <w:sz w:val="20"/>
-        </w:rPr>
-        <w:t>📸 CAPTURE D'ÉCRAN — Écran d'accueil DIAPALER AFRICA</w:t>
+          <w:sz w:val="18"/>
+        </w:rPr>
+        <w:t>📸  Écran d'accueil DIAPALER AFRICA</w:t>
       </w:r>
     </w:p>
+    <w:tbl>
+      <w:tblPr>
+        <w:tblStyle w:val="TableGrid"/>
+        <w:tblW w:type="auto" w:w="0"/>
+        <w:jc w:val="center"/>
+        <w:tblLook w:firstColumn="1" w:firstRow="1" w:lastColumn="0" w:lastRow="0" w:noHBand="0" w:noVBand="1" w:val="04A0"/>
+      </w:tblPr>
+      <w:tblGrid>
+        <w:gridCol w:w="9072"/>
+      </w:tblGrid>
+      <w:tr>
+        <w:trPr>
+          <w:trHeight w:val="3969" w:hRule="exact"/>
+        </w:trPr>
+        <w:tc>
+          <w:tcPr>
+            <w:tcW w:type="dxa" w:w="9072"/>
+            <w:shd w:val="clear" w:color="auto" w:fill="F0F0F0"/>
+          </w:tcPr>
+          <w:p>
+            <w:pPr>
+              <w:spacing w:before="1080"/>
+              <w:jc w:val="center"/>
+            </w:pPr>
+            <w:r>
+              <w:rPr>
+                <w:rFonts w:ascii="Times New Roman" w:hAnsi="Times New Roman"/>
+                <w:i/>
+                <w:color w:val="B0B0B0"/>
+                <w:sz w:val="20"/>
+              </w:rPr>
+              <w:t>[ Insérer la capture d'écran ici ]</w:t>
+            </w:r>
+          </w:p>
+        </w:tc>
+      </w:tr>
+    </w:tbl>
     <w:p>
       <w:pPr>
-        <w:pStyle w:val="Quote"/>
-        <w:ind w:left="567"/>
-      </w:pPr>
-      <w:r>
-        <w:rPr>
-          <w:rFonts w:ascii="Times New Roman" w:hAnsi="Times New Roman"/>
-          <w:b w:val="0"/>
-          <w:i/>
-          <w:color w:val="606060"/>
-          <w:sz w:val="20"/>
-        </w:rPr>
-        <w:t>(Insérer ici la capture d'écran)</w:t>
-      </w:r>
+        <w:spacing w:after="160"/>
+      </w:pPr>
     </w:p>
     <w:p>
       <w:pPr>
@@ -2747,35 +2811,59 @@
     </w:p>
     <w:p>
       <w:pPr>
-        <w:pStyle w:val="Quote"/>
-        <w:ind w:left="567"/>
-      </w:pPr>
-      <w:r>
-        <w:rPr>
-          <w:rFonts w:ascii="Times New Roman" w:hAnsi="Times New Roman"/>
-          <w:b w:val="0"/>
+        <w:spacing w:before="120" w:after="40"/>
+      </w:pPr>
+      <w:r>
+        <w:rPr>
+          <w:rFonts w:ascii="Times New Roman" w:hAnsi="Times New Roman"/>
           <w:i/>
           <w:color w:val="606060"/>
-          <w:sz w:val="20"/>
-        </w:rPr>
-        <w:t>📸 CAPTURE D'ÉCRAN — Écran de Choix du Rôle (3 cartes illustrées)</w:t>
+          <w:sz w:val="18"/>
+        </w:rPr>
+        <w:t>📸  Écran de Choix du Rôle (3 cartes illustrées)</w:t>
       </w:r>
     </w:p>
+    <w:tbl>
+      <w:tblPr>
+        <w:tblStyle w:val="TableGrid"/>
+        <w:tblW w:type="auto" w:w="0"/>
+        <w:jc w:val="center"/>
+        <w:tblLook w:firstColumn="1" w:firstRow="1" w:lastColumn="0" w:lastRow="0" w:noHBand="0" w:noVBand="1" w:val="04A0"/>
+      </w:tblPr>
+      <w:tblGrid>
+        <w:gridCol w:w="9072"/>
+      </w:tblGrid>
+      <w:tr>
+        <w:trPr>
+          <w:trHeight w:val="3969" w:hRule="exact"/>
+        </w:trPr>
+        <w:tc>
+          <w:tcPr>
+            <w:tcW w:type="dxa" w:w="9072"/>
+            <w:shd w:val="clear" w:color="auto" w:fill="F0F0F0"/>
+          </w:tcPr>
+          <w:p>
+            <w:pPr>
+              <w:spacing w:before="1080"/>
+              <w:jc w:val="center"/>
+            </w:pPr>
+            <w:r>
+              <w:rPr>
+                <w:rFonts w:ascii="Times New Roman" w:hAnsi="Times New Roman"/>
+                <w:i/>
+                <w:color w:val="B0B0B0"/>
+                <w:sz w:val="20"/>
+              </w:rPr>
+              <w:t>[ Insérer la capture d'écran ici ]</w:t>
+            </w:r>
+          </w:p>
+        </w:tc>
+      </w:tr>
+    </w:tbl>
     <w:p>
       <w:pPr>
-        <w:pStyle w:val="Quote"/>
-        <w:ind w:left="567"/>
-      </w:pPr>
-      <w:r>
-        <w:rPr>
-          <w:rFonts w:ascii="Times New Roman" w:hAnsi="Times New Roman"/>
-          <w:b w:val="0"/>
-          <w:i/>
-          <w:color w:val="606060"/>
-          <w:sz w:val="20"/>
-        </w:rPr>
-        <w:t>(Insérer ici la capture d'écran)</w:t>
-      </w:r>
+        <w:spacing w:after="160"/>
+      </w:pPr>
     </w:p>
     <w:p>
       <w:pPr>
@@ -4414,35 +4502,59 @@
     </w:p>
     <w:p>
       <w:pPr>
-        <w:pStyle w:val="Quote"/>
-        <w:ind w:left="567"/>
-      </w:pPr>
-      <w:r>
-        <w:rPr>
-          <w:rFonts w:ascii="Times New Roman" w:hAnsi="Times New Roman"/>
-          <w:b w:val="0"/>
+        <w:spacing w:before="120" w:after="40"/>
+      </w:pPr>
+      <w:r>
+        <w:rPr>
+          <w:rFonts w:ascii="Times New Roman" w:hAnsi="Times New Roman"/>
           <w:i/>
           <w:color w:val="606060"/>
-          <w:sz w:val="20"/>
-        </w:rPr>
-        <w:t>📸 CAPTURE D'ÉCRAN — flutter --version dans le terminal</w:t>
+          <w:sz w:val="18"/>
+        </w:rPr>
+        <w:t>📸  flutter --version dans le terminal</w:t>
       </w:r>
     </w:p>
+    <w:tbl>
+      <w:tblPr>
+        <w:tblStyle w:val="TableGrid"/>
+        <w:tblW w:type="auto" w:w="0"/>
+        <w:jc w:val="center"/>
+        <w:tblLook w:firstColumn="1" w:firstRow="1" w:lastColumn="0" w:lastRow="0" w:noHBand="0" w:noVBand="1" w:val="04A0"/>
+      </w:tblPr>
+      <w:tblGrid>
+        <w:gridCol w:w="9072"/>
+      </w:tblGrid>
+      <w:tr>
+        <w:trPr>
+          <w:trHeight w:val="3969" w:hRule="exact"/>
+        </w:trPr>
+        <w:tc>
+          <w:tcPr>
+            <w:tcW w:type="dxa" w:w="9072"/>
+            <w:shd w:val="clear" w:color="auto" w:fill="F0F0F0"/>
+          </w:tcPr>
+          <w:p>
+            <w:pPr>
+              <w:spacing w:before="1080"/>
+              <w:jc w:val="center"/>
+            </w:pPr>
+            <w:r>
+              <w:rPr>
+                <w:rFonts w:ascii="Times New Roman" w:hAnsi="Times New Roman"/>
+                <w:i/>
+                <w:color w:val="B0B0B0"/>
+                <w:sz w:val="20"/>
+              </w:rPr>
+              <w:t>[ Insérer la capture d'écran ici ]</w:t>
+            </w:r>
+          </w:p>
+        </w:tc>
+      </w:tr>
+    </w:tbl>
     <w:p>
       <w:pPr>
-        <w:pStyle w:val="Quote"/>
-        <w:ind w:left="567"/>
-      </w:pPr>
-      <w:r>
-        <w:rPr>
-          <w:rFonts w:ascii="Times New Roman" w:hAnsi="Times New Roman"/>
-          <w:b w:val="0"/>
-          <w:i/>
-          <w:color w:val="606060"/>
-          <w:sz w:val="20"/>
-        </w:rPr>
-        <w:t>(Insérer ici la capture d'écran)</w:t>
-      </w:r>
+        <w:spacing w:after="160"/>
+      </w:pPr>
     </w:p>
     <w:p>
       <w:pPr>
@@ -4781,67 +4893,115 @@
     </w:p>
     <w:p>
       <w:pPr>
-        <w:pStyle w:val="Quote"/>
-        <w:ind w:left="567"/>
-      </w:pPr>
-      <w:r>
-        <w:rPr>
-          <w:rFonts w:ascii="Times New Roman" w:hAnsi="Times New Roman"/>
-          <w:b w:val="0"/>
+        <w:spacing w:before="120" w:after="40"/>
+      </w:pPr>
+      <w:r>
+        <w:rPr>
+          <w:rFonts w:ascii="Times New Roman" w:hAnsi="Times New Roman"/>
           <w:i/>
           <w:color w:val="606060"/>
-          <w:sz w:val="20"/>
-        </w:rPr>
-        <w:t>📸 CAPTURE D'ÉCRAN — Console Firebase : projet DIAPALER AFRICA</w:t>
-      </w:r>
+          <w:sz w:val="18"/>
+        </w:rPr>
+        <w:t>📸  Console Firebase : projet DIAPALER AFRICA</w:t>
+      </w:r>
+    </w:p>
+    <w:tbl>
+      <w:tblPr>
+        <w:tblStyle w:val="TableGrid"/>
+        <w:tblW w:type="auto" w:w="0"/>
+        <w:jc w:val="center"/>
+        <w:tblLook w:firstColumn="1" w:firstRow="1" w:lastColumn="0" w:lastRow="0" w:noHBand="0" w:noVBand="1" w:val="04A0"/>
+      </w:tblPr>
+      <w:tblGrid>
+        <w:gridCol w:w="9072"/>
+      </w:tblGrid>
+      <w:tr>
+        <w:trPr>
+          <w:trHeight w:val="3969" w:hRule="exact"/>
+        </w:trPr>
+        <w:tc>
+          <w:tcPr>
+            <w:tcW w:type="dxa" w:w="9072"/>
+            <w:shd w:val="clear" w:color="auto" w:fill="F0F0F0"/>
+          </w:tcPr>
+          <w:p>
+            <w:pPr>
+              <w:spacing w:before="1080"/>
+              <w:jc w:val="center"/>
+            </w:pPr>
+            <w:r>
+              <w:rPr>
+                <w:rFonts w:ascii="Times New Roman" w:hAnsi="Times New Roman"/>
+                <w:i/>
+                <w:color w:val="B0B0B0"/>
+                <w:sz w:val="20"/>
+              </w:rPr>
+              <w:t>[ Insérer la capture d'écran ici ]</w:t>
+            </w:r>
+          </w:p>
+        </w:tc>
+      </w:tr>
+    </w:tbl>
+    <w:p>
+      <w:pPr>
+        <w:spacing w:after="160"/>
+      </w:pPr>
     </w:p>
     <w:p>
       <w:pPr>
-        <w:pStyle w:val="Quote"/>
-        <w:ind w:left="567"/>
-      </w:pPr>
-      <w:r>
-        <w:rPr>
-          <w:rFonts w:ascii="Times New Roman" w:hAnsi="Times New Roman"/>
-          <w:b w:val="0"/>
+        <w:spacing w:before="120" w:after="40"/>
+      </w:pPr>
+      <w:r>
+        <w:rPr>
+          <w:rFonts w:ascii="Times New Roman" w:hAnsi="Times New Roman"/>
           <w:i/>
           <w:color w:val="606060"/>
-          <w:sz w:val="20"/>
-        </w:rPr>
-        <w:t>(Insérer ici la capture d'écran)</w:t>
+          <w:sz w:val="18"/>
+        </w:rPr>
+        <w:t>📸  Console Firebase : Realtime Database avec tous les nœuds</w:t>
       </w:r>
     </w:p>
+    <w:tbl>
+      <w:tblPr>
+        <w:tblStyle w:val="TableGrid"/>
+        <w:tblW w:type="auto" w:w="0"/>
+        <w:jc w:val="center"/>
+        <w:tblLook w:firstColumn="1" w:firstRow="1" w:lastColumn="0" w:lastRow="0" w:noHBand="0" w:noVBand="1" w:val="04A0"/>
+      </w:tblPr>
+      <w:tblGrid>
+        <w:gridCol w:w="9072"/>
+      </w:tblGrid>
+      <w:tr>
+        <w:trPr>
+          <w:trHeight w:val="3969" w:hRule="exact"/>
+        </w:trPr>
+        <w:tc>
+          <w:tcPr>
+            <w:tcW w:type="dxa" w:w="9072"/>
+            <w:shd w:val="clear" w:color="auto" w:fill="F0F0F0"/>
+          </w:tcPr>
+          <w:p>
+            <w:pPr>
+              <w:spacing w:before="1080"/>
+              <w:jc w:val="center"/>
+            </w:pPr>
+            <w:r>
+              <w:rPr>
+                <w:rFonts w:ascii="Times New Roman" w:hAnsi="Times New Roman"/>
+                <w:i/>
+                <w:color w:val="B0B0B0"/>
+                <w:sz w:val="20"/>
+              </w:rPr>
+              <w:t>[ Insérer la capture d'écran ici ]</w:t>
+            </w:r>
+          </w:p>
+        </w:tc>
+      </w:tr>
+    </w:tbl>
     <w:p>
       <w:pPr>
-        <w:pStyle w:val="Quote"/>
-        <w:ind w:left="567"/>
-      </w:pPr>
-      <w:r>
-        <w:rPr>
-          <w:rFonts w:ascii="Times New Roman" w:hAnsi="Times New Roman"/>
-          <w:b w:val="0"/>
-          <w:i/>
-          <w:color w:val="606060"/>
-          <w:sz w:val="20"/>
-        </w:rPr>
-        <w:t>📸 CAPTURE D'ÉCRAN — Console Firebase : Realtime Database avec tous les nœuds</w:t>
-      </w:r>
-    </w:p>
-    <w:p>
-      <w:pPr>
-        <w:pStyle w:val="Quote"/>
-        <w:ind w:left="567"/>
-      </w:pPr>
-      <w:r>
-        <w:rPr>
-          <w:rFonts w:ascii="Times New Roman" w:hAnsi="Times New Roman"/>
-          <w:b w:val="0"/>
-          <w:i/>
-          <w:color w:val="606060"/>
-          <w:sz w:val="20"/>
-        </w:rPr>
-        <w:t>(Insérer ici la capture d'écran)</w:t>
-      </w:r>
+        <w:spacing w:after="160"/>
+      </w:pPr>
     </w:p>
     <w:p>
       <w:pPr>
@@ -7387,227 +7547,395 @@
     </w:p>
     <w:p>
       <w:pPr>
-        <w:pStyle w:val="Quote"/>
-        <w:ind w:left="567"/>
-      </w:pPr>
-      <w:r>
-        <w:rPr>
-          <w:rFonts w:ascii="Times New Roman" w:hAnsi="Times New Roman"/>
-          <w:b w:val="0"/>
+        <w:spacing w:before="120" w:after="40"/>
+      </w:pPr>
+      <w:r>
+        <w:rPr>
+          <w:rFonts w:ascii="Times New Roman" w:hAnsi="Times New Roman"/>
           <w:i/>
           <w:color w:val="606060"/>
-          <w:sz w:val="20"/>
-        </w:rPr>
-        <w:t>📸 CAPTURE D'ÉCRAN — Splash Screen animé (logo + drapeau sénégalais)</w:t>
-      </w:r>
+          <w:sz w:val="18"/>
+        </w:rPr>
+        <w:t>📸  Splash Screen animé (logo + drapeau sénégalais)</w:t>
+      </w:r>
+    </w:p>
+    <w:tbl>
+      <w:tblPr>
+        <w:tblStyle w:val="TableGrid"/>
+        <w:tblW w:type="auto" w:w="0"/>
+        <w:jc w:val="center"/>
+        <w:tblLook w:firstColumn="1" w:firstRow="1" w:lastColumn="0" w:lastRow="0" w:noHBand="0" w:noVBand="1" w:val="04A0"/>
+      </w:tblPr>
+      <w:tblGrid>
+        <w:gridCol w:w="9072"/>
+      </w:tblGrid>
+      <w:tr>
+        <w:trPr>
+          <w:trHeight w:val="3969" w:hRule="exact"/>
+        </w:trPr>
+        <w:tc>
+          <w:tcPr>
+            <w:tcW w:type="dxa" w:w="9072"/>
+            <w:shd w:val="clear" w:color="auto" w:fill="F0F0F0"/>
+          </w:tcPr>
+          <w:p>
+            <w:pPr>
+              <w:spacing w:before="1080"/>
+              <w:jc w:val="center"/>
+            </w:pPr>
+            <w:r>
+              <w:rPr>
+                <w:rFonts w:ascii="Times New Roman" w:hAnsi="Times New Roman"/>
+                <w:i/>
+                <w:color w:val="B0B0B0"/>
+                <w:sz w:val="20"/>
+              </w:rPr>
+              <w:t>[ Insérer la capture d'écran ici ]</w:t>
+            </w:r>
+          </w:p>
+        </w:tc>
+      </w:tr>
+    </w:tbl>
+    <w:p>
+      <w:pPr>
+        <w:spacing w:after="160"/>
+      </w:pPr>
     </w:p>
     <w:p>
       <w:pPr>
-        <w:pStyle w:val="Quote"/>
-        <w:ind w:left="567"/>
-      </w:pPr>
-      <w:r>
-        <w:rPr>
-          <w:rFonts w:ascii="Times New Roman" w:hAnsi="Times New Roman"/>
-          <w:b w:val="0"/>
+        <w:spacing w:before="120" w:after="40"/>
+      </w:pPr>
+      <w:r>
+        <w:rPr>
+          <w:rFonts w:ascii="Times New Roman" w:hAnsi="Times New Roman"/>
           <w:i/>
           <w:color w:val="606060"/>
-          <w:sz w:val="20"/>
-        </w:rPr>
-        <w:t>(Insérer ici la capture d'écran)</w:t>
-      </w:r>
+          <w:sz w:val="18"/>
+        </w:rPr>
+        <w:t>📸  Onboarding Slide 1 : "Trouve ton mentor idéal"</w:t>
+      </w:r>
+    </w:p>
+    <w:tbl>
+      <w:tblPr>
+        <w:tblStyle w:val="TableGrid"/>
+        <w:tblW w:type="auto" w:w="0"/>
+        <w:jc w:val="center"/>
+        <w:tblLook w:firstColumn="1" w:firstRow="1" w:lastColumn="0" w:lastRow="0" w:noHBand="0" w:noVBand="1" w:val="04A0"/>
+      </w:tblPr>
+      <w:tblGrid>
+        <w:gridCol w:w="9072"/>
+      </w:tblGrid>
+      <w:tr>
+        <w:trPr>
+          <w:trHeight w:val="3969" w:hRule="exact"/>
+        </w:trPr>
+        <w:tc>
+          <w:tcPr>
+            <w:tcW w:type="dxa" w:w="9072"/>
+            <w:shd w:val="clear" w:color="auto" w:fill="F0F0F0"/>
+          </w:tcPr>
+          <w:p>
+            <w:pPr>
+              <w:spacing w:before="1080"/>
+              <w:jc w:val="center"/>
+            </w:pPr>
+            <w:r>
+              <w:rPr>
+                <w:rFonts w:ascii="Times New Roman" w:hAnsi="Times New Roman"/>
+                <w:i/>
+                <w:color w:val="B0B0B0"/>
+                <w:sz w:val="20"/>
+              </w:rPr>
+              <w:t>[ Insérer la capture d'écran ici ]</w:t>
+            </w:r>
+          </w:p>
+        </w:tc>
+      </w:tr>
+    </w:tbl>
+    <w:p>
+      <w:pPr>
+        <w:spacing w:after="160"/>
+      </w:pPr>
     </w:p>
     <w:p>
       <w:pPr>
-        <w:pStyle w:val="Quote"/>
-        <w:ind w:left="567"/>
-      </w:pPr>
-      <w:r>
-        <w:rPr>
-          <w:rFonts w:ascii="Times New Roman" w:hAnsi="Times New Roman"/>
-          <w:b w:val="0"/>
+        <w:spacing w:before="120" w:after="40"/>
+      </w:pPr>
+      <w:r>
+        <w:rPr>
+          <w:rFonts w:ascii="Times New Roman" w:hAnsi="Times New Roman"/>
           <w:i/>
           <w:color w:val="606060"/>
-          <w:sz w:val="20"/>
-        </w:rPr>
-        <w:t>📸 CAPTURE D'ÉCRAN — Onboarding Slide 1 : "Trouve ton mentor idéal"</w:t>
-      </w:r>
+          <w:sz w:val="18"/>
+        </w:rPr>
+        <w:t>📸  Onboarding Slide 3 : "Rejoins la communauté DIAPALER"</w:t>
+      </w:r>
+    </w:p>
+    <w:tbl>
+      <w:tblPr>
+        <w:tblStyle w:val="TableGrid"/>
+        <w:tblW w:type="auto" w:w="0"/>
+        <w:jc w:val="center"/>
+        <w:tblLook w:firstColumn="1" w:firstRow="1" w:lastColumn="0" w:lastRow="0" w:noHBand="0" w:noVBand="1" w:val="04A0"/>
+      </w:tblPr>
+      <w:tblGrid>
+        <w:gridCol w:w="9072"/>
+      </w:tblGrid>
+      <w:tr>
+        <w:trPr>
+          <w:trHeight w:val="3969" w:hRule="exact"/>
+        </w:trPr>
+        <w:tc>
+          <w:tcPr>
+            <w:tcW w:type="dxa" w:w="9072"/>
+            <w:shd w:val="clear" w:color="auto" w:fill="F0F0F0"/>
+          </w:tcPr>
+          <w:p>
+            <w:pPr>
+              <w:spacing w:before="1080"/>
+              <w:jc w:val="center"/>
+            </w:pPr>
+            <w:r>
+              <w:rPr>
+                <w:rFonts w:ascii="Times New Roman" w:hAnsi="Times New Roman"/>
+                <w:i/>
+                <w:color w:val="B0B0B0"/>
+                <w:sz w:val="20"/>
+              </w:rPr>
+              <w:t>[ Insérer la capture d'écran ici ]</w:t>
+            </w:r>
+          </w:p>
+        </w:tc>
+      </w:tr>
+    </w:tbl>
+    <w:p>
+      <w:pPr>
+        <w:spacing w:after="160"/>
+      </w:pPr>
     </w:p>
     <w:p>
       <w:pPr>
-        <w:pStyle w:val="Quote"/>
-        <w:ind w:left="567"/>
-      </w:pPr>
-      <w:r>
-        <w:rPr>
-          <w:rFonts w:ascii="Times New Roman" w:hAnsi="Times New Roman"/>
-          <w:b w:val="0"/>
+        <w:spacing w:before="120" w:after="40"/>
+      </w:pPr>
+      <w:r>
+        <w:rPr>
+          <w:rFonts w:ascii="Times New Roman" w:hAnsi="Times New Roman"/>
           <w:i/>
           <w:color w:val="606060"/>
-          <w:sz w:val="20"/>
-        </w:rPr>
-        <w:t>(Insérer ici la capture d'écran)</w:t>
-      </w:r>
+          <w:sz w:val="18"/>
+        </w:rPr>
+        <w:t>📸  Choix du Rôle (3 cartes Entrepreneur/Mentor/Investisseur)</w:t>
+      </w:r>
+    </w:p>
+    <w:tbl>
+      <w:tblPr>
+        <w:tblStyle w:val="TableGrid"/>
+        <w:tblW w:type="auto" w:w="0"/>
+        <w:jc w:val="center"/>
+        <w:tblLook w:firstColumn="1" w:firstRow="1" w:lastColumn="0" w:lastRow="0" w:noHBand="0" w:noVBand="1" w:val="04A0"/>
+      </w:tblPr>
+      <w:tblGrid>
+        <w:gridCol w:w="9072"/>
+      </w:tblGrid>
+      <w:tr>
+        <w:trPr>
+          <w:trHeight w:val="3969" w:hRule="exact"/>
+        </w:trPr>
+        <w:tc>
+          <w:tcPr>
+            <w:tcW w:type="dxa" w:w="9072"/>
+            <w:shd w:val="clear" w:color="auto" w:fill="F0F0F0"/>
+          </w:tcPr>
+          <w:p>
+            <w:pPr>
+              <w:spacing w:before="1080"/>
+              <w:jc w:val="center"/>
+            </w:pPr>
+            <w:r>
+              <w:rPr>
+                <w:rFonts w:ascii="Times New Roman" w:hAnsi="Times New Roman"/>
+                <w:i/>
+                <w:color w:val="B0B0B0"/>
+                <w:sz w:val="20"/>
+              </w:rPr>
+              <w:t>[ Insérer la capture d'écran ici ]</w:t>
+            </w:r>
+          </w:p>
+        </w:tc>
+      </w:tr>
+    </w:tbl>
+    <w:p>
+      <w:pPr>
+        <w:spacing w:after="160"/>
+      </w:pPr>
     </w:p>
     <w:p>
       <w:pPr>
-        <w:pStyle w:val="Quote"/>
-        <w:ind w:left="567"/>
-      </w:pPr>
-      <w:r>
-        <w:rPr>
-          <w:rFonts w:ascii="Times New Roman" w:hAnsi="Times New Roman"/>
-          <w:b w:val="0"/>
+        <w:spacing w:before="120" w:after="40"/>
+      </w:pPr>
+      <w:r>
+        <w:rPr>
+          <w:rFonts w:ascii="Times New Roman" w:hAnsi="Times New Roman"/>
           <w:i/>
           <w:color w:val="606060"/>
-          <w:sz w:val="20"/>
-        </w:rPr>
-        <w:t>📸 CAPTURE D'ÉCRAN — Onboarding Slide 3 : "Rejoins la communauté DIAPALER"</w:t>
-      </w:r>
+          <w:sz w:val="18"/>
+        </w:rPr>
+        <w:t>📸  Page de Connexion (gradient navy + glow amber)</w:t>
+      </w:r>
+    </w:p>
+    <w:tbl>
+      <w:tblPr>
+        <w:tblStyle w:val="TableGrid"/>
+        <w:tblW w:type="auto" w:w="0"/>
+        <w:jc w:val="center"/>
+        <w:tblLook w:firstColumn="1" w:firstRow="1" w:lastColumn="0" w:lastRow="0" w:noHBand="0" w:noVBand="1" w:val="04A0"/>
+      </w:tblPr>
+      <w:tblGrid>
+        <w:gridCol w:w="9072"/>
+      </w:tblGrid>
+      <w:tr>
+        <w:trPr>
+          <w:trHeight w:val="3969" w:hRule="exact"/>
+        </w:trPr>
+        <w:tc>
+          <w:tcPr>
+            <w:tcW w:type="dxa" w:w="9072"/>
+            <w:shd w:val="clear" w:color="auto" w:fill="F0F0F0"/>
+          </w:tcPr>
+          <w:p>
+            <w:pPr>
+              <w:spacing w:before="1080"/>
+              <w:jc w:val="center"/>
+            </w:pPr>
+            <w:r>
+              <w:rPr>
+                <w:rFonts w:ascii="Times New Roman" w:hAnsi="Times New Roman"/>
+                <w:i/>
+                <w:color w:val="B0B0B0"/>
+                <w:sz w:val="20"/>
+              </w:rPr>
+              <w:t>[ Insérer la capture d'écran ici ]</w:t>
+            </w:r>
+          </w:p>
+        </w:tc>
+      </w:tr>
+    </w:tbl>
+    <w:p>
+      <w:pPr>
+        <w:spacing w:after="160"/>
+      </w:pPr>
     </w:p>
     <w:p>
       <w:pPr>
-        <w:pStyle w:val="Quote"/>
-        <w:ind w:left="567"/>
-      </w:pPr>
-      <w:r>
-        <w:rPr>
-          <w:rFonts w:ascii="Times New Roman" w:hAnsi="Times New Roman"/>
-          <w:b w:val="0"/>
+        <w:spacing w:before="120" w:after="40"/>
+      </w:pPr>
+      <w:r>
+        <w:rPr>
+          <w:rFonts w:ascii="Times New Roman" w:hAnsi="Times New Roman"/>
           <w:i/>
           <w:color w:val="606060"/>
-          <w:sz w:val="20"/>
-        </w:rPr>
-        <w:t>(Insérer ici la capture d'écran)</w:t>
-      </w:r>
+          <w:sz w:val="18"/>
+        </w:rPr>
+        <w:t>📸  Inscription Étape 1 (Identité + DatePicker)</w:t>
+      </w:r>
+    </w:p>
+    <w:tbl>
+      <w:tblPr>
+        <w:tblStyle w:val="TableGrid"/>
+        <w:tblW w:type="auto" w:w="0"/>
+        <w:jc w:val="center"/>
+        <w:tblLook w:firstColumn="1" w:firstRow="1" w:lastColumn="0" w:lastRow="0" w:noHBand="0" w:noVBand="1" w:val="04A0"/>
+      </w:tblPr>
+      <w:tblGrid>
+        <w:gridCol w:w="9072"/>
+      </w:tblGrid>
+      <w:tr>
+        <w:trPr>
+          <w:trHeight w:val="3969" w:hRule="exact"/>
+        </w:trPr>
+        <w:tc>
+          <w:tcPr>
+            <w:tcW w:type="dxa" w:w="9072"/>
+            <w:shd w:val="clear" w:color="auto" w:fill="F0F0F0"/>
+          </w:tcPr>
+          <w:p>
+            <w:pPr>
+              <w:spacing w:before="1080"/>
+              <w:jc w:val="center"/>
+            </w:pPr>
+            <w:r>
+              <w:rPr>
+                <w:rFonts w:ascii="Times New Roman" w:hAnsi="Times New Roman"/>
+                <w:i/>
+                <w:color w:val="B0B0B0"/>
+                <w:sz w:val="20"/>
+              </w:rPr>
+              <w:t>[ Insérer la capture d'écran ici ]</w:t>
+            </w:r>
+          </w:p>
+        </w:tc>
+      </w:tr>
+    </w:tbl>
+    <w:p>
+      <w:pPr>
+        <w:spacing w:after="160"/>
+      </w:pPr>
     </w:p>
     <w:p>
       <w:pPr>
-        <w:pStyle w:val="Quote"/>
-        <w:ind w:left="567"/>
-      </w:pPr>
-      <w:r>
-        <w:rPr>
-          <w:rFonts w:ascii="Times New Roman" w:hAnsi="Times New Roman"/>
-          <w:b w:val="0"/>
+        <w:spacing w:before="120" w:after="40"/>
+      </w:pPr>
+      <w:r>
+        <w:rPr>
+          <w:rFonts w:ascii="Times New Roman" w:hAnsi="Times New Roman"/>
           <w:i/>
           <w:color w:val="606060"/>
-          <w:sz w:val="20"/>
-        </w:rPr>
-        <w:t>📸 CAPTURE D'ÉCRAN — Choix du Rôle (3 cartes Entrepreneur/Mentor/Investisseur)</w:t>
+          <w:sz w:val="18"/>
+        </w:rPr>
+        <w:t>📸  Inscription Étape 4 (Téléphone + jauge de force MDP)</w:t>
       </w:r>
     </w:p>
+    <w:tbl>
+      <w:tblPr>
+        <w:tblStyle w:val="TableGrid"/>
+        <w:tblW w:type="auto" w:w="0"/>
+        <w:jc w:val="center"/>
+        <w:tblLook w:firstColumn="1" w:firstRow="1" w:lastColumn="0" w:lastRow="0" w:noHBand="0" w:noVBand="1" w:val="04A0"/>
+      </w:tblPr>
+      <w:tblGrid>
+        <w:gridCol w:w="9072"/>
+      </w:tblGrid>
+      <w:tr>
+        <w:trPr>
+          <w:trHeight w:val="3969" w:hRule="exact"/>
+        </w:trPr>
+        <w:tc>
+          <w:tcPr>
+            <w:tcW w:type="dxa" w:w="9072"/>
+            <w:shd w:val="clear" w:color="auto" w:fill="F0F0F0"/>
+          </w:tcPr>
+          <w:p>
+            <w:pPr>
+              <w:spacing w:before="1080"/>
+              <w:jc w:val="center"/>
+            </w:pPr>
+            <w:r>
+              <w:rPr>
+                <w:rFonts w:ascii="Times New Roman" w:hAnsi="Times New Roman"/>
+                <w:i/>
+                <w:color w:val="B0B0B0"/>
+                <w:sz w:val="20"/>
+              </w:rPr>
+              <w:t>[ Insérer la capture d'écran ici ]</w:t>
+            </w:r>
+          </w:p>
+        </w:tc>
+      </w:tr>
+    </w:tbl>
     <w:p>
       <w:pPr>
-        <w:pStyle w:val="Quote"/>
-        <w:ind w:left="567"/>
-      </w:pPr>
-      <w:r>
-        <w:rPr>
-          <w:rFonts w:ascii="Times New Roman" w:hAnsi="Times New Roman"/>
-          <w:b w:val="0"/>
-          <w:i/>
-          <w:color w:val="606060"/>
-          <w:sz w:val="20"/>
-        </w:rPr>
-        <w:t>(Insérer ici la capture d'écran)</w:t>
-      </w:r>
-    </w:p>
-    <w:p>
-      <w:pPr>
-        <w:pStyle w:val="Quote"/>
-        <w:ind w:left="567"/>
-      </w:pPr>
-      <w:r>
-        <w:rPr>
-          <w:rFonts w:ascii="Times New Roman" w:hAnsi="Times New Roman"/>
-          <w:b w:val="0"/>
-          <w:i/>
-          <w:color w:val="606060"/>
-          <w:sz w:val="20"/>
-        </w:rPr>
-        <w:t>📸 CAPTURE D'ÉCRAN — Page de Connexion (gradient navy + glow amber)</w:t>
-      </w:r>
-    </w:p>
-    <w:p>
-      <w:pPr>
-        <w:pStyle w:val="Quote"/>
-        <w:ind w:left="567"/>
-      </w:pPr>
-      <w:r>
-        <w:rPr>
-          <w:rFonts w:ascii="Times New Roman" w:hAnsi="Times New Roman"/>
-          <w:b w:val="0"/>
-          <w:i/>
-          <w:color w:val="606060"/>
-          <w:sz w:val="20"/>
-        </w:rPr>
-        <w:t>(Insérer ici la capture d'écran)</w:t>
-      </w:r>
-    </w:p>
-    <w:p>
-      <w:pPr>
-        <w:pStyle w:val="Quote"/>
-        <w:ind w:left="567"/>
-      </w:pPr>
-      <w:r>
-        <w:rPr>
-          <w:rFonts w:ascii="Times New Roman" w:hAnsi="Times New Roman"/>
-          <w:b w:val="0"/>
-          <w:i/>
-          <w:color w:val="606060"/>
-          <w:sz w:val="20"/>
-        </w:rPr>
-        <w:t>📸 CAPTURE D'ÉCRAN — Inscription Étape 1 (Identité + DatePicker)</w:t>
-      </w:r>
-    </w:p>
-    <w:p>
-      <w:pPr>
-        <w:pStyle w:val="Quote"/>
-        <w:ind w:left="567"/>
-      </w:pPr>
-      <w:r>
-        <w:rPr>
-          <w:rFonts w:ascii="Times New Roman" w:hAnsi="Times New Roman"/>
-          <w:b w:val="0"/>
-          <w:i/>
-          <w:color w:val="606060"/>
-          <w:sz w:val="20"/>
-        </w:rPr>
-        <w:t>(Insérer ici la capture d'écran)</w:t>
-      </w:r>
-    </w:p>
-    <w:p>
-      <w:pPr>
-        <w:pStyle w:val="Quote"/>
-        <w:ind w:left="567"/>
-      </w:pPr>
-      <w:r>
-        <w:rPr>
-          <w:rFonts w:ascii="Times New Roman" w:hAnsi="Times New Roman"/>
-          <w:b w:val="0"/>
-          <w:i/>
-          <w:color w:val="606060"/>
-          <w:sz w:val="20"/>
-        </w:rPr>
-        <w:t>📸 CAPTURE D'ÉCRAN — Inscription Étape 4 (Téléphone + jauge de force MDP)</w:t>
-      </w:r>
-    </w:p>
-    <w:p>
-      <w:pPr>
-        <w:pStyle w:val="Quote"/>
-        <w:ind w:left="567"/>
-      </w:pPr>
-      <w:r>
-        <w:rPr>
-          <w:rFonts w:ascii="Times New Roman" w:hAnsi="Times New Roman"/>
-          <w:b w:val="0"/>
-          <w:i/>
-          <w:color w:val="606060"/>
-          <w:sz w:val="20"/>
-        </w:rPr>
-        <w:t>(Insérer ici la capture d'écran)</w:t>
-      </w:r>
+        <w:spacing w:after="160"/>
+      </w:pPr>
     </w:p>
     <w:p>
       <w:pPr>
@@ -7633,99 +7961,171 @@
     </w:p>
     <w:p>
       <w:pPr>
-        <w:pStyle w:val="Quote"/>
-        <w:ind w:left="567"/>
-      </w:pPr>
-      <w:r>
-        <w:rPr>
-          <w:rFonts w:ascii="Times New Roman" w:hAnsi="Times New Roman"/>
-          <w:b w:val="0"/>
+        <w:spacing w:before="120" w:after="40"/>
+      </w:pPr>
+      <w:r>
+        <w:rPr>
+          <w:rFonts w:ascii="Times New Roman" w:hAnsi="Times New Roman"/>
           <w:i/>
           <w:color w:val="606060"/>
-          <w:sz w:val="20"/>
-        </w:rPr>
-        <w:t>📸 CAPTURE D'ÉCRAN — Dashboard Entrepreneur (accueil personnalisé + stats)</w:t>
-      </w:r>
+          <w:sz w:val="18"/>
+        </w:rPr>
+        <w:t>📸  Dashboard Entrepreneur (accueil personnalisé + stats)</w:t>
+      </w:r>
+    </w:p>
+    <w:tbl>
+      <w:tblPr>
+        <w:tblStyle w:val="TableGrid"/>
+        <w:tblW w:type="auto" w:w="0"/>
+        <w:jc w:val="center"/>
+        <w:tblLook w:firstColumn="1" w:firstRow="1" w:lastColumn="0" w:lastRow="0" w:noHBand="0" w:noVBand="1" w:val="04A0"/>
+      </w:tblPr>
+      <w:tblGrid>
+        <w:gridCol w:w="9072"/>
+      </w:tblGrid>
+      <w:tr>
+        <w:trPr>
+          <w:trHeight w:val="3969" w:hRule="exact"/>
+        </w:trPr>
+        <w:tc>
+          <w:tcPr>
+            <w:tcW w:type="dxa" w:w="9072"/>
+            <w:shd w:val="clear" w:color="auto" w:fill="F0F0F0"/>
+          </w:tcPr>
+          <w:p>
+            <w:pPr>
+              <w:spacing w:before="1080"/>
+              <w:jc w:val="center"/>
+            </w:pPr>
+            <w:r>
+              <w:rPr>
+                <w:rFonts w:ascii="Times New Roman" w:hAnsi="Times New Roman"/>
+                <w:i/>
+                <w:color w:val="B0B0B0"/>
+                <w:sz w:val="20"/>
+              </w:rPr>
+              <w:t>[ Insérer la capture d'écran ici ]</w:t>
+            </w:r>
+          </w:p>
+        </w:tc>
+      </w:tr>
+    </w:tbl>
+    <w:p>
+      <w:pPr>
+        <w:spacing w:after="160"/>
+      </w:pPr>
     </w:p>
     <w:p>
       <w:pPr>
-        <w:pStyle w:val="Quote"/>
-        <w:ind w:left="567"/>
-      </w:pPr>
-      <w:r>
-        <w:rPr>
-          <w:rFonts w:ascii="Times New Roman" w:hAnsi="Times New Roman"/>
-          <w:b w:val="0"/>
+        <w:spacing w:before="120" w:after="40"/>
+      </w:pPr>
+      <w:r>
+        <w:rPr>
+          <w:rFonts w:ascii="Times New Roman" w:hAnsi="Times New Roman"/>
           <w:i/>
           <w:color w:val="606060"/>
-          <w:sz w:val="20"/>
-        </w:rPr>
-        <w:t>(Insérer ici la capture d'écran)</w:t>
-      </w:r>
+          <w:sz w:val="18"/>
+        </w:rPr>
+        <w:t>📸  Dashboard Mentor (mentorés + pitchs reçus)</w:t>
+      </w:r>
+    </w:p>
+    <w:tbl>
+      <w:tblPr>
+        <w:tblStyle w:val="TableGrid"/>
+        <w:tblW w:type="auto" w:w="0"/>
+        <w:jc w:val="center"/>
+        <w:tblLook w:firstColumn="1" w:firstRow="1" w:lastColumn="0" w:lastRow="0" w:noHBand="0" w:noVBand="1" w:val="04A0"/>
+      </w:tblPr>
+      <w:tblGrid>
+        <w:gridCol w:w="9072"/>
+      </w:tblGrid>
+      <w:tr>
+        <w:trPr>
+          <w:trHeight w:val="3969" w:hRule="exact"/>
+        </w:trPr>
+        <w:tc>
+          <w:tcPr>
+            <w:tcW w:type="dxa" w:w="9072"/>
+            <w:shd w:val="clear" w:color="auto" w:fill="F0F0F0"/>
+          </w:tcPr>
+          <w:p>
+            <w:pPr>
+              <w:spacing w:before="1080"/>
+              <w:jc w:val="center"/>
+            </w:pPr>
+            <w:r>
+              <w:rPr>
+                <w:rFonts w:ascii="Times New Roman" w:hAnsi="Times New Roman"/>
+                <w:i/>
+                <w:color w:val="B0B0B0"/>
+                <w:sz w:val="20"/>
+              </w:rPr>
+              <w:t>[ Insérer la capture d'écran ici ]</w:t>
+            </w:r>
+          </w:p>
+        </w:tc>
+      </w:tr>
+    </w:tbl>
+    <w:p>
+      <w:pPr>
+        <w:spacing w:after="160"/>
+      </w:pPr>
     </w:p>
     <w:p>
       <w:pPr>
-        <w:pStyle w:val="Quote"/>
-        <w:ind w:left="567"/>
-      </w:pPr>
-      <w:r>
-        <w:rPr>
-          <w:rFonts w:ascii="Times New Roman" w:hAnsi="Times New Roman"/>
-          <w:b w:val="0"/>
+        <w:spacing w:before="120" w:after="40"/>
+      </w:pPr>
+      <w:r>
+        <w:rPr>
+          <w:rFonts w:ascii="Times New Roman" w:hAnsi="Times New Roman"/>
           <w:i/>
           <w:color w:val="606060"/>
-          <w:sz w:val="20"/>
-        </w:rPr>
-        <w:t>📸 CAPTURE D'ÉCRAN — Dashboard Mentor (mentorés + pitchs reçus)</w:t>
+          <w:sz w:val="18"/>
+        </w:rPr>
+        <w:t>📸  Dashboard Investisseur (opportunités + secteurs)</w:t>
       </w:r>
     </w:p>
+    <w:tbl>
+      <w:tblPr>
+        <w:tblStyle w:val="TableGrid"/>
+        <w:tblW w:type="auto" w:w="0"/>
+        <w:jc w:val="center"/>
+        <w:tblLook w:firstColumn="1" w:firstRow="1" w:lastColumn="0" w:lastRow="0" w:noHBand="0" w:noVBand="1" w:val="04A0"/>
+      </w:tblPr>
+      <w:tblGrid>
+        <w:gridCol w:w="9072"/>
+      </w:tblGrid>
+      <w:tr>
+        <w:trPr>
+          <w:trHeight w:val="3969" w:hRule="exact"/>
+        </w:trPr>
+        <w:tc>
+          <w:tcPr>
+            <w:tcW w:type="dxa" w:w="9072"/>
+            <w:shd w:val="clear" w:color="auto" w:fill="F0F0F0"/>
+          </w:tcPr>
+          <w:p>
+            <w:pPr>
+              <w:spacing w:before="1080"/>
+              <w:jc w:val="center"/>
+            </w:pPr>
+            <w:r>
+              <w:rPr>
+                <w:rFonts w:ascii="Times New Roman" w:hAnsi="Times New Roman"/>
+                <w:i/>
+                <w:color w:val="B0B0B0"/>
+                <w:sz w:val="20"/>
+              </w:rPr>
+              <w:t>[ Insérer la capture d'écran ici ]</w:t>
+            </w:r>
+          </w:p>
+        </w:tc>
+      </w:tr>
+    </w:tbl>
     <w:p>
       <w:pPr>
-        <w:pStyle w:val="Quote"/>
-        <w:ind w:left="567"/>
-      </w:pPr>
-      <w:r>
-        <w:rPr>
-          <w:rFonts w:ascii="Times New Roman" w:hAnsi="Times New Roman"/>
-          <w:b w:val="0"/>
-          <w:i/>
-          <w:color w:val="606060"/>
-          <w:sz w:val="20"/>
-        </w:rPr>
-        <w:t>(Insérer ici la capture d'écran)</w:t>
-      </w:r>
-    </w:p>
-    <w:p>
-      <w:pPr>
-        <w:pStyle w:val="Quote"/>
-        <w:ind w:left="567"/>
-      </w:pPr>
-      <w:r>
-        <w:rPr>
-          <w:rFonts w:ascii="Times New Roman" w:hAnsi="Times New Roman"/>
-          <w:b w:val="0"/>
-          <w:i/>
-          <w:color w:val="606060"/>
-          <w:sz w:val="20"/>
-        </w:rPr>
-        <w:t>📸 CAPTURE D'ÉCRAN — Dashboard Investisseur (opportunités + secteurs)</w:t>
-      </w:r>
-    </w:p>
-    <w:p>
-      <w:pPr>
-        <w:pStyle w:val="Quote"/>
-        <w:ind w:left="567"/>
-      </w:pPr>
-      <w:r>
-        <w:rPr>
-          <w:rFonts w:ascii="Times New Roman" w:hAnsi="Times New Roman"/>
-          <w:b w:val="0"/>
-          <w:i/>
-          <w:color w:val="606060"/>
-          <w:sz w:val="20"/>
-        </w:rPr>
-        <w:t>(Insérer ici la capture d'écran)</w:t>
-      </w:r>
+        <w:spacing w:after="160"/>
+      </w:pPr>
     </w:p>
     <w:p>
       <w:pPr>
@@ -7751,131 +8151,227 @@
     </w:p>
     <w:p>
       <w:pPr>
-        <w:pStyle w:val="Quote"/>
-        <w:ind w:left="567"/>
-      </w:pPr>
-      <w:r>
-        <w:rPr>
-          <w:rFonts w:ascii="Times New Roman" w:hAnsi="Times New Roman"/>
-          <w:b w:val="0"/>
+        <w:spacing w:before="120" w:after="40"/>
+      </w:pPr>
+      <w:r>
+        <w:rPr>
+          <w:rFonts w:ascii="Times New Roman" w:hAnsi="Times New Roman"/>
           <w:i/>
           <w:color w:val="606060"/>
-          <w:sz w:val="20"/>
-        </w:rPr>
-        <w:t>📸 CAPTURE D'ÉCRAN — Matching (liste avec filtres + distances GPS)</w:t>
-      </w:r>
+          <w:sz w:val="18"/>
+        </w:rPr>
+        <w:t>📸  Matching (liste avec filtres + distances GPS)</w:t>
+      </w:r>
+    </w:p>
+    <w:tbl>
+      <w:tblPr>
+        <w:tblStyle w:val="TableGrid"/>
+        <w:tblW w:type="auto" w:w="0"/>
+        <w:jc w:val="center"/>
+        <w:tblLook w:firstColumn="1" w:firstRow="1" w:lastColumn="0" w:lastRow="0" w:noHBand="0" w:noVBand="1" w:val="04A0"/>
+      </w:tblPr>
+      <w:tblGrid>
+        <w:gridCol w:w="9072"/>
+      </w:tblGrid>
+      <w:tr>
+        <w:trPr>
+          <w:trHeight w:val="3969" w:hRule="exact"/>
+        </w:trPr>
+        <w:tc>
+          <w:tcPr>
+            <w:tcW w:type="dxa" w:w="9072"/>
+            <w:shd w:val="clear" w:color="auto" w:fill="F0F0F0"/>
+          </w:tcPr>
+          <w:p>
+            <w:pPr>
+              <w:spacing w:before="1080"/>
+              <w:jc w:val="center"/>
+            </w:pPr>
+            <w:r>
+              <w:rPr>
+                <w:rFonts w:ascii="Times New Roman" w:hAnsi="Times New Roman"/>
+                <w:i/>
+                <w:color w:val="B0B0B0"/>
+                <w:sz w:val="20"/>
+              </w:rPr>
+              <w:t>[ Insérer la capture d'écran ici ]</w:t>
+            </w:r>
+          </w:p>
+        </w:tc>
+      </w:tr>
+    </w:tbl>
+    <w:p>
+      <w:pPr>
+        <w:spacing w:after="160"/>
+      </w:pPr>
     </w:p>
     <w:p>
       <w:pPr>
-        <w:pStyle w:val="Quote"/>
-        <w:ind w:left="567"/>
-      </w:pPr>
-      <w:r>
-        <w:rPr>
-          <w:rFonts w:ascii="Times New Roman" w:hAnsi="Times New Roman"/>
-          <w:b w:val="0"/>
+        <w:spacing w:before="120" w:after="40"/>
+      </w:pPr>
+      <w:r>
+        <w:rPr>
+          <w:rFonts w:ascii="Times New Roman" w:hAnsi="Times New Roman"/>
           <w:i/>
           <w:color w:val="606060"/>
-          <w:sz w:val="20"/>
-        </w:rPr>
-        <w:t>(Insérer ici la capture d'écran)</w:t>
-      </w:r>
+          <w:sz w:val="18"/>
+        </w:rPr>
+        <w:t>📸  Matching avec filtre "Mentor" + secteur "FinTech" actifs</w:t>
+      </w:r>
+    </w:p>
+    <w:tbl>
+      <w:tblPr>
+        <w:tblStyle w:val="TableGrid"/>
+        <w:tblW w:type="auto" w:w="0"/>
+        <w:jc w:val="center"/>
+        <w:tblLook w:firstColumn="1" w:firstRow="1" w:lastColumn="0" w:lastRow="0" w:noHBand="0" w:noVBand="1" w:val="04A0"/>
+      </w:tblPr>
+      <w:tblGrid>
+        <w:gridCol w:w="9072"/>
+      </w:tblGrid>
+      <w:tr>
+        <w:trPr>
+          <w:trHeight w:val="3969" w:hRule="exact"/>
+        </w:trPr>
+        <w:tc>
+          <w:tcPr>
+            <w:tcW w:type="dxa" w:w="9072"/>
+            <w:shd w:val="clear" w:color="auto" w:fill="F0F0F0"/>
+          </w:tcPr>
+          <w:p>
+            <w:pPr>
+              <w:spacing w:before="1080"/>
+              <w:jc w:val="center"/>
+            </w:pPr>
+            <w:r>
+              <w:rPr>
+                <w:rFonts w:ascii="Times New Roman" w:hAnsi="Times New Roman"/>
+                <w:i/>
+                <w:color w:val="B0B0B0"/>
+                <w:sz w:val="20"/>
+              </w:rPr>
+              <w:t>[ Insérer la capture d'écran ici ]</w:t>
+            </w:r>
+          </w:p>
+        </w:tc>
+      </w:tr>
+    </w:tbl>
+    <w:p>
+      <w:pPr>
+        <w:spacing w:after="160"/>
+      </w:pPr>
     </w:p>
     <w:p>
       <w:pPr>
-        <w:pStyle w:val="Quote"/>
-        <w:ind w:left="567"/>
-      </w:pPr>
-      <w:r>
-        <w:rPr>
-          <w:rFonts w:ascii="Times New Roman" w:hAnsi="Times New Roman"/>
-          <w:b w:val="0"/>
+        <w:spacing w:before="120" w:after="40"/>
+      </w:pPr>
+      <w:r>
+        <w:rPr>
+          <w:rFonts w:ascii="Times New Roman" w:hAnsi="Times New Roman"/>
           <w:i/>
           <w:color w:val="606060"/>
-          <w:sz w:val="20"/>
-        </w:rPr>
-        <w:t>📸 CAPTURE D'ÉCRAN — Matching avec filtre "Mentor" + secteur "FinTech" actifs</w:t>
-      </w:r>
+          <w:sz w:val="18"/>
+        </w:rPr>
+        <w:t>📸  Bouton "Trié par distance ✓" actif (violet)</w:t>
+      </w:r>
+    </w:p>
+    <w:tbl>
+      <w:tblPr>
+        <w:tblStyle w:val="TableGrid"/>
+        <w:tblW w:type="auto" w:w="0"/>
+        <w:jc w:val="center"/>
+        <w:tblLook w:firstColumn="1" w:firstRow="1" w:lastColumn="0" w:lastRow="0" w:noHBand="0" w:noVBand="1" w:val="04A0"/>
+      </w:tblPr>
+      <w:tblGrid>
+        <w:gridCol w:w="9072"/>
+      </w:tblGrid>
+      <w:tr>
+        <w:trPr>
+          <w:trHeight w:val="3969" w:hRule="exact"/>
+        </w:trPr>
+        <w:tc>
+          <w:tcPr>
+            <w:tcW w:type="dxa" w:w="9072"/>
+            <w:shd w:val="clear" w:color="auto" w:fill="F0F0F0"/>
+          </w:tcPr>
+          <w:p>
+            <w:pPr>
+              <w:spacing w:before="1080"/>
+              <w:jc w:val="center"/>
+            </w:pPr>
+            <w:r>
+              <w:rPr>
+                <w:rFonts w:ascii="Times New Roman" w:hAnsi="Times New Roman"/>
+                <w:i/>
+                <w:color w:val="B0B0B0"/>
+                <w:sz w:val="20"/>
+              </w:rPr>
+              <w:t>[ Insérer la capture d'écran ici ]</w:t>
+            </w:r>
+          </w:p>
+        </w:tc>
+      </w:tr>
+    </w:tbl>
+    <w:p>
+      <w:pPr>
+        <w:spacing w:after="160"/>
+      </w:pPr>
     </w:p>
     <w:p>
       <w:pPr>
-        <w:pStyle w:val="Quote"/>
-        <w:ind w:left="567"/>
-      </w:pPr>
-      <w:r>
-        <w:rPr>
-          <w:rFonts w:ascii="Times New Roman" w:hAnsi="Times New Roman"/>
-          <w:b w:val="0"/>
+        <w:spacing w:before="120" w:after="40"/>
+      </w:pPr>
+      <w:r>
+        <w:rPr>
+          <w:rFonts w:ascii="Times New Roman" w:hAnsi="Times New Roman"/>
           <w:i/>
           <w:color w:val="606060"/>
-          <w:sz w:val="20"/>
-        </w:rPr>
-        <w:t>(Insérer ici la capture d'écran)</w:t>
+          <w:sz w:val="18"/>
+        </w:rPr>
+        <w:t>📸  Détail d'un profil mentor (photo, bio, stats, secteurs)</w:t>
       </w:r>
     </w:p>
+    <w:tbl>
+      <w:tblPr>
+        <w:tblStyle w:val="TableGrid"/>
+        <w:tblW w:type="auto" w:w="0"/>
+        <w:jc w:val="center"/>
+        <w:tblLook w:firstColumn="1" w:firstRow="1" w:lastColumn="0" w:lastRow="0" w:noHBand="0" w:noVBand="1" w:val="04A0"/>
+      </w:tblPr>
+      <w:tblGrid>
+        <w:gridCol w:w="9072"/>
+      </w:tblGrid>
+      <w:tr>
+        <w:trPr>
+          <w:trHeight w:val="3969" w:hRule="exact"/>
+        </w:trPr>
+        <w:tc>
+          <w:tcPr>
+            <w:tcW w:type="dxa" w:w="9072"/>
+            <w:shd w:val="clear" w:color="auto" w:fill="F0F0F0"/>
+          </w:tcPr>
+          <w:p>
+            <w:pPr>
+              <w:spacing w:before="1080"/>
+              <w:jc w:val="center"/>
+            </w:pPr>
+            <w:r>
+              <w:rPr>
+                <w:rFonts w:ascii="Times New Roman" w:hAnsi="Times New Roman"/>
+                <w:i/>
+                <w:color w:val="B0B0B0"/>
+                <w:sz w:val="20"/>
+              </w:rPr>
+              <w:t>[ Insérer la capture d'écran ici ]</w:t>
+            </w:r>
+          </w:p>
+        </w:tc>
+      </w:tr>
+    </w:tbl>
     <w:p>
       <w:pPr>
-        <w:pStyle w:val="Quote"/>
-        <w:ind w:left="567"/>
-      </w:pPr>
-      <w:r>
-        <w:rPr>
-          <w:rFonts w:ascii="Times New Roman" w:hAnsi="Times New Roman"/>
-          <w:b w:val="0"/>
-          <w:i/>
-          <w:color w:val="606060"/>
-          <w:sz w:val="20"/>
-        </w:rPr>
-        <w:t>📸 CAPTURE D'ÉCRAN — Bouton "Trié par distance ✓" actif (violet)</w:t>
-      </w:r>
-    </w:p>
-    <w:p>
-      <w:pPr>
-        <w:pStyle w:val="Quote"/>
-        <w:ind w:left="567"/>
-      </w:pPr>
-      <w:r>
-        <w:rPr>
-          <w:rFonts w:ascii="Times New Roman" w:hAnsi="Times New Roman"/>
-          <w:b w:val="0"/>
-          <w:i/>
-          <w:color w:val="606060"/>
-          <w:sz w:val="20"/>
-        </w:rPr>
-        <w:t>(Insérer ici la capture d'écran)</w:t>
-      </w:r>
-    </w:p>
-    <w:p>
-      <w:pPr>
-        <w:pStyle w:val="Quote"/>
-        <w:ind w:left="567"/>
-      </w:pPr>
-      <w:r>
-        <w:rPr>
-          <w:rFonts w:ascii="Times New Roman" w:hAnsi="Times New Roman"/>
-          <w:b w:val="0"/>
-          <w:i/>
-          <w:color w:val="606060"/>
-          <w:sz w:val="20"/>
-        </w:rPr>
-        <w:t>📸 CAPTURE D'ÉCRAN — Détail d'un profil mentor (photo, bio, stats, secteurs)</w:t>
-      </w:r>
-    </w:p>
-    <w:p>
-      <w:pPr>
-        <w:pStyle w:val="Quote"/>
-        <w:ind w:left="567"/>
-      </w:pPr>
-      <w:r>
-        <w:rPr>
-          <w:rFonts w:ascii="Times New Roman" w:hAnsi="Times New Roman"/>
-          <w:b w:val="0"/>
-          <w:i/>
-          <w:color w:val="606060"/>
-          <w:sz w:val="20"/>
-        </w:rPr>
-        <w:t>(Insérer ici la capture d'écran)</w:t>
-      </w:r>
+        <w:spacing w:after="160"/>
+      </w:pPr>
     </w:p>
     <w:p>
       <w:pPr>
@@ -7901,131 +8397,227 @@
     </w:p>
     <w:p>
       <w:pPr>
-        <w:pStyle w:val="Quote"/>
-        <w:ind w:left="567"/>
-      </w:pPr>
-      <w:r>
-        <w:rPr>
-          <w:rFonts w:ascii="Times New Roman" w:hAnsi="Times New Roman"/>
-          <w:b w:val="0"/>
+        <w:spacing w:before="120" w:after="40"/>
+      </w:pPr>
+      <w:r>
+        <w:rPr>
+          <w:rFonts w:ascii="Times New Roman" w:hAnsi="Times New Roman"/>
           <w:i/>
           <w:color w:val="606060"/>
-          <w:sz w:val="20"/>
-        </w:rPr>
-        <w:t>📸 CAPTURE D'ÉCRAN — Déposer un Pitch Étape 1 (titre + secteur)</w:t>
-      </w:r>
+          <w:sz w:val="18"/>
+        </w:rPr>
+        <w:t>📸  Déposer un Pitch Étape 1 (titre + secteur)</w:t>
+      </w:r>
+    </w:p>
+    <w:tbl>
+      <w:tblPr>
+        <w:tblStyle w:val="TableGrid"/>
+        <w:tblW w:type="auto" w:w="0"/>
+        <w:jc w:val="center"/>
+        <w:tblLook w:firstColumn="1" w:firstRow="1" w:lastColumn="0" w:lastRow="0" w:noHBand="0" w:noVBand="1" w:val="04A0"/>
+      </w:tblPr>
+      <w:tblGrid>
+        <w:gridCol w:w="9072"/>
+      </w:tblGrid>
+      <w:tr>
+        <w:trPr>
+          <w:trHeight w:val="3969" w:hRule="exact"/>
+        </w:trPr>
+        <w:tc>
+          <w:tcPr>
+            <w:tcW w:type="dxa" w:w="9072"/>
+            <w:shd w:val="clear" w:color="auto" w:fill="F0F0F0"/>
+          </w:tcPr>
+          <w:p>
+            <w:pPr>
+              <w:spacing w:before="1080"/>
+              <w:jc w:val="center"/>
+            </w:pPr>
+            <w:r>
+              <w:rPr>
+                <w:rFonts w:ascii="Times New Roman" w:hAnsi="Times New Roman"/>
+                <w:i/>
+                <w:color w:val="B0B0B0"/>
+                <w:sz w:val="20"/>
+              </w:rPr>
+              <w:t>[ Insérer la capture d'écran ici ]</w:t>
+            </w:r>
+          </w:p>
+        </w:tc>
+      </w:tr>
+    </w:tbl>
+    <w:p>
+      <w:pPr>
+        <w:spacing w:after="160"/>
+      </w:pPr>
     </w:p>
     <w:p>
       <w:pPr>
-        <w:pStyle w:val="Quote"/>
-        <w:ind w:left="567"/>
-      </w:pPr>
-      <w:r>
-        <w:rPr>
-          <w:rFonts w:ascii="Times New Roman" w:hAnsi="Times New Roman"/>
-          <w:b w:val="0"/>
+        <w:spacing w:before="120" w:after="40"/>
+      </w:pPr>
+      <w:r>
+        <w:rPr>
+          <w:rFonts w:ascii="Times New Roman" w:hAnsi="Times New Roman"/>
           <w:i/>
           <w:color w:val="606060"/>
-          <w:sz w:val="20"/>
-        </w:rPr>
-        <w:t>(Insérer ici la capture d'écran)</w:t>
-      </w:r>
+          <w:sz w:val="18"/>
+        </w:rPr>
+        <w:t>📸  Déposer un Pitch Étape 3 (montant + validation)</w:t>
+      </w:r>
+    </w:p>
+    <w:tbl>
+      <w:tblPr>
+        <w:tblStyle w:val="TableGrid"/>
+        <w:tblW w:type="auto" w:w="0"/>
+        <w:jc w:val="center"/>
+        <w:tblLook w:firstColumn="1" w:firstRow="1" w:lastColumn="0" w:lastRow="0" w:noHBand="0" w:noVBand="1" w:val="04A0"/>
+      </w:tblPr>
+      <w:tblGrid>
+        <w:gridCol w:w="9072"/>
+      </w:tblGrid>
+      <w:tr>
+        <w:trPr>
+          <w:trHeight w:val="3969" w:hRule="exact"/>
+        </w:trPr>
+        <w:tc>
+          <w:tcPr>
+            <w:tcW w:type="dxa" w:w="9072"/>
+            <w:shd w:val="clear" w:color="auto" w:fill="F0F0F0"/>
+          </w:tcPr>
+          <w:p>
+            <w:pPr>
+              <w:spacing w:before="1080"/>
+              <w:jc w:val="center"/>
+            </w:pPr>
+            <w:r>
+              <w:rPr>
+                <w:rFonts w:ascii="Times New Roman" w:hAnsi="Times New Roman"/>
+                <w:i/>
+                <w:color w:val="B0B0B0"/>
+                <w:sz w:val="20"/>
+              </w:rPr>
+              <w:t>[ Insérer la capture d'écran ici ]</w:t>
+            </w:r>
+          </w:p>
+        </w:tc>
+      </w:tr>
+    </w:tbl>
+    <w:p>
+      <w:pPr>
+        <w:spacing w:after="160"/>
+      </w:pPr>
     </w:p>
     <w:p>
       <w:pPr>
-        <w:pStyle w:val="Quote"/>
-        <w:ind w:left="567"/>
-      </w:pPr>
-      <w:r>
-        <w:rPr>
-          <w:rFonts w:ascii="Times New Roman" w:hAnsi="Times New Roman"/>
-          <w:b w:val="0"/>
+        <w:spacing w:before="120" w:after="40"/>
+      </w:pPr>
+      <w:r>
+        <w:rPr>
+          <w:rFonts w:ascii="Times New Roman" w:hAnsi="Times New Roman"/>
           <w:i/>
           <w:color w:val="606060"/>
-          <w:sz w:val="20"/>
-        </w:rPr>
-        <w:t>📸 CAPTURE D'ÉCRAN — Déposer un Pitch Étape 3 (montant + validation)</w:t>
-      </w:r>
+          <w:sz w:val="18"/>
+        </w:rPr>
+        <w:t>📸  SnackBar "🎉 Pitch publié !" après soumission</w:t>
+      </w:r>
+    </w:p>
+    <w:tbl>
+      <w:tblPr>
+        <w:tblStyle w:val="TableGrid"/>
+        <w:tblW w:type="auto" w:w="0"/>
+        <w:jc w:val="center"/>
+        <w:tblLook w:firstColumn="1" w:firstRow="1" w:lastColumn="0" w:lastRow="0" w:noHBand="0" w:noVBand="1" w:val="04A0"/>
+      </w:tblPr>
+      <w:tblGrid>
+        <w:gridCol w:w="9072"/>
+      </w:tblGrid>
+      <w:tr>
+        <w:trPr>
+          <w:trHeight w:val="3969" w:hRule="exact"/>
+        </w:trPr>
+        <w:tc>
+          <w:tcPr>
+            <w:tcW w:type="dxa" w:w="9072"/>
+            <w:shd w:val="clear" w:color="auto" w:fill="F0F0F0"/>
+          </w:tcPr>
+          <w:p>
+            <w:pPr>
+              <w:spacing w:before="1080"/>
+              <w:jc w:val="center"/>
+            </w:pPr>
+            <w:r>
+              <w:rPr>
+                <w:rFonts w:ascii="Times New Roman" w:hAnsi="Times New Roman"/>
+                <w:i/>
+                <w:color w:val="B0B0B0"/>
+                <w:sz w:val="20"/>
+              </w:rPr>
+              <w:t>[ Insérer la capture d'écran ici ]</w:t>
+            </w:r>
+          </w:p>
+        </w:tc>
+      </w:tr>
+    </w:tbl>
+    <w:p>
+      <w:pPr>
+        <w:spacing w:after="160"/>
+      </w:pPr>
     </w:p>
     <w:p>
       <w:pPr>
-        <w:pStyle w:val="Quote"/>
-        <w:ind w:left="567"/>
-      </w:pPr>
-      <w:r>
-        <w:rPr>
-          <w:rFonts w:ascii="Times New Roman" w:hAnsi="Times New Roman"/>
-          <w:b w:val="0"/>
+        <w:spacing w:before="120" w:after="40"/>
+      </w:pPr>
+      <w:r>
+        <w:rPr>
+          <w:rFonts w:ascii="Times New Roman" w:hAnsi="Times New Roman"/>
           <w:i/>
           <w:color w:val="606060"/>
-          <w:sz w:val="20"/>
-        </w:rPr>
-        <w:t>(Insérer ici la capture d'écran)</w:t>
+          <w:sz w:val="18"/>
+        </w:rPr>
+        <w:t>📸  Pitchs Publiés (vue Mentor/Investisseur — StreamBuilder)</w:t>
       </w:r>
     </w:p>
+    <w:tbl>
+      <w:tblPr>
+        <w:tblStyle w:val="TableGrid"/>
+        <w:tblW w:type="auto" w:w="0"/>
+        <w:jc w:val="center"/>
+        <w:tblLook w:firstColumn="1" w:firstRow="1" w:lastColumn="0" w:lastRow="0" w:noHBand="0" w:noVBand="1" w:val="04A0"/>
+      </w:tblPr>
+      <w:tblGrid>
+        <w:gridCol w:w="9072"/>
+      </w:tblGrid>
+      <w:tr>
+        <w:trPr>
+          <w:trHeight w:val="3969" w:hRule="exact"/>
+        </w:trPr>
+        <w:tc>
+          <w:tcPr>
+            <w:tcW w:type="dxa" w:w="9072"/>
+            <w:shd w:val="clear" w:color="auto" w:fill="F0F0F0"/>
+          </w:tcPr>
+          <w:p>
+            <w:pPr>
+              <w:spacing w:before="1080"/>
+              <w:jc w:val="center"/>
+            </w:pPr>
+            <w:r>
+              <w:rPr>
+                <w:rFonts w:ascii="Times New Roman" w:hAnsi="Times New Roman"/>
+                <w:i/>
+                <w:color w:val="B0B0B0"/>
+                <w:sz w:val="20"/>
+              </w:rPr>
+              <w:t>[ Insérer la capture d'écran ici ]</w:t>
+            </w:r>
+          </w:p>
+        </w:tc>
+      </w:tr>
+    </w:tbl>
     <w:p>
       <w:pPr>
-        <w:pStyle w:val="Quote"/>
-        <w:ind w:left="567"/>
-      </w:pPr>
-      <w:r>
-        <w:rPr>
-          <w:rFonts w:ascii="Times New Roman" w:hAnsi="Times New Roman"/>
-          <w:b w:val="0"/>
-          <w:i/>
-          <w:color w:val="606060"/>
-          <w:sz w:val="20"/>
-        </w:rPr>
-        <w:t>📸 CAPTURE D'ÉCRAN — SnackBar "🎉 Pitch publié !" après soumission</w:t>
-      </w:r>
-    </w:p>
-    <w:p>
-      <w:pPr>
-        <w:pStyle w:val="Quote"/>
-        <w:ind w:left="567"/>
-      </w:pPr>
-      <w:r>
-        <w:rPr>
-          <w:rFonts w:ascii="Times New Roman" w:hAnsi="Times New Roman"/>
-          <w:b w:val="0"/>
-          <w:i/>
-          <w:color w:val="606060"/>
-          <w:sz w:val="20"/>
-        </w:rPr>
-        <w:t>(Insérer ici la capture d'écran)</w:t>
-      </w:r>
-    </w:p>
-    <w:p>
-      <w:pPr>
-        <w:pStyle w:val="Quote"/>
-        <w:ind w:left="567"/>
-      </w:pPr>
-      <w:r>
-        <w:rPr>
-          <w:rFonts w:ascii="Times New Roman" w:hAnsi="Times New Roman"/>
-          <w:b w:val="0"/>
-          <w:i/>
-          <w:color w:val="606060"/>
-          <w:sz w:val="20"/>
-        </w:rPr>
-        <w:t>📸 CAPTURE D'ÉCRAN — Pitchs Publiés (vue Mentor/Investisseur — StreamBuilder)</w:t>
-      </w:r>
-    </w:p>
-    <w:p>
-      <w:pPr>
-        <w:pStyle w:val="Quote"/>
-        <w:ind w:left="567"/>
-      </w:pPr>
-      <w:r>
-        <w:rPr>
-          <w:rFonts w:ascii="Times New Roman" w:hAnsi="Times New Roman"/>
-          <w:b w:val="0"/>
-          <w:i/>
-          <w:color w:val="606060"/>
-          <w:sz w:val="20"/>
-        </w:rPr>
-        <w:t>(Insérer ici la capture d'écran)</w:t>
-      </w:r>
+        <w:spacing w:after="160"/>
+      </w:pPr>
     </w:p>
     <w:p>
       <w:pPr>
@@ -8051,131 +8643,227 @@
     </w:p>
     <w:p>
       <w:pPr>
-        <w:pStyle w:val="Quote"/>
-        <w:ind w:left="567"/>
-      </w:pPr>
-      <w:r>
-        <w:rPr>
-          <w:rFonts w:ascii="Times New Roman" w:hAnsi="Times New Roman"/>
-          <w:b w:val="0"/>
+        <w:spacing w:before="120" w:after="40"/>
+      </w:pPr>
+      <w:r>
+        <w:rPr>
+          <w:rFonts w:ascii="Times New Roman" w:hAnsi="Times New Roman"/>
           <w:i/>
           <w:color w:val="606060"/>
-          <w:sz w:val="20"/>
-        </w:rPr>
-        <w:t>📸 CAPTURE D'ÉCRAN — Mon Profil (photo + badge rôle + jauge de complétion)</w:t>
-      </w:r>
+          <w:sz w:val="18"/>
+        </w:rPr>
+        <w:t>📸  Mon Profil (photo + badge rôle + jauge de complétion)</w:t>
+      </w:r>
+    </w:p>
+    <w:tbl>
+      <w:tblPr>
+        <w:tblStyle w:val="TableGrid"/>
+        <w:tblW w:type="auto" w:w="0"/>
+        <w:jc w:val="center"/>
+        <w:tblLook w:firstColumn="1" w:firstRow="1" w:lastColumn="0" w:lastRow="0" w:noHBand="0" w:noVBand="1" w:val="04A0"/>
+      </w:tblPr>
+      <w:tblGrid>
+        <w:gridCol w:w="9072"/>
+      </w:tblGrid>
+      <w:tr>
+        <w:trPr>
+          <w:trHeight w:val="3969" w:hRule="exact"/>
+        </w:trPr>
+        <w:tc>
+          <w:tcPr>
+            <w:tcW w:type="dxa" w:w="9072"/>
+            <w:shd w:val="clear" w:color="auto" w:fill="F0F0F0"/>
+          </w:tcPr>
+          <w:p>
+            <w:pPr>
+              <w:spacing w:before="1080"/>
+              <w:jc w:val="center"/>
+            </w:pPr>
+            <w:r>
+              <w:rPr>
+                <w:rFonts w:ascii="Times New Roman" w:hAnsi="Times New Roman"/>
+                <w:i/>
+                <w:color w:val="B0B0B0"/>
+                <w:sz w:val="20"/>
+              </w:rPr>
+              <w:t>[ Insérer la capture d'écran ici ]</w:t>
+            </w:r>
+          </w:p>
+        </w:tc>
+      </w:tr>
+    </w:tbl>
+    <w:p>
+      <w:pPr>
+        <w:spacing w:after="160"/>
+      </w:pPr>
     </w:p>
     <w:p>
       <w:pPr>
-        <w:pStyle w:val="Quote"/>
-        <w:ind w:left="567"/>
-      </w:pPr>
-      <w:r>
-        <w:rPr>
-          <w:rFonts w:ascii="Times New Roman" w:hAnsi="Times New Roman"/>
-          <w:b w:val="0"/>
+        <w:spacing w:before="120" w:after="40"/>
+      </w:pPr>
+      <w:r>
+        <w:rPr>
+          <w:rFonts w:ascii="Times New Roman" w:hAnsi="Times New Roman"/>
           <w:i/>
           <w:color w:val="606060"/>
-          <w:sz w:val="20"/>
-        </w:rPr>
-        <w:t>(Insérer ici la capture d'écran)</w:t>
-      </w:r>
+          <w:sz w:val="18"/>
+        </w:rPr>
+        <w:t>📸  Modifier le Profil (formulaire pré-rempli)</w:t>
+      </w:r>
+    </w:p>
+    <w:tbl>
+      <w:tblPr>
+        <w:tblStyle w:val="TableGrid"/>
+        <w:tblW w:type="auto" w:w="0"/>
+        <w:jc w:val="center"/>
+        <w:tblLook w:firstColumn="1" w:firstRow="1" w:lastColumn="0" w:lastRow="0" w:noHBand="0" w:noVBand="1" w:val="04A0"/>
+      </w:tblPr>
+      <w:tblGrid>
+        <w:gridCol w:w="9072"/>
+      </w:tblGrid>
+      <w:tr>
+        <w:trPr>
+          <w:trHeight w:val="3969" w:hRule="exact"/>
+        </w:trPr>
+        <w:tc>
+          <w:tcPr>
+            <w:tcW w:type="dxa" w:w="9072"/>
+            <w:shd w:val="clear" w:color="auto" w:fill="F0F0F0"/>
+          </w:tcPr>
+          <w:p>
+            <w:pPr>
+              <w:spacing w:before="1080"/>
+              <w:jc w:val="center"/>
+            </w:pPr>
+            <w:r>
+              <w:rPr>
+                <w:rFonts w:ascii="Times New Roman" w:hAnsi="Times New Roman"/>
+                <w:i/>
+                <w:color w:val="B0B0B0"/>
+                <w:sz w:val="20"/>
+              </w:rPr>
+              <w:t>[ Insérer la capture d'écran ici ]</w:t>
+            </w:r>
+          </w:p>
+        </w:tc>
+      </w:tr>
+    </w:tbl>
+    <w:p>
+      <w:pPr>
+        <w:spacing w:after="160"/>
+      </w:pPr>
     </w:p>
     <w:p>
       <w:pPr>
-        <w:pStyle w:val="Quote"/>
-        <w:ind w:left="567"/>
-      </w:pPr>
-      <w:r>
-        <w:rPr>
-          <w:rFonts w:ascii="Times New Roman" w:hAnsi="Times New Roman"/>
-          <w:b w:val="0"/>
+        <w:spacing w:before="120" w:after="40"/>
+      </w:pPr>
+      <w:r>
+        <w:rPr>
+          <w:rFonts w:ascii="Times New Roman" w:hAnsi="Times New Roman"/>
           <w:i/>
           <w:color w:val="606060"/>
-          <w:sz w:val="20"/>
-        </w:rPr>
-        <w:t>📸 CAPTURE D'ÉCRAN — Modifier le Profil (formulaire pré-rempli)</w:t>
-      </w:r>
+          <w:sz w:val="18"/>
+        </w:rPr>
+        <w:t>📸  BottomSheet sélection photo (galerie / caméra)</w:t>
+      </w:r>
+    </w:p>
+    <w:tbl>
+      <w:tblPr>
+        <w:tblStyle w:val="TableGrid"/>
+        <w:tblW w:type="auto" w:w="0"/>
+        <w:jc w:val="center"/>
+        <w:tblLook w:firstColumn="1" w:firstRow="1" w:lastColumn="0" w:lastRow="0" w:noHBand="0" w:noVBand="1" w:val="04A0"/>
+      </w:tblPr>
+      <w:tblGrid>
+        <w:gridCol w:w="9072"/>
+      </w:tblGrid>
+      <w:tr>
+        <w:trPr>
+          <w:trHeight w:val="3969" w:hRule="exact"/>
+        </w:trPr>
+        <w:tc>
+          <w:tcPr>
+            <w:tcW w:type="dxa" w:w="9072"/>
+            <w:shd w:val="clear" w:color="auto" w:fill="F0F0F0"/>
+          </w:tcPr>
+          <w:p>
+            <w:pPr>
+              <w:spacing w:before="1080"/>
+              <w:jc w:val="center"/>
+            </w:pPr>
+            <w:r>
+              <w:rPr>
+                <w:rFonts w:ascii="Times New Roman" w:hAnsi="Times New Roman"/>
+                <w:i/>
+                <w:color w:val="B0B0B0"/>
+                <w:sz w:val="20"/>
+              </w:rPr>
+              <w:t>[ Insérer la capture d'écran ici ]</w:t>
+            </w:r>
+          </w:p>
+        </w:tc>
+      </w:tr>
+    </w:tbl>
+    <w:p>
+      <w:pPr>
+        <w:spacing w:after="160"/>
+      </w:pPr>
     </w:p>
     <w:p>
       <w:pPr>
-        <w:pStyle w:val="Quote"/>
-        <w:ind w:left="567"/>
-      </w:pPr>
-      <w:r>
-        <w:rPr>
-          <w:rFonts w:ascii="Times New Roman" w:hAnsi="Times New Roman"/>
-          <w:b w:val="0"/>
+        <w:spacing w:before="120" w:after="40"/>
+      </w:pPr>
+      <w:r>
+        <w:rPr>
+          <w:rFonts w:ascii="Times New Roman" w:hAnsi="Times New Roman"/>
           <w:i/>
           <w:color w:val="606060"/>
-          <w:sz w:val="20"/>
-        </w:rPr>
-        <w:t>(Insérer ici la capture d'écran)</w:t>
+          <w:sz w:val="18"/>
+        </w:rPr>
+        <w:t>📸  Bottom sheet profil (résumé + actions rapides)</w:t>
       </w:r>
     </w:p>
+    <w:tbl>
+      <w:tblPr>
+        <w:tblStyle w:val="TableGrid"/>
+        <w:tblW w:type="auto" w:w="0"/>
+        <w:jc w:val="center"/>
+        <w:tblLook w:firstColumn="1" w:firstRow="1" w:lastColumn="0" w:lastRow="0" w:noHBand="0" w:noVBand="1" w:val="04A0"/>
+      </w:tblPr>
+      <w:tblGrid>
+        <w:gridCol w:w="9072"/>
+      </w:tblGrid>
+      <w:tr>
+        <w:trPr>
+          <w:trHeight w:val="3969" w:hRule="exact"/>
+        </w:trPr>
+        <w:tc>
+          <w:tcPr>
+            <w:tcW w:type="dxa" w:w="9072"/>
+            <w:shd w:val="clear" w:color="auto" w:fill="F0F0F0"/>
+          </w:tcPr>
+          <w:p>
+            <w:pPr>
+              <w:spacing w:before="1080"/>
+              <w:jc w:val="center"/>
+            </w:pPr>
+            <w:r>
+              <w:rPr>
+                <w:rFonts w:ascii="Times New Roman" w:hAnsi="Times New Roman"/>
+                <w:i/>
+                <w:color w:val="B0B0B0"/>
+                <w:sz w:val="20"/>
+              </w:rPr>
+              <w:t>[ Insérer la capture d'écran ici ]</w:t>
+            </w:r>
+          </w:p>
+        </w:tc>
+      </w:tr>
+    </w:tbl>
     <w:p>
       <w:pPr>
-        <w:pStyle w:val="Quote"/>
-        <w:ind w:left="567"/>
-      </w:pPr>
-      <w:r>
-        <w:rPr>
-          <w:rFonts w:ascii="Times New Roman" w:hAnsi="Times New Roman"/>
-          <w:b w:val="0"/>
-          <w:i/>
-          <w:color w:val="606060"/>
-          <w:sz w:val="20"/>
-        </w:rPr>
-        <w:t>📸 CAPTURE D'ÉCRAN — BottomSheet sélection photo (galerie / caméra)</w:t>
-      </w:r>
-    </w:p>
-    <w:p>
-      <w:pPr>
-        <w:pStyle w:val="Quote"/>
-        <w:ind w:left="567"/>
-      </w:pPr>
-      <w:r>
-        <w:rPr>
-          <w:rFonts w:ascii="Times New Roman" w:hAnsi="Times New Roman"/>
-          <w:b w:val="0"/>
-          <w:i/>
-          <w:color w:val="606060"/>
-          <w:sz w:val="20"/>
-        </w:rPr>
-        <w:t>(Insérer ici la capture d'écran)</w:t>
-      </w:r>
-    </w:p>
-    <w:p>
-      <w:pPr>
-        <w:pStyle w:val="Quote"/>
-        <w:ind w:left="567"/>
-      </w:pPr>
-      <w:r>
-        <w:rPr>
-          <w:rFonts w:ascii="Times New Roman" w:hAnsi="Times New Roman"/>
-          <w:b w:val="0"/>
-          <w:i/>
-          <w:color w:val="606060"/>
-          <w:sz w:val="20"/>
-        </w:rPr>
-        <w:t>📸 CAPTURE D'ÉCRAN — Bottom sheet profil (résumé + actions rapides)</w:t>
-      </w:r>
-    </w:p>
-    <w:p>
-      <w:pPr>
-        <w:pStyle w:val="Quote"/>
-        <w:ind w:left="567"/>
-      </w:pPr>
-      <w:r>
-        <w:rPr>
-          <w:rFonts w:ascii="Times New Roman" w:hAnsi="Times New Roman"/>
-          <w:b w:val="0"/>
-          <w:i/>
-          <w:color w:val="606060"/>
-          <w:sz w:val="20"/>
-        </w:rPr>
-        <w:t>(Insérer ici la capture d'écran)</w:t>
-      </w:r>
+        <w:spacing w:after="160"/>
+      </w:pPr>
     </w:p>
     <w:p>
       <w:pPr>
@@ -8201,131 +8889,227 @@
     </w:p>
     <w:p>
       <w:pPr>
-        <w:pStyle w:val="Quote"/>
-        <w:ind w:left="567"/>
-      </w:pPr>
-      <w:r>
-        <w:rPr>
-          <w:rFonts w:ascii="Times New Roman" w:hAnsi="Times New Roman"/>
-          <w:b w:val="0"/>
+        <w:spacing w:before="120" w:after="40"/>
+      </w:pPr>
+      <w:r>
+        <w:rPr>
+          <w:rFonts w:ascii="Times New Roman" w:hAnsi="Times New Roman"/>
           <w:i/>
           <w:color w:val="606060"/>
-          <w:sz w:val="20"/>
-        </w:rPr>
-        <w:t>📸 CAPTURE D'ÉCRAN — Messagerie (liste des conversations + badge non lus)</w:t>
-      </w:r>
+          <w:sz w:val="18"/>
+        </w:rPr>
+        <w:t>📸  Messagerie (liste des conversations + badge non lus)</w:t>
+      </w:r>
+    </w:p>
+    <w:tbl>
+      <w:tblPr>
+        <w:tblStyle w:val="TableGrid"/>
+        <w:tblW w:type="auto" w:w="0"/>
+        <w:jc w:val="center"/>
+        <w:tblLook w:firstColumn="1" w:firstRow="1" w:lastColumn="0" w:lastRow="0" w:noHBand="0" w:noVBand="1" w:val="04A0"/>
+      </w:tblPr>
+      <w:tblGrid>
+        <w:gridCol w:w="9072"/>
+      </w:tblGrid>
+      <w:tr>
+        <w:trPr>
+          <w:trHeight w:val="3969" w:hRule="exact"/>
+        </w:trPr>
+        <w:tc>
+          <w:tcPr>
+            <w:tcW w:type="dxa" w:w="9072"/>
+            <w:shd w:val="clear" w:color="auto" w:fill="F0F0F0"/>
+          </w:tcPr>
+          <w:p>
+            <w:pPr>
+              <w:spacing w:before="1080"/>
+              <w:jc w:val="center"/>
+            </w:pPr>
+            <w:r>
+              <w:rPr>
+                <w:rFonts w:ascii="Times New Roman" w:hAnsi="Times New Roman"/>
+                <w:i/>
+                <w:color w:val="B0B0B0"/>
+                <w:sz w:val="20"/>
+              </w:rPr>
+              <w:t>[ Insérer la capture d'écran ici ]</w:t>
+            </w:r>
+          </w:p>
+        </w:tc>
+      </w:tr>
+    </w:tbl>
+    <w:p>
+      <w:pPr>
+        <w:spacing w:after="160"/>
+      </w:pPr>
     </w:p>
     <w:p>
       <w:pPr>
-        <w:pStyle w:val="Quote"/>
-        <w:ind w:left="567"/>
-      </w:pPr>
-      <w:r>
-        <w:rPr>
-          <w:rFonts w:ascii="Times New Roman" w:hAnsi="Times New Roman"/>
-          <w:b w:val="0"/>
+        <w:spacing w:before="120" w:after="40"/>
+      </w:pPr>
+      <w:r>
+        <w:rPr>
+          <w:rFonts w:ascii="Times New Roman" w:hAnsi="Times New Roman"/>
           <w:i/>
           <w:color w:val="606060"/>
-          <w:sz w:val="20"/>
-        </w:rPr>
-        <w:t>(Insérer ici la capture d'écran)</w:t>
-      </w:r>
+          <w:sz w:val="18"/>
+        </w:rPr>
+        <w:t>📸  Chat individuel (bulles + horodatage + temps réel)</w:t>
+      </w:r>
+    </w:p>
+    <w:tbl>
+      <w:tblPr>
+        <w:tblStyle w:val="TableGrid"/>
+        <w:tblW w:type="auto" w:w="0"/>
+        <w:jc w:val="center"/>
+        <w:tblLook w:firstColumn="1" w:firstRow="1" w:lastColumn="0" w:lastRow="0" w:noHBand="0" w:noVBand="1" w:val="04A0"/>
+      </w:tblPr>
+      <w:tblGrid>
+        <w:gridCol w:w="9072"/>
+      </w:tblGrid>
+      <w:tr>
+        <w:trPr>
+          <w:trHeight w:val="3969" w:hRule="exact"/>
+        </w:trPr>
+        <w:tc>
+          <w:tcPr>
+            <w:tcW w:type="dxa" w:w="9072"/>
+            <w:shd w:val="clear" w:color="auto" w:fill="F0F0F0"/>
+          </w:tcPr>
+          <w:p>
+            <w:pPr>
+              <w:spacing w:before="1080"/>
+              <w:jc w:val="center"/>
+            </w:pPr>
+            <w:r>
+              <w:rPr>
+                <w:rFonts w:ascii="Times New Roman" w:hAnsi="Times New Roman"/>
+                <w:i/>
+                <w:color w:val="B0B0B0"/>
+                <w:sz w:val="20"/>
+              </w:rPr>
+              <w:t>[ Insérer la capture d'écran ici ]</w:t>
+            </w:r>
+          </w:p>
+        </w:tc>
+      </w:tr>
+    </w:tbl>
+    <w:p>
+      <w:pPr>
+        <w:spacing w:after="160"/>
+      </w:pPr>
     </w:p>
     <w:p>
       <w:pPr>
-        <w:pStyle w:val="Quote"/>
-        <w:ind w:left="567"/>
-      </w:pPr>
-      <w:r>
-        <w:rPr>
-          <w:rFonts w:ascii="Times New Roman" w:hAnsi="Times New Roman"/>
-          <w:b w:val="0"/>
+        <w:spacing w:before="120" w:after="40"/>
+      </w:pPr>
+      <w:r>
+        <w:rPr>
+          <w:rFonts w:ascii="Times New Roman" w:hAnsi="Times New Roman"/>
           <w:i/>
           <w:color w:val="606060"/>
-          <w:sz w:val="20"/>
-        </w:rPr>
-        <w:t>📸 CAPTURE D'ÉCRAN — Chat individuel (bulles + horodatage + temps réel)</w:t>
-      </w:r>
+          <w:sz w:val="18"/>
+        </w:rPr>
+        <w:t>📸  Centre de Notifications (types colorés + badge + Effacer tout)</w:t>
+      </w:r>
+    </w:p>
+    <w:tbl>
+      <w:tblPr>
+        <w:tblStyle w:val="TableGrid"/>
+        <w:tblW w:type="auto" w:w="0"/>
+        <w:jc w:val="center"/>
+        <w:tblLook w:firstColumn="1" w:firstRow="1" w:lastColumn="0" w:lastRow="0" w:noHBand="0" w:noVBand="1" w:val="04A0"/>
+      </w:tblPr>
+      <w:tblGrid>
+        <w:gridCol w:w="9072"/>
+      </w:tblGrid>
+      <w:tr>
+        <w:trPr>
+          <w:trHeight w:val="3969" w:hRule="exact"/>
+        </w:trPr>
+        <w:tc>
+          <w:tcPr>
+            <w:tcW w:type="dxa" w:w="9072"/>
+            <w:shd w:val="clear" w:color="auto" w:fill="F0F0F0"/>
+          </w:tcPr>
+          <w:p>
+            <w:pPr>
+              <w:spacing w:before="1080"/>
+              <w:jc w:val="center"/>
+            </w:pPr>
+            <w:r>
+              <w:rPr>
+                <w:rFonts w:ascii="Times New Roman" w:hAnsi="Times New Roman"/>
+                <w:i/>
+                <w:color w:val="B0B0B0"/>
+                <w:sz w:val="20"/>
+              </w:rPr>
+              <w:t>[ Insérer la capture d'écran ici ]</w:t>
+            </w:r>
+          </w:p>
+        </w:tc>
+      </w:tr>
+    </w:tbl>
+    <w:p>
+      <w:pPr>
+        <w:spacing w:after="160"/>
+      </w:pPr>
     </w:p>
     <w:p>
       <w:pPr>
-        <w:pStyle w:val="Quote"/>
-        <w:ind w:left="567"/>
-      </w:pPr>
-      <w:r>
-        <w:rPr>
-          <w:rFonts w:ascii="Times New Roman" w:hAnsi="Times New Roman"/>
-          <w:b w:val="0"/>
+        <w:spacing w:before="120" w:after="40"/>
+      </w:pPr>
+      <w:r>
+        <w:rPr>
+          <w:rFonts w:ascii="Times New Roman" w:hAnsi="Times New Roman"/>
           <w:i/>
           <w:color w:val="606060"/>
-          <w:sz w:val="20"/>
-        </w:rPr>
-        <w:t>(Insérer ici la capture d'écran)</w:t>
+          <w:sz w:val="18"/>
+        </w:rPr>
+        <w:t>📸  Badge rouge sur l'onglet Messages (NavBar)</w:t>
       </w:r>
     </w:p>
+    <w:tbl>
+      <w:tblPr>
+        <w:tblStyle w:val="TableGrid"/>
+        <w:tblW w:type="auto" w:w="0"/>
+        <w:jc w:val="center"/>
+        <w:tblLook w:firstColumn="1" w:firstRow="1" w:lastColumn="0" w:lastRow="0" w:noHBand="0" w:noVBand="1" w:val="04A0"/>
+      </w:tblPr>
+      <w:tblGrid>
+        <w:gridCol w:w="9072"/>
+      </w:tblGrid>
+      <w:tr>
+        <w:trPr>
+          <w:trHeight w:val="3969" w:hRule="exact"/>
+        </w:trPr>
+        <w:tc>
+          <w:tcPr>
+            <w:tcW w:type="dxa" w:w="9072"/>
+            <w:shd w:val="clear" w:color="auto" w:fill="F0F0F0"/>
+          </w:tcPr>
+          <w:p>
+            <w:pPr>
+              <w:spacing w:before="1080"/>
+              <w:jc w:val="center"/>
+            </w:pPr>
+            <w:r>
+              <w:rPr>
+                <w:rFonts w:ascii="Times New Roman" w:hAnsi="Times New Roman"/>
+                <w:i/>
+                <w:color w:val="B0B0B0"/>
+                <w:sz w:val="20"/>
+              </w:rPr>
+              <w:t>[ Insérer la capture d'écran ici ]</w:t>
+            </w:r>
+          </w:p>
+        </w:tc>
+      </w:tr>
+    </w:tbl>
     <w:p>
       <w:pPr>
-        <w:pStyle w:val="Quote"/>
-        <w:ind w:left="567"/>
-      </w:pPr>
-      <w:r>
-        <w:rPr>
-          <w:rFonts w:ascii="Times New Roman" w:hAnsi="Times New Roman"/>
-          <w:b w:val="0"/>
-          <w:i/>
-          <w:color w:val="606060"/>
-          <w:sz w:val="20"/>
-        </w:rPr>
-        <w:t>📸 CAPTURE D'ÉCRAN — Centre de Notifications (types colorés + badge + Effacer tout)</w:t>
-      </w:r>
-    </w:p>
-    <w:p>
-      <w:pPr>
-        <w:pStyle w:val="Quote"/>
-        <w:ind w:left="567"/>
-      </w:pPr>
-      <w:r>
-        <w:rPr>
-          <w:rFonts w:ascii="Times New Roman" w:hAnsi="Times New Roman"/>
-          <w:b w:val="0"/>
-          <w:i/>
-          <w:color w:val="606060"/>
-          <w:sz w:val="20"/>
-        </w:rPr>
-        <w:t>(Insérer ici la capture d'écran)</w:t>
-      </w:r>
-    </w:p>
-    <w:p>
-      <w:pPr>
-        <w:pStyle w:val="Quote"/>
-        <w:ind w:left="567"/>
-      </w:pPr>
-      <w:r>
-        <w:rPr>
-          <w:rFonts w:ascii="Times New Roman" w:hAnsi="Times New Roman"/>
-          <w:b w:val="0"/>
-          <w:i/>
-          <w:color w:val="606060"/>
-          <w:sz w:val="20"/>
-        </w:rPr>
-        <w:t>📸 CAPTURE D'ÉCRAN — Badge rouge sur l'onglet Messages (NavBar)</w:t>
-      </w:r>
-    </w:p>
-    <w:p>
-      <w:pPr>
-        <w:pStyle w:val="Quote"/>
-        <w:ind w:left="567"/>
-      </w:pPr>
-      <w:r>
-        <w:rPr>
-          <w:rFonts w:ascii="Times New Roman" w:hAnsi="Times New Roman"/>
-          <w:b w:val="0"/>
-          <w:i/>
-          <w:color w:val="606060"/>
-          <w:sz w:val="20"/>
-        </w:rPr>
-        <w:t>(Insérer ici la capture d'écran)</w:t>
-      </w:r>
+        <w:spacing w:after="160"/>
+      </w:pPr>
     </w:p>
     <w:p>
       <w:pPr>
@@ -8351,163 +9135,283 @@
     </w:p>
     <w:p>
       <w:pPr>
-        <w:pStyle w:val="Quote"/>
-        <w:ind w:left="567"/>
-      </w:pPr>
-      <w:r>
-        <w:rPr>
-          <w:rFonts w:ascii="Times New Roman" w:hAnsi="Times New Roman"/>
-          <w:b w:val="0"/>
+        <w:spacing w:before="120" w:after="40"/>
+      </w:pPr>
+      <w:r>
+        <w:rPr>
+          <w:rFonts w:ascii="Times New Roman" w:hAnsi="Times New Roman"/>
           <w:i/>
           <w:color w:val="606060"/>
-          <w:sz w:val="20"/>
-        </w:rPr>
-        <w:t>📸 CAPTURE D'ÉCRAN — Chatbot DIALI IA (conversation active)</w:t>
-      </w:r>
+          <w:sz w:val="18"/>
+        </w:rPr>
+        <w:t>📸  Chatbot DIALI IA (conversation active)</w:t>
+      </w:r>
+    </w:p>
+    <w:tbl>
+      <w:tblPr>
+        <w:tblStyle w:val="TableGrid"/>
+        <w:tblW w:type="auto" w:w="0"/>
+        <w:jc w:val="center"/>
+        <w:tblLook w:firstColumn="1" w:firstRow="1" w:lastColumn="0" w:lastRow="0" w:noHBand="0" w:noVBand="1" w:val="04A0"/>
+      </w:tblPr>
+      <w:tblGrid>
+        <w:gridCol w:w="9072"/>
+      </w:tblGrid>
+      <w:tr>
+        <w:trPr>
+          <w:trHeight w:val="3969" w:hRule="exact"/>
+        </w:trPr>
+        <w:tc>
+          <w:tcPr>
+            <w:tcW w:type="dxa" w:w="9072"/>
+            <w:shd w:val="clear" w:color="auto" w:fill="F0F0F0"/>
+          </w:tcPr>
+          <w:p>
+            <w:pPr>
+              <w:spacing w:before="1080"/>
+              <w:jc w:val="center"/>
+            </w:pPr>
+            <w:r>
+              <w:rPr>
+                <w:rFonts w:ascii="Times New Roman" w:hAnsi="Times New Roman"/>
+                <w:i/>
+                <w:color w:val="B0B0B0"/>
+                <w:sz w:val="20"/>
+              </w:rPr>
+              <w:t>[ Insérer la capture d'écran ici ]</w:t>
+            </w:r>
+          </w:p>
+        </w:tc>
+      </w:tr>
+    </w:tbl>
+    <w:p>
+      <w:pPr>
+        <w:spacing w:after="160"/>
+      </w:pPr>
     </w:p>
     <w:p>
       <w:pPr>
-        <w:pStyle w:val="Quote"/>
-        <w:ind w:left="567"/>
-      </w:pPr>
-      <w:r>
-        <w:rPr>
-          <w:rFonts w:ascii="Times New Roman" w:hAnsi="Times New Roman"/>
-          <w:b w:val="0"/>
+        <w:spacing w:before="120" w:after="40"/>
+      </w:pPr>
+      <w:r>
+        <w:rPr>
+          <w:rFonts w:ascii="Times New Roman" w:hAnsi="Times New Roman"/>
           <w:i/>
           <w:color w:val="606060"/>
-          <w:sz w:val="20"/>
-        </w:rPr>
-        <w:t>(Insérer ici la capture d'écran)</w:t>
-      </w:r>
+          <w:sz w:val="18"/>
+        </w:rPr>
+        <w:t>📸  FAB DIALI pulsant (anneau amber animé)</w:t>
+      </w:r>
+    </w:p>
+    <w:tbl>
+      <w:tblPr>
+        <w:tblStyle w:val="TableGrid"/>
+        <w:tblW w:type="auto" w:w="0"/>
+        <w:jc w:val="center"/>
+        <w:tblLook w:firstColumn="1" w:firstRow="1" w:lastColumn="0" w:lastRow="0" w:noHBand="0" w:noVBand="1" w:val="04A0"/>
+      </w:tblPr>
+      <w:tblGrid>
+        <w:gridCol w:w="9072"/>
+      </w:tblGrid>
+      <w:tr>
+        <w:trPr>
+          <w:trHeight w:val="3969" w:hRule="exact"/>
+        </w:trPr>
+        <w:tc>
+          <w:tcPr>
+            <w:tcW w:type="dxa" w:w="9072"/>
+            <w:shd w:val="clear" w:color="auto" w:fill="F0F0F0"/>
+          </w:tcPr>
+          <w:p>
+            <w:pPr>
+              <w:spacing w:before="1080"/>
+              <w:jc w:val="center"/>
+            </w:pPr>
+            <w:r>
+              <w:rPr>
+                <w:rFonts w:ascii="Times New Roman" w:hAnsi="Times New Roman"/>
+                <w:i/>
+                <w:color w:val="B0B0B0"/>
+                <w:sz w:val="20"/>
+              </w:rPr>
+              <w:t>[ Insérer la capture d'écran ici ]</w:t>
+            </w:r>
+          </w:p>
+        </w:tc>
+      </w:tr>
+    </w:tbl>
+    <w:p>
+      <w:pPr>
+        <w:spacing w:after="160"/>
+      </w:pPr>
     </w:p>
     <w:p>
       <w:pPr>
-        <w:pStyle w:val="Quote"/>
-        <w:ind w:left="567"/>
-      </w:pPr>
-      <w:r>
-        <w:rPr>
-          <w:rFonts w:ascii="Times New Roman" w:hAnsi="Times New Roman"/>
-          <w:b w:val="0"/>
+        <w:spacing w:before="120" w:after="40"/>
+      </w:pPr>
+      <w:r>
+        <w:rPr>
+          <w:rFonts w:ascii="Times New Roman" w:hAnsi="Times New Roman"/>
           <w:i/>
           <w:color w:val="606060"/>
-          <w:sz w:val="20"/>
-        </w:rPr>
-        <w:t>📸 CAPTURE D'ÉCRAN — FAB DIALI pulsant (anneau amber animé)</w:t>
-      </w:r>
+          <w:sz w:val="18"/>
+        </w:rPr>
+        <w:t>📸  Agenda (liste des événements + types colorés)</w:t>
+      </w:r>
+    </w:p>
+    <w:tbl>
+      <w:tblPr>
+        <w:tblStyle w:val="TableGrid"/>
+        <w:tblW w:type="auto" w:w="0"/>
+        <w:jc w:val="center"/>
+        <w:tblLook w:firstColumn="1" w:firstRow="1" w:lastColumn="0" w:lastRow="0" w:noHBand="0" w:noVBand="1" w:val="04A0"/>
+      </w:tblPr>
+      <w:tblGrid>
+        <w:gridCol w:w="9072"/>
+      </w:tblGrid>
+      <w:tr>
+        <w:trPr>
+          <w:trHeight w:val="3969" w:hRule="exact"/>
+        </w:trPr>
+        <w:tc>
+          <w:tcPr>
+            <w:tcW w:type="dxa" w:w="9072"/>
+            <w:shd w:val="clear" w:color="auto" w:fill="F0F0F0"/>
+          </w:tcPr>
+          <w:p>
+            <w:pPr>
+              <w:spacing w:before="1080"/>
+              <w:jc w:val="center"/>
+            </w:pPr>
+            <w:r>
+              <w:rPr>
+                <w:rFonts w:ascii="Times New Roman" w:hAnsi="Times New Roman"/>
+                <w:i/>
+                <w:color w:val="B0B0B0"/>
+                <w:sz w:val="20"/>
+              </w:rPr>
+              <w:t>[ Insérer la capture d'écran ici ]</w:t>
+            </w:r>
+          </w:p>
+        </w:tc>
+      </w:tr>
+    </w:tbl>
+    <w:p>
+      <w:pPr>
+        <w:spacing w:after="160"/>
+      </w:pPr>
     </w:p>
     <w:p>
       <w:pPr>
-        <w:pStyle w:val="Quote"/>
-        <w:ind w:left="567"/>
-      </w:pPr>
-      <w:r>
-        <w:rPr>
-          <w:rFonts w:ascii="Times New Roman" w:hAnsi="Times New Roman"/>
-          <w:b w:val="0"/>
+        <w:spacing w:before="120" w:after="40"/>
+      </w:pPr>
+      <w:r>
+        <w:rPr>
+          <w:rFonts w:ascii="Times New Roman" w:hAnsi="Times New Roman"/>
           <w:i/>
           <w:color w:val="606060"/>
-          <w:sz w:val="20"/>
-        </w:rPr>
-        <w:t>(Insérer ici la capture d'écran)</w:t>
-      </w:r>
+          <w:sz w:val="18"/>
+        </w:rPr>
+        <w:t>📸  Planning mentor (créneaux disponibles)</w:t>
+      </w:r>
+    </w:p>
+    <w:tbl>
+      <w:tblPr>
+        <w:tblStyle w:val="TableGrid"/>
+        <w:tblW w:type="auto" w:w="0"/>
+        <w:jc w:val="center"/>
+        <w:tblLook w:firstColumn="1" w:firstRow="1" w:lastColumn="0" w:lastRow="0" w:noHBand="0" w:noVBand="1" w:val="04A0"/>
+      </w:tblPr>
+      <w:tblGrid>
+        <w:gridCol w:w="9072"/>
+      </w:tblGrid>
+      <w:tr>
+        <w:trPr>
+          <w:trHeight w:val="3969" w:hRule="exact"/>
+        </w:trPr>
+        <w:tc>
+          <w:tcPr>
+            <w:tcW w:type="dxa" w:w="9072"/>
+            <w:shd w:val="clear" w:color="auto" w:fill="F0F0F0"/>
+          </w:tcPr>
+          <w:p>
+            <w:pPr>
+              <w:spacing w:before="1080"/>
+              <w:jc w:val="center"/>
+            </w:pPr>
+            <w:r>
+              <w:rPr>
+                <w:rFonts w:ascii="Times New Roman" w:hAnsi="Times New Roman"/>
+                <w:i/>
+                <w:color w:val="B0B0B0"/>
+                <w:sz w:val="20"/>
+              </w:rPr>
+              <w:t>[ Insérer la capture d'écran ici ]</w:t>
+            </w:r>
+          </w:p>
+        </w:tc>
+      </w:tr>
+    </w:tbl>
+    <w:p>
+      <w:pPr>
+        <w:spacing w:after="160"/>
+      </w:pPr>
     </w:p>
     <w:p>
       <w:pPr>
-        <w:pStyle w:val="Quote"/>
-        <w:ind w:left="567"/>
-      </w:pPr>
-      <w:r>
-        <w:rPr>
-          <w:rFonts w:ascii="Times New Roman" w:hAnsi="Times New Roman"/>
-          <w:b w:val="0"/>
+        <w:spacing w:before="120" w:after="40"/>
+      </w:pPr>
+      <w:r>
+        <w:rPr>
+          <w:rFonts w:ascii="Times New Roman" w:hAnsi="Times New Roman"/>
           <w:i/>
           <w:color w:val="606060"/>
-          <w:sz w:val="20"/>
-        </w:rPr>
-        <w:t>📸 CAPTURE D'ÉCRAN — Agenda (liste des événements + types colorés)</w:t>
+          <w:sz w:val="18"/>
+        </w:rPr>
+        <w:t>📸  Demandes de mentorat (liste + Accepter/Refuser)</w:t>
       </w:r>
     </w:p>
+    <w:tbl>
+      <w:tblPr>
+        <w:tblStyle w:val="TableGrid"/>
+        <w:tblW w:type="auto" w:w="0"/>
+        <w:jc w:val="center"/>
+        <w:tblLook w:firstColumn="1" w:firstRow="1" w:lastColumn="0" w:lastRow="0" w:noHBand="0" w:noVBand="1" w:val="04A0"/>
+      </w:tblPr>
+      <w:tblGrid>
+        <w:gridCol w:w="9072"/>
+      </w:tblGrid>
+      <w:tr>
+        <w:trPr>
+          <w:trHeight w:val="3969" w:hRule="exact"/>
+        </w:trPr>
+        <w:tc>
+          <w:tcPr>
+            <w:tcW w:type="dxa" w:w="9072"/>
+            <w:shd w:val="clear" w:color="auto" w:fill="F0F0F0"/>
+          </w:tcPr>
+          <w:p>
+            <w:pPr>
+              <w:spacing w:before="1080"/>
+              <w:jc w:val="center"/>
+            </w:pPr>
+            <w:r>
+              <w:rPr>
+                <w:rFonts w:ascii="Times New Roman" w:hAnsi="Times New Roman"/>
+                <w:i/>
+                <w:color w:val="B0B0B0"/>
+                <w:sz w:val="20"/>
+              </w:rPr>
+              <w:t>[ Insérer la capture d'écran ici ]</w:t>
+            </w:r>
+          </w:p>
+        </w:tc>
+      </w:tr>
+    </w:tbl>
     <w:p>
       <w:pPr>
-        <w:pStyle w:val="Quote"/>
-        <w:ind w:left="567"/>
-      </w:pPr>
-      <w:r>
-        <w:rPr>
-          <w:rFonts w:ascii="Times New Roman" w:hAnsi="Times New Roman"/>
-          <w:b w:val="0"/>
-          <w:i/>
-          <w:color w:val="606060"/>
-          <w:sz w:val="20"/>
-        </w:rPr>
-        <w:t>(Insérer ici la capture d'écran)</w:t>
-      </w:r>
-    </w:p>
-    <w:p>
-      <w:pPr>
-        <w:pStyle w:val="Quote"/>
-        <w:ind w:left="567"/>
-      </w:pPr>
-      <w:r>
-        <w:rPr>
-          <w:rFonts w:ascii="Times New Roman" w:hAnsi="Times New Roman"/>
-          <w:b w:val="0"/>
-          <w:i/>
-          <w:color w:val="606060"/>
-          <w:sz w:val="20"/>
-        </w:rPr>
-        <w:t>📸 CAPTURE D'ÉCRAN — Planning mentor (créneaux disponibles)</w:t>
-      </w:r>
-    </w:p>
-    <w:p>
-      <w:pPr>
-        <w:pStyle w:val="Quote"/>
-        <w:ind w:left="567"/>
-      </w:pPr>
-      <w:r>
-        <w:rPr>
-          <w:rFonts w:ascii="Times New Roman" w:hAnsi="Times New Roman"/>
-          <w:b w:val="0"/>
-          <w:i/>
-          <w:color w:val="606060"/>
-          <w:sz w:val="20"/>
-        </w:rPr>
-        <w:t>(Insérer ici la capture d'écran)</w:t>
-      </w:r>
-    </w:p>
-    <w:p>
-      <w:pPr>
-        <w:pStyle w:val="Quote"/>
-        <w:ind w:left="567"/>
-      </w:pPr>
-      <w:r>
-        <w:rPr>
-          <w:rFonts w:ascii="Times New Roman" w:hAnsi="Times New Roman"/>
-          <w:b w:val="0"/>
-          <w:i/>
-          <w:color w:val="606060"/>
-          <w:sz w:val="20"/>
-        </w:rPr>
-        <w:t>📸 CAPTURE D'ÉCRAN — Demandes de mentorat (liste + Accepter/Refuser)</w:t>
-      </w:r>
-    </w:p>
-    <w:p>
-      <w:pPr>
-        <w:pStyle w:val="Quote"/>
-        <w:ind w:left="567"/>
-      </w:pPr>
-      <w:r>
-        <w:rPr>
-          <w:rFonts w:ascii="Times New Roman" w:hAnsi="Times New Roman"/>
-          <w:b w:val="0"/>
-          <w:i/>
-          <w:color w:val="606060"/>
-          <w:sz w:val="20"/>
-        </w:rPr>
-        <w:t>(Insérer ici la capture d'écran)</w:t>
-      </w:r>
+        <w:spacing w:after="160"/>
+      </w:pPr>
     </w:p>
     <w:p>
       <w:pPr>
@@ -14916,35 +15820,59 @@
     </w:p>
     <w:p>
       <w:pPr>
-        <w:pStyle w:val="Quote"/>
-        <w:ind w:left="567"/>
-      </w:pPr>
-      <w:r>
-        <w:rPr>
-          <w:rFonts w:ascii="Times New Roman" w:hAnsi="Times New Roman"/>
-          <w:b w:val="0"/>
+        <w:spacing w:before="120" w:after="40"/>
+      </w:pPr>
+      <w:r>
+        <w:rPr>
+          <w:rFonts w:ascii="Times New Roman" w:hAnsi="Times New Roman"/>
           <w:i/>
           <w:color w:val="606060"/>
-          <w:sz w:val="20"/>
-        </w:rPr>
-        <w:t>📸 CAPTURE D'ÉCRAN — Terminal : `✓ Built build\app\outputs\flutter-apk\app-release.apk (57.9MB)`</w:t>
+          <w:sz w:val="18"/>
+        </w:rPr>
+        <w:t>📸  Terminal : ✓ Built build\app\outputs\flutter-apk\app-release.apk (57.9MB)</w:t>
       </w:r>
     </w:p>
+    <w:tbl>
+      <w:tblPr>
+        <w:tblStyle w:val="TableGrid"/>
+        <w:tblW w:type="auto" w:w="0"/>
+        <w:jc w:val="center"/>
+        <w:tblLook w:firstColumn="1" w:firstRow="1" w:lastColumn="0" w:lastRow="0" w:noHBand="0" w:noVBand="1" w:val="04A0"/>
+      </w:tblPr>
+      <w:tblGrid>
+        <w:gridCol w:w="9072"/>
+      </w:tblGrid>
+      <w:tr>
+        <w:trPr>
+          <w:trHeight w:val="3969" w:hRule="exact"/>
+        </w:trPr>
+        <w:tc>
+          <w:tcPr>
+            <w:tcW w:type="dxa" w:w="9072"/>
+            <w:shd w:val="clear" w:color="auto" w:fill="F0F0F0"/>
+          </w:tcPr>
+          <w:p>
+            <w:pPr>
+              <w:spacing w:before="1080"/>
+              <w:jc w:val="center"/>
+            </w:pPr>
+            <w:r>
+              <w:rPr>
+                <w:rFonts w:ascii="Times New Roman" w:hAnsi="Times New Roman"/>
+                <w:i/>
+                <w:color w:val="B0B0B0"/>
+                <w:sz w:val="20"/>
+              </w:rPr>
+              <w:t>[ Insérer la capture d'écran ici ]</w:t>
+            </w:r>
+          </w:p>
+        </w:tc>
+      </w:tr>
+    </w:tbl>
     <w:p>
       <w:pPr>
-        <w:pStyle w:val="Quote"/>
-        <w:ind w:left="567"/>
-      </w:pPr>
-      <w:r>
-        <w:rPr>
-          <w:rFonts w:ascii="Times New Roman" w:hAnsi="Times New Roman"/>
-          <w:b w:val="0"/>
-          <w:i/>
-          <w:color w:val="606060"/>
-          <w:sz w:val="20"/>
-        </w:rPr>
-        <w:t>(Insérer ici la capture d'écran)</w:t>
-      </w:r>
+        <w:spacing w:after="160"/>
+      </w:pPr>
     </w:p>
     <w:p>
       <w:pPr>

--- a/livrables/docx/DIAPALER_AFRICA_Livrable6.docx
+++ b/livrables/docx/DIAPALER_AFRICA_Livrable6.docx
@@ -422,7 +422,7 @@
                 <w:rFonts w:ascii="Times New Roman" w:hAnsi="Times New Roman"/>
                 <w:sz w:val="20"/>
               </w:rPr>
-              <w:t>L3 Genie Informatique</w:t>
+              <w:t>L3GLSIB</w:t>
             </w:r>
           </w:p>
         </w:tc>
@@ -459,7 +459,7 @@
                 <w:rFonts w:ascii="Times New Roman" w:hAnsi="Times New Roman"/>
                 <w:sz w:val="20"/>
               </w:rPr>
-              <w:t>[Nom du Professeur]</w:t>
+              <w:t>Mr Ndiaye</w:t>
             </w:r>
           </w:p>
         </w:tc>
@@ -1165,16 +1165,22 @@
       </w:tblGrid>
       <w:tr>
         <w:trPr>
-          <w:trHeight w:val="3969" w:hRule="exact"/>
+          <w:trHeight w:val="1701" w:hRule="atLeast"/>
         </w:trPr>
         <w:tc>
           <w:tcPr>
             <w:tcW w:type="dxa" w:w="9072"/>
             <w:shd w:val="clear" w:color="auto" w:fill="F0F0F0"/>
+            <w:tcMar>
+              <w:top w:w="113" w:type="dxa"/>
+              <w:left w:w="113" w:type="dxa"/>
+              <w:bottom w:w="113" w:type="dxa"/>
+              <w:right w:w="113" w:type="dxa"/>
+            </w:tcMar>
           </w:tcPr>
           <w:p>
             <w:pPr>
-              <w:spacing w:before="1080"/>
+              <w:spacing w:before="200" w:after="200"/>
               <w:jc w:val="center"/>
             </w:pPr>
             <w:r>
@@ -1255,7 +1261,7 @@
           <w:i w:val="0"/>
           <w:sz w:val="22"/>
         </w:rPr>
-        <w:t xml:space="preserve">), la géolocalisation GPS, une messagerie instantanée, un système de notifications réactif, un chatbot d'intelligence artificielle propulsé par Claude Anthropic, et une gestion complète de profils avec synchronisation cloud. L'application compte </w:t>
+        <w:t xml:space="preserve">), la géolocalisation GPS, une messagerie instantanée, un système de notifications réactif, un chatbot d'intelligence artificielle propulsé par Llama 3.1 via Groq, et une gestion complète de profils avec synchronisation cloud. L'application compte </w:t>
       </w:r>
       <w:r>
         <w:rPr>
@@ -1571,7 +1577,7 @@
           <w:i w:val="0"/>
           <w:sz w:val="21"/>
         </w:rPr>
-        <w:t>[2.3 Intelligence Artificielle — Anthropic Claude](#23-intelligence-artificielle--anthropic-claude)</w:t>
+        <w:t>[2.3 Intelligence Artificielle — Meta Llama 3.1 via Groq](#23-intelligence-artificielle--groq--llama-31)</w:t>
       </w:r>
     </w:p>
     <w:p>
@@ -1910,16 +1916,22 @@
       </w:tblGrid>
       <w:tr>
         <w:trPr>
-          <w:trHeight w:val="3969" w:hRule="exact"/>
+          <w:trHeight w:val="1701" w:hRule="atLeast"/>
         </w:trPr>
         <w:tc>
           <w:tcPr>
             <w:tcW w:type="dxa" w:w="9072"/>
             <w:shd w:val="clear" w:color="auto" w:fill="F0F0F0"/>
+            <w:tcMar>
+              <w:top w:w="113" w:type="dxa"/>
+              <w:left w:w="113" w:type="dxa"/>
+              <w:bottom w:w="113" w:type="dxa"/>
+              <w:right w:w="113" w:type="dxa"/>
+            </w:tcMar>
           </w:tcPr>
           <w:p>
             <w:pPr>
-              <w:spacing w:before="1080"/>
+              <w:spacing w:before="200" w:after="200"/>
               <w:jc w:val="center"/>
             </w:pPr>
             <w:r>
@@ -2835,16 +2847,22 @@
       </w:tblGrid>
       <w:tr>
         <w:trPr>
-          <w:trHeight w:val="3969" w:hRule="exact"/>
+          <w:trHeight w:val="1701" w:hRule="atLeast"/>
         </w:trPr>
         <w:tc>
           <w:tcPr>
             <w:tcW w:type="dxa" w:w="9072"/>
             <w:shd w:val="clear" w:color="auto" w:fill="F0F0F0"/>
+            <w:tcMar>
+              <w:top w:w="113" w:type="dxa"/>
+              <w:left w:w="113" w:type="dxa"/>
+              <w:bottom w:w="113" w:type="dxa"/>
+              <w:right w:w="113" w:type="dxa"/>
+            </w:tcMar>
           </w:tcPr>
           <w:p>
             <w:pPr>
-              <w:spacing w:before="1080"/>
+              <w:spacing w:before="200" w:after="200"/>
               <w:jc w:val="center"/>
             </w:pPr>
             <w:r>
@@ -3001,7 +3019,25 @@
                 <w:i w:val="0"/>
                 <w:sz w:val="19"/>
               </w:rPr>
-              <w:t>Connexion, inscription 4 étapes, reset MDP, déconnexion</w:t>
+              <w:t xml:space="preserve">Connexion, inscription </w:t>
+            </w:r>
+            <w:r>
+              <w:rPr>
+                <w:rFonts w:ascii="Times New Roman" w:hAnsi="Times New Roman"/>
+                <w:b w:val="0"/>
+                <w:i w:val="0"/>
+                <w:sz w:val="19"/>
+              </w:rPr>
+              <w:t>rôle-spécifique</w:t>
+            </w:r>
+            <w:r>
+              <w:rPr>
+                <w:rFonts w:ascii="Times New Roman" w:hAnsi="Times New Roman"/>
+                <w:b w:val="0"/>
+                <w:i w:val="0"/>
+                <w:sz w:val="19"/>
+              </w:rPr>
+              <w:t xml:space="preserve"> (4 étapes), reset MDP, déconnexion → LoginPage</w:t>
             </w:r>
           </w:p>
         </w:tc>
@@ -3043,7 +3079,7 @@
                 <w:i w:val="0"/>
                 <w:sz w:val="19"/>
               </w:rPr>
-              <w:t>Persistance session</w:t>
+              <w:t>Sauvegarde MDP</w:t>
             </w:r>
           </w:p>
         </w:tc>
@@ -3063,7 +3099,16 @@
                 <w:i w:val="0"/>
                 <w:sz w:val="19"/>
               </w:rPr>
-              <w:t>Cache offline-first + bootstrap Firebase</w:t>
+              <w:t>AutofillGroup</w:t>
+            </w:r>
+            <w:r>
+              <w:rPr>
+                <w:rFonts w:ascii="Times New Roman" w:hAnsi="Times New Roman"/>
+                <w:b w:val="0"/>
+                <w:i w:val="0"/>
+                <w:sz w:val="19"/>
+              </w:rPr>
+              <w:t xml:space="preserve"> → Google/Samsung/iCloud Password Manager</w:t>
             </w:r>
           </w:p>
         </w:tc>
@@ -3105,7 +3150,7 @@
                 <w:i w:val="0"/>
                 <w:sz w:val="19"/>
               </w:rPr>
-              <w:t>Dashboards</w:t>
+              <w:t>Persistance session</w:t>
             </w:r>
           </w:p>
         </w:tc>
@@ -3125,7 +3170,7 @@
                 <w:i w:val="0"/>
                 <w:sz w:val="19"/>
               </w:rPr>
-              <w:t>3 dashboards personnalisés avec stats dynamiques</w:t>
+              <w:t>Cache offline-first + bootstrap Firebase</w:t>
             </w:r>
           </w:p>
         </w:tc>
@@ -3167,7 +3212,7 @@
                 <w:i w:val="0"/>
                 <w:sz w:val="19"/>
               </w:rPr>
-              <w:t>Matching</w:t>
+              <w:t>Dashboards</w:t>
             </w:r>
           </w:p>
         </w:tc>
@@ -3187,7 +3232,16 @@
                 <w:i w:val="0"/>
                 <w:sz w:val="19"/>
               </w:rPr>
-              <w:t>100+ profils + membres DIAPALER réels + 4 filtres + GPS</w:t>
+              <w:t>3 dashboards distincts</w:t>
+            </w:r>
+            <w:r>
+              <w:rPr>
+                <w:rFonts w:ascii="Times New Roman" w:hAnsi="Times New Roman"/>
+                <w:b w:val="0"/>
+                <w:i w:val="0"/>
+                <w:sz w:val="19"/>
+              </w:rPr>
+              <w:t xml:space="preserve"> : Entrepreneur (amber) / Mentor (vert) / Investisseur (bleu)</w:t>
             </w:r>
           </w:p>
         </w:tc>
@@ -3207,7 +3261,7 @@
                 <w:i w:val="0"/>
                 <w:sz w:val="19"/>
               </w:rPr>
-              <w:t>Tous</w:t>
+              <w:t>Selon rôle</w:t>
             </w:r>
           </w:p>
         </w:tc>
@@ -3229,7 +3283,7 @@
                 <w:i w:val="0"/>
                 <w:sz w:val="19"/>
               </w:rPr>
-              <w:t>Messagerie</w:t>
+              <w:t>Matching</w:t>
             </w:r>
           </w:p>
         </w:tc>
@@ -3249,7 +3303,7 @@
                 <w:i w:val="0"/>
                 <w:sz w:val="19"/>
               </w:rPr>
-              <w:t>Chat temps réel Firebase + badge non lus global</w:t>
+              <w:t>100+ profils + membres DIAPALER réels + 4 filtres + GPS</w:t>
             </w:r>
           </w:p>
         </w:tc>
@@ -3291,7 +3345,7 @@
                 <w:i w:val="0"/>
                 <w:sz w:val="19"/>
               </w:rPr>
-              <w:t>Notifications</w:t>
+              <w:t>Messagerie</w:t>
             </w:r>
           </w:p>
         </w:tc>
@@ -3311,7 +3365,7 @@
                 <w:i w:val="0"/>
                 <w:sz w:val="19"/>
               </w:rPr>
-              <w:t>Centre + badge dynamique + "Effacer tout"</w:t>
+              <w:t>Chat temps réel Firebase + badge non lus filtré (ne compte pas les messages envoyés)</w:t>
             </w:r>
           </w:p>
         </w:tc>
@@ -3353,7 +3407,7 @@
                 <w:i w:val="0"/>
                 <w:sz w:val="19"/>
               </w:rPr>
-              <w:t>Profil</w:t>
+              <w:t>Notifications</w:t>
             </w:r>
           </w:p>
         </w:tc>
@@ -3373,7 +3427,7 @@
                 <w:i w:val="0"/>
                 <w:sz w:val="19"/>
               </w:rPr>
-              <w:t>Consultation + modification + photo galerie/caméra</w:t>
+              <w:t>Centre + badge dynamique + "Effacer tout"</w:t>
             </w:r>
           </w:p>
         </w:tc>
@@ -3415,7 +3469,7 @@
                 <w:i w:val="0"/>
                 <w:sz w:val="19"/>
               </w:rPr>
-              <w:t>Dépôt de pitch</w:t>
+              <w:t>Profil</w:t>
             </w:r>
           </w:p>
         </w:tc>
@@ -3435,7 +3489,7 @@
                 <w:i w:val="0"/>
                 <w:sz w:val="19"/>
               </w:rPr>
-              <w:t>Stepper 3 étapes + double sauvegarde Firebase</w:t>
+              <w:t>Stats rôle-spécifiques + LinkedIn cliquable + coordonnées condensées + boutons adaptatifs</w:t>
             </w:r>
           </w:p>
         </w:tc>
@@ -3455,7 +3509,7 @@
                 <w:i w:val="0"/>
                 <w:sz w:val="19"/>
               </w:rPr>
-              <w:t>Entrepreneur</w:t>
+              <w:t>Tous</w:t>
             </w:r>
           </w:p>
         </w:tc>
@@ -3477,7 +3531,7 @@
                 <w:i w:val="0"/>
                 <w:sz w:val="19"/>
               </w:rPr>
-              <w:t>Pitchs publiés</w:t>
+              <w:t>Dépôt de pitch</w:t>
             </w:r>
           </w:p>
         </w:tc>
@@ -3497,7 +3551,25 @@
                 <w:i w:val="0"/>
                 <w:sz w:val="19"/>
               </w:rPr>
-              <w:t>StreamBuilder temps réel</w:t>
+              <w:t xml:space="preserve">Stepper 3 étapes avec </w:t>
+            </w:r>
+            <w:r>
+              <w:rPr>
+                <w:rFonts w:ascii="Times New Roman" w:hAnsi="Times New Roman"/>
+                <w:b w:val="0"/>
+                <w:i w:val="0"/>
+                <w:sz w:val="19"/>
+              </w:rPr>
+              <w:t>validation</w:t>
+            </w:r>
+            <w:r>
+              <w:rPr>
+                <w:rFonts w:ascii="Times New Roman" w:hAnsi="Times New Roman"/>
+                <w:b w:val="0"/>
+                <w:i w:val="0"/>
+                <w:sz w:val="19"/>
+              </w:rPr>
+              <w:t xml:space="preserve"> + double sauvegarde + redirect Profil</w:t>
             </w:r>
           </w:p>
         </w:tc>
@@ -3517,7 +3589,7 @@
                 <w:i w:val="0"/>
                 <w:sz w:val="19"/>
               </w:rPr>
-              <w:t>Mentor, Investisseur</w:t>
+              <w:t>Entrepreneur</w:t>
             </w:r>
           </w:p>
         </w:tc>
@@ -3539,7 +3611,7 @@
                 <w:i w:val="0"/>
                 <w:sz w:val="19"/>
               </w:rPr>
-              <w:t>Projets</w:t>
+              <w:t>Pitchs publiés</w:t>
             </w:r>
           </w:p>
         </w:tc>
@@ -3559,7 +3631,7 @@
                 <w:i w:val="0"/>
                 <w:sz w:val="19"/>
               </w:rPr>
-              <w:t>Création + suivi de progression + suppression</w:t>
+              <w:t>StreamBuilder temps réel + bouton partage</w:t>
             </w:r>
           </w:p>
         </w:tc>
@@ -3579,7 +3651,7 @@
                 <w:i w:val="0"/>
                 <w:sz w:val="19"/>
               </w:rPr>
-              <w:t>Entrepreneur</w:t>
+              <w:t>Mentor, Investisseur</w:t>
             </w:r>
           </w:p>
         </w:tc>
@@ -3601,7 +3673,7 @@
                 <w:i w:val="0"/>
                 <w:sz w:val="19"/>
               </w:rPr>
-              <w:t>Agenda</w:t>
+              <w:t>Projets</w:t>
             </w:r>
           </w:p>
         </w:tc>
@@ -3621,7 +3693,7 @@
                 <w:i w:val="0"/>
                 <w:sz w:val="19"/>
               </w:rPr>
-              <w:t>Événements + synchronisation Firebase</w:t>
+              <w:t>Création + suivi progression (Étape 1/3) + suppression</w:t>
             </w:r>
           </w:p>
         </w:tc>
@@ -3641,7 +3713,7 @@
                 <w:i w:val="0"/>
                 <w:sz w:val="19"/>
               </w:rPr>
-              <w:t>Tous</w:t>
+              <w:t>Entrepreneur</w:t>
             </w:r>
           </w:p>
         </w:tc>
@@ -3663,7 +3735,7 @@
                 <w:i w:val="0"/>
                 <w:sz w:val="19"/>
               </w:rPr>
-              <w:t>Planning</w:t>
+              <w:t>Agenda</w:t>
             </w:r>
           </w:p>
         </w:tc>
@@ -3683,7 +3755,25 @@
                 <w:i w:val="0"/>
                 <w:sz w:val="19"/>
               </w:rPr>
-              <w:t>Gestion des créneaux disponibles</w:t>
+              <w:t xml:space="preserve">Titre/descriptions </w:t>
+            </w:r>
+            <w:r>
+              <w:rPr>
+                <w:rFonts w:ascii="Times New Roman" w:hAnsi="Times New Roman"/>
+                <w:b w:val="0"/>
+                <w:i w:val="0"/>
+                <w:sz w:val="19"/>
+              </w:rPr>
+              <w:t>rôle-spécifiques</w:t>
+            </w:r>
+            <w:r>
+              <w:rPr>
+                <w:rFonts w:ascii="Times New Roman" w:hAnsi="Times New Roman"/>
+                <w:b w:val="0"/>
+                <w:i w:val="0"/>
+                <w:sz w:val="19"/>
+              </w:rPr>
+              <w:t xml:space="preserve"> + synchronisation Firebase</w:t>
             </w:r>
           </w:p>
         </w:tc>
@@ -3703,7 +3793,7 @@
                 <w:i w:val="0"/>
                 <w:sz w:val="19"/>
               </w:rPr>
-              <w:t>Mentor</w:t>
+              <w:t>Tous</w:t>
             </w:r>
           </w:p>
         </w:tc>
@@ -3725,7 +3815,7 @@
                 <w:i w:val="0"/>
                 <w:sz w:val="19"/>
               </w:rPr>
-              <w:t>Demandes</w:t>
+              <w:t>Planning</w:t>
             </w:r>
           </w:p>
         </w:tc>
@@ -3745,7 +3835,7 @@
                 <w:i w:val="0"/>
                 <w:sz w:val="19"/>
               </w:rPr>
-              <w:t>Envoi et gestion (accepter/refuser)</w:t>
+              <w:t>Gestion créneaux disponibles + bouton dans AppBar Agenda</w:t>
             </w:r>
           </w:p>
         </w:tc>
@@ -3765,7 +3855,7 @@
                 <w:i w:val="0"/>
                 <w:sz w:val="19"/>
               </w:rPr>
-              <w:t>Tous</w:t>
+              <w:t>Mentor</w:t>
             </w:r>
           </w:p>
         </w:tc>
@@ -3787,7 +3877,7 @@
                 <w:i w:val="0"/>
                 <w:sz w:val="19"/>
               </w:rPr>
-              <w:t>Chatbot DIALI</w:t>
+              <w:t>Demandes</w:t>
             </w:r>
           </w:p>
         </w:tc>
@@ -3807,7 +3897,7 @@
                 <w:i w:val="0"/>
                 <w:sz w:val="19"/>
               </w:rPr>
-              <w:t>Claude claude-haiku-4-5-20251001 + FAB pulsant + historique session</w:t>
+              <w:t>Envoi + gestion (accepter/refuser) + bouton "Envoyer une demande" sur profil détail</w:t>
             </w:r>
           </w:p>
         </w:tc>
@@ -3849,7 +3939,7 @@
                 <w:i w:val="0"/>
                 <w:sz w:val="19"/>
               </w:rPr>
-              <w:t>Géolocalisation</w:t>
+              <w:t>Chatbot DIALI</w:t>
             </w:r>
           </w:p>
         </w:tc>
@@ -3869,7 +3959,7 @@
                 <w:i w:val="0"/>
                 <w:sz w:val="19"/>
               </w:rPr>
-              <w:t>GPS + bouton "Près de moi" + distances km</w:t>
+              <w:t>Llama 3.1 8B (Groq) + proxy Cloudflare + FAB pulsant + messages d'erreur clairs</w:t>
             </w:r>
           </w:p>
         </w:tc>
@@ -3911,7 +4001,7 @@
                 <w:i w:val="0"/>
                 <w:sz w:val="19"/>
               </w:rPr>
-              <w:t>Cache offline</w:t>
+              <w:t>Géolocalisation</w:t>
             </w:r>
           </w:p>
         </w:tc>
@@ -3931,7 +4021,7 @@
                 <w:i w:val="0"/>
                 <w:sz w:val="19"/>
               </w:rPr>
-              <w:t>Profil disponible sans internet (SharedPreferences)</w:t>
+              <w:t>GPS + bouton "Près de moi" + distances km</w:t>
             </w:r>
           </w:p>
         </w:tc>
@@ -3973,7 +4063,7 @@
                 <w:i w:val="0"/>
                 <w:sz w:val="19"/>
               </w:rPr>
-              <w:t>Partage social</w:t>
+              <w:t>Cache offline</w:t>
             </w:r>
           </w:p>
         </w:tc>
@@ -3993,7 +4083,7 @@
                 <w:i w:val="0"/>
                 <w:sz w:val="19"/>
               </w:rPr>
-              <w:t>Partage de pitchs et profils sur WhatsApp, Facebook, Telegram, X, LinkedIn</w:t>
+              <w:t>Profil disponible sans internet (SharedPreferences)</w:t>
             </w:r>
           </w:p>
         </w:tc>
@@ -4035,7 +4125,7 @@
                 <w:i w:val="0"/>
                 <w:sz w:val="19"/>
               </w:rPr>
-              <w:t>Paiement Premium</w:t>
+              <w:t>Partage social</w:t>
             </w:r>
           </w:p>
         </w:tc>
@@ -4055,7 +4145,7 @@
                 <w:i w:val="0"/>
                 <w:sz w:val="19"/>
               </w:rPr>
-              <w:t>Abonnement Wave (3 plans) + badge ⭐ + activation Firebase immédiate</w:t>
+              <w:t>Pitchs, profils, conseils DIALI sur WhatsApp, Facebook, Telegram, X, LinkedIn</w:t>
             </w:r>
           </w:p>
         </w:tc>
@@ -4076,6 +4166,130 @@
                 <w:sz w:val="19"/>
               </w:rPr>
               <w:t>Tous</w:t>
+            </w:r>
+          </w:p>
+        </w:tc>
+      </w:tr>
+      <w:tr>
+        <w:tc>
+          <w:tcPr>
+            <w:tcW w:type="dxa" w:w="3024"/>
+            <w:vAlign w:val="center"/>
+          </w:tcPr>
+          <w:p>
+            <w:pPr>
+              <w:spacing w:before="40" w:after="40"/>
+            </w:pPr>
+            <w:r>
+              <w:rPr>
+                <w:rFonts w:ascii="Times New Roman" w:hAnsi="Times New Roman"/>
+                <w:b w:val="0"/>
+                <w:i w:val="0"/>
+                <w:sz w:val="19"/>
+              </w:rPr>
+              <w:t>Paiement Premium</w:t>
+            </w:r>
+          </w:p>
+        </w:tc>
+        <w:tc>
+          <w:tcPr>
+            <w:tcW w:type="dxa" w:w="3024"/>
+            <w:vAlign w:val="center"/>
+          </w:tcPr>
+          <w:p>
+            <w:pPr>
+              <w:spacing w:before="40" w:after="40"/>
+            </w:pPr>
+            <w:r>
+              <w:rPr>
+                <w:rFonts w:ascii="Times New Roman" w:hAnsi="Times New Roman"/>
+                <w:b w:val="0"/>
+                <w:i w:val="0"/>
+                <w:sz w:val="19"/>
+              </w:rPr>
+              <w:t>Abonnement Wave (3 plans) + badge ⭐ + activation Firebase immédiate</w:t>
+            </w:r>
+          </w:p>
+        </w:tc>
+        <w:tc>
+          <w:tcPr>
+            <w:tcW w:type="dxa" w:w="3024"/>
+            <w:vAlign w:val="center"/>
+          </w:tcPr>
+          <w:p>
+            <w:pPr>
+              <w:spacing w:before="40" w:after="40"/>
+            </w:pPr>
+            <w:r>
+              <w:rPr>
+                <w:rFonts w:ascii="Times New Roman" w:hAnsi="Times New Roman"/>
+                <w:b w:val="0"/>
+                <w:i w:val="0"/>
+                <w:sz w:val="19"/>
+              </w:rPr>
+              <w:t>Tous</w:t>
+            </w:r>
+          </w:p>
+        </w:tc>
+      </w:tr>
+      <w:tr>
+        <w:tc>
+          <w:tcPr>
+            <w:tcW w:type="dxa" w:w="3024"/>
+            <w:vAlign w:val="center"/>
+          </w:tcPr>
+          <w:p>
+            <w:pPr>
+              <w:spacing w:before="40" w:after="40"/>
+            </w:pPr>
+            <w:r>
+              <w:rPr>
+                <w:rFonts w:ascii="Times New Roman" w:hAnsi="Times New Roman"/>
+                <w:b w:val="0"/>
+                <w:i w:val="0"/>
+                <w:sz w:val="19"/>
+              </w:rPr>
+              <w:t>Bouton CIS</w:t>
+            </w:r>
+          </w:p>
+        </w:tc>
+        <w:tc>
+          <w:tcPr>
+            <w:tcW w:type="dxa" w:w="3024"/>
+            <w:vAlign w:val="center"/>
+          </w:tcPr>
+          <w:p>
+            <w:pPr>
+              <w:spacing w:before="40" w:after="40"/>
+            </w:pPr>
+            <w:r>
+              <w:rPr>
+                <w:rFonts w:ascii="Times New Roman" w:hAnsi="Times New Roman"/>
+                <w:b w:val="0"/>
+                <w:i w:val="0"/>
+                <w:sz w:val="19"/>
+              </w:rPr>
+              <w:t>Bottom sheet informatif : Club des Investisseurs du Sénégal</w:t>
+            </w:r>
+          </w:p>
+        </w:tc>
+        <w:tc>
+          <w:tcPr>
+            <w:tcW w:type="dxa" w:w="3024"/>
+            <w:vAlign w:val="center"/>
+          </w:tcPr>
+          <w:p>
+            <w:pPr>
+              <w:spacing w:before="40" w:after="40"/>
+            </w:pPr>
+            <w:r>
+              <w:rPr>
+                <w:rFonts w:ascii="Times New Roman" w:hAnsi="Times New Roman"/>
+                <w:b w:val="0"/>
+                <w:i w:val="0"/>
+                <w:sz w:val="19"/>
+              </w:rPr>
+              <w:t>Entrepreneur</w:t>
             </w:r>
           </w:p>
         </w:tc>
@@ -4526,16 +4740,22 @@
       </w:tblGrid>
       <w:tr>
         <w:trPr>
-          <w:trHeight w:val="3969" w:hRule="exact"/>
+          <w:trHeight w:val="1701" w:hRule="atLeast"/>
         </w:trPr>
         <w:tc>
           <w:tcPr>
             <w:tcW w:type="dxa" w:w="9072"/>
             <w:shd w:val="clear" w:color="auto" w:fill="F0F0F0"/>
+            <w:tcMar>
+              <w:top w:w="113" w:type="dxa"/>
+              <w:left w:w="113" w:type="dxa"/>
+              <w:bottom w:w="113" w:type="dxa"/>
+              <w:right w:w="113" w:type="dxa"/>
+            </w:tcMar>
           </w:tcPr>
           <w:p>
             <w:pPr>
-              <w:spacing w:before="1080"/>
+              <w:spacing w:before="200" w:after="200"/>
               <w:jc w:val="center"/>
             </w:pPr>
             <w:r>
@@ -4917,16 +5137,22 @@
       </w:tblGrid>
       <w:tr>
         <w:trPr>
-          <w:trHeight w:val="3969" w:hRule="exact"/>
+          <w:trHeight w:val="1701" w:hRule="atLeast"/>
         </w:trPr>
         <w:tc>
           <w:tcPr>
             <w:tcW w:type="dxa" w:w="9072"/>
             <w:shd w:val="clear" w:color="auto" w:fill="F0F0F0"/>
+            <w:tcMar>
+              <w:top w:w="113" w:type="dxa"/>
+              <w:left w:w="113" w:type="dxa"/>
+              <w:bottom w:w="113" w:type="dxa"/>
+              <w:right w:w="113" w:type="dxa"/>
+            </w:tcMar>
           </w:tcPr>
           <w:p>
             <w:pPr>
-              <w:spacing w:before="1080"/>
+              <w:spacing w:before="200" w:after="200"/>
               <w:jc w:val="center"/>
             </w:pPr>
             <w:r>
@@ -4973,16 +5199,22 @@
       </w:tblGrid>
       <w:tr>
         <w:trPr>
-          <w:trHeight w:val="3969" w:hRule="exact"/>
+          <w:trHeight w:val="1701" w:hRule="atLeast"/>
         </w:trPr>
         <w:tc>
           <w:tcPr>
             <w:tcW w:type="dxa" w:w="9072"/>
             <w:shd w:val="clear" w:color="auto" w:fill="F0F0F0"/>
+            <w:tcMar>
+              <w:top w:w="113" w:type="dxa"/>
+              <w:left w:w="113" w:type="dxa"/>
+              <w:bottom w:w="113" w:type="dxa"/>
+              <w:right w:w="113" w:type="dxa"/>
+            </w:tcMar>
           </w:tcPr>
           <w:p>
             <w:pPr>
-              <w:spacing w:before="1080"/>
+              <w:spacing w:before="200" w:after="200"/>
               <w:jc w:val="center"/>
             </w:pPr>
             <w:r>
@@ -5022,7 +5254,7 @@
           <w:i w:val="0"/>
           <w:sz w:val="24"/>
         </w:rPr>
-        <w:t>2.3 Intelligence Artificielle — Anthropic Claude</w:t>
+        <w:t>2.3 Intelligence Artificielle — Meta Llama 3.1 via Groq</w:t>
       </w:r>
     </w:p>
     <w:tbl>
@@ -5117,7 +5349,7 @@
                 <w:i w:val="0"/>
                 <w:sz w:val="19"/>
               </w:rPr>
-              <w:t>Anthropic Messages API</w:t>
+              <w:t>Groq Chat Completions API</w:t>
             </w:r>
           </w:p>
         </w:tc>
@@ -5159,7 +5391,7 @@
                 <w:i w:val="0"/>
                 <w:sz w:val="19"/>
               </w:rPr>
-              <w:t>claude-haiku-4-5-20251001</w:t>
+              <w:t>llama-3.1-8b-instant</w:t>
             </w:r>
           </w:p>
         </w:tc>
@@ -5376,7 +5608,25 @@
           <w:i w:val="0"/>
           <w:sz w:val="22"/>
         </w:rPr>
-        <w:t xml:space="preserve"> Claude claude-haiku-4-5-20251001 est rapide (&lt; 1s de latence), économique, et produit des réponses contextualisées de haute qualité. Son support d'instructions système longues permet de configurer DIALI avec une personnalité précise ancrée dans l'écosystème sénégalais.</w:t>
+        <w:t xml:space="preserve"> Llama 3.1 8B via Groq est rapide (&lt; 500ms de latence), </w:t>
+      </w:r>
+      <w:r>
+        <w:rPr>
+          <w:rFonts w:ascii="Times New Roman" w:hAnsi="Times New Roman"/>
+          <w:b w:val="0"/>
+          <w:i w:val="0"/>
+          <w:sz w:val="22"/>
+        </w:rPr>
+        <w:t>gratuit</w:t>
+      </w:r>
+      <w:r>
+        <w:rPr>
+          <w:rFonts w:ascii="Times New Roman" w:hAnsi="Times New Roman"/>
+          <w:b w:val="0"/>
+          <w:i w:val="0"/>
+          <w:sz w:val="22"/>
+        </w:rPr>
+        <w:t xml:space="preserve"> (14 400 requêtes/jour) et produit des réponses contextualisées de haute qualité. Son support d'instructions système longues permet de configurer DIALI avec une personnalité précise ancrée dans l'écosystème sénégalais. Le modèle est servi par Groq (infrastructure LPU dédiée à l'inférence IA), via un proxy Cloudflare Worker qui garde la clé API côté serveur.</w:t>
       </w:r>
     </w:p>
     <w:p>
@@ -5907,7 +6157,7 @@
                 <w:i w:val="0"/>
                 <w:sz w:val="19"/>
               </w:rPr>
-              <w:t>Requêtes HTTP vers API Anthropic</w:t>
+              <w:t>Requêtes HTTP vers API Groq</w:t>
             </w:r>
           </w:p>
         </w:tc>
@@ -6176,7 +6426,7 @@
                 <w:rFonts w:ascii="Courier New" w:hAnsi="Courier New"/>
                 <w:sz w:val="17"/>
               </w:rPr>
-              <w:t>├── main.dart                     ← Point d'entrée + firebaseReady (non bloquant)</w:t>
+              <w:t>├── main.dart                        ← Point d'entrée + firebaseReady (non bloquant)</w:t>
             </w:r>
           </w:p>
           <w:p>
@@ -6188,7 +6438,7 @@
                 <w:rFonts w:ascii="Courier New" w:hAnsi="Courier New"/>
                 <w:sz w:val="17"/>
               </w:rPr>
-              <w:t>├── theme/</w:t>
+              <w:t>├── theme/theme_app.dart             ← Couleurs, typographies, styles globaux</w:t>
             </w:r>
           </w:p>
           <w:p>
@@ -6200,7 +6450,7 @@
                 <w:rFonts w:ascii="Courier New" w:hAnsi="Courier New"/>
                 <w:sz w:val="17"/>
               </w:rPr>
-              <w:t>│   └── theme_app.dart            ← Couleurs, typographies, styles globaux</w:t>
+              <w:t>├── data/                            ← Modèles de données (UserProfile, Project, interactions…)</w:t>
             </w:r>
           </w:p>
           <w:p>
@@ -6212,7 +6462,7 @@
                 <w:rFonts w:ascii="Courier New" w:hAnsi="Courier New"/>
                 <w:sz w:val="17"/>
               </w:rPr>
-              <w:t>├── data/</w:t>
+              <w:t>├── services/                        ← 12 services métier</w:t>
             </w:r>
           </w:p>
           <w:p>
@@ -6224,7 +6474,7 @@
                 <w:rFonts w:ascii="Courier New" w:hAnsi="Courier New"/>
                 <w:sz w:val="17"/>
               </w:rPr>
-              <w:t>│   ├── profil_utilisateur.dart   ← UserProfile, Project, UserProfileController</w:t>
+              <w:t>│   ├── service_authentification.dart   ← Firebase Auth</w:t>
             </w:r>
           </w:p>
           <w:p>
@@ -6236,7 +6486,7 @@
                 <w:rFonts w:ascii="Courier New" w:hAnsi="Courier New"/>
                 <w:sz w:val="17"/>
               </w:rPr>
-              <w:t>│   ├── donnees_mentors.dart      ← 100+ profils sénégalais pré-chargés</w:t>
+              <w:t>│   ├── service_base_de_donnees.dart    ← Firebase DB : profils, pitchs, agenda</w:t>
             </w:r>
           </w:p>
           <w:p>
@@ -6248,7 +6498,7 @@
                 <w:rFonts w:ascii="Courier New" w:hAnsi="Courier New"/>
                 <w:sz w:val="17"/>
               </w:rPr>
-              <w:t>│   └── interactions.dart         ← MentorRequest, ChatMessage, Conversation, Availability</w:t>
+              <w:t>│   ├── service_interactions.dart       ← Messages, conversations, demandes, planning</w:t>
             </w:r>
           </w:p>
           <w:p>
@@ -6260,7 +6510,7 @@
                 <w:rFonts w:ascii="Courier New" w:hAnsi="Courier New"/>
                 <w:sz w:val="17"/>
               </w:rPr>
-              <w:t>├── services/</w:t>
+              <w:t>│   ├── service_notifications.dart      ← Centre de notifications réactif</w:t>
             </w:r>
           </w:p>
           <w:p>
@@ -6272,7 +6522,7 @@
                 <w:rFonts w:ascii="Courier New" w:hAnsi="Courier New"/>
                 <w:sz w:val="17"/>
               </w:rPr>
-              <w:t>│   ├── service_authentification.dart  ← Firebase Auth wrapper</w:t>
+              <w:t>│   ├── service_cache.dart              ← SharedPreferences offline-first</w:t>
             </w:r>
           </w:p>
           <w:p>
@@ -6284,7 +6534,7 @@
                 <w:rFonts w:ascii="Courier New" w:hAnsi="Courier New"/>
                 <w:sz w:val="17"/>
               </w:rPr>
-              <w:t>│   ├── service_base_de_donnees.dart   ← Firebase DB : profils, pitchs, agenda</w:t>
+              <w:t>│   ├── service_chatbot.dart            ← API REST Groq (DIALI IA)</w:t>
             </w:r>
           </w:p>
           <w:p>
@@ -6296,7 +6546,7 @@
                 <w:rFonts w:ascii="Courier New" w:hAnsi="Courier New"/>
                 <w:sz w:val="17"/>
               </w:rPr>
-              <w:t>│   ├── service_interactions.dart      ← Messages, conversations, demandes, planning</w:t>
+              <w:t>│   ├── service_navigation.dart         ← appTabIndex + unreadMessagesCount</w:t>
             </w:r>
           </w:p>
           <w:p>
@@ -6308,7 +6558,7 @@
                 <w:rFonts w:ascii="Courier New" w:hAnsi="Courier New"/>
                 <w:sz w:val="17"/>
               </w:rPr>
-              <w:t>│   ├── service_utilisateurs.dart      ← Découverte membres DIAPALER</w:t>
+              <w:t>│   └── … (5 autres services)</w:t>
             </w:r>
           </w:p>
           <w:p>
@@ -6320,7 +6570,7 @@
                 <w:rFonts w:ascii="Courier New" w:hAnsi="Courier New"/>
                 <w:sz w:val="17"/>
               </w:rPr>
-              <w:t>│   ├── service_cache.dart             ← SharedPreferences offline-first</w:t>
+              <w:t>├── screens/                         ← 26 écrans</w:t>
             </w:r>
           </w:p>
           <w:p>
@@ -6332,499 +6582,7 @@
                 <w:rFonts w:ascii="Courier New" w:hAnsi="Courier New"/>
                 <w:sz w:val="17"/>
               </w:rPr>
-              <w:t>│   ├── service_chatbot.dart           ← API REST Anthropic (DIALI IA)</w:t>
-            </w:r>
-          </w:p>
-          <w:p>
-            <w:pPr>
-              <w:spacing w:before="0" w:after="0"/>
-            </w:pPr>
-            <w:r>
-              <w:rPr>
-                <w:rFonts w:ascii="Courier New" w:hAnsi="Courier New"/>
-                <w:sz w:val="17"/>
-              </w:rPr>
-              <w:t>│   ├── service_geolocation.dart       ← GPS + distances villes sénégalaises</w:t>
-            </w:r>
-          </w:p>
-          <w:p>
-            <w:pPr>
-              <w:spacing w:before="0" w:after="0"/>
-            </w:pPr>
-            <w:r>
-              <w:rPr>
-                <w:rFonts w:ascii="Courier New" w:hAnsi="Courier New"/>
-                <w:sz w:val="17"/>
-              </w:rPr>
-              <w:t>│   ├── service_navigation.dart        ← appTabIndex + unreadMessagesCount</w:t>
-            </w:r>
-          </w:p>
-          <w:p>
-            <w:pPr>
-              <w:spacing w:before="0" w:after="0"/>
-            </w:pPr>
-            <w:r>
-              <w:rPr>
-                <w:rFonts w:ascii="Courier New" w:hAnsi="Courier New"/>
-                <w:sz w:val="17"/>
-              </w:rPr>
-              <w:t>│   ├── service_notifications.dart     ← Centre de notifications réactif</w:t>
-            </w:r>
-          </w:p>
-          <w:p>
-            <w:pPr>
-              <w:spacing w:before="0" w:after="0"/>
-            </w:pPr>
-            <w:r>
-              <w:rPr>
-                <w:rFonts w:ascii="Courier New" w:hAnsi="Courier New"/>
-                <w:sz w:val="17"/>
-              </w:rPr>
-              <w:t>│   ├── service_agenda.dart            ← CRUD agenda Firebase</w:t>
-            </w:r>
-          </w:p>
-          <w:p>
-            <w:pPr>
-              <w:spacing w:before="0" w:after="0"/>
-            </w:pPr>
-            <w:r>
-              <w:rPr>
-                <w:rFonts w:ascii="Courier New" w:hAnsi="Courier New"/>
-                <w:sz w:val="17"/>
-              </w:rPr>
-              <w:t>│   ├── service_partage.dart           ← Partage natif (share_plus) : pitch, profil, DIALI</w:t>
-            </w:r>
-          </w:p>
-          <w:p>
-            <w:pPr>
-              <w:spacing w:before="0" w:after="0"/>
-            </w:pPr>
-            <w:r>
-              <w:rPr>
-                <w:rFonts w:ascii="Courier New" w:hAnsi="Courier New"/>
-                <w:sz w:val="17"/>
-              </w:rPr>
-              <w:t>│   └── service_wave.dart              ← Paiement Premium Wave (lien marchand + url_launcher)</w:t>
-            </w:r>
-          </w:p>
-          <w:p>
-            <w:pPr>
-              <w:spacing w:before="0" w:after="0"/>
-            </w:pPr>
-            <w:r>
-              <w:rPr>
-                <w:rFonts w:ascii="Courier New" w:hAnsi="Courier New"/>
-                <w:sz w:val="17"/>
-              </w:rPr>
-              <w:t>├── screens/</w:t>
-            </w:r>
-          </w:p>
-          <w:p>
-            <w:pPr>
-              <w:spacing w:before="0" w:after="0"/>
-            </w:pPr>
-            <w:r>
-              <w:rPr>
-                <w:rFonts w:ascii="Courier New" w:hAnsi="Courier New"/>
-                <w:sz w:val="17"/>
-              </w:rPr>
-              <w:t>│   ├── page_demarrage.dart            ← SplashPage + _bootstrap()</w:t>
-            </w:r>
-          </w:p>
-          <w:p>
-            <w:pPr>
-              <w:spacing w:before="0" w:after="0"/>
-            </w:pPr>
-            <w:r>
-              <w:rPr>
-                <w:rFonts w:ascii="Courier New" w:hAnsi="Courier New"/>
-                <w:sz w:val="17"/>
-              </w:rPr>
-              <w:t>│   ├── page_choix_role.dart           ← Sélection Entrepreneur/Mentor/Investisseur</w:t>
-            </w:r>
-          </w:p>
-          <w:p>
-            <w:pPr>
-              <w:spacing w:before="0" w:after="0"/>
-            </w:pPr>
-            <w:r>
-              <w:rPr>
-                <w:rFonts w:ascii="Courier New" w:hAnsi="Courier New"/>
-                <w:sz w:val="17"/>
-              </w:rPr>
-              <w:t>│   ├── page_decouverte.dart           ← Onboarding 3 slides</w:t>
-            </w:r>
-          </w:p>
-          <w:p>
-            <w:pPr>
-              <w:spacing w:before="0" w:after="0"/>
-            </w:pPr>
-            <w:r>
-              <w:rPr>
-                <w:rFonts w:ascii="Courier New" w:hAnsi="Courier New"/>
-                <w:sz w:val="17"/>
-              </w:rPr>
-              <w:t>│   ├── page_connexion.dart            ← Connexion email/password</w:t>
-            </w:r>
-          </w:p>
-          <w:p>
-            <w:pPr>
-              <w:spacing w:before="0" w:after="0"/>
-            </w:pPr>
-            <w:r>
-              <w:rPr>
-                <w:rFonts w:ascii="Courier New" w:hAnsi="Courier New"/>
-                <w:sz w:val="17"/>
-              </w:rPr>
-              <w:t>│   ├── page_inscription.dart          ← Inscription 4 étapes</w:t>
-            </w:r>
-          </w:p>
-          <w:p>
-            <w:pPr>
-              <w:spacing w:before="0" w:after="0"/>
-            </w:pPr>
-            <w:r>
-              <w:rPr>
-                <w:rFonts w:ascii="Courier New" w:hAnsi="Courier New"/>
-                <w:sz w:val="17"/>
-              </w:rPr>
-              <w:t>│   ├── page_mot_de_passe_oublie.dart  ← Reset MDP</w:t>
-            </w:r>
-          </w:p>
-          <w:p>
-            <w:pPr>
-              <w:spacing w:before="0" w:after="0"/>
-            </w:pPr>
-            <w:r>
-              <w:rPr>
-                <w:rFonts w:ascii="Courier New" w:hAnsi="Courier New"/>
-                <w:sz w:val="17"/>
-              </w:rPr>
-              <w:t>│   ├── coquille_principale.dart       ← RootShell : IndexedStack + FAB DIALI</w:t>
-            </w:r>
-          </w:p>
-          <w:p>
-            <w:pPr>
-              <w:spacing w:before="0" w:after="0"/>
-            </w:pPr>
-            <w:r>
-              <w:rPr>
-                <w:rFonts w:ascii="Courier New" w:hAnsi="Courier New"/>
-                <w:sz w:val="17"/>
-              </w:rPr>
-              <w:t>│   ├── page_accueil.dart              ← Dashboard Entrepreneur</w:t>
-            </w:r>
-          </w:p>
-          <w:p>
-            <w:pPr>
-              <w:spacing w:before="0" w:after="0"/>
-            </w:pPr>
-            <w:r>
-              <w:rPr>
-                <w:rFonts w:ascii="Courier New" w:hAnsi="Courier New"/>
-                <w:sz w:val="17"/>
-              </w:rPr>
-              <w:t>│   ├── page_dashboard_mentor.dart     ← Dashboard Mentor</w:t>
-            </w:r>
-          </w:p>
-          <w:p>
-            <w:pPr>
-              <w:spacing w:before="0" w:after="0"/>
-            </w:pPr>
-            <w:r>
-              <w:rPr>
-                <w:rFonts w:ascii="Courier New" w:hAnsi="Courier New"/>
-                <w:sz w:val="17"/>
-              </w:rPr>
-              <w:t>│   ├── page_dashboard_investisseur.dart ← Dashboard Investisseur</w:t>
-            </w:r>
-          </w:p>
-          <w:p>
-            <w:pPr>
-              <w:spacing w:before="0" w:after="0"/>
-            </w:pPr>
-            <w:r>
-              <w:rPr>
-                <w:rFonts w:ascii="Courier New" w:hAnsi="Courier New"/>
-                <w:sz w:val="17"/>
-              </w:rPr>
-              <w:t>│   ├── page_matching.dart             ← Matching + filtres + GPS</w:t>
-            </w:r>
-          </w:p>
-          <w:p>
-            <w:pPr>
-              <w:spacing w:before="0" w:after="0"/>
-            </w:pPr>
-            <w:r>
-              <w:rPr>
-                <w:rFonts w:ascii="Courier New" w:hAnsi="Courier New"/>
-                <w:sz w:val="17"/>
-              </w:rPr>
-              <w:t>│   ├── page_detail_mentor.dart        ← Profil détaillé d'un mentor</w:t>
-            </w:r>
-          </w:p>
-          <w:p>
-            <w:pPr>
-              <w:spacing w:before="0" w:after="0"/>
-            </w:pPr>
-            <w:r>
-              <w:rPr>
-                <w:rFonts w:ascii="Courier New" w:hAnsi="Courier New"/>
-                <w:sz w:val="17"/>
-              </w:rPr>
-              <w:t>│   ├── page_messages.dart             ← Liste des conversations</w:t>
-            </w:r>
-          </w:p>
-          <w:p>
-            <w:pPr>
-              <w:spacing w:before="0" w:after="0"/>
-            </w:pPr>
-            <w:r>
-              <w:rPr>
-                <w:rFonts w:ascii="Courier New" w:hAnsi="Courier New"/>
-                <w:sz w:val="17"/>
-              </w:rPr>
-              <w:t>│   ├── page_chat.dart                 ← Chat individuel temps réel</w:t>
-            </w:r>
-          </w:p>
-          <w:p>
-            <w:pPr>
-              <w:spacing w:before="0" w:after="0"/>
-            </w:pPr>
-            <w:r>
-              <w:rPr>
-                <w:rFonts w:ascii="Courier New" w:hAnsi="Courier New"/>
-                <w:sz w:val="17"/>
-              </w:rPr>
-              <w:t>│   ├── page_agenda.dart               ← Agenda Firebase</w:t>
-            </w:r>
-          </w:p>
-          <w:p>
-            <w:pPr>
-              <w:spacing w:before="0" w:after="0"/>
-            </w:pPr>
-            <w:r>
-              <w:rPr>
-                <w:rFonts w:ascii="Courier New" w:hAnsi="Courier New"/>
-                <w:sz w:val="17"/>
-              </w:rPr>
-              <w:t>│   ├── page_planning.dart             ← Planning mentor</w:t>
-            </w:r>
-          </w:p>
-          <w:p>
-            <w:pPr>
-              <w:spacing w:before="0" w:after="0"/>
-            </w:pPr>
-            <w:r>
-              <w:rPr>
-                <w:rFonts w:ascii="Courier New" w:hAnsi="Courier New"/>
-                <w:sz w:val="17"/>
-              </w:rPr>
-              <w:t>│   ├── page_profil.dart               ← Profil utilisateur</w:t>
-            </w:r>
-          </w:p>
-          <w:p>
-            <w:pPr>
-              <w:spacing w:before="0" w:after="0"/>
-            </w:pPr>
-            <w:r>
-              <w:rPr>
-                <w:rFonts w:ascii="Courier New" w:hAnsi="Courier New"/>
-                <w:sz w:val="17"/>
-              </w:rPr>
-              <w:t>│   ├── page_modification_profil.dart  ← Modification profil</w:t>
-            </w:r>
-          </w:p>
-          <w:p>
-            <w:pPr>
-              <w:spacing w:before="0" w:after="0"/>
-            </w:pPr>
-            <w:r>
-              <w:rPr>
-                <w:rFonts w:ascii="Courier New" w:hAnsi="Courier New"/>
-                <w:sz w:val="17"/>
-              </w:rPr>
-              <w:t>│   ├── page_pitch.dart                ← Dépôt de pitch (stepper 3 étapes)</w:t>
-            </w:r>
-          </w:p>
-          <w:p>
-            <w:pPr>
-              <w:spacing w:before="0" w:after="0"/>
-            </w:pPr>
-            <w:r>
-              <w:rPr>
-                <w:rFonts w:ascii="Courier New" w:hAnsi="Courier New"/>
-                <w:sz w:val="17"/>
-              </w:rPr>
-              <w:t>│   ├── page_pitches_publics.dart      ← Pitchs publiés (StreamBuilder)</w:t>
-            </w:r>
-          </w:p>
-          <w:p>
-            <w:pPr>
-              <w:spacing w:before="0" w:after="0"/>
-            </w:pPr>
-            <w:r>
-              <w:rPr>
-                <w:rFonts w:ascii="Courier New" w:hAnsi="Courier New"/>
-                <w:sz w:val="17"/>
-              </w:rPr>
-              <w:t>│   ├── page_notifications.dart        ← Centre de notifications</w:t>
-            </w:r>
-          </w:p>
-          <w:p>
-            <w:pPr>
-              <w:spacing w:before="0" w:after="0"/>
-            </w:pPr>
-            <w:r>
-              <w:rPr>
-                <w:rFonts w:ascii="Courier New" w:hAnsi="Courier New"/>
-                <w:sz w:val="17"/>
-              </w:rPr>
-              <w:t>│   ├── page_chatbot.dart              ← DIALI IA</w:t>
-            </w:r>
-          </w:p>
-          <w:p>
-            <w:pPr>
-              <w:spacing w:before="0" w:after="0"/>
-            </w:pPr>
-            <w:r>
-              <w:rPr>
-                <w:rFonts w:ascii="Courier New" w:hAnsi="Courier New"/>
-                <w:sz w:val="17"/>
-              </w:rPr>
-              <w:t>│   ├── page_requests.dart             ← Demandes de mentorat reçues</w:t>
-            </w:r>
-          </w:p>
-          <w:p>
-            <w:pPr>
-              <w:spacing w:before="0" w:after="0"/>
-            </w:pPr>
-            <w:r>
-              <w:rPr>
-                <w:rFonts w:ascii="Courier New" w:hAnsi="Courier New"/>
-                <w:sz w:val="17"/>
-              </w:rPr>
-              <w:t>│   ├── page_send_request.dart         ← Envoi d'une demande</w:t>
-            </w:r>
-          </w:p>
-          <w:p>
-            <w:pPr>
-              <w:spacing w:before="0" w:after="0"/>
-            </w:pPr>
-            <w:r>
-              <w:rPr>
-                <w:rFonts w:ascii="Courier New" w:hAnsi="Courier New"/>
-                <w:sz w:val="17"/>
-              </w:rPr>
-              <w:t>│   ├── page_mentors_recommandes.dart  ← Liste recommandations</w:t>
-            </w:r>
-          </w:p>
-          <w:p>
-            <w:pPr>
-              <w:spacing w:before="0" w:after="0"/>
-            </w:pPr>
-            <w:r>
-              <w:rPr>
-                <w:rFonts w:ascii="Courier New" w:hAnsi="Courier New"/>
-                <w:sz w:val="17"/>
-              </w:rPr>
-              <w:t>│   └── page_nouveau_projet.dart       ← Création d'un nouveau projet</w:t>
-            </w:r>
-          </w:p>
-          <w:p>
-            <w:pPr>
-              <w:spacing w:before="0" w:after="0"/>
-            </w:pPr>
-            <w:r>
-              <w:rPr>
-                <w:rFonts w:ascii="Courier New" w:hAnsi="Courier New"/>
-                <w:sz w:val="17"/>
-              </w:rPr>
-              <w:t>└── widgets/</w:t>
-            </w:r>
-          </w:p>
-          <w:p>
-            <w:pPr>
-              <w:spacing w:before="0" w:after="0"/>
-            </w:pPr>
-            <w:r>
-              <w:rPr>
-                <w:rFonts w:ascii="Courier New" w:hAnsi="Courier New"/>
-                <w:sz w:val="17"/>
-              </w:rPr>
-              <w:t xml:space="preserve">    ├── carte_mentor.dart              ← MentorCard (Matching)</w:t>
-            </w:r>
-          </w:p>
-          <w:p>
-            <w:pPr>
-              <w:spacing w:before="0" w:after="0"/>
-            </w:pPr>
-            <w:r>
-              <w:rPr>
-                <w:rFonts w:ascii="Courier New" w:hAnsi="Courier New"/>
-                <w:sz w:val="17"/>
-              </w:rPr>
-              <w:t xml:space="preserve">    ├── carte_lumineuse.dart           ← HoverGlowCard (carte réutilisable)</w:t>
-            </w:r>
-          </w:p>
-          <w:p>
-            <w:pPr>
-              <w:spacing w:before="0" w:after="0"/>
-            </w:pPr>
-            <w:r>
-              <w:rPr>
-                <w:rFonts w:ascii="Courier New" w:hAnsi="Courier New"/>
-                <w:sz w:val="17"/>
-              </w:rPr>
-              <w:t xml:space="preserve">    ├── avatar.dart                    ← Avatar (photo ou initiales)</w:t>
-            </w:r>
-          </w:p>
-          <w:p>
-            <w:pPr>
-              <w:spacing w:before="0" w:after="0"/>
-            </w:pPr>
-            <w:r>
-              <w:rPr>
-                <w:rFonts w:ascii="Courier New" w:hAnsi="Courier New"/>
-                <w:sz w:val="17"/>
-              </w:rPr>
-              <w:t xml:space="preserve">    ├── feuille_profil.dart            ← Bottom sheet profil</w:t>
-            </w:r>
-          </w:p>
-          <w:p>
-            <w:pPr>
-              <w:spacing w:before="0" w:after="0"/>
-            </w:pPr>
-            <w:r>
-              <w:rPr>
-                <w:rFonts w:ascii="Courier New" w:hAnsi="Courier New"/>
-                <w:sz w:val="17"/>
-              </w:rPr>
-              <w:t xml:space="preserve">    ├── bande_drapeau.dart             ← SenegalFlagStrip (bandeau drapeau sénégalais)</w:t>
-            </w:r>
-          </w:p>
-          <w:p>
-            <w:pPr>
-              <w:spacing w:before="0" w:after="0"/>
-            </w:pPr>
-            <w:r>
-              <w:rPr>
-                <w:rFonts w:ascii="Courier New" w:hAnsi="Courier New"/>
-                <w:sz w:val="17"/>
-              </w:rPr>
-              <w:t xml:space="preserve">    ├── logo_diapaler.dart             ← DiapalerLogoTile + DiapalerWordmark</w:t>
-            </w:r>
-          </w:p>
-          <w:p>
-            <w:pPr>
-              <w:spacing w:before="0" w:after="0"/>
-            </w:pPr>
-            <w:r>
-              <w:rPr>
-                <w:rFonts w:ascii="Courier New" w:hAnsi="Courier New"/>
-                <w:sz w:val="17"/>
-              </w:rPr>
-              <w:t xml:space="preserve">    └── ...                            ← 7+ autres widgets réutilisables</w:t>
+              <w:t>└── widgets/                         ← 13 widgets réutilisables</w:t>
             </w:r>
           </w:p>
         </w:tc>
@@ -6885,7 +6643,7 @@
                 <w:rFonts w:ascii="Courier New" w:hAnsi="Courier New"/>
                 <w:sz w:val="17"/>
               </w:rPr>
-              <w:t>│          UI Layer (Screens / Widgets)                  │</w:t>
+              <w:t>│  UI Layer      Screens / Widgets                      │</w:t>
             </w:r>
           </w:p>
           <w:p>
@@ -6897,7 +6655,7 @@
                 <w:rFonts w:ascii="Courier New" w:hAnsi="Courier New"/>
                 <w:sz w:val="17"/>
               </w:rPr>
-              <w:t>│  ValueListenableBuilder / StreamBuilder               │</w:t>
+              <w:t>│                ValueListenableBuilder / StreamBuilder │</w:t>
             </w:r>
           </w:p>
           <w:p>
@@ -6921,7 +6679,7 @@
                 <w:rFonts w:ascii="Courier New" w:hAnsi="Courier New"/>
                 <w:sz w:val="17"/>
               </w:rPr>
-              <w:t>│          State Layer                                   │</w:t>
+              <w:t>│  State Layer   ValueNotifier&lt;UserProfile&gt;             │</w:t>
             </w:r>
           </w:p>
           <w:p>
@@ -6933,7 +6691,7 @@
                 <w:rFonts w:ascii="Courier New" w:hAnsi="Courier New"/>
                 <w:sz w:val="17"/>
               </w:rPr>
-              <w:t>│  ValueNotifier&lt;UserProfile&gt;   (profil global)         │</w:t>
+              <w:t>│                ValueNotifier&lt;int&gt; (msgs, tab)         │</w:t>
             </w:r>
           </w:p>
           <w:p>
@@ -6945,7 +6703,7 @@
                 <w:rFonts w:ascii="Courier New" w:hAnsi="Courier New"/>
                 <w:sz w:val="17"/>
               </w:rPr>
-              <w:t>│  ValueNotifier&lt;int&gt;           (unreadMessages, tab)   │</w:t>
+              <w:t>│                ValueNotifier&lt;List&lt;NotifItem&gt;&gt;         │</w:t>
             </w:r>
           </w:p>
           <w:p>
@@ -6957,7 +6715,7 @@
                 <w:rFonts w:ascii="Courier New" w:hAnsi="Courier New"/>
                 <w:sz w:val="17"/>
               </w:rPr>
-              <w:t>│  ValueNotifier&lt;List&lt;NotifItem&gt;&gt; (notifications)       │</w:t>
+              <w:t>├──────────────────────────────────────────────────────┤</w:t>
             </w:r>
           </w:p>
           <w:p>
@@ -6969,7 +6727,7 @@
                 <w:rFonts w:ascii="Courier New" w:hAnsi="Courier New"/>
                 <w:sz w:val="17"/>
               </w:rPr>
-              <w:t>├──────────────────────────────────────────────────────┤</w:t>
+              <w:t>│  Service Layer AuthService / DatabaseService / …      │</w:t>
             </w:r>
           </w:p>
           <w:p>
@@ -6981,7 +6739,7 @@
                 <w:rFonts w:ascii="Courier New" w:hAnsi="Courier New"/>
                 <w:sz w:val="17"/>
               </w:rPr>
-              <w:t>│          Service Layer                                 │</w:t>
+              <w:t>├──────────────────────────────────────────────────────┤</w:t>
             </w:r>
           </w:p>
           <w:p>
@@ -6993,7 +6751,7 @@
                 <w:rFonts w:ascii="Courier New" w:hAnsi="Courier New"/>
                 <w:sz w:val="17"/>
               </w:rPr>
-              <w:t>│  AuthService / DatabaseService / InteractionsService  │</w:t>
+              <w:t>│  Backend       Firebase Auth + Realtime DB + Groq     │</w:t>
             </w:r>
           </w:p>
           <w:p>
@@ -7005,79 +6763,7 @@
                 <w:rFonts w:ascii="Courier New" w:hAnsi="Courier New"/>
                 <w:sz w:val="17"/>
               </w:rPr>
-              <w:t>│  UsersService / ChatbotService / CacheService         │</w:t>
-            </w:r>
-          </w:p>
-          <w:p>
-            <w:pPr>
-              <w:spacing w:before="0" w:after="0"/>
-            </w:pPr>
-            <w:r>
-              <w:rPr>
-                <w:rFonts w:ascii="Courier New" w:hAnsi="Courier New"/>
-                <w:sz w:val="17"/>
-              </w:rPr>
-              <w:t>│  NotificationService / GeolocationService             │</w:t>
-            </w:r>
-          </w:p>
-          <w:p>
-            <w:pPr>
-              <w:spacing w:before="0" w:after="0"/>
-            </w:pPr>
-            <w:r>
-              <w:rPr>
-                <w:rFonts w:ascii="Courier New" w:hAnsi="Courier New"/>
-                <w:sz w:val="17"/>
-              </w:rPr>
-              <w:t>│  NavigationService / AgendaService                    │</w:t>
-            </w:r>
-          </w:p>
-          <w:p>
-            <w:pPr>
-              <w:spacing w:before="0" w:after="0"/>
-            </w:pPr>
-            <w:r>
-              <w:rPr>
-                <w:rFonts w:ascii="Courier New" w:hAnsi="Courier New"/>
-                <w:sz w:val="17"/>
-              </w:rPr>
-              <w:t>├──────────────────────────────────────────────────────┤</w:t>
-            </w:r>
-          </w:p>
-          <w:p>
-            <w:pPr>
-              <w:spacing w:before="0" w:after="0"/>
-            </w:pPr>
-            <w:r>
-              <w:rPr>
-                <w:rFonts w:ascii="Courier New" w:hAnsi="Courier New"/>
-                <w:sz w:val="17"/>
-              </w:rPr>
-              <w:t>│          Backend Layer                                 │</w:t>
-            </w:r>
-          </w:p>
-          <w:p>
-            <w:pPr>
-              <w:spacing w:before="0" w:after="0"/>
-            </w:pPr>
-            <w:r>
-              <w:rPr>
-                <w:rFonts w:ascii="Courier New" w:hAnsi="Courier New"/>
-                <w:sz w:val="17"/>
-              </w:rPr>
-              <w:t>│  Firebase Auth / Firebase Realtime DB / Anthropic API │</w:t>
-            </w:r>
-          </w:p>
-          <w:p>
-            <w:pPr>
-              <w:spacing w:before="0" w:after="0"/>
-            </w:pPr>
-            <w:r>
-              <w:rPr>
-                <w:rFonts w:ascii="Courier New" w:hAnsi="Courier New"/>
-                <w:sz w:val="17"/>
-              </w:rPr>
-              <w:t>│  SharedPreferences (cache local)                      │</w:t>
+              <w:t>│                SharedPreferences (cache local)        │</w:t>
             </w:r>
           </w:p>
           <w:p>
@@ -7099,415 +6785,6 @@
       <w:pPr>
         <w:spacing w:after="80"/>
       </w:pPr>
-    </w:p>
-    <w:p>
-      <w:pPr>
-        <w:spacing w:after="120"/>
-      </w:pPr>
-      <w:r>
-        <w:rPr>
-          <w:rFonts w:ascii="Times New Roman" w:hAnsi="Times New Roman"/>
-          <w:b w:val="0"/>
-          <w:i w:val="0"/>
-          <w:sz w:val="22"/>
-        </w:rPr>
-        <w:t>Principes appliqués :</w:t>
-      </w:r>
-    </w:p>
-    <w:p>
-      <w:pPr>
-        <w:pStyle w:val="ListBullet"/>
-      </w:pPr>
-      <w:r>
-        <w:rPr>
-          <w:rFonts w:ascii="Times New Roman" w:hAnsi="Times New Roman"/>
-          <w:b w:val="0"/>
-          <w:i w:val="0"/>
-          <w:sz w:val="21"/>
-        </w:rPr>
-        <w:t>Séparation des préoccupations</w:t>
-      </w:r>
-      <w:r>
-        <w:rPr>
-          <w:rFonts w:ascii="Times New Roman" w:hAnsi="Times New Roman"/>
-          <w:b w:val="0"/>
-          <w:i w:val="0"/>
-          <w:sz w:val="21"/>
-        </w:rPr>
-        <w:t xml:space="preserve"> : </w:t>
-      </w:r>
-      <w:r>
-        <w:rPr>
-          <w:rFonts w:ascii="Times New Roman" w:hAnsi="Times New Roman"/>
-          <w:b w:val="0"/>
-          <w:i w:val="0"/>
-          <w:sz w:val="21"/>
-        </w:rPr>
-        <w:t>screens/</w:t>
-      </w:r>
-      <w:r>
-        <w:rPr>
-          <w:rFonts w:ascii="Times New Roman" w:hAnsi="Times New Roman"/>
-          <w:b w:val="0"/>
-          <w:i w:val="0"/>
-          <w:sz w:val="21"/>
-        </w:rPr>
-        <w:t xml:space="preserve">, </w:t>
-      </w:r>
-      <w:r>
-        <w:rPr>
-          <w:rFonts w:ascii="Times New Roman" w:hAnsi="Times New Roman"/>
-          <w:b w:val="0"/>
-          <w:i w:val="0"/>
-          <w:sz w:val="21"/>
-        </w:rPr>
-        <w:t>services/</w:t>
-      </w:r>
-      <w:r>
-        <w:rPr>
-          <w:rFonts w:ascii="Times New Roman" w:hAnsi="Times New Roman"/>
-          <w:b w:val="0"/>
-          <w:i w:val="0"/>
-          <w:sz w:val="21"/>
-        </w:rPr>
-        <w:t xml:space="preserve">, </w:t>
-      </w:r>
-      <w:r>
-        <w:rPr>
-          <w:rFonts w:ascii="Times New Roman" w:hAnsi="Times New Roman"/>
-          <w:b w:val="0"/>
-          <w:i w:val="0"/>
-          <w:sz w:val="21"/>
-        </w:rPr>
-        <w:t>data/</w:t>
-      </w:r>
-      <w:r>
-        <w:rPr>
-          <w:rFonts w:ascii="Times New Roman" w:hAnsi="Times New Roman"/>
-          <w:b w:val="0"/>
-          <w:i w:val="0"/>
-          <w:sz w:val="21"/>
-        </w:rPr>
-        <w:t xml:space="preserve">, </w:t>
-      </w:r>
-      <w:r>
-        <w:rPr>
-          <w:rFonts w:ascii="Times New Roman" w:hAnsi="Times New Roman"/>
-          <w:b w:val="0"/>
-          <w:i w:val="0"/>
-          <w:sz w:val="21"/>
-        </w:rPr>
-        <w:t>widgets/</w:t>
-      </w:r>
-    </w:p>
-    <w:p>
-      <w:pPr>
-        <w:pStyle w:val="ListBullet"/>
-      </w:pPr>
-      <w:r>
-        <w:rPr>
-          <w:rFonts w:ascii="Times New Roman" w:hAnsi="Times New Roman"/>
-          <w:b w:val="0"/>
-          <w:i w:val="0"/>
-          <w:sz w:val="21"/>
-        </w:rPr>
-        <w:t>Single Responsibility</w:t>
-      </w:r>
-      <w:r>
-        <w:rPr>
-          <w:rFonts w:ascii="Times New Roman" w:hAnsi="Times New Roman"/>
-          <w:b w:val="0"/>
-          <w:i w:val="0"/>
-          <w:sz w:val="21"/>
-        </w:rPr>
-        <w:t xml:space="preserve"> : chaque service n'a qu'une responsabilité</w:t>
-      </w:r>
-    </w:p>
-    <w:p>
-      <w:pPr>
-        <w:pStyle w:val="ListBullet"/>
-      </w:pPr>
-      <w:r>
-        <w:rPr>
-          <w:rFonts w:ascii="Times New Roman" w:hAnsi="Times New Roman"/>
-          <w:b w:val="0"/>
-          <w:i w:val="0"/>
-          <w:sz w:val="21"/>
-        </w:rPr>
-        <w:t>DRY</w:t>
-      </w:r>
-      <w:r>
-        <w:rPr>
-          <w:rFonts w:ascii="Times New Roman" w:hAnsi="Times New Roman"/>
-          <w:b w:val="0"/>
-          <w:i w:val="0"/>
-          <w:sz w:val="21"/>
-        </w:rPr>
-        <w:t xml:space="preserve"> : widgets réutilisables (</w:t>
-      </w:r>
-      <w:r>
-        <w:rPr>
-          <w:rFonts w:ascii="Times New Roman" w:hAnsi="Times New Roman"/>
-          <w:b w:val="0"/>
-          <w:i w:val="0"/>
-          <w:sz w:val="21"/>
-        </w:rPr>
-        <w:t>Avatar</w:t>
-      </w:r>
-      <w:r>
-        <w:rPr>
-          <w:rFonts w:ascii="Times New Roman" w:hAnsi="Times New Roman"/>
-          <w:b w:val="0"/>
-          <w:i w:val="0"/>
-          <w:sz w:val="21"/>
-        </w:rPr>
-        <w:t xml:space="preserve">, </w:t>
-      </w:r>
-      <w:r>
-        <w:rPr>
-          <w:rFonts w:ascii="Times New Roman" w:hAnsi="Times New Roman"/>
-          <w:b w:val="0"/>
-          <w:i w:val="0"/>
-          <w:sz w:val="21"/>
-        </w:rPr>
-        <w:t>HoverGlowCard</w:t>
-      </w:r>
-      <w:r>
-        <w:rPr>
-          <w:rFonts w:ascii="Times New Roman" w:hAnsi="Times New Roman"/>
-          <w:b w:val="0"/>
-          <w:i w:val="0"/>
-          <w:sz w:val="21"/>
-        </w:rPr>
-        <w:t xml:space="preserve">, </w:t>
-      </w:r>
-      <w:r>
-        <w:rPr>
-          <w:rFonts w:ascii="Times New Roman" w:hAnsi="Times New Roman"/>
-          <w:b w:val="0"/>
-          <w:i w:val="0"/>
-          <w:sz w:val="21"/>
-        </w:rPr>
-        <w:t>MentorCard</w:t>
-      </w:r>
-      <w:r>
-        <w:rPr>
-          <w:rFonts w:ascii="Times New Roman" w:hAnsi="Times New Roman"/>
-          <w:b w:val="0"/>
-          <w:i w:val="0"/>
-          <w:sz w:val="21"/>
-        </w:rPr>
-        <w:t>…)</w:t>
-      </w:r>
-    </w:p>
-    <w:p>
-      <w:pPr>
-        <w:pStyle w:val="ListBullet"/>
-      </w:pPr>
-      <w:r>
-        <w:rPr>
-          <w:rFonts w:ascii="Times New Roman" w:hAnsi="Times New Roman"/>
-          <w:b w:val="0"/>
-          <w:i w:val="0"/>
-          <w:sz w:val="21"/>
-        </w:rPr>
-        <w:t>Réactivité</w:t>
-      </w:r>
-      <w:r>
-        <w:rPr>
-          <w:rFonts w:ascii="Times New Roman" w:hAnsi="Times New Roman"/>
-          <w:b w:val="0"/>
-          <w:i w:val="0"/>
-          <w:sz w:val="21"/>
-        </w:rPr>
-        <w:t xml:space="preserve"> : </w:t>
-      </w:r>
-      <w:r>
-        <w:rPr>
-          <w:rFonts w:ascii="Times New Roman" w:hAnsi="Times New Roman"/>
-          <w:b w:val="0"/>
-          <w:i w:val="0"/>
-          <w:sz w:val="21"/>
-        </w:rPr>
-        <w:t>ValueNotifier</w:t>
-      </w:r>
-      <w:r>
-        <w:rPr>
-          <w:rFonts w:ascii="Times New Roman" w:hAnsi="Times New Roman"/>
-          <w:b w:val="0"/>
-          <w:i w:val="0"/>
-          <w:sz w:val="21"/>
-        </w:rPr>
-        <w:t xml:space="preserve"> + </w:t>
-      </w:r>
-      <w:r>
-        <w:rPr>
-          <w:rFonts w:ascii="Times New Roman" w:hAnsi="Times New Roman"/>
-          <w:b w:val="0"/>
-          <w:i w:val="0"/>
-          <w:sz w:val="21"/>
-        </w:rPr>
-        <w:t>ValueListenableBuilder</w:t>
-      </w:r>
-      <w:r>
-        <w:rPr>
-          <w:rFonts w:ascii="Times New Roman" w:hAnsi="Times New Roman"/>
-          <w:b w:val="0"/>
-          <w:i w:val="0"/>
-          <w:sz w:val="21"/>
-        </w:rPr>
-        <w:t xml:space="preserve"> (zéro setState global)</w:t>
-      </w:r>
-    </w:p>
-    <w:p>
-      <w:pPr>
-        <w:pStyle w:val="ListBullet"/>
-      </w:pPr>
-      <w:r>
-        <w:rPr>
-          <w:rFonts w:ascii="Times New Roman" w:hAnsi="Times New Roman"/>
-          <w:b w:val="0"/>
-          <w:i w:val="0"/>
-          <w:sz w:val="21"/>
-        </w:rPr>
-        <w:t>Offline-first</w:t>
-      </w:r>
-      <w:r>
-        <w:rPr>
-          <w:rFonts w:ascii="Times New Roman" w:hAnsi="Times New Roman"/>
-          <w:b w:val="0"/>
-          <w:i w:val="0"/>
-          <w:sz w:val="21"/>
-        </w:rPr>
-        <w:t xml:space="preserve"> : </w:t>
-      </w:r>
-      <w:r>
-        <w:rPr>
-          <w:rFonts w:ascii="Times New Roman" w:hAnsi="Times New Roman"/>
-          <w:b w:val="0"/>
-          <w:i w:val="0"/>
-          <w:sz w:val="21"/>
-        </w:rPr>
-        <w:t>CacheService</w:t>
-      </w:r>
-      <w:r>
-        <w:rPr>
-          <w:rFonts w:ascii="Times New Roman" w:hAnsi="Times New Roman"/>
-          <w:b w:val="0"/>
-          <w:i w:val="0"/>
-          <w:sz w:val="21"/>
-        </w:rPr>
-        <w:t xml:space="preserve"> affiché instantanément avant la réponse Firebase</w:t>
-      </w:r>
-    </w:p>
-    <w:p>
-      <w:pPr>
-        <w:pStyle w:val="ListBullet"/>
-      </w:pPr>
-      <w:r>
-        <w:rPr>
-          <w:rFonts w:ascii="Times New Roman" w:hAnsi="Times New Roman"/>
-          <w:b w:val="0"/>
-          <w:i w:val="0"/>
-          <w:sz w:val="21"/>
-        </w:rPr>
-        <w:t>Null-safety</w:t>
-      </w:r>
-      <w:r>
-        <w:rPr>
-          <w:rFonts w:ascii="Times New Roman" w:hAnsi="Times New Roman"/>
-          <w:b w:val="0"/>
-          <w:i w:val="0"/>
-          <w:sz w:val="21"/>
-        </w:rPr>
-        <w:t xml:space="preserve"> : code Dart 3 entièrement null-safe</w:t>
-      </w:r>
-    </w:p>
-    <w:p>
-      <w:pPr>
-        <w:pStyle w:val="ListBullet"/>
-      </w:pPr>
-      <w:r>
-        <w:rPr>
-          <w:rFonts w:ascii="Times New Roman" w:hAnsi="Times New Roman"/>
-          <w:b w:val="0"/>
-          <w:i w:val="0"/>
-          <w:sz w:val="21"/>
-        </w:rPr>
-        <w:t>Immutabilité</w:t>
-      </w:r>
-      <w:r>
-        <w:rPr>
-          <w:rFonts w:ascii="Times New Roman" w:hAnsi="Times New Roman"/>
-          <w:b w:val="0"/>
-          <w:i w:val="0"/>
-          <w:sz w:val="21"/>
-        </w:rPr>
-        <w:t xml:space="preserve"> : </w:t>
-      </w:r>
-      <w:r>
-        <w:rPr>
-          <w:rFonts w:ascii="Times New Roman" w:hAnsi="Times New Roman"/>
-          <w:b w:val="0"/>
-          <w:i w:val="0"/>
-          <w:sz w:val="21"/>
-        </w:rPr>
-        <w:t>UserProfile</w:t>
-      </w:r>
-      <w:r>
-        <w:rPr>
-          <w:rFonts w:ascii="Times New Roman" w:hAnsi="Times New Roman"/>
-          <w:b w:val="0"/>
-          <w:i w:val="0"/>
-          <w:sz w:val="21"/>
-        </w:rPr>
-        <w:t xml:space="preserve"> et </w:t>
-      </w:r>
-      <w:r>
-        <w:rPr>
-          <w:rFonts w:ascii="Times New Roman" w:hAnsi="Times New Roman"/>
-          <w:b w:val="0"/>
-          <w:i w:val="0"/>
-          <w:sz w:val="21"/>
-        </w:rPr>
-        <w:t>Project</w:t>
-      </w:r>
-      <w:r>
-        <w:rPr>
-          <w:rFonts w:ascii="Times New Roman" w:hAnsi="Times New Roman"/>
-          <w:b w:val="0"/>
-          <w:i w:val="0"/>
-          <w:sz w:val="21"/>
-        </w:rPr>
-        <w:t xml:space="preserve"> sont </w:t>
-      </w:r>
-      <w:r>
-        <w:rPr>
-          <w:rFonts w:ascii="Times New Roman" w:hAnsi="Times New Roman"/>
-          <w:b w:val="0"/>
-          <w:i w:val="0"/>
-          <w:sz w:val="21"/>
-        </w:rPr>
-        <w:t>@immutable</w:t>
-      </w:r>
-      <w:r>
-        <w:rPr>
-          <w:rFonts w:ascii="Times New Roman" w:hAnsi="Times New Roman"/>
-          <w:b w:val="0"/>
-          <w:i w:val="0"/>
-          <w:sz w:val="21"/>
-        </w:rPr>
-        <w:t xml:space="preserve"> + </w:t>
-      </w:r>
-      <w:r>
-        <w:rPr>
-          <w:rFonts w:ascii="Times New Roman" w:hAnsi="Times New Roman"/>
-          <w:b w:val="0"/>
-          <w:i w:val="0"/>
-          <w:sz w:val="21"/>
-        </w:rPr>
-        <w:t>copyWith()</w:t>
-      </w:r>
     </w:p>
     <w:p>
       <w:pPr>
@@ -7571,16 +6848,22 @@
       </w:tblGrid>
       <w:tr>
         <w:trPr>
-          <w:trHeight w:val="3969" w:hRule="exact"/>
+          <w:trHeight w:val="1701" w:hRule="atLeast"/>
         </w:trPr>
         <w:tc>
           <w:tcPr>
             <w:tcW w:type="dxa" w:w="9072"/>
             <w:shd w:val="clear" w:color="auto" w:fill="F0F0F0"/>
+            <w:tcMar>
+              <w:top w:w="113" w:type="dxa"/>
+              <w:left w:w="113" w:type="dxa"/>
+              <w:bottom w:w="113" w:type="dxa"/>
+              <w:right w:w="113" w:type="dxa"/>
+            </w:tcMar>
           </w:tcPr>
           <w:p>
             <w:pPr>
-              <w:spacing w:before="1080"/>
+              <w:spacing w:before="200" w:after="200"/>
               <w:jc w:val="center"/>
             </w:pPr>
             <w:r>
@@ -7612,7 +6895,7 @@
           <w:color w:val="606060"/>
           <w:sz w:val="18"/>
         </w:rPr>
-        <w:t>📸  Onboarding Slide 1 : "Trouve ton mentor idéal"</w:t>
+        <w:t>📸  Onboarding Slide 1 : "Trouve ton mentor"</w:t>
       </w:r>
     </w:p>
     <w:tbl>
@@ -7627,16 +6910,22 @@
       </w:tblGrid>
       <w:tr>
         <w:trPr>
-          <w:trHeight w:val="3969" w:hRule="exact"/>
+          <w:trHeight w:val="1701" w:hRule="atLeast"/>
         </w:trPr>
         <w:tc>
           <w:tcPr>
             <w:tcW w:type="dxa" w:w="9072"/>
             <w:shd w:val="clear" w:color="auto" w:fill="F0F0F0"/>
+            <w:tcMar>
+              <w:top w:w="113" w:type="dxa"/>
+              <w:left w:w="113" w:type="dxa"/>
+              <w:bottom w:w="113" w:type="dxa"/>
+              <w:right w:w="113" w:type="dxa"/>
+            </w:tcMar>
           </w:tcPr>
           <w:p>
             <w:pPr>
-              <w:spacing w:before="1080"/>
+              <w:spacing w:before="200" w:after="200"/>
               <w:jc w:val="center"/>
             </w:pPr>
             <w:r>
@@ -7668,7 +6957,7 @@
           <w:color w:val="606060"/>
           <w:sz w:val="18"/>
         </w:rPr>
-        <w:t>📸  Onboarding Slide 3 : "Rejoins la communauté DIAPALER"</w:t>
+        <w:t>📸  Onboarding Slide 3 : "DER/FJ à portée de main"</w:t>
       </w:r>
     </w:p>
     <w:tbl>
@@ -7683,16 +6972,22 @@
       </w:tblGrid>
       <w:tr>
         <w:trPr>
-          <w:trHeight w:val="3969" w:hRule="exact"/>
+          <w:trHeight w:val="1701" w:hRule="atLeast"/>
         </w:trPr>
         <w:tc>
           <w:tcPr>
             <w:tcW w:type="dxa" w:w="9072"/>
             <w:shd w:val="clear" w:color="auto" w:fill="F0F0F0"/>
+            <w:tcMar>
+              <w:top w:w="113" w:type="dxa"/>
+              <w:left w:w="113" w:type="dxa"/>
+              <w:bottom w:w="113" w:type="dxa"/>
+              <w:right w:w="113" w:type="dxa"/>
+            </w:tcMar>
           </w:tcPr>
           <w:p>
             <w:pPr>
-              <w:spacing w:before="1080"/>
+              <w:spacing w:before="200" w:after="200"/>
               <w:jc w:val="center"/>
             </w:pPr>
             <w:r>
@@ -7739,16 +7034,22 @@
       </w:tblGrid>
       <w:tr>
         <w:trPr>
-          <w:trHeight w:val="3969" w:hRule="exact"/>
+          <w:trHeight w:val="1701" w:hRule="atLeast"/>
         </w:trPr>
         <w:tc>
           <w:tcPr>
             <w:tcW w:type="dxa" w:w="9072"/>
             <w:shd w:val="clear" w:color="auto" w:fill="F0F0F0"/>
+            <w:tcMar>
+              <w:top w:w="113" w:type="dxa"/>
+              <w:left w:w="113" w:type="dxa"/>
+              <w:bottom w:w="113" w:type="dxa"/>
+              <w:right w:w="113" w:type="dxa"/>
+            </w:tcMar>
           </w:tcPr>
           <w:p>
             <w:pPr>
-              <w:spacing w:before="1080"/>
+              <w:spacing w:before="200" w:after="200"/>
               <w:jc w:val="center"/>
             </w:pPr>
             <w:r>
@@ -7795,16 +7096,22 @@
       </w:tblGrid>
       <w:tr>
         <w:trPr>
-          <w:trHeight w:val="3969" w:hRule="exact"/>
+          <w:trHeight w:val="1701" w:hRule="atLeast"/>
         </w:trPr>
         <w:tc>
           <w:tcPr>
             <w:tcW w:type="dxa" w:w="9072"/>
             <w:shd w:val="clear" w:color="auto" w:fill="F0F0F0"/>
+            <w:tcMar>
+              <w:top w:w="113" w:type="dxa"/>
+              <w:left w:w="113" w:type="dxa"/>
+              <w:bottom w:w="113" w:type="dxa"/>
+              <w:right w:w="113" w:type="dxa"/>
+            </w:tcMar>
           </w:tcPr>
           <w:p>
             <w:pPr>
-              <w:spacing w:before="1080"/>
+              <w:spacing w:before="200" w:after="200"/>
               <w:jc w:val="center"/>
             </w:pPr>
             <w:r>
@@ -7851,16 +7158,22 @@
       </w:tblGrid>
       <w:tr>
         <w:trPr>
-          <w:trHeight w:val="3969" w:hRule="exact"/>
+          <w:trHeight w:val="1701" w:hRule="atLeast"/>
         </w:trPr>
         <w:tc>
           <w:tcPr>
             <w:tcW w:type="dxa" w:w="9072"/>
             <w:shd w:val="clear" w:color="auto" w:fill="F0F0F0"/>
+            <w:tcMar>
+              <w:top w:w="113" w:type="dxa"/>
+              <w:left w:w="113" w:type="dxa"/>
+              <w:bottom w:w="113" w:type="dxa"/>
+              <w:right w:w="113" w:type="dxa"/>
+            </w:tcMar>
           </w:tcPr>
           <w:p>
             <w:pPr>
-              <w:spacing w:before="1080"/>
+              <w:spacing w:before="200" w:after="200"/>
               <w:jc w:val="center"/>
             </w:pPr>
             <w:r>
@@ -7907,16 +7220,22 @@
       </w:tblGrid>
       <w:tr>
         <w:trPr>
-          <w:trHeight w:val="3969" w:hRule="exact"/>
+          <w:trHeight w:val="1701" w:hRule="atLeast"/>
         </w:trPr>
         <w:tc>
           <w:tcPr>
             <w:tcW w:type="dxa" w:w="9072"/>
             <w:shd w:val="clear" w:color="auto" w:fill="F0F0F0"/>
+            <w:tcMar>
+              <w:top w:w="113" w:type="dxa"/>
+              <w:left w:w="113" w:type="dxa"/>
+              <w:bottom w:w="113" w:type="dxa"/>
+              <w:right w:w="113" w:type="dxa"/>
+            </w:tcMar>
           </w:tcPr>
           <w:p>
             <w:pPr>
-              <w:spacing w:before="1080"/>
+              <w:spacing w:before="200" w:after="200"/>
               <w:jc w:val="center"/>
             </w:pPr>
             <w:r>
@@ -7985,16 +7304,22 @@
       </w:tblGrid>
       <w:tr>
         <w:trPr>
-          <w:trHeight w:val="3969" w:hRule="exact"/>
+          <w:trHeight w:val="1701" w:hRule="atLeast"/>
         </w:trPr>
         <w:tc>
           <w:tcPr>
             <w:tcW w:type="dxa" w:w="9072"/>
             <w:shd w:val="clear" w:color="auto" w:fill="F0F0F0"/>
+            <w:tcMar>
+              <w:top w:w="113" w:type="dxa"/>
+              <w:left w:w="113" w:type="dxa"/>
+              <w:bottom w:w="113" w:type="dxa"/>
+              <w:right w:w="113" w:type="dxa"/>
+            </w:tcMar>
           </w:tcPr>
           <w:p>
             <w:pPr>
-              <w:spacing w:before="1080"/>
+              <w:spacing w:before="200" w:after="200"/>
               <w:jc w:val="center"/>
             </w:pPr>
             <w:r>
@@ -8041,16 +7366,22 @@
       </w:tblGrid>
       <w:tr>
         <w:trPr>
-          <w:trHeight w:val="3969" w:hRule="exact"/>
+          <w:trHeight w:val="1701" w:hRule="atLeast"/>
         </w:trPr>
         <w:tc>
           <w:tcPr>
             <w:tcW w:type="dxa" w:w="9072"/>
             <w:shd w:val="clear" w:color="auto" w:fill="F0F0F0"/>
+            <w:tcMar>
+              <w:top w:w="113" w:type="dxa"/>
+              <w:left w:w="113" w:type="dxa"/>
+              <w:bottom w:w="113" w:type="dxa"/>
+              <w:right w:w="113" w:type="dxa"/>
+            </w:tcMar>
           </w:tcPr>
           <w:p>
             <w:pPr>
-              <w:spacing w:before="1080"/>
+              <w:spacing w:before="200" w:after="200"/>
               <w:jc w:val="center"/>
             </w:pPr>
             <w:r>
@@ -8097,16 +7428,22 @@
       </w:tblGrid>
       <w:tr>
         <w:trPr>
-          <w:trHeight w:val="3969" w:hRule="exact"/>
+          <w:trHeight w:val="1701" w:hRule="atLeast"/>
         </w:trPr>
         <w:tc>
           <w:tcPr>
             <w:tcW w:type="dxa" w:w="9072"/>
             <w:shd w:val="clear" w:color="auto" w:fill="F0F0F0"/>
+            <w:tcMar>
+              <w:top w:w="113" w:type="dxa"/>
+              <w:left w:w="113" w:type="dxa"/>
+              <w:bottom w:w="113" w:type="dxa"/>
+              <w:right w:w="113" w:type="dxa"/>
+            </w:tcMar>
           </w:tcPr>
           <w:p>
             <w:pPr>
-              <w:spacing w:before="1080"/>
+              <w:spacing w:before="200" w:after="200"/>
               <w:jc w:val="center"/>
             </w:pPr>
             <w:r>
@@ -8175,16 +7512,22 @@
       </w:tblGrid>
       <w:tr>
         <w:trPr>
-          <w:trHeight w:val="3969" w:hRule="exact"/>
+          <w:trHeight w:val="1701" w:hRule="atLeast"/>
         </w:trPr>
         <w:tc>
           <w:tcPr>
             <w:tcW w:type="dxa" w:w="9072"/>
             <w:shd w:val="clear" w:color="auto" w:fill="F0F0F0"/>
+            <w:tcMar>
+              <w:top w:w="113" w:type="dxa"/>
+              <w:left w:w="113" w:type="dxa"/>
+              <w:bottom w:w="113" w:type="dxa"/>
+              <w:right w:w="113" w:type="dxa"/>
+            </w:tcMar>
           </w:tcPr>
           <w:p>
             <w:pPr>
-              <w:spacing w:before="1080"/>
+              <w:spacing w:before="200" w:after="200"/>
               <w:jc w:val="center"/>
             </w:pPr>
             <w:r>
@@ -8231,16 +7574,22 @@
       </w:tblGrid>
       <w:tr>
         <w:trPr>
-          <w:trHeight w:val="3969" w:hRule="exact"/>
+          <w:trHeight w:val="1701" w:hRule="atLeast"/>
         </w:trPr>
         <w:tc>
           <w:tcPr>
             <w:tcW w:type="dxa" w:w="9072"/>
             <w:shd w:val="clear" w:color="auto" w:fill="F0F0F0"/>
+            <w:tcMar>
+              <w:top w:w="113" w:type="dxa"/>
+              <w:left w:w="113" w:type="dxa"/>
+              <w:bottom w:w="113" w:type="dxa"/>
+              <w:right w:w="113" w:type="dxa"/>
+            </w:tcMar>
           </w:tcPr>
           <w:p>
             <w:pPr>
-              <w:spacing w:before="1080"/>
+              <w:spacing w:before="200" w:after="200"/>
               <w:jc w:val="center"/>
             </w:pPr>
             <w:r>
@@ -8287,16 +7636,22 @@
       </w:tblGrid>
       <w:tr>
         <w:trPr>
-          <w:trHeight w:val="3969" w:hRule="exact"/>
+          <w:trHeight w:val="1701" w:hRule="atLeast"/>
         </w:trPr>
         <w:tc>
           <w:tcPr>
             <w:tcW w:type="dxa" w:w="9072"/>
             <w:shd w:val="clear" w:color="auto" w:fill="F0F0F0"/>
+            <w:tcMar>
+              <w:top w:w="113" w:type="dxa"/>
+              <w:left w:w="113" w:type="dxa"/>
+              <w:bottom w:w="113" w:type="dxa"/>
+              <w:right w:w="113" w:type="dxa"/>
+            </w:tcMar>
           </w:tcPr>
           <w:p>
             <w:pPr>
-              <w:spacing w:before="1080"/>
+              <w:spacing w:before="200" w:after="200"/>
               <w:jc w:val="center"/>
             </w:pPr>
             <w:r>
@@ -8343,16 +7698,22 @@
       </w:tblGrid>
       <w:tr>
         <w:trPr>
-          <w:trHeight w:val="3969" w:hRule="exact"/>
+          <w:trHeight w:val="1701" w:hRule="atLeast"/>
         </w:trPr>
         <w:tc>
           <w:tcPr>
             <w:tcW w:type="dxa" w:w="9072"/>
             <w:shd w:val="clear" w:color="auto" w:fill="F0F0F0"/>
+            <w:tcMar>
+              <w:top w:w="113" w:type="dxa"/>
+              <w:left w:w="113" w:type="dxa"/>
+              <w:bottom w:w="113" w:type="dxa"/>
+              <w:right w:w="113" w:type="dxa"/>
+            </w:tcMar>
           </w:tcPr>
           <w:p>
             <w:pPr>
-              <w:spacing w:before="1080"/>
+              <w:spacing w:before="200" w:after="200"/>
               <w:jc w:val="center"/>
             </w:pPr>
             <w:r>
@@ -8421,16 +7782,22 @@
       </w:tblGrid>
       <w:tr>
         <w:trPr>
-          <w:trHeight w:val="3969" w:hRule="exact"/>
+          <w:trHeight w:val="1701" w:hRule="atLeast"/>
         </w:trPr>
         <w:tc>
           <w:tcPr>
             <w:tcW w:type="dxa" w:w="9072"/>
             <w:shd w:val="clear" w:color="auto" w:fill="F0F0F0"/>
+            <w:tcMar>
+              <w:top w:w="113" w:type="dxa"/>
+              <w:left w:w="113" w:type="dxa"/>
+              <w:bottom w:w="113" w:type="dxa"/>
+              <w:right w:w="113" w:type="dxa"/>
+            </w:tcMar>
           </w:tcPr>
           <w:p>
             <w:pPr>
-              <w:spacing w:before="1080"/>
+              <w:spacing w:before="200" w:after="200"/>
               <w:jc w:val="center"/>
             </w:pPr>
             <w:r>
@@ -8477,16 +7844,22 @@
       </w:tblGrid>
       <w:tr>
         <w:trPr>
-          <w:trHeight w:val="3969" w:hRule="exact"/>
+          <w:trHeight w:val="1701" w:hRule="atLeast"/>
         </w:trPr>
         <w:tc>
           <w:tcPr>
             <w:tcW w:type="dxa" w:w="9072"/>
             <w:shd w:val="clear" w:color="auto" w:fill="F0F0F0"/>
+            <w:tcMar>
+              <w:top w:w="113" w:type="dxa"/>
+              <w:left w:w="113" w:type="dxa"/>
+              <w:bottom w:w="113" w:type="dxa"/>
+              <w:right w:w="113" w:type="dxa"/>
+            </w:tcMar>
           </w:tcPr>
           <w:p>
             <w:pPr>
-              <w:spacing w:before="1080"/>
+              <w:spacing w:before="200" w:after="200"/>
               <w:jc w:val="center"/>
             </w:pPr>
             <w:r>
@@ -8533,16 +7906,22 @@
       </w:tblGrid>
       <w:tr>
         <w:trPr>
-          <w:trHeight w:val="3969" w:hRule="exact"/>
+          <w:trHeight w:val="1701" w:hRule="atLeast"/>
         </w:trPr>
         <w:tc>
           <w:tcPr>
             <w:tcW w:type="dxa" w:w="9072"/>
             <w:shd w:val="clear" w:color="auto" w:fill="F0F0F0"/>
+            <w:tcMar>
+              <w:top w:w="113" w:type="dxa"/>
+              <w:left w:w="113" w:type="dxa"/>
+              <w:bottom w:w="113" w:type="dxa"/>
+              <w:right w:w="113" w:type="dxa"/>
+            </w:tcMar>
           </w:tcPr>
           <w:p>
             <w:pPr>
-              <w:spacing w:before="1080"/>
+              <w:spacing w:before="200" w:after="200"/>
               <w:jc w:val="center"/>
             </w:pPr>
             <w:r>
@@ -8589,16 +7968,22 @@
       </w:tblGrid>
       <w:tr>
         <w:trPr>
-          <w:trHeight w:val="3969" w:hRule="exact"/>
+          <w:trHeight w:val="1701" w:hRule="atLeast"/>
         </w:trPr>
         <w:tc>
           <w:tcPr>
             <w:tcW w:type="dxa" w:w="9072"/>
             <w:shd w:val="clear" w:color="auto" w:fill="F0F0F0"/>
+            <w:tcMar>
+              <w:top w:w="113" w:type="dxa"/>
+              <w:left w:w="113" w:type="dxa"/>
+              <w:bottom w:w="113" w:type="dxa"/>
+              <w:right w:w="113" w:type="dxa"/>
+            </w:tcMar>
           </w:tcPr>
           <w:p>
             <w:pPr>
-              <w:spacing w:before="1080"/>
+              <w:spacing w:before="200" w:after="200"/>
               <w:jc w:val="center"/>
             </w:pPr>
             <w:r>
@@ -8667,16 +8052,22 @@
       </w:tblGrid>
       <w:tr>
         <w:trPr>
-          <w:trHeight w:val="3969" w:hRule="exact"/>
+          <w:trHeight w:val="1701" w:hRule="atLeast"/>
         </w:trPr>
         <w:tc>
           <w:tcPr>
             <w:tcW w:type="dxa" w:w="9072"/>
             <w:shd w:val="clear" w:color="auto" w:fill="F0F0F0"/>
+            <w:tcMar>
+              <w:top w:w="113" w:type="dxa"/>
+              <w:left w:w="113" w:type="dxa"/>
+              <w:bottom w:w="113" w:type="dxa"/>
+              <w:right w:w="113" w:type="dxa"/>
+            </w:tcMar>
           </w:tcPr>
           <w:p>
             <w:pPr>
-              <w:spacing w:before="1080"/>
+              <w:spacing w:before="200" w:after="200"/>
               <w:jc w:val="center"/>
             </w:pPr>
             <w:r>
@@ -8723,16 +8114,22 @@
       </w:tblGrid>
       <w:tr>
         <w:trPr>
-          <w:trHeight w:val="3969" w:hRule="exact"/>
+          <w:trHeight w:val="1701" w:hRule="atLeast"/>
         </w:trPr>
         <w:tc>
           <w:tcPr>
             <w:tcW w:type="dxa" w:w="9072"/>
             <w:shd w:val="clear" w:color="auto" w:fill="F0F0F0"/>
+            <w:tcMar>
+              <w:top w:w="113" w:type="dxa"/>
+              <w:left w:w="113" w:type="dxa"/>
+              <w:bottom w:w="113" w:type="dxa"/>
+              <w:right w:w="113" w:type="dxa"/>
+            </w:tcMar>
           </w:tcPr>
           <w:p>
             <w:pPr>
-              <w:spacing w:before="1080"/>
+              <w:spacing w:before="200" w:after="200"/>
               <w:jc w:val="center"/>
             </w:pPr>
             <w:r>
@@ -8779,16 +8176,22 @@
       </w:tblGrid>
       <w:tr>
         <w:trPr>
-          <w:trHeight w:val="3969" w:hRule="exact"/>
+          <w:trHeight w:val="1701" w:hRule="atLeast"/>
         </w:trPr>
         <w:tc>
           <w:tcPr>
             <w:tcW w:type="dxa" w:w="9072"/>
             <w:shd w:val="clear" w:color="auto" w:fill="F0F0F0"/>
+            <w:tcMar>
+              <w:top w:w="113" w:type="dxa"/>
+              <w:left w:w="113" w:type="dxa"/>
+              <w:bottom w:w="113" w:type="dxa"/>
+              <w:right w:w="113" w:type="dxa"/>
+            </w:tcMar>
           </w:tcPr>
           <w:p>
             <w:pPr>
-              <w:spacing w:before="1080"/>
+              <w:spacing w:before="200" w:after="200"/>
               <w:jc w:val="center"/>
             </w:pPr>
             <w:r>
@@ -8835,16 +8238,22 @@
       </w:tblGrid>
       <w:tr>
         <w:trPr>
-          <w:trHeight w:val="3969" w:hRule="exact"/>
+          <w:trHeight w:val="1701" w:hRule="atLeast"/>
         </w:trPr>
         <w:tc>
           <w:tcPr>
             <w:tcW w:type="dxa" w:w="9072"/>
             <w:shd w:val="clear" w:color="auto" w:fill="F0F0F0"/>
+            <w:tcMar>
+              <w:top w:w="113" w:type="dxa"/>
+              <w:left w:w="113" w:type="dxa"/>
+              <w:bottom w:w="113" w:type="dxa"/>
+              <w:right w:w="113" w:type="dxa"/>
+            </w:tcMar>
           </w:tcPr>
           <w:p>
             <w:pPr>
-              <w:spacing w:before="1080"/>
+              <w:spacing w:before="200" w:after="200"/>
               <w:jc w:val="center"/>
             </w:pPr>
             <w:r>
@@ -8913,16 +8322,22 @@
       </w:tblGrid>
       <w:tr>
         <w:trPr>
-          <w:trHeight w:val="3969" w:hRule="exact"/>
+          <w:trHeight w:val="1701" w:hRule="atLeast"/>
         </w:trPr>
         <w:tc>
           <w:tcPr>
             <w:tcW w:type="dxa" w:w="9072"/>
             <w:shd w:val="clear" w:color="auto" w:fill="F0F0F0"/>
+            <w:tcMar>
+              <w:top w:w="113" w:type="dxa"/>
+              <w:left w:w="113" w:type="dxa"/>
+              <w:bottom w:w="113" w:type="dxa"/>
+              <w:right w:w="113" w:type="dxa"/>
+            </w:tcMar>
           </w:tcPr>
           <w:p>
             <w:pPr>
-              <w:spacing w:before="1080"/>
+              <w:spacing w:before="200" w:after="200"/>
               <w:jc w:val="center"/>
             </w:pPr>
             <w:r>
@@ -8969,16 +8384,22 @@
       </w:tblGrid>
       <w:tr>
         <w:trPr>
-          <w:trHeight w:val="3969" w:hRule="exact"/>
+          <w:trHeight w:val="1701" w:hRule="atLeast"/>
         </w:trPr>
         <w:tc>
           <w:tcPr>
             <w:tcW w:type="dxa" w:w="9072"/>
             <w:shd w:val="clear" w:color="auto" w:fill="F0F0F0"/>
+            <w:tcMar>
+              <w:top w:w="113" w:type="dxa"/>
+              <w:left w:w="113" w:type="dxa"/>
+              <w:bottom w:w="113" w:type="dxa"/>
+              <w:right w:w="113" w:type="dxa"/>
+            </w:tcMar>
           </w:tcPr>
           <w:p>
             <w:pPr>
-              <w:spacing w:before="1080"/>
+              <w:spacing w:before="200" w:after="200"/>
               <w:jc w:val="center"/>
             </w:pPr>
             <w:r>
@@ -9025,16 +8446,22 @@
       </w:tblGrid>
       <w:tr>
         <w:trPr>
-          <w:trHeight w:val="3969" w:hRule="exact"/>
+          <w:trHeight w:val="1701" w:hRule="atLeast"/>
         </w:trPr>
         <w:tc>
           <w:tcPr>
             <w:tcW w:type="dxa" w:w="9072"/>
             <w:shd w:val="clear" w:color="auto" w:fill="F0F0F0"/>
+            <w:tcMar>
+              <w:top w:w="113" w:type="dxa"/>
+              <w:left w:w="113" w:type="dxa"/>
+              <w:bottom w:w="113" w:type="dxa"/>
+              <w:right w:w="113" w:type="dxa"/>
+            </w:tcMar>
           </w:tcPr>
           <w:p>
             <w:pPr>
-              <w:spacing w:before="1080"/>
+              <w:spacing w:before="200" w:after="200"/>
               <w:jc w:val="center"/>
             </w:pPr>
             <w:r>
@@ -9081,16 +8508,22 @@
       </w:tblGrid>
       <w:tr>
         <w:trPr>
-          <w:trHeight w:val="3969" w:hRule="exact"/>
+          <w:trHeight w:val="1701" w:hRule="atLeast"/>
         </w:trPr>
         <w:tc>
           <w:tcPr>
             <w:tcW w:type="dxa" w:w="9072"/>
             <w:shd w:val="clear" w:color="auto" w:fill="F0F0F0"/>
+            <w:tcMar>
+              <w:top w:w="113" w:type="dxa"/>
+              <w:left w:w="113" w:type="dxa"/>
+              <w:bottom w:w="113" w:type="dxa"/>
+              <w:right w:w="113" w:type="dxa"/>
+            </w:tcMar>
           </w:tcPr>
           <w:p>
             <w:pPr>
-              <w:spacing w:before="1080"/>
+              <w:spacing w:before="200" w:after="200"/>
               <w:jc w:val="center"/>
             </w:pPr>
             <w:r>
@@ -9159,16 +8592,22 @@
       </w:tblGrid>
       <w:tr>
         <w:trPr>
-          <w:trHeight w:val="3969" w:hRule="exact"/>
+          <w:trHeight w:val="1701" w:hRule="atLeast"/>
         </w:trPr>
         <w:tc>
           <w:tcPr>
             <w:tcW w:type="dxa" w:w="9072"/>
             <w:shd w:val="clear" w:color="auto" w:fill="F0F0F0"/>
+            <w:tcMar>
+              <w:top w:w="113" w:type="dxa"/>
+              <w:left w:w="113" w:type="dxa"/>
+              <w:bottom w:w="113" w:type="dxa"/>
+              <w:right w:w="113" w:type="dxa"/>
+            </w:tcMar>
           </w:tcPr>
           <w:p>
             <w:pPr>
-              <w:spacing w:before="1080"/>
+              <w:spacing w:before="200" w:after="200"/>
               <w:jc w:val="center"/>
             </w:pPr>
             <w:r>
@@ -9215,16 +8654,22 @@
       </w:tblGrid>
       <w:tr>
         <w:trPr>
-          <w:trHeight w:val="3969" w:hRule="exact"/>
+          <w:trHeight w:val="1701" w:hRule="atLeast"/>
         </w:trPr>
         <w:tc>
           <w:tcPr>
             <w:tcW w:type="dxa" w:w="9072"/>
             <w:shd w:val="clear" w:color="auto" w:fill="F0F0F0"/>
+            <w:tcMar>
+              <w:top w:w="113" w:type="dxa"/>
+              <w:left w:w="113" w:type="dxa"/>
+              <w:bottom w:w="113" w:type="dxa"/>
+              <w:right w:w="113" w:type="dxa"/>
+            </w:tcMar>
           </w:tcPr>
           <w:p>
             <w:pPr>
-              <w:spacing w:before="1080"/>
+              <w:spacing w:before="200" w:after="200"/>
               <w:jc w:val="center"/>
             </w:pPr>
             <w:r>
@@ -9271,16 +8716,22 @@
       </w:tblGrid>
       <w:tr>
         <w:trPr>
-          <w:trHeight w:val="3969" w:hRule="exact"/>
+          <w:trHeight w:val="1701" w:hRule="atLeast"/>
         </w:trPr>
         <w:tc>
           <w:tcPr>
             <w:tcW w:type="dxa" w:w="9072"/>
             <w:shd w:val="clear" w:color="auto" w:fill="F0F0F0"/>
+            <w:tcMar>
+              <w:top w:w="113" w:type="dxa"/>
+              <w:left w:w="113" w:type="dxa"/>
+              <w:bottom w:w="113" w:type="dxa"/>
+              <w:right w:w="113" w:type="dxa"/>
+            </w:tcMar>
           </w:tcPr>
           <w:p>
             <w:pPr>
-              <w:spacing w:before="1080"/>
+              <w:spacing w:before="200" w:after="200"/>
               <w:jc w:val="center"/>
             </w:pPr>
             <w:r>
@@ -9327,16 +8778,22 @@
       </w:tblGrid>
       <w:tr>
         <w:trPr>
-          <w:trHeight w:val="3969" w:hRule="exact"/>
+          <w:trHeight w:val="1701" w:hRule="atLeast"/>
         </w:trPr>
         <w:tc>
           <w:tcPr>
             <w:tcW w:type="dxa" w:w="9072"/>
             <w:shd w:val="clear" w:color="auto" w:fill="F0F0F0"/>
+            <w:tcMar>
+              <w:top w:w="113" w:type="dxa"/>
+              <w:left w:w="113" w:type="dxa"/>
+              <w:bottom w:w="113" w:type="dxa"/>
+              <w:right w:w="113" w:type="dxa"/>
+            </w:tcMar>
           </w:tcPr>
           <w:p>
             <w:pPr>
-              <w:spacing w:before="1080"/>
+              <w:spacing w:before="200" w:after="200"/>
               <w:jc w:val="center"/>
             </w:pPr>
             <w:r>
@@ -9383,16 +8840,22 @@
       </w:tblGrid>
       <w:tr>
         <w:trPr>
-          <w:trHeight w:val="3969" w:hRule="exact"/>
+          <w:trHeight w:val="1701" w:hRule="atLeast"/>
         </w:trPr>
         <w:tc>
           <w:tcPr>
             <w:tcW w:type="dxa" w:w="9072"/>
             <w:shd w:val="clear" w:color="auto" w:fill="F0F0F0"/>
+            <w:tcMar>
+              <w:top w:w="113" w:type="dxa"/>
+              <w:left w:w="113" w:type="dxa"/>
+              <w:bottom w:w="113" w:type="dxa"/>
+              <w:right w:w="113" w:type="dxa"/>
+            </w:tcMar>
           </w:tcPr>
           <w:p>
             <w:pPr>
-              <w:spacing w:before="1080"/>
+              <w:spacing w:before="200" w:after="200"/>
               <w:jc w:val="center"/>
             </w:pPr>
             <w:r>
@@ -12135,6 +11598,735 @@
       <w:pPr>
         <w:spacing w:after="80"/>
       </w:pPr>
+    </w:p>
+    <w:p>
+      <w:pPr>
+        <w:pBdr>
+          <w:bottom w:val="single" w:sz="4" w:space="1" w:color="000000"/>
+        </w:pBdr>
+        <w:spacing w:before="40" w:after="40"/>
+      </w:pPr>
+    </w:p>
+    <w:p>
+      <w:pPr>
+        <w:pStyle w:val="Heading3"/>
+      </w:pPr>
+      <w:r>
+        <w:rPr>
+          <w:rFonts w:ascii="Times New Roman" w:hAnsi="Times New Roman"/>
+          <w:b/>
+          <w:i w:val="0"/>
+          <w:sz w:val="24"/>
+        </w:rPr>
+        <w:t>4.10 Inscription non rôle-spécifique</w:t>
+      </w:r>
+    </w:p>
+    <w:p>
+      <w:pPr>
+        <w:spacing w:after="120"/>
+      </w:pPr>
+      <w:r>
+        <w:rPr>
+          <w:rFonts w:ascii="Times New Roman" w:hAnsi="Times New Roman"/>
+          <w:b w:val="0"/>
+          <w:i w:val="0"/>
+          <w:sz w:val="22"/>
+        </w:rPr>
+        <w:t>Problème :</w:t>
+      </w:r>
+      <w:r>
+        <w:rPr>
+          <w:rFonts w:ascii="Times New Roman" w:hAnsi="Times New Roman"/>
+          <w:b w:val="0"/>
+          <w:i w:val="0"/>
+          <w:sz w:val="22"/>
+        </w:rPr>
+        <w:t xml:space="preserve"> L'inscription affichait exactement les mêmes champs pour les 3 rôles. Un Mentor n'avait pas de champ "Années d'expérience", un Investisseur pas de "Ticket d'investissement". Le secteur n'était jamais collecté (</w:t>
+      </w:r>
+      <w:r>
+        <w:rPr>
+          <w:rFonts w:ascii="Times New Roman" w:hAnsi="Times New Roman"/>
+          <w:b w:val="0"/>
+          <w:i w:val="0"/>
+          <w:sz w:val="22"/>
+        </w:rPr>
+        <w:t>sector: 'Autre'</w:t>
+      </w:r>
+      <w:r>
+        <w:rPr>
+          <w:rFonts w:ascii="Times New Roman" w:hAnsi="Times New Roman"/>
+          <w:b w:val="0"/>
+          <w:i w:val="0"/>
+          <w:sz w:val="22"/>
+        </w:rPr>
+        <w:t xml:space="preserve"> hardcodé).</w:t>
+      </w:r>
+    </w:p>
+    <w:p>
+      <w:pPr>
+        <w:spacing w:after="120"/>
+      </w:pPr>
+      <w:r>
+        <w:rPr>
+          <w:rFonts w:ascii="Times New Roman" w:hAnsi="Times New Roman"/>
+          <w:b w:val="0"/>
+          <w:i w:val="0"/>
+          <w:sz w:val="22"/>
+        </w:rPr>
+        <w:t>Solution :</w:t>
+      </w:r>
+      <w:r>
+        <w:rPr>
+          <w:rFonts w:ascii="Times New Roman" w:hAnsi="Times New Roman"/>
+          <w:b w:val="0"/>
+          <w:i w:val="0"/>
+          <w:sz w:val="22"/>
+        </w:rPr>
+        <w:t xml:space="preserve"> Ajout conditionnel dans l'étape 3 :</w:t>
+      </w:r>
+    </w:p>
+    <w:p>
+      <w:pPr>
+        <w:pStyle w:val="ListBullet"/>
+      </w:pPr>
+      <w:r>
+        <w:rPr>
+          <w:rFonts w:ascii="Times New Roman" w:hAnsi="Times New Roman"/>
+          <w:b w:val="0"/>
+          <w:i w:val="0"/>
+          <w:sz w:val="21"/>
+        </w:rPr>
+        <w:t>Dropdown secteur (tous les rôles, obligatoire)</w:t>
+      </w:r>
+    </w:p>
+    <w:p>
+      <w:pPr>
+        <w:pStyle w:val="ListBullet"/>
+      </w:pPr>
+      <w:r>
+        <w:rPr>
+          <w:rFonts w:ascii="Times New Roman" w:hAnsi="Times New Roman"/>
+          <w:b w:val="0"/>
+          <w:i w:val="0"/>
+          <w:sz w:val="21"/>
+        </w:rPr>
+        <w:t xml:space="preserve">Champ "Années d'expérience" visible uniquement si </w:t>
+      </w:r>
+      <w:r>
+        <w:rPr>
+          <w:rFonts w:ascii="Times New Roman" w:hAnsi="Times New Roman"/>
+          <w:b w:val="0"/>
+          <w:i w:val="0"/>
+          <w:sz w:val="21"/>
+        </w:rPr>
+        <w:t>role == Mentor</w:t>
+      </w:r>
+    </w:p>
+    <w:p>
+      <w:pPr>
+        <w:pStyle w:val="ListBullet"/>
+      </w:pPr>
+      <w:r>
+        <w:rPr>
+          <w:rFonts w:ascii="Times New Roman" w:hAnsi="Times New Roman"/>
+          <w:b w:val="0"/>
+          <w:i w:val="0"/>
+          <w:sz w:val="21"/>
+        </w:rPr>
+        <w:t xml:space="preserve">Champ "Ticket d'investissement" visible uniquement si </w:t>
+      </w:r>
+      <w:r>
+        <w:rPr>
+          <w:rFonts w:ascii="Times New Roman" w:hAnsi="Times New Roman"/>
+          <w:b w:val="0"/>
+          <w:i w:val="0"/>
+          <w:sz w:val="21"/>
+        </w:rPr>
+        <w:t>role == Investisseur</w:t>
+      </w:r>
+    </w:p>
+    <w:p>
+      <w:pPr>
+        <w:pBdr>
+          <w:bottom w:val="single" w:sz="4" w:space="1" w:color="000000"/>
+        </w:pBdr>
+        <w:spacing w:before="40" w:after="40"/>
+      </w:pPr>
+    </w:p>
+    <w:p>
+      <w:pPr>
+        <w:pStyle w:val="Heading3"/>
+      </w:pPr>
+      <w:r>
+        <w:rPr>
+          <w:rFonts w:ascii="Times New Roman" w:hAnsi="Times New Roman"/>
+          <w:b/>
+          <w:i w:val="0"/>
+          <w:sz w:val="24"/>
+        </w:rPr>
+        <w:t>4.11 Badge non lu déclenché par l'expéditeur lui-même</w:t>
+      </w:r>
+    </w:p>
+    <w:p>
+      <w:pPr>
+        <w:spacing w:after="120"/>
+      </w:pPr>
+      <w:r>
+        <w:rPr>
+          <w:rFonts w:ascii="Times New Roman" w:hAnsi="Times New Roman"/>
+          <w:b w:val="0"/>
+          <w:i w:val="0"/>
+          <w:sz w:val="22"/>
+        </w:rPr>
+        <w:t>Problème :</w:t>
+      </w:r>
+      <w:r>
+        <w:rPr>
+          <w:rFonts w:ascii="Times New Roman" w:hAnsi="Times New Roman"/>
+          <w:b w:val="0"/>
+          <w:i w:val="0"/>
+          <w:sz w:val="22"/>
+        </w:rPr>
+        <w:t xml:space="preserve"> Quand un utilisateur envoyait un message, son propre badge "messages non lus" s'incrémentait, créant une fausse alerte.</w:t>
+      </w:r>
+    </w:p>
+    <w:p>
+      <w:pPr>
+        <w:spacing w:after="120"/>
+      </w:pPr>
+      <w:r>
+        <w:rPr>
+          <w:rFonts w:ascii="Times New Roman" w:hAnsi="Times New Roman"/>
+          <w:b w:val="0"/>
+          <w:i w:val="0"/>
+          <w:sz w:val="22"/>
+        </w:rPr>
+        <w:t>Cause :</w:t>
+      </w:r>
+      <w:r>
+        <w:rPr>
+          <w:rFonts w:ascii="Times New Roman" w:hAnsi="Times New Roman"/>
+          <w:b w:val="0"/>
+          <w:i w:val="0"/>
+          <w:sz w:val="22"/>
+        </w:rPr>
+        <w:t xml:space="preserve"> </w:t>
+      </w:r>
+      <w:r>
+        <w:rPr>
+          <w:rFonts w:ascii="Times New Roman" w:hAnsi="Times New Roman"/>
+          <w:b w:val="0"/>
+          <w:i w:val="0"/>
+          <w:sz w:val="22"/>
+        </w:rPr>
+        <w:t>unreadCount</w:t>
+      </w:r>
+      <w:r>
+        <w:rPr>
+          <w:rFonts w:ascii="Times New Roman" w:hAnsi="Times New Roman"/>
+          <w:b w:val="0"/>
+          <w:i w:val="0"/>
+          <w:sz w:val="22"/>
+        </w:rPr>
+        <w:t xml:space="preserve"> dans </w:t>
+      </w:r>
+      <w:r>
+        <w:rPr>
+          <w:rFonts w:ascii="Times New Roman" w:hAnsi="Times New Roman"/>
+          <w:b w:val="0"/>
+          <w:i w:val="0"/>
+          <w:sz w:val="22"/>
+        </w:rPr>
+        <w:t>Conversation</w:t>
+      </w:r>
+      <w:r>
+        <w:rPr>
+          <w:rFonts w:ascii="Times New Roman" w:hAnsi="Times New Roman"/>
+          <w:b w:val="0"/>
+          <w:i w:val="0"/>
+          <w:sz w:val="22"/>
+        </w:rPr>
+        <w:t xml:space="preserve"> était toujours incrémenté sans distinguer l'expéditeur du destinataire.</w:t>
+      </w:r>
+    </w:p>
+    <w:p>
+      <w:pPr>
+        <w:spacing w:after="120"/>
+      </w:pPr>
+      <w:r>
+        <w:rPr>
+          <w:rFonts w:ascii="Times New Roman" w:hAnsi="Times New Roman"/>
+          <w:b w:val="0"/>
+          <w:i w:val="0"/>
+          <w:sz w:val="22"/>
+        </w:rPr>
+        <w:t>Solution :</w:t>
+      </w:r>
+      <w:r>
+        <w:rPr>
+          <w:rFonts w:ascii="Times New Roman" w:hAnsi="Times New Roman"/>
+          <w:b w:val="0"/>
+          <w:i w:val="0"/>
+          <w:sz w:val="22"/>
+        </w:rPr>
+        <w:t xml:space="preserve"> Ajout du champ </w:t>
+      </w:r>
+      <w:r>
+        <w:rPr>
+          <w:rFonts w:ascii="Times New Roman" w:hAnsi="Times New Roman"/>
+          <w:b w:val="0"/>
+          <w:i w:val="0"/>
+          <w:sz w:val="22"/>
+        </w:rPr>
+        <w:t>lastSenderId</w:t>
+      </w:r>
+      <w:r>
+        <w:rPr>
+          <w:rFonts w:ascii="Times New Roman" w:hAnsi="Times New Roman"/>
+          <w:b w:val="0"/>
+          <w:i w:val="0"/>
+          <w:sz w:val="22"/>
+        </w:rPr>
+        <w:t xml:space="preserve"> dans </w:t>
+      </w:r>
+      <w:r>
+        <w:rPr>
+          <w:rFonts w:ascii="Times New Roman" w:hAnsi="Times New Roman"/>
+          <w:b w:val="0"/>
+          <w:i w:val="0"/>
+          <w:sz w:val="22"/>
+        </w:rPr>
+        <w:t>Conversation</w:t>
+      </w:r>
+      <w:r>
+        <w:rPr>
+          <w:rFonts w:ascii="Times New Roman" w:hAnsi="Times New Roman"/>
+          <w:b w:val="0"/>
+          <w:i w:val="0"/>
+          <w:sz w:val="22"/>
+        </w:rPr>
+        <w:t xml:space="preserve">. Le badge ne compte que les conversations où </w:t>
+      </w:r>
+      <w:r>
+        <w:rPr>
+          <w:rFonts w:ascii="Times New Roman" w:hAnsi="Times New Roman"/>
+          <w:b w:val="0"/>
+          <w:i w:val="0"/>
+          <w:sz w:val="22"/>
+        </w:rPr>
+        <w:t>c.lastSenderId != currentUid</w:t>
+      </w:r>
+      <w:r>
+        <w:rPr>
+          <w:rFonts w:ascii="Times New Roman" w:hAnsi="Times New Roman"/>
+          <w:b w:val="0"/>
+          <w:i w:val="0"/>
+          <w:sz w:val="22"/>
+        </w:rPr>
+        <w:t>.</w:t>
+      </w:r>
+    </w:p>
+    <w:p>
+      <w:pPr>
+        <w:pBdr>
+          <w:bottom w:val="single" w:sz="4" w:space="1" w:color="000000"/>
+        </w:pBdr>
+        <w:spacing w:before="40" w:after="40"/>
+      </w:pPr>
+    </w:p>
+    <w:p>
+      <w:pPr>
+        <w:pStyle w:val="Heading3"/>
+      </w:pPr>
+      <w:r>
+        <w:rPr>
+          <w:rFonts w:ascii="Times New Roman" w:hAnsi="Times New Roman"/>
+          <w:b/>
+          <w:i w:val="0"/>
+          <w:sz w:val="24"/>
+        </w:rPr>
+        <w:t>4.12 Page pitch — faux uploads et absence de validation</w:t>
+      </w:r>
+    </w:p>
+    <w:p>
+      <w:pPr>
+        <w:spacing w:after="120"/>
+      </w:pPr>
+      <w:r>
+        <w:rPr>
+          <w:rFonts w:ascii="Times New Roman" w:hAnsi="Times New Roman"/>
+          <w:b w:val="0"/>
+          <w:i w:val="0"/>
+          <w:sz w:val="22"/>
+        </w:rPr>
+        <w:t>Problème :</w:t>
+      </w:r>
+      <w:r>
+        <w:rPr>
+          <w:rFonts w:ascii="Times New Roman" w:hAnsi="Times New Roman"/>
+          <w:b w:val="0"/>
+          <w:i w:val="0"/>
+          <w:sz w:val="22"/>
+        </w:rPr>
+        <w:t xml:space="preserve"> (1) Les tuiles "Pitch deck PDF" et "Vidéo" basculaient en "Fichier ajouté ✓" au simple tap, sans aucun fichier réel sélectionné. (2) L'utilisateur pouvait passer les étapes sans remplir les champs obligatoires.</w:t>
+      </w:r>
+    </w:p>
+    <w:p>
+      <w:pPr>
+        <w:spacing w:after="120"/>
+      </w:pPr>
+      <w:r>
+        <w:rPr>
+          <w:rFonts w:ascii="Times New Roman" w:hAnsi="Times New Roman"/>
+          <w:b w:val="0"/>
+          <w:i w:val="0"/>
+          <w:sz w:val="22"/>
+        </w:rPr>
+        <w:t>Solution :</w:t>
+      </w:r>
+      <w:r>
+        <w:rPr>
+          <w:rFonts w:ascii="Times New Roman" w:hAnsi="Times New Roman"/>
+          <w:b w:val="0"/>
+          <w:i w:val="0"/>
+          <w:sz w:val="22"/>
+        </w:rPr>
+        <w:t xml:space="preserve"> Suppression des fausses tuiles d'upload. Ajout de validations par étape (</w:t>
+      </w:r>
+      <w:r>
+        <w:rPr>
+          <w:rFonts w:ascii="Times New Roman" w:hAnsi="Times New Roman"/>
+          <w:b w:val="0"/>
+          <w:i w:val="0"/>
+          <w:sz w:val="22"/>
+        </w:rPr>
+        <w:t>_step0Valid</w:t>
+      </w:r>
+      <w:r>
+        <w:rPr>
+          <w:rFonts w:ascii="Times New Roman" w:hAnsi="Times New Roman"/>
+          <w:b w:val="0"/>
+          <w:i w:val="0"/>
+          <w:sz w:val="22"/>
+        </w:rPr>
+        <w:t xml:space="preserve">, </w:t>
+      </w:r>
+      <w:r>
+        <w:rPr>
+          <w:rFonts w:ascii="Times New Roman" w:hAnsi="Times New Roman"/>
+          <w:b w:val="0"/>
+          <w:i w:val="0"/>
+          <w:sz w:val="22"/>
+        </w:rPr>
+        <w:t>_step1Valid</w:t>
+      </w:r>
+      <w:r>
+        <w:rPr>
+          <w:rFonts w:ascii="Times New Roman" w:hAnsi="Times New Roman"/>
+          <w:b w:val="0"/>
+          <w:i w:val="0"/>
+          <w:sz w:val="22"/>
+        </w:rPr>
+        <w:t xml:space="preserve">) avec bouton CONTINUER désactivé et message d'aide. </w:t>
+      </w:r>
+      <w:r>
+        <w:rPr>
+          <w:rFonts w:ascii="Times New Roman" w:hAnsi="Times New Roman"/>
+          <w:b w:val="0"/>
+          <w:i w:val="0"/>
+          <w:sz w:val="22"/>
+        </w:rPr>
+        <w:t>totalSteps</w:t>
+      </w:r>
+      <w:r>
+        <w:rPr>
+          <w:rFonts w:ascii="Times New Roman" w:hAnsi="Times New Roman"/>
+          <w:b w:val="0"/>
+          <w:i w:val="0"/>
+          <w:sz w:val="22"/>
+        </w:rPr>
+        <w:t xml:space="preserve"> corrigé à 3 au lieu de 5.</w:t>
+      </w:r>
+    </w:p>
+    <w:p>
+      <w:pPr>
+        <w:pBdr>
+          <w:bottom w:val="single" w:sz="4" w:space="1" w:color="000000"/>
+        </w:pBdr>
+        <w:spacing w:before="40" w:after="40"/>
+      </w:pPr>
+    </w:p>
+    <w:p>
+      <w:pPr>
+        <w:pStyle w:val="Heading3"/>
+      </w:pPr>
+      <w:r>
+        <w:rPr>
+          <w:rFonts w:ascii="Times New Roman" w:hAnsi="Times New Roman"/>
+          <w:b/>
+          <w:i w:val="0"/>
+          <w:sz w:val="24"/>
+        </w:rPr>
+        <w:t>4.13 Bio et pronoms incorrects sur les profils statiques</w:t>
+      </w:r>
+    </w:p>
+    <w:p>
+      <w:pPr>
+        <w:spacing w:after="120"/>
+      </w:pPr>
+      <w:r>
+        <w:rPr>
+          <w:rFonts w:ascii="Times New Roman" w:hAnsi="Times New Roman"/>
+          <w:b w:val="0"/>
+          <w:i w:val="0"/>
+          <w:sz w:val="22"/>
+        </w:rPr>
+        <w:t>Problème :</w:t>
+      </w:r>
+      <w:r>
+        <w:rPr>
+          <w:rFonts w:ascii="Times New Roman" w:hAnsi="Times New Roman"/>
+          <w:b w:val="0"/>
+          <w:i w:val="0"/>
+          <w:sz w:val="22"/>
+        </w:rPr>
+        <w:t xml:space="preserve"> La page détail d'un mentor affichait une bio générique hardcodée avec "il/elle" pour tous les profils, ignorant la vraie bio Firebase et le genre de la personne.</w:t>
+      </w:r>
+    </w:p>
+    <w:p>
+      <w:pPr>
+        <w:spacing w:after="120"/>
+      </w:pPr>
+      <w:r>
+        <w:rPr>
+          <w:rFonts w:ascii="Times New Roman" w:hAnsi="Times New Roman"/>
+          <w:b w:val="0"/>
+          <w:i w:val="0"/>
+          <w:sz w:val="22"/>
+        </w:rPr>
+        <w:t>Solution :</w:t>
+      </w:r>
+      <w:r>
+        <w:rPr>
+          <w:rFonts w:ascii="Times New Roman" w:hAnsi="Times New Roman"/>
+          <w:b w:val="0"/>
+          <w:i w:val="0"/>
+          <w:sz w:val="22"/>
+        </w:rPr>
+        <w:t xml:space="preserve"> Utilisation de </w:t>
+      </w:r>
+      <w:r>
+        <w:rPr>
+          <w:rFonts w:ascii="Times New Roman" w:hAnsi="Times New Roman"/>
+          <w:b w:val="0"/>
+          <w:i w:val="0"/>
+          <w:sz w:val="22"/>
+        </w:rPr>
+        <w:t>mentor.bio</w:t>
+      </w:r>
+      <w:r>
+        <w:rPr>
+          <w:rFonts w:ascii="Times New Roman" w:hAnsi="Times New Roman"/>
+          <w:b w:val="0"/>
+          <w:i w:val="0"/>
+          <w:sz w:val="22"/>
+        </w:rPr>
+        <w:t xml:space="preserve"> si non vide (membres Firebase), sinon génération automatique d'une bio avec le bon pronom selon </w:t>
+      </w:r>
+      <w:r>
+        <w:rPr>
+          <w:rFonts w:ascii="Times New Roman" w:hAnsi="Times New Roman"/>
+          <w:b w:val="0"/>
+          <w:i w:val="0"/>
+          <w:sz w:val="22"/>
+        </w:rPr>
+        <w:t>mentor.gender</w:t>
+      </w:r>
+      <w:r>
+        <w:rPr>
+          <w:rFonts w:ascii="Times New Roman" w:hAnsi="Times New Roman"/>
+          <w:b w:val="0"/>
+          <w:i w:val="0"/>
+          <w:sz w:val="22"/>
+        </w:rPr>
+        <w:t xml:space="preserve"> (il / elle / il·elle).</w:t>
+      </w:r>
+    </w:p>
+    <w:p>
+      <w:pPr>
+        <w:pBdr>
+          <w:bottom w:val="single" w:sz="4" w:space="1" w:color="000000"/>
+        </w:pBdr>
+        <w:spacing w:before="40" w:after="40"/>
+      </w:pPr>
+    </w:p>
+    <w:p>
+      <w:pPr>
+        <w:pStyle w:val="Heading3"/>
+      </w:pPr>
+      <w:r>
+        <w:rPr>
+          <w:rFonts w:ascii="Times New Roman" w:hAnsi="Times New Roman"/>
+          <w:b/>
+          <w:i w:val="0"/>
+          <w:sz w:val="24"/>
+        </w:rPr>
+        <w:t>4.14 Déconnexion — redirection incorrecte</w:t>
+      </w:r>
+    </w:p>
+    <w:p>
+      <w:pPr>
+        <w:spacing w:after="120"/>
+      </w:pPr>
+      <w:r>
+        <w:rPr>
+          <w:rFonts w:ascii="Times New Roman" w:hAnsi="Times New Roman"/>
+          <w:b w:val="0"/>
+          <w:i w:val="0"/>
+          <w:sz w:val="22"/>
+        </w:rPr>
+        <w:t>Problème :</w:t>
+      </w:r>
+      <w:r>
+        <w:rPr>
+          <w:rFonts w:ascii="Times New Roman" w:hAnsi="Times New Roman"/>
+          <w:b w:val="0"/>
+          <w:i w:val="0"/>
+          <w:sz w:val="22"/>
+        </w:rPr>
+        <w:t xml:space="preserve"> La déconnexion renvoyait vers la page de choix du rôle (</w:t>
+      </w:r>
+      <w:r>
+        <w:rPr>
+          <w:rFonts w:ascii="Times New Roman" w:hAnsi="Times New Roman"/>
+          <w:b w:val="0"/>
+          <w:i w:val="0"/>
+          <w:sz w:val="22"/>
+        </w:rPr>
+        <w:t>RoleSelectionPage</w:t>
+      </w:r>
+      <w:r>
+        <w:rPr>
+          <w:rFonts w:ascii="Times New Roman" w:hAnsi="Times New Roman"/>
+          <w:b w:val="0"/>
+          <w:i w:val="0"/>
+          <w:sz w:val="22"/>
+        </w:rPr>
+        <w:t>) au lieu de la page de connexion (</w:t>
+      </w:r>
+      <w:r>
+        <w:rPr>
+          <w:rFonts w:ascii="Times New Roman" w:hAnsi="Times New Roman"/>
+          <w:b w:val="0"/>
+          <w:i w:val="0"/>
+          <w:sz w:val="22"/>
+        </w:rPr>
+        <w:t>LoginPage</w:t>
+      </w:r>
+      <w:r>
+        <w:rPr>
+          <w:rFonts w:ascii="Times New Roman" w:hAnsi="Times New Roman"/>
+          <w:b w:val="0"/>
+          <w:i w:val="0"/>
+          <w:sz w:val="22"/>
+        </w:rPr>
+        <w:t>).</w:t>
+      </w:r>
+    </w:p>
+    <w:p>
+      <w:pPr>
+        <w:spacing w:after="120"/>
+      </w:pPr>
+      <w:r>
+        <w:rPr>
+          <w:rFonts w:ascii="Times New Roman" w:hAnsi="Times New Roman"/>
+          <w:b w:val="0"/>
+          <w:i w:val="0"/>
+          <w:sz w:val="22"/>
+        </w:rPr>
+        <w:t>Solution :</w:t>
+      </w:r>
+      <w:r>
+        <w:rPr>
+          <w:rFonts w:ascii="Times New Roman" w:hAnsi="Times New Roman"/>
+          <w:b w:val="0"/>
+          <w:i w:val="0"/>
+          <w:sz w:val="22"/>
+        </w:rPr>
+        <w:t xml:space="preserve"> Changement de la destination dans </w:t>
+      </w:r>
+      <w:r>
+        <w:rPr>
+          <w:rFonts w:ascii="Times New Roman" w:hAnsi="Times New Roman"/>
+          <w:b w:val="0"/>
+          <w:i w:val="0"/>
+          <w:sz w:val="22"/>
+        </w:rPr>
+        <w:t>_LogoutButton.confirmAndLogout()</w:t>
+      </w:r>
+      <w:r>
+        <w:rPr>
+          <w:rFonts w:ascii="Times New Roman" w:hAnsi="Times New Roman"/>
+          <w:b w:val="0"/>
+          <w:i w:val="0"/>
+          <w:sz w:val="22"/>
+        </w:rPr>
+        <w:t xml:space="preserve"> et </w:t>
+      </w:r>
+      <w:r>
+        <w:rPr>
+          <w:rFonts w:ascii="Times New Roman" w:hAnsi="Times New Roman"/>
+          <w:b w:val="0"/>
+          <w:i w:val="0"/>
+          <w:sz w:val="22"/>
+        </w:rPr>
+        <w:t>feuille_profil.dart</w:t>
+      </w:r>
+      <w:r>
+        <w:rPr>
+          <w:rFonts w:ascii="Times New Roman" w:hAnsi="Times New Roman"/>
+          <w:b w:val="0"/>
+          <w:i w:val="0"/>
+          <w:sz w:val="22"/>
+        </w:rPr>
+        <w:t xml:space="preserve"> : </w:t>
+      </w:r>
+      <w:r>
+        <w:rPr>
+          <w:rFonts w:ascii="Times New Roman" w:hAnsi="Times New Roman"/>
+          <w:b w:val="0"/>
+          <w:i w:val="0"/>
+          <w:sz w:val="22"/>
+        </w:rPr>
+        <w:t>const LoginPage()</w:t>
+      </w:r>
+      <w:r>
+        <w:rPr>
+          <w:rFonts w:ascii="Times New Roman" w:hAnsi="Times New Roman"/>
+          <w:b w:val="0"/>
+          <w:i w:val="0"/>
+          <w:sz w:val="22"/>
+        </w:rPr>
+        <w:t xml:space="preserve"> à la place de </w:t>
+      </w:r>
+      <w:r>
+        <w:rPr>
+          <w:rFonts w:ascii="Times New Roman" w:hAnsi="Times New Roman"/>
+          <w:b w:val="0"/>
+          <w:i w:val="0"/>
+          <w:sz w:val="22"/>
+        </w:rPr>
+        <w:t>const RoleSelectionPage()</w:t>
+      </w:r>
+      <w:r>
+        <w:rPr>
+          <w:rFonts w:ascii="Times New Roman" w:hAnsi="Times New Roman"/>
+          <w:b w:val="0"/>
+          <w:i w:val="0"/>
+          <w:sz w:val="22"/>
+        </w:rPr>
+        <w:t>.</w:t>
+      </w:r>
     </w:p>
     <w:p>
       <w:pPr>
@@ -13444,7 +13636,7 @@
           <w:i w:val="0"/>
           <w:sz w:val="21"/>
         </w:rPr>
-        <w:t>`@immutable`</w:t>
+        <w:t>`@immutable` + `copyWith()`</w:t>
       </w:r>
       <w:r>
         <w:rPr>
@@ -13489,7 +13681,7 @@
           <w:i w:val="0"/>
           <w:sz w:val="21"/>
         </w:rPr>
-        <w:t xml:space="preserve"> — immutabilité garantie</w:t>
+        <w:t xml:space="preserve"> — immutabilité garantie, mutation sans référence partagée</w:t>
       </w:r>
     </w:p>
     <w:p>
@@ -13503,7 +13695,7 @@
           <w:i w:val="0"/>
           <w:sz w:val="21"/>
         </w:rPr>
-        <w:t>`copyWith()`</w:t>
+        <w:t>`mounted` check + `dispose()`</w:t>
       </w:r>
       <w:r>
         <w:rPr>
@@ -13512,13 +13704,8 @@
           <w:i w:val="0"/>
           <w:sz w:val="21"/>
         </w:rPr>
-        <w:t xml:space="preserve"> sur tous les modèles — mutation sans référence partagée</w:t>
-      </w:r>
-    </w:p>
-    <w:p>
-      <w:pPr>
-        <w:pStyle w:val="ListBullet"/>
-      </w:pPr>
+        <w:t xml:space="preserve"> systématiques — pas de leak après </w:t>
+      </w:r>
       <w:r>
         <w:rPr>
           <w:rFonts w:ascii="Times New Roman" w:hAnsi="Times New Roman"/>
@@ -13526,7 +13713,7 @@
           <w:i w:val="0"/>
           <w:sz w:val="21"/>
         </w:rPr>
-        <w:t>`mounted` check</w:t>
+        <w:t>await</w:t>
       </w:r>
       <w:r>
         <w:rPr>
@@ -13535,8 +13722,13 @@
           <w:i w:val="0"/>
           <w:sz w:val="21"/>
         </w:rPr>
-        <w:t xml:space="preserve"> avant tout </w:t>
-      </w:r>
+        <w:t>, controllers libérés</w:t>
+      </w:r>
+    </w:p>
+    <w:p>
+      <w:pPr>
+        <w:pStyle w:val="ListBullet"/>
+      </w:pPr>
       <w:r>
         <w:rPr>
           <w:rFonts w:ascii="Times New Roman" w:hAnsi="Times New Roman"/>
@@ -13544,7 +13736,7 @@
           <w:i w:val="0"/>
           <w:sz w:val="21"/>
         </w:rPr>
-        <w:t>setState()</w:t>
+        <w:t>`try/catch/finally`</w:t>
       </w:r>
       <w:r>
         <w:rPr>
@@ -13553,7 +13745,7 @@
           <w:i w:val="0"/>
           <w:sz w:val="21"/>
         </w:rPr>
-        <w:t xml:space="preserve"> après un </w:t>
+        <w:t xml:space="preserve"> sur tous les appels Firebase et HTTP — toujours un </w:t>
       </w:r>
       <w:r>
         <w:rPr>
@@ -13562,7 +13754,7 @@
           <w:i w:val="0"/>
           <w:sz w:val="21"/>
         </w:rPr>
-        <w:t>await</w:t>
+        <w:t>finally</w:t>
       </w:r>
       <w:r>
         <w:rPr>
@@ -13571,13 +13763,8 @@
           <w:i w:val="0"/>
           <w:sz w:val="21"/>
         </w:rPr>
-        <w:t xml:space="preserve"> — pas de leak</w:t>
-      </w:r>
-    </w:p>
-    <w:p>
-      <w:pPr>
-        <w:pStyle w:val="ListBullet"/>
-      </w:pPr>
+        <w:t xml:space="preserve"> pour réinitialiser </w:t>
+      </w:r>
       <w:r>
         <w:rPr>
           <w:rFonts w:ascii="Times New Roman" w:hAnsi="Times New Roman"/>
@@ -13585,8 +13772,13 @@
           <w:i w:val="0"/>
           <w:sz w:val="21"/>
         </w:rPr>
-        <w:t>`dispose()`</w:t>
-      </w:r>
+        <w:t>_loading</w:t>
+      </w:r>
+    </w:p>
+    <w:p>
+      <w:pPr>
+        <w:pStyle w:val="ListBullet"/>
+      </w:pPr>
       <w:r>
         <w:rPr>
           <w:rFonts w:ascii="Times New Roman" w:hAnsi="Times New Roman"/>
@@ -13594,7 +13786,7 @@
           <w:i w:val="0"/>
           <w:sz w:val="21"/>
         </w:rPr>
-        <w:t xml:space="preserve"> systématique sur les </w:t>
+        <w:t>Séparation services/UI</w:t>
       </w:r>
       <w:r>
         <w:rPr>
@@ -13603,7 +13795,7 @@
           <w:i w:val="0"/>
           <w:sz w:val="21"/>
         </w:rPr>
-        <w:t>TextEditingController</w:t>
+        <w:t xml:space="preserve"> stricte — aucun appel Firebase dans les widgets, </w:t>
       </w:r>
       <w:r>
         <w:rPr>
@@ -13612,7 +13804,7 @@
           <w:i w:val="0"/>
           <w:sz w:val="21"/>
         </w:rPr>
-        <w:t xml:space="preserve">, </w:t>
+        <w:t>const</w:t>
       </w:r>
       <w:r>
         <w:rPr>
@@ -13621,94 +13813,7 @@
           <w:i w:val="0"/>
           <w:sz w:val="21"/>
         </w:rPr>
-        <w:t>AnimationController</w:t>
-      </w:r>
-      <w:r>
-        <w:rPr>
-          <w:rFonts w:ascii="Times New Roman" w:hAnsi="Times New Roman"/>
-          <w:b w:val="0"/>
-          <w:i w:val="0"/>
-          <w:sz w:val="21"/>
-        </w:rPr>
-        <w:t xml:space="preserve">, </w:t>
-      </w:r>
-      <w:r>
-        <w:rPr>
-          <w:rFonts w:ascii="Times New Roman" w:hAnsi="Times New Roman"/>
-          <w:b w:val="0"/>
-          <w:i w:val="0"/>
-          <w:sz w:val="21"/>
-        </w:rPr>
-        <w:t>ScrollController</w:t>
-      </w:r>
-    </w:p>
-    <w:p>
-      <w:pPr>
-        <w:pStyle w:val="ListBullet"/>
-      </w:pPr>
-      <w:r>
-        <w:rPr>
-          <w:rFonts w:ascii="Times New Roman" w:hAnsi="Times New Roman"/>
-          <w:b w:val="0"/>
-          <w:i w:val="0"/>
-          <w:sz w:val="21"/>
-        </w:rPr>
-        <w:t>`try/catch/finally`</w:t>
-      </w:r>
-      <w:r>
-        <w:rPr>
-          <w:rFonts w:ascii="Times New Roman" w:hAnsi="Times New Roman"/>
-          <w:b w:val="0"/>
-          <w:i w:val="0"/>
-          <w:sz w:val="21"/>
-        </w:rPr>
-        <w:t xml:space="preserve"> autour de tous les appels Firebase et HTTP</w:t>
-      </w:r>
-    </w:p>
-    <w:p>
-      <w:pPr>
-        <w:pStyle w:val="ListBullet"/>
-      </w:pPr>
-      <w:r>
-        <w:rPr>
-          <w:rFonts w:ascii="Times New Roman" w:hAnsi="Times New Roman"/>
-          <w:b w:val="0"/>
-          <w:i w:val="0"/>
-          <w:sz w:val="21"/>
-        </w:rPr>
-        <w:t>`const` constructor</w:t>
-      </w:r>
-      <w:r>
-        <w:rPr>
-          <w:rFonts w:ascii="Times New Roman" w:hAnsi="Times New Roman"/>
-          <w:b w:val="0"/>
-          <w:i w:val="0"/>
-          <w:sz w:val="21"/>
-        </w:rPr>
-        <w:t xml:space="preserve"> partout où applicable — performance Flutter</w:t>
-      </w:r>
-    </w:p>
-    <w:p>
-      <w:pPr>
-        <w:pStyle w:val="ListBullet"/>
-      </w:pPr>
-      <w:r>
-        <w:rPr>
-          <w:rFonts w:ascii="Times New Roman" w:hAnsi="Times New Roman"/>
-          <w:b w:val="0"/>
-          <w:i w:val="0"/>
-          <w:sz w:val="21"/>
-        </w:rPr>
-        <w:t>Séparation services/UI</w:t>
-      </w:r>
-      <w:r>
-        <w:rPr>
-          <w:rFonts w:ascii="Times New Roman" w:hAnsi="Times New Roman"/>
-          <w:b w:val="0"/>
-          <w:i w:val="0"/>
-          <w:sz w:val="21"/>
-        </w:rPr>
-        <w:t xml:space="preserve"> stricte — aucun appel Firebase dans les widgets</w:t>
+        <w:t xml:space="preserve"> constructors partout où applicable</w:t>
       </w:r>
     </w:p>
     <w:p>
@@ -14039,7 +14144,7 @@
                 <w:i w:val="0"/>
                 <w:sz w:val="19"/>
               </w:rPr>
-              <w:t>Fallback message si l'API Anthropic est indisponible</w:t>
+              <w:t>Fallback message si l'API Groq est indisponible</w:t>
             </w:r>
           </w:p>
         </w:tc>
@@ -14324,7 +14429,7 @@
                 <w:i w:val="0"/>
                 <w:sz w:val="19"/>
               </w:rPr>
-              <w:t>Firebase CRUD + Interactions + Anthropic REST</w:t>
+              <w:t>Firebase CRUD + Interactions + Groq REST</w:t>
             </w:r>
           </w:p>
         </w:tc>
@@ -15133,7 +15238,7 @@
                 <w:i w:val="0"/>
                 <w:sz w:val="19"/>
               </w:rPr>
-              <w:t>2 (Firebase + Anthropic)</w:t>
+              <w:t>2 (Firebase + Groq)</w:t>
             </w:r>
           </w:p>
         </w:tc>
@@ -15419,7 +15524,7 @@
           <w:color w:val="606060"/>
           <w:sz w:val="20"/>
         </w:rPr>
-        <w:t>https://drive.google.com/file/d/1BGuJWRnuixcEPl0bMOqY-3E6v-TexXlN/view?usp=sharing</w:t>
+        <w:t>https://drive.google.com/file/d/1XLJiSSJR8rQXCrAmY5mJWyx9i-6HFoGJ/view?usp=sharing</w:t>
       </w:r>
     </w:p>
     <w:p>
@@ -15844,16 +15949,22 @@
       </w:tblGrid>
       <w:tr>
         <w:trPr>
-          <w:trHeight w:val="3969" w:hRule="exact"/>
+          <w:trHeight w:val="1701" w:hRule="atLeast"/>
         </w:trPr>
         <w:tc>
           <w:tcPr>
             <w:tcW w:type="dxa" w:w="9072"/>
             <w:shd w:val="clear" w:color="auto" w:fill="F0F0F0"/>
+            <w:tcMar>
+              <w:top w:w="113" w:type="dxa"/>
+              <w:left w:w="113" w:type="dxa"/>
+              <w:bottom w:w="113" w:type="dxa"/>
+              <w:right w:w="113" w:type="dxa"/>
+            </w:tcMar>
           </w:tcPr>
           <w:p>
             <w:pPr>
-              <w:spacing w:before="1080"/>
+              <w:spacing w:before="200" w:after="200"/>
               <w:jc w:val="center"/>
             </w:pPr>
             <w:r>
@@ -17006,7 +17117,7 @@
                 <w:i w:val="0"/>
                 <w:sz w:val="19"/>
               </w:rPr>
-              <w:t>, FAB pulsant</w:t>
+              <w:t>, FAB pulsant, agenda rôle-spécifique</w:t>
             </w:r>
           </w:p>
         </w:tc>
@@ -17068,7 +17179,7 @@
                 <w:i w:val="0"/>
                 <w:sz w:val="19"/>
               </w:rPr>
-              <w:t xml:space="preserve">20 opérations CRUD, </w:t>
+              <w:t xml:space="preserve">20+ opérations CRUD, </w:t>
             </w:r>
             <w:r>
               <w:rPr>
@@ -17104,7 +17215,16 @@
                 <w:i w:val="0"/>
                 <w:sz w:val="19"/>
               </w:rPr>
-              <w:t>, cache offline</w:t>
+              <w:t xml:space="preserve">, cache offline, </w:t>
+            </w:r>
+            <w:r>
+              <w:rPr>
+                <w:rFonts w:ascii="Times New Roman" w:hAnsi="Times New Roman"/>
+                <w:b w:val="0"/>
+                <w:i w:val="0"/>
+                <w:sz w:val="19"/>
+              </w:rPr>
+              <w:t>lastSenderId</w:t>
             </w:r>
           </w:p>
         </w:tc>
@@ -17166,7 +17286,25 @@
                 <w:i w:val="0"/>
                 <w:sz w:val="19"/>
               </w:rPr>
-              <w:t xml:space="preserve">4 étapes, jauge MDP, cache session, </w:t>
+              <w:t xml:space="preserve">4 étapes rôle-adaptées, jauge MDP, </w:t>
+            </w:r>
+            <w:r>
+              <w:rPr>
+                <w:rFonts w:ascii="Times New Roman" w:hAnsi="Times New Roman"/>
+                <w:b w:val="0"/>
+                <w:i w:val="0"/>
+                <w:sz w:val="19"/>
+              </w:rPr>
+              <w:t>AutofillGroup</w:t>
+            </w:r>
+            <w:r>
+              <w:rPr>
+                <w:rFonts w:ascii="Times New Roman" w:hAnsi="Times New Roman"/>
+                <w:b w:val="0"/>
+                <w:i w:val="0"/>
+                <w:sz w:val="19"/>
+              </w:rPr>
+              <w:t xml:space="preserve"> sauvegarde MDP, </w:t>
             </w:r>
             <w:r>
               <w:rPr>
@@ -17246,25 +17384,7 @@
                 <w:i w:val="0"/>
                 <w:sz w:val="19"/>
               </w:rPr>
-              <w:t xml:space="preserve">Projets CRUD, </w:t>
-            </w:r>
-            <w:r>
-              <w:rPr>
-                <w:rFonts w:ascii="Times New Roman" w:hAnsi="Times New Roman"/>
-                <w:b w:val="0"/>
-                <w:i w:val="0"/>
-                <w:sz w:val="19"/>
-              </w:rPr>
-              <w:t>UserProfileController</w:t>
-            </w:r>
-            <w:r>
-              <w:rPr>
-                <w:rFonts w:ascii="Times New Roman" w:hAnsi="Times New Roman"/>
-                <w:b w:val="0"/>
-                <w:i w:val="0"/>
-                <w:sz w:val="19"/>
-              </w:rPr>
-              <w:t xml:space="preserve"> réactif, membres DIAPALER réels</w:t>
+              <w:t>Stats rôle-spécifiques, LinkedIn cliquable, projets Entrepreneur uniquement, boutons rôle-adaptatifs</w:t>
             </w:r>
           </w:p>
         </w:tc>
@@ -17326,7 +17446,7 @@
                 <w:i w:val="0"/>
                 <w:sz w:val="19"/>
               </w:rPr>
-              <w:t xml:space="preserve">Filtres multicritères, badge Messages, DIALI IA, planning, demandes, </w:t>
+              <w:t xml:space="preserve">Filtres, DIALI IA, pitch validé (3 étapes), CIS informatif, Wave Premium, </w:t>
             </w:r>
             <w:r>
               <w:rPr>
@@ -17335,7 +17455,7 @@
                 <w:i w:val="0"/>
                 <w:sz w:val="19"/>
               </w:rPr>
-              <w:t>partage social</w:t>
+              <w:t>sauvegarde MDP</w:t>
             </w:r>
             <w:r>
               <w:rPr>
@@ -17353,25 +17473,7 @@
                 <w:i w:val="0"/>
                 <w:sz w:val="19"/>
               </w:rPr>
-              <w:t>Wave Premium</w:t>
-            </w:r>
-            <w:r>
-              <w:rPr>
-                <w:rFonts w:ascii="Times New Roman" w:hAnsi="Times New Roman"/>
-                <w:b w:val="0"/>
-                <w:i w:val="0"/>
-                <w:sz w:val="19"/>
-              </w:rPr>
-              <w:t xml:space="preserve">, </w:t>
-            </w:r>
-            <w:r>
-              <w:rPr>
-                <w:rFonts w:ascii="Times New Roman" w:hAnsi="Times New Roman"/>
-                <w:b w:val="0"/>
-                <w:i w:val="0"/>
-                <w:sz w:val="19"/>
-              </w:rPr>
-              <w:t>badge ⭐</w:t>
+              <w:t>déploiement APK</w:t>
             </w:r>
           </w:p>
         </w:tc>
@@ -17433,7 +17535,7 @@
                 <w:i w:val="0"/>
                 <w:sz w:val="19"/>
               </w:rPr>
-              <w:t xml:space="preserve">9 bugs documentés, métriques complètes, qualité du code, </w:t>
+              <w:t xml:space="preserve">14+ bugs documentés, métriques complètes, qualité du code, </w:t>
             </w:r>
             <w:r>
               <w:rPr>
@@ -17442,7 +17544,7 @@
                 <w:i w:val="0"/>
                 <w:sz w:val="19"/>
               </w:rPr>
-              <w:t>APK signé déployé</w:t>
+              <w:t>APK signé déployé et mis à jour</w:t>
             </w:r>
           </w:p>
         </w:tc>
@@ -17624,7 +17726,7 @@
           <w:i w:val="0"/>
           <w:sz w:val="22"/>
         </w:rPr>
-        <w:t xml:space="preserve">Ce projet démontre qu'il est possible, avec Flutter, Firebase et l'API Anthropic, de concevoir en quelques semaines une application mobile de </w:t>
+        <w:t xml:space="preserve">Ce projet démontre qu'il est possible, avec Flutter, Firebase et l'API Groq, de concevoir en quelques semaines une application mobile de </w:t>
       </w:r>
       <w:r>
         <w:rPr>

--- a/livrables/docx/DIAPALER_AFRICA_Livrable6.docx
+++ b/livrables/docx/DIAPALER_AFRICA_Livrable6.docx
@@ -533,7 +533,7 @@
                 <w:rFonts w:ascii="Times New Roman" w:hAnsi="Times New Roman"/>
                 <w:sz w:val="20"/>
               </w:rPr>
-              <w:t>24 mai 2026</w:t>
+              <w:t>30 mai 2026</w:t>
             </w:r>
           </w:p>
         </w:tc>

--- a/livrables/docx/DIAPALER_AFRICA_Livrable6.docx
+++ b/livrables/docx/DIAPALER_AFRICA_Livrable6.docx
@@ -1261,7 +1261,7 @@
           <w:i w:val="0"/>
           <w:sz w:val="22"/>
         </w:rPr>
-        <w:t xml:space="preserve">), la géolocalisation GPS, une messagerie instantanée, un système de notifications réactif, un chatbot d'intelligence artificielle propulsé par Llama 3.1 via Groq, et une gestion complète de profils avec synchronisation cloud. L'application compte </w:t>
+        <w:t xml:space="preserve">), la géolocalisation GPS, une messagerie instantanée avec système de Contacts, un flux investisseur complet (propositions + acceptation), un matching rôle-adaptatif avec compatibilité dynamique, un système de notifications réactif, un chatbot d'intelligence artificielle propulsé par Llama 3.1 via Groq, et une gestion complète de profils avec synchronisation cloud. L'application compte </w:t>
       </w:r>
       <w:r>
         <w:rPr>
@@ -3303,7 +3303,16 @@
                 <w:i w:val="0"/>
                 <w:sz w:val="19"/>
               </w:rPr>
-              <w:t>100+ profils + membres DIAPALER réels + 4 filtres + GPS</w:t>
+              <w:t xml:space="preserve">112 profils + membres DIAPALER réels + 4 filtres + GPS + </w:t>
+            </w:r>
+            <w:r>
+              <w:rPr>
+                <w:rFonts w:ascii="Times New Roman" w:hAnsi="Times New Roman"/>
+                <w:b w:val="0"/>
+                <w:i w:val="0"/>
+                <w:sz w:val="19"/>
+              </w:rPr>
+              <w:t>rôle-adaptatif</w:t>
             </w:r>
           </w:p>
         </w:tc>
@@ -3365,7 +3374,16 @@
                 <w:i w:val="0"/>
                 <w:sz w:val="19"/>
               </w:rPr>
-              <w:t>Chat temps réel Firebase + badge non lus filtré (ne compte pas les messages envoyés)</w:t>
+              <w:t xml:space="preserve">Chat temps réel Firebase + badge non lus filtré + </w:t>
+            </w:r>
+            <w:r>
+              <w:rPr>
+                <w:rFonts w:ascii="Times New Roman" w:hAnsi="Times New Roman"/>
+                <w:b w:val="0"/>
+                <w:i w:val="0"/>
+                <w:sz w:val="19"/>
+              </w:rPr>
+              <w:t>onglet Contacts</w:t>
             </w:r>
           </w:p>
         </w:tc>
@@ -3631,7 +3649,25 @@
                 <w:i w:val="0"/>
                 <w:sz w:val="19"/>
               </w:rPr>
-              <w:t>StreamBuilder temps réel + bouton partage</w:t>
+              <w:t xml:space="preserve">StreamBuilder temps réel + bouton partage + </w:t>
+            </w:r>
+            <w:r>
+              <w:rPr>
+                <w:rFonts w:ascii="Times New Roman" w:hAnsi="Times New Roman"/>
+                <w:b w:val="0"/>
+                <w:i w:val="0"/>
+                <w:sz w:val="19"/>
+              </w:rPr>
+              <w:t>filtres secteur + recherche</w:t>
+            </w:r>
+            <w:r>
+              <w:rPr>
+                <w:rFonts w:ascii="Times New Roman" w:hAnsi="Times New Roman"/>
+                <w:b w:val="0"/>
+                <w:i w:val="0"/>
+                <w:sz w:val="19"/>
+              </w:rPr>
+              <w:t xml:space="preserve"> + bouton investissement</w:t>
             </w:r>
           </w:p>
         </w:tc>
@@ -3693,7 +3729,43 @@
                 <w:i w:val="0"/>
                 <w:sz w:val="19"/>
               </w:rPr>
-              <w:t>Création + suivi progression (Étape 1/3) + suppression</w:t>
+              <w:t xml:space="preserve">Création + suivi progression (Étape 1/3) + </w:t>
+            </w:r>
+            <w:r>
+              <w:rPr>
+                <w:rFonts w:ascii="Times New Roman" w:hAnsi="Times New Roman"/>
+                <w:b w:val="0"/>
+                <w:i w:val="0"/>
+                <w:sz w:val="19"/>
+              </w:rPr>
+              <w:t>modification</w:t>
+            </w:r>
+            <w:r>
+              <w:rPr>
+                <w:rFonts w:ascii="Times New Roman" w:hAnsi="Times New Roman"/>
+                <w:b w:val="0"/>
+                <w:i w:val="0"/>
+                <w:sz w:val="19"/>
+              </w:rPr>
+              <w:t xml:space="preserve"> (mode édition </w:t>
+            </w:r>
+            <w:r>
+              <w:rPr>
+                <w:rFonts w:ascii="Times New Roman" w:hAnsi="Times New Roman"/>
+                <w:b w:val="0"/>
+                <w:i w:val="0"/>
+                <w:sz w:val="19"/>
+              </w:rPr>
+              <w:t>AddProjectPage(existingProject:)</w:t>
+            </w:r>
+            <w:r>
+              <w:rPr>
+                <w:rFonts w:ascii="Times New Roman" w:hAnsi="Times New Roman"/>
+                <w:b w:val="0"/>
+                <w:i w:val="0"/>
+                <w:sz w:val="19"/>
+              </w:rPr>
+              <w:t>) + suppression</w:t>
             </w:r>
           </w:p>
         </w:tc>
@@ -3773,7 +3845,16 @@
                 <w:i w:val="0"/>
                 <w:sz w:val="19"/>
               </w:rPr>
-              <w:t xml:space="preserve"> + synchronisation Firebase</w:t>
+              <w:t xml:space="preserve"> + synchronisation Firebase + </w:t>
+            </w:r>
+            <w:r>
+              <w:rPr>
+                <w:rFonts w:ascii="Times New Roman" w:hAnsi="Times New Roman"/>
+                <w:b w:val="0"/>
+                <w:i w:val="0"/>
+                <w:sz w:val="19"/>
+              </w:rPr>
+              <w:t>bouton Annuler</w:t>
             </w:r>
           </w:p>
         </w:tc>
@@ -3897,7 +3978,193 @@
                 <w:i w:val="0"/>
                 <w:sz w:val="19"/>
               </w:rPr>
-              <w:t>Envoi + gestion (accepter/refuser) + bouton "Envoyer une demande" sur profil détail</w:t>
+              <w:t>Envoi + gestion (accepter/refuser) + 2 sections (mentorat / investissement)</w:t>
+            </w:r>
+          </w:p>
+        </w:tc>
+        <w:tc>
+          <w:tcPr>
+            <w:tcW w:type="dxa" w:w="3024"/>
+            <w:vAlign w:val="center"/>
+          </w:tcPr>
+          <w:p>
+            <w:pPr>
+              <w:spacing w:before="40" w:after="40"/>
+            </w:pPr>
+            <w:r>
+              <w:rPr>
+                <w:rFonts w:ascii="Times New Roman" w:hAnsi="Times New Roman"/>
+                <w:b w:val="0"/>
+                <w:i w:val="0"/>
+                <w:sz w:val="19"/>
+              </w:rPr>
+              <w:t>Tous</w:t>
+            </w:r>
+          </w:p>
+        </w:tc>
+      </w:tr>
+      <w:tr>
+        <w:tc>
+          <w:tcPr>
+            <w:tcW w:type="dxa" w:w="3024"/>
+            <w:vAlign w:val="center"/>
+          </w:tcPr>
+          <w:p>
+            <w:pPr>
+              <w:spacing w:before="40" w:after="40"/>
+            </w:pPr>
+            <w:r>
+              <w:rPr>
+                <w:rFonts w:ascii="Times New Roman" w:hAnsi="Times New Roman"/>
+                <w:b w:val="0"/>
+                <w:i w:val="0"/>
+                <w:sz w:val="19"/>
+              </w:rPr>
+              <w:t>Flux investisseur</w:t>
+            </w:r>
+          </w:p>
+        </w:tc>
+        <w:tc>
+          <w:tcPr>
+            <w:tcW w:type="dxa" w:w="3024"/>
+            <w:vAlign w:val="center"/>
+          </w:tcPr>
+          <w:p>
+            <w:pPr>
+              <w:spacing w:before="40" w:after="40"/>
+            </w:pPr>
+            <w:r>
+              <w:rPr>
+                <w:rFonts w:ascii="Times New Roman" w:hAnsi="Times New Roman"/>
+                <w:b w:val="0"/>
+                <w:i w:val="0"/>
+                <w:sz w:val="19"/>
+              </w:rPr>
+              <w:t>Proposer un investissement depuis les pitchs + acceptation + relation Contacts</w:t>
+            </w:r>
+          </w:p>
+        </w:tc>
+        <w:tc>
+          <w:tcPr>
+            <w:tcW w:type="dxa" w:w="3024"/>
+            <w:vAlign w:val="center"/>
+          </w:tcPr>
+          <w:p>
+            <w:pPr>
+              <w:spacing w:before="40" w:after="40"/>
+            </w:pPr>
+            <w:r>
+              <w:rPr>
+                <w:rFonts w:ascii="Times New Roman" w:hAnsi="Times New Roman"/>
+                <w:b w:val="0"/>
+                <w:i w:val="0"/>
+                <w:sz w:val="19"/>
+              </w:rPr>
+              <w:t>Investisseur, Entrepreneur</w:t>
+            </w:r>
+          </w:p>
+        </w:tc>
+      </w:tr>
+      <w:tr>
+        <w:tc>
+          <w:tcPr>
+            <w:tcW w:type="dxa" w:w="3024"/>
+            <w:vAlign w:val="center"/>
+          </w:tcPr>
+          <w:p>
+            <w:pPr>
+              <w:spacing w:before="40" w:after="40"/>
+            </w:pPr>
+            <w:r>
+              <w:rPr>
+                <w:rFonts w:ascii="Times New Roman" w:hAnsi="Times New Roman"/>
+                <w:b w:val="0"/>
+                <w:i w:val="0"/>
+                <w:sz w:val="19"/>
+              </w:rPr>
+              <w:t>Système de Contacts</w:t>
+            </w:r>
+          </w:p>
+        </w:tc>
+        <w:tc>
+          <w:tcPr>
+            <w:tcW w:type="dxa" w:w="3024"/>
+            <w:vAlign w:val="center"/>
+          </w:tcPr>
+          <w:p>
+            <w:pPr>
+              <w:spacing w:before="40" w:after="40"/>
+            </w:pPr>
+            <w:r>
+              <w:rPr>
+                <w:rFonts w:ascii="Times New Roman" w:hAnsi="Times New Roman"/>
+                <w:b w:val="0"/>
+                <w:i w:val="0"/>
+                <w:sz w:val="19"/>
+              </w:rPr>
+              <w:t>Relations acceptées (mentorat + investissement) dans onglet Contacts</w:t>
+            </w:r>
+          </w:p>
+        </w:tc>
+        <w:tc>
+          <w:tcPr>
+            <w:tcW w:type="dxa" w:w="3024"/>
+            <w:vAlign w:val="center"/>
+          </w:tcPr>
+          <w:p>
+            <w:pPr>
+              <w:spacing w:before="40" w:after="40"/>
+            </w:pPr>
+            <w:r>
+              <w:rPr>
+                <w:rFonts w:ascii="Times New Roman" w:hAnsi="Times New Roman"/>
+                <w:b w:val="0"/>
+                <w:i w:val="0"/>
+                <w:sz w:val="19"/>
+              </w:rPr>
+              <w:t>Tous</w:t>
+            </w:r>
+          </w:p>
+        </w:tc>
+      </w:tr>
+      <w:tr>
+        <w:tc>
+          <w:tcPr>
+            <w:tcW w:type="dxa" w:w="3024"/>
+            <w:vAlign w:val="center"/>
+          </w:tcPr>
+          <w:p>
+            <w:pPr>
+              <w:spacing w:before="40" w:after="40"/>
+            </w:pPr>
+            <w:r>
+              <w:rPr>
+                <w:rFonts w:ascii="Times New Roman" w:hAnsi="Times New Roman"/>
+                <w:b w:val="0"/>
+                <w:i w:val="0"/>
+                <w:sz w:val="19"/>
+              </w:rPr>
+              <w:t>Compatibilité dynamique</w:t>
+            </w:r>
+          </w:p>
+        </w:tc>
+        <w:tc>
+          <w:tcPr>
+            <w:tcW w:type="dxa" w:w="3024"/>
+            <w:vAlign w:val="center"/>
+          </w:tcPr>
+          <w:p>
+            <w:pPr>
+              <w:spacing w:before="40" w:after="40"/>
+            </w:pPr>
+            <w:r>
+              <w:rPr>
+                <w:rFonts w:ascii="Times New Roman" w:hAnsi="Times New Roman"/>
+                <w:b w:val="0"/>
+                <w:i w:val="0"/>
+                <w:sz w:val="19"/>
+              </w:rPr>
+              <w:t>Algorithme intérêts partagés — remplace valeurs hardcodées</w:t>
             </w:r>
           </w:p>
         </w:tc>
@@ -12338,6 +12605,3493 @@
     </w:p>
     <w:p>
       <w:pPr>
+        <w:pStyle w:val="Heading3"/>
+      </w:pPr>
+      <w:r>
+        <w:rPr>
+          <w:rFonts w:ascii="Times New Roman" w:hAnsi="Times New Roman"/>
+          <w:b/>
+          <w:i w:val="0"/>
+          <w:sz w:val="24"/>
+        </w:rPr>
+        <w:t xml:space="preserve">4.15 Crash Firebase — path invalide dans </w:t>
+      </w:r>
+      <w:r>
+        <w:rPr>
+          <w:rFonts w:ascii="Times New Roman" w:hAnsi="Times New Roman"/>
+          <w:b/>
+          <w:i w:val="0"/>
+          <w:sz w:val="24"/>
+        </w:rPr>
+        <w:t>generateConversationId</w:t>
+      </w:r>
+    </w:p>
+    <w:p>
+      <w:pPr>
+        <w:spacing w:after="120"/>
+      </w:pPr>
+      <w:r>
+        <w:rPr>
+          <w:rFonts w:ascii="Times New Roman" w:hAnsi="Times New Roman"/>
+          <w:b w:val="0"/>
+          <w:i w:val="0"/>
+          <w:sz w:val="22"/>
+        </w:rPr>
+        <w:t>Problème :</w:t>
+      </w:r>
+      <w:r>
+        <w:rPr>
+          <w:rFonts w:ascii="Times New Roman" w:hAnsi="Times New Roman"/>
+          <w:b w:val="0"/>
+          <w:i w:val="0"/>
+          <w:sz w:val="22"/>
+        </w:rPr>
+        <w:t xml:space="preserve"> L'app crashait lors de l'ouverture d'une conversation avec certains utilisateurs dont l'UID ou l'email contenait des caractères spéciaux.</w:t>
+      </w:r>
+    </w:p>
+    <w:p>
+      <w:pPr>
+        <w:spacing w:after="120"/>
+      </w:pPr>
+      <w:r>
+        <w:rPr>
+          <w:rFonts w:ascii="Times New Roman" w:hAnsi="Times New Roman"/>
+          <w:b w:val="0"/>
+          <w:i w:val="0"/>
+          <w:sz w:val="22"/>
+        </w:rPr>
+        <w:t>Cause :</w:t>
+      </w:r>
+      <w:r>
+        <w:rPr>
+          <w:rFonts w:ascii="Times New Roman" w:hAnsi="Times New Roman"/>
+          <w:b w:val="0"/>
+          <w:i w:val="0"/>
+          <w:sz w:val="22"/>
+        </w:rPr>
+        <w:t xml:space="preserve"> Firebase Realtime Database interdit les caractères </w:t>
+      </w:r>
+      <w:r>
+        <w:rPr>
+          <w:rFonts w:ascii="Times New Roman" w:hAnsi="Times New Roman"/>
+          <w:b w:val="0"/>
+          <w:i w:val="0"/>
+          <w:sz w:val="22"/>
+        </w:rPr>
+        <w:t>.</w:t>
+      </w:r>
+      <w:r>
+        <w:rPr>
+          <w:rFonts w:ascii="Times New Roman" w:hAnsi="Times New Roman"/>
+          <w:b w:val="0"/>
+          <w:i w:val="0"/>
+          <w:sz w:val="22"/>
+        </w:rPr>
+        <w:t xml:space="preserve">, </w:t>
+      </w:r>
+      <w:r>
+        <w:rPr>
+          <w:rFonts w:ascii="Times New Roman" w:hAnsi="Times New Roman"/>
+          <w:b w:val="0"/>
+          <w:i w:val="0"/>
+          <w:sz w:val="22"/>
+        </w:rPr>
+        <w:t>#</w:t>
+      </w:r>
+      <w:r>
+        <w:rPr>
+          <w:rFonts w:ascii="Times New Roman" w:hAnsi="Times New Roman"/>
+          <w:b w:val="0"/>
+          <w:i w:val="0"/>
+          <w:sz w:val="22"/>
+        </w:rPr>
+        <w:t xml:space="preserve">, </w:t>
+      </w:r>
+      <w:r>
+        <w:rPr>
+          <w:rFonts w:ascii="Times New Roman" w:hAnsi="Times New Roman"/>
+          <w:b w:val="0"/>
+          <w:i w:val="0"/>
+          <w:sz w:val="22"/>
+        </w:rPr>
+        <w:t>$</w:t>
+      </w:r>
+      <w:r>
+        <w:rPr>
+          <w:rFonts w:ascii="Times New Roman" w:hAnsi="Times New Roman"/>
+          <w:b w:val="0"/>
+          <w:i w:val="0"/>
+          <w:sz w:val="22"/>
+        </w:rPr>
+        <w:t xml:space="preserve">, </w:t>
+      </w:r>
+      <w:r>
+        <w:rPr>
+          <w:rFonts w:ascii="Times New Roman" w:hAnsi="Times New Roman"/>
+          <w:b w:val="0"/>
+          <w:i w:val="0"/>
+          <w:sz w:val="22"/>
+        </w:rPr>
+        <w:t>[</w:t>
+      </w:r>
+      <w:r>
+        <w:rPr>
+          <w:rFonts w:ascii="Times New Roman" w:hAnsi="Times New Roman"/>
+          <w:b w:val="0"/>
+          <w:i w:val="0"/>
+          <w:sz w:val="22"/>
+        </w:rPr>
+        <w:t xml:space="preserve">, </w:t>
+      </w:r>
+      <w:r>
+        <w:rPr>
+          <w:rFonts w:ascii="Times New Roman" w:hAnsi="Times New Roman"/>
+          <w:b w:val="0"/>
+          <w:i w:val="0"/>
+          <w:sz w:val="22"/>
+        </w:rPr>
+        <w:t>]</w:t>
+      </w:r>
+      <w:r>
+        <w:rPr>
+          <w:rFonts w:ascii="Times New Roman" w:hAnsi="Times New Roman"/>
+          <w:b w:val="0"/>
+          <w:i w:val="0"/>
+          <w:sz w:val="22"/>
+        </w:rPr>
+        <w:t xml:space="preserve">, </w:t>
+      </w:r>
+      <w:r>
+        <w:rPr>
+          <w:rFonts w:ascii="Times New Roman" w:hAnsi="Times New Roman"/>
+          <w:b w:val="0"/>
+          <w:i w:val="0"/>
+          <w:sz w:val="22"/>
+        </w:rPr>
+        <w:t>/</w:t>
+      </w:r>
+      <w:r>
+        <w:rPr>
+          <w:rFonts w:ascii="Times New Roman" w:hAnsi="Times New Roman"/>
+          <w:b w:val="0"/>
+          <w:i w:val="0"/>
+          <w:sz w:val="22"/>
+        </w:rPr>
+        <w:t xml:space="preserve"> et </w:t>
+      </w:r>
+      <w:r>
+        <w:rPr>
+          <w:rFonts w:ascii="Times New Roman" w:hAnsi="Times New Roman"/>
+          <w:b w:val="0"/>
+          <w:i w:val="0"/>
+          <w:sz w:val="22"/>
+        </w:rPr>
+        <w:t>@</w:t>
+      </w:r>
+      <w:r>
+        <w:rPr>
+          <w:rFonts w:ascii="Times New Roman" w:hAnsi="Times New Roman"/>
+          <w:b w:val="0"/>
+          <w:i w:val="0"/>
+          <w:sz w:val="22"/>
+        </w:rPr>
+        <w:t xml:space="preserve"> dans les clés de nœud. La fonction </w:t>
+      </w:r>
+      <w:r>
+        <w:rPr>
+          <w:rFonts w:ascii="Times New Roman" w:hAnsi="Times New Roman"/>
+          <w:b w:val="0"/>
+          <w:i w:val="0"/>
+          <w:sz w:val="22"/>
+        </w:rPr>
+        <w:t>generateConversationId</w:t>
+      </w:r>
+      <w:r>
+        <w:rPr>
+          <w:rFonts w:ascii="Times New Roman" w:hAnsi="Times New Roman"/>
+          <w:b w:val="0"/>
+          <w:i w:val="0"/>
+          <w:sz w:val="22"/>
+        </w:rPr>
+        <w:t xml:space="preserve"> construisait la clé de conversation directement à partir des UIDs/emails sans sanitisation.</w:t>
+      </w:r>
+    </w:p>
+    <w:tbl>
+      <w:tblPr>
+        <w:tblStyle w:val="TableGrid"/>
+        <w:tblW w:type="auto" w:w="0"/>
+        <w:tblLook w:firstColumn="1" w:firstRow="1" w:lastColumn="0" w:lastRow="0" w:noHBand="0" w:noVBand="1" w:val="04A0"/>
+      </w:tblPr>
+      <w:tblGrid>
+        <w:gridCol w:w="9072"/>
+      </w:tblGrid>
+      <w:tr>
+        <w:tc>
+          <w:tcPr>
+            <w:tcW w:type="dxa" w:w="9072"/>
+            <w:shd w:val="clear" w:color="auto" w:fill="F2F2F2"/>
+          </w:tcPr>
+          <w:p>
+            <w:pPr>
+              <w:spacing w:before="0" w:after="0"/>
+            </w:pPr>
+            <w:r>
+              <w:rPr>
+                <w:rFonts w:ascii="Courier New" w:hAnsi="Courier New"/>
+                <w:sz w:val="17"/>
+              </w:rPr>
+              <w:t>FirebaseException: Invalid path. Paths must not contain '.', '#', '$', '[', ']'.</w:t>
+            </w:r>
+          </w:p>
+        </w:tc>
+      </w:tr>
+    </w:tbl>
+    <w:p>
+      <w:pPr>
+        <w:spacing w:after="80"/>
+      </w:pPr>
+    </w:p>
+    <w:p>
+      <w:pPr>
+        <w:spacing w:after="120"/>
+      </w:pPr>
+      <w:r>
+        <w:rPr>
+          <w:rFonts w:ascii="Times New Roman" w:hAnsi="Times New Roman"/>
+          <w:b w:val="0"/>
+          <w:i w:val="0"/>
+          <w:sz w:val="22"/>
+        </w:rPr>
+        <w:t>Solution :</w:t>
+      </w:r>
+      <w:r>
+        <w:rPr>
+          <w:rFonts w:ascii="Times New Roman" w:hAnsi="Times New Roman"/>
+          <w:b w:val="0"/>
+          <w:i w:val="0"/>
+          <w:sz w:val="22"/>
+        </w:rPr>
+        <w:t xml:space="preserve"> Ajout d'une sanitisation des caractères interdits avant construction du path :</w:t>
+      </w:r>
+    </w:p>
+    <w:p>
+      <w:pPr>
+        <w:spacing w:after="0"/>
+      </w:pPr>
+      <w:r>
+        <w:rPr>
+          <w:rFonts w:ascii="Times New Roman" w:hAnsi="Times New Roman"/>
+          <w:b/>
+          <w:sz w:val="16"/>
+        </w:rPr>
+        <w:t>DART</w:t>
+      </w:r>
+    </w:p>
+    <w:tbl>
+      <w:tblPr>
+        <w:tblStyle w:val="TableGrid"/>
+        <w:tblW w:type="auto" w:w="0"/>
+        <w:tblLook w:firstColumn="1" w:firstRow="1" w:lastColumn="0" w:lastRow="0" w:noHBand="0" w:noVBand="1" w:val="04A0"/>
+      </w:tblPr>
+      <w:tblGrid>
+        <w:gridCol w:w="9072"/>
+      </w:tblGrid>
+      <w:tr>
+        <w:tc>
+          <w:tcPr>
+            <w:tcW w:type="dxa" w:w="9072"/>
+            <w:shd w:val="clear" w:color="auto" w:fill="F2F2F2"/>
+          </w:tcPr>
+          <w:p>
+            <w:pPr>
+              <w:spacing w:before="0" w:after="0"/>
+            </w:pPr>
+            <w:r>
+              <w:rPr>
+                <w:rFonts w:ascii="Courier New" w:hAnsi="Courier New"/>
+                <w:sz w:val="17"/>
+              </w:rPr>
+              <w:t>static String generateConversationId(String userId1, String userId2) {</w:t>
+            </w:r>
+          </w:p>
+          <w:p>
+            <w:pPr>
+              <w:spacing w:before="0" w:after="0"/>
+            </w:pPr>
+            <w:r>
+              <w:rPr>
+                <w:rFonts w:ascii="Courier New" w:hAnsi="Courier New"/>
+                <w:sz w:val="17"/>
+              </w:rPr>
+              <w:t xml:space="preserve">  final ids = [userId1, userId2]..sort();</w:t>
+            </w:r>
+          </w:p>
+          <w:p>
+            <w:pPr>
+              <w:spacing w:before="0" w:after="0"/>
+            </w:pPr>
+            <w:r>
+              <w:rPr>
+                <w:rFonts w:ascii="Courier New" w:hAnsi="Courier New"/>
+                <w:sz w:val="17"/>
+              </w:rPr>
+              <w:t xml:space="preserve">  return ids</w:t>
+            </w:r>
+          </w:p>
+          <w:p>
+            <w:pPr>
+              <w:spacing w:before="0" w:after="0"/>
+            </w:pPr>
+            <w:r>
+              <w:rPr>
+                <w:rFonts w:ascii="Courier New" w:hAnsi="Courier New"/>
+                <w:sz w:val="17"/>
+              </w:rPr>
+              <w:t xml:space="preserve">      .join('--')</w:t>
+            </w:r>
+          </w:p>
+          <w:p>
+            <w:pPr>
+              <w:spacing w:before="0" w:after="0"/>
+            </w:pPr>
+            <w:r>
+              <w:rPr>
+                <w:rFonts w:ascii="Courier New" w:hAnsi="Courier New"/>
+                <w:sz w:val="17"/>
+              </w:rPr>
+              <w:t xml:space="preserve">      .replaceAll(RegExp(r'[.#\$\[\]/\s@]'), '_');</w:t>
+            </w:r>
+          </w:p>
+          <w:p>
+            <w:pPr>
+              <w:spacing w:before="0" w:after="0"/>
+            </w:pPr>
+            <w:r>
+              <w:rPr>
+                <w:rFonts w:ascii="Courier New" w:hAnsi="Courier New"/>
+                <w:sz w:val="17"/>
+              </w:rPr>
+              <w:t>}</w:t>
+            </w:r>
+          </w:p>
+        </w:tc>
+      </w:tr>
+    </w:tbl>
+    <w:p>
+      <w:pPr>
+        <w:spacing w:after="80"/>
+      </w:pPr>
+    </w:p>
+    <w:p>
+      <w:pPr>
+        <w:pBdr>
+          <w:bottom w:val="single" w:sz="4" w:space="1" w:color="000000"/>
+        </w:pBdr>
+        <w:spacing w:before="40" w:after="40"/>
+      </w:pPr>
+    </w:p>
+    <w:p>
+      <w:pPr>
+        <w:pStyle w:val="Heading3"/>
+      </w:pPr>
+      <w:r>
+        <w:rPr>
+          <w:rFonts w:ascii="Times New Roman" w:hAnsi="Times New Roman"/>
+          <w:b/>
+          <w:i w:val="0"/>
+          <w:sz w:val="24"/>
+        </w:rPr>
+        <w:t>4.16 Compatibilité hardcodée — algorithme dynamique</w:t>
+      </w:r>
+    </w:p>
+    <w:p>
+      <w:pPr>
+        <w:spacing w:after="120"/>
+      </w:pPr>
+      <w:r>
+        <w:rPr>
+          <w:rFonts w:ascii="Times New Roman" w:hAnsi="Times New Roman"/>
+          <w:b w:val="0"/>
+          <w:i w:val="0"/>
+          <w:sz w:val="22"/>
+        </w:rPr>
+        <w:t>Problème :</w:t>
+      </w:r>
+      <w:r>
+        <w:rPr>
+          <w:rFonts w:ascii="Times New Roman" w:hAnsi="Times New Roman"/>
+          <w:b w:val="0"/>
+          <w:i w:val="0"/>
+          <w:sz w:val="22"/>
+        </w:rPr>
+        <w:t xml:space="preserve"> Le score de compatibilité affiché sur les cartes de profil dans le Matching était une valeur aléatoire hardcodée, sans lien avec les intérêts réels de l'utilisateur.</w:t>
+      </w:r>
+    </w:p>
+    <w:p>
+      <w:pPr>
+        <w:spacing w:after="120"/>
+      </w:pPr>
+      <w:r>
+        <w:rPr>
+          <w:rFonts w:ascii="Times New Roman" w:hAnsi="Times New Roman"/>
+          <w:b w:val="0"/>
+          <w:i w:val="0"/>
+          <w:sz w:val="22"/>
+        </w:rPr>
+        <w:t>Cause :</w:t>
+      </w:r>
+      <w:r>
+        <w:rPr>
+          <w:rFonts w:ascii="Times New Roman" w:hAnsi="Times New Roman"/>
+          <w:b w:val="0"/>
+          <w:i w:val="0"/>
+          <w:sz w:val="22"/>
+        </w:rPr>
+        <w:t xml:space="preserve"> Les profils statiques utilisaient </w:t>
+      </w:r>
+      <w:r>
+        <w:rPr>
+          <w:rFonts w:ascii="Times New Roman" w:hAnsi="Times New Roman"/>
+          <w:b w:val="0"/>
+          <w:i w:val="0"/>
+          <w:sz w:val="22"/>
+        </w:rPr>
+        <w:t>Random().nextInt(40) + 60</w:t>
+      </w:r>
+      <w:r>
+        <w:rPr>
+          <w:rFonts w:ascii="Times New Roman" w:hAnsi="Times New Roman"/>
+          <w:b w:val="0"/>
+          <w:i w:val="0"/>
+          <w:sz w:val="22"/>
+        </w:rPr>
+        <w:t xml:space="preserve"> pour simuler un pourcentage.</w:t>
+      </w:r>
+    </w:p>
+    <w:p>
+      <w:pPr>
+        <w:spacing w:after="120"/>
+      </w:pPr>
+      <w:r>
+        <w:rPr>
+          <w:rFonts w:ascii="Times New Roman" w:hAnsi="Times New Roman"/>
+          <w:b w:val="0"/>
+          <w:i w:val="0"/>
+          <w:sz w:val="22"/>
+        </w:rPr>
+        <w:t>Solution :</w:t>
+      </w:r>
+      <w:r>
+        <w:rPr>
+          <w:rFonts w:ascii="Times New Roman" w:hAnsi="Times New Roman"/>
+          <w:b w:val="0"/>
+          <w:i w:val="0"/>
+          <w:sz w:val="22"/>
+        </w:rPr>
+        <w:t xml:space="preserve"> Algorithme de compatibilité dynamique basé sur les intérêts partagés entre l'utilisateur connecté et le profil :</w:t>
+      </w:r>
+    </w:p>
+    <w:tbl>
+      <w:tblPr>
+        <w:tblStyle w:val="TableGrid"/>
+        <w:tblW w:type="auto" w:w="0"/>
+        <w:jc w:val="left"/>
+        <w:tblLook w:firstColumn="1" w:firstRow="1" w:lastColumn="0" w:lastRow="0" w:noHBand="0" w:noVBand="1" w:val="04A0"/>
+      </w:tblPr>
+      <w:tblGrid>
+        <w:gridCol w:w="4536"/>
+        <w:gridCol w:w="4536"/>
+      </w:tblGrid>
+      <w:tr>
+        <w:tc>
+          <w:tcPr>
+            <w:tcW w:type="dxa" w:w="4536"/>
+            <w:vAlign w:val="center"/>
+            <w:shd w:val="clear" w:color="auto" w:fill="D9D9D9"/>
+          </w:tcPr>
+          <w:p>
+            <w:pPr>
+              <w:spacing w:before="40" w:after="40"/>
+            </w:pPr>
+            <w:r>
+              <w:rPr>
+                <w:rFonts w:ascii="Times New Roman" w:hAnsi="Times New Roman"/>
+                <w:b/>
+                <w:i w:val="0"/>
+                <w:sz w:val="19"/>
+              </w:rPr>
+              <w:t>Situation</w:t>
+            </w:r>
+          </w:p>
+        </w:tc>
+        <w:tc>
+          <w:tcPr>
+            <w:tcW w:type="dxa" w:w="4536"/>
+            <w:vAlign w:val="center"/>
+            <w:shd w:val="clear" w:color="auto" w:fill="D9D9D9"/>
+          </w:tcPr>
+          <w:p>
+            <w:pPr>
+              <w:spacing w:before="40" w:after="40"/>
+            </w:pPr>
+            <w:r>
+              <w:rPr>
+                <w:rFonts w:ascii="Times New Roman" w:hAnsi="Times New Roman"/>
+                <w:b/>
+                <w:i w:val="0"/>
+                <w:sz w:val="19"/>
+              </w:rPr>
+              <w:t>Compatibilité</w:t>
+            </w:r>
+          </w:p>
+        </w:tc>
+      </w:tr>
+      <w:tr>
+        <w:tc>
+          <w:tcPr>
+            <w:tcW w:type="dxa" w:w="4536"/>
+            <w:vAlign w:val="center"/>
+          </w:tcPr>
+          <w:p>
+            <w:pPr>
+              <w:spacing w:before="40" w:after="40"/>
+            </w:pPr>
+            <w:r>
+              <w:rPr>
+                <w:rFonts w:ascii="Times New Roman" w:hAnsi="Times New Roman"/>
+                <w:b w:val="0"/>
+                <w:i w:val="0"/>
+                <w:sz w:val="19"/>
+              </w:rPr>
+              <w:t>Match exact (≥ 1 intérêt commun)</w:t>
+            </w:r>
+          </w:p>
+        </w:tc>
+        <w:tc>
+          <w:tcPr>
+            <w:tcW w:type="dxa" w:w="4536"/>
+            <w:vAlign w:val="center"/>
+          </w:tcPr>
+          <w:p>
+            <w:pPr>
+              <w:spacing w:before="40" w:after="40"/>
+            </w:pPr>
+            <w:r>
+              <w:rPr>
+                <w:rFonts w:ascii="Times New Roman" w:hAnsi="Times New Roman"/>
+                <w:b w:val="0"/>
+                <w:i w:val="0"/>
+                <w:sz w:val="19"/>
+              </w:rPr>
+              <w:t>65–99%</w:t>
+            </w:r>
+          </w:p>
+        </w:tc>
+      </w:tr>
+      <w:tr>
+        <w:tc>
+          <w:tcPr>
+            <w:tcW w:type="dxa" w:w="4536"/>
+            <w:vAlign w:val="center"/>
+          </w:tcPr>
+          <w:p>
+            <w:pPr>
+              <w:spacing w:before="40" w:after="40"/>
+            </w:pPr>
+            <w:r>
+              <w:rPr>
+                <w:rFonts w:ascii="Times New Roman" w:hAnsi="Times New Roman"/>
+                <w:b w:val="0"/>
+                <w:i w:val="0"/>
+                <w:sz w:val="19"/>
+              </w:rPr>
+              <w:t>Match partiel (1 correspondance partielle)</w:t>
+            </w:r>
+          </w:p>
+        </w:tc>
+        <w:tc>
+          <w:tcPr>
+            <w:tcW w:type="dxa" w:w="4536"/>
+            <w:vAlign w:val="center"/>
+          </w:tcPr>
+          <w:p>
+            <w:pPr>
+              <w:spacing w:before="40" w:after="40"/>
+            </w:pPr>
+            <w:r>
+              <w:rPr>
+                <w:rFonts w:ascii="Times New Roman" w:hAnsi="Times New Roman"/>
+                <w:b w:val="0"/>
+                <w:i w:val="0"/>
+                <w:sz w:val="19"/>
+              </w:rPr>
+              <w:t>60%</w:t>
+            </w:r>
+          </w:p>
+        </w:tc>
+      </w:tr>
+      <w:tr>
+        <w:tc>
+          <w:tcPr>
+            <w:tcW w:type="dxa" w:w="4536"/>
+            <w:vAlign w:val="center"/>
+          </w:tcPr>
+          <w:p>
+            <w:pPr>
+              <w:spacing w:before="40" w:after="40"/>
+            </w:pPr>
+            <w:r>
+              <w:rPr>
+                <w:rFonts w:ascii="Times New Roman" w:hAnsi="Times New Roman"/>
+                <w:b w:val="0"/>
+                <w:i w:val="0"/>
+                <w:sz w:val="19"/>
+              </w:rPr>
+              <w:t>Même secteur principal</w:t>
+            </w:r>
+          </w:p>
+        </w:tc>
+        <w:tc>
+          <w:tcPr>
+            <w:tcW w:type="dxa" w:w="4536"/>
+            <w:vAlign w:val="center"/>
+          </w:tcPr>
+          <w:p>
+            <w:pPr>
+              <w:spacing w:before="40" w:after="40"/>
+            </w:pPr>
+            <w:r>
+              <w:rPr>
+                <w:rFonts w:ascii="Times New Roman" w:hAnsi="Times New Roman"/>
+                <w:b w:val="0"/>
+                <w:i w:val="0"/>
+                <w:sz w:val="19"/>
+              </w:rPr>
+              <w:t>58%</w:t>
+            </w:r>
+          </w:p>
+        </w:tc>
+      </w:tr>
+      <w:tr>
+        <w:tc>
+          <w:tcPr>
+            <w:tcW w:type="dxa" w:w="4536"/>
+            <w:vAlign w:val="center"/>
+          </w:tcPr>
+          <w:p>
+            <w:pPr>
+              <w:spacing w:before="40" w:after="40"/>
+            </w:pPr>
+            <w:r>
+              <w:rPr>
+                <w:rFonts w:ascii="Times New Roman" w:hAnsi="Times New Roman"/>
+                <w:b w:val="0"/>
+                <w:i w:val="0"/>
+                <w:sz w:val="19"/>
+              </w:rPr>
+              <w:t>Aucun match</w:t>
+            </w:r>
+          </w:p>
+        </w:tc>
+        <w:tc>
+          <w:tcPr>
+            <w:tcW w:type="dxa" w:w="4536"/>
+            <w:vAlign w:val="center"/>
+          </w:tcPr>
+          <w:p>
+            <w:pPr>
+              <w:spacing w:before="40" w:after="40"/>
+            </w:pPr>
+            <w:r>
+              <w:rPr>
+                <w:rFonts w:ascii="Times New Roman" w:hAnsi="Times New Roman"/>
+                <w:b w:val="0"/>
+                <w:i w:val="0"/>
+                <w:sz w:val="19"/>
+              </w:rPr>
+              <w:t>20–40%</w:t>
+            </w:r>
+          </w:p>
+        </w:tc>
+      </w:tr>
+    </w:tbl>
+    <w:p>
+      <w:pPr>
+        <w:spacing w:after="80"/>
+      </w:pPr>
+    </w:p>
+    <w:p>
+      <w:pPr>
+        <w:pBdr>
+          <w:bottom w:val="single" w:sz="4" w:space="1" w:color="000000"/>
+        </w:pBdr>
+        <w:spacing w:before="40" w:after="40"/>
+      </w:pPr>
+    </w:p>
+    <w:p>
+      <w:pPr>
+        <w:pStyle w:val="Heading3"/>
+      </w:pPr>
+      <w:r>
+        <w:rPr>
+          <w:rFonts w:ascii="Times New Roman" w:hAnsi="Times New Roman"/>
+          <w:b/>
+          <w:i w:val="0"/>
+          <w:sz w:val="24"/>
+        </w:rPr>
+        <w:t xml:space="preserve">4.17 Photo des membres Firebase — mauvais </w:t>
+      </w:r>
+      <w:r>
+        <w:rPr>
+          <w:rFonts w:ascii="Times New Roman" w:hAnsi="Times New Roman"/>
+          <w:b/>
+          <w:i w:val="0"/>
+          <w:sz w:val="24"/>
+        </w:rPr>
+        <w:t>BoxFit</w:t>
+      </w:r>
+    </w:p>
+    <w:p>
+      <w:pPr>
+        <w:spacing w:after="120"/>
+      </w:pPr>
+      <w:r>
+        <w:rPr>
+          <w:rFonts w:ascii="Times New Roman" w:hAnsi="Times New Roman"/>
+          <w:b w:val="0"/>
+          <w:i w:val="0"/>
+          <w:sz w:val="22"/>
+        </w:rPr>
+        <w:t>Problème :</w:t>
+      </w:r>
+      <w:r>
+        <w:rPr>
+          <w:rFonts w:ascii="Times New Roman" w:hAnsi="Times New Roman"/>
+          <w:b w:val="0"/>
+          <w:i w:val="0"/>
+          <w:sz w:val="22"/>
+        </w:rPr>
+        <w:t xml:space="preserve"> Les photos de profil des membres Firebase inscrits (stockées en base64) s'affichaient déformées ou mal cadrées dans les cartes du Matching et de la messagerie.</w:t>
+      </w:r>
+    </w:p>
+    <w:p>
+      <w:pPr>
+        <w:spacing w:after="120"/>
+      </w:pPr>
+      <w:r>
+        <w:rPr>
+          <w:rFonts w:ascii="Times New Roman" w:hAnsi="Times New Roman"/>
+          <w:b w:val="0"/>
+          <w:i w:val="0"/>
+          <w:sz w:val="22"/>
+        </w:rPr>
+        <w:t>Cause :</w:t>
+      </w:r>
+      <w:r>
+        <w:rPr>
+          <w:rFonts w:ascii="Times New Roman" w:hAnsi="Times New Roman"/>
+          <w:b w:val="0"/>
+          <w:i w:val="0"/>
+          <w:sz w:val="22"/>
+        </w:rPr>
+        <w:t xml:space="preserve"> Le widget </w:t>
+      </w:r>
+      <w:r>
+        <w:rPr>
+          <w:rFonts w:ascii="Times New Roman" w:hAnsi="Times New Roman"/>
+          <w:b w:val="0"/>
+          <w:i w:val="0"/>
+          <w:sz w:val="22"/>
+        </w:rPr>
+        <w:t>Avatar</w:t>
+      </w:r>
+      <w:r>
+        <w:rPr>
+          <w:rFonts w:ascii="Times New Roman" w:hAnsi="Times New Roman"/>
+          <w:b w:val="0"/>
+          <w:i w:val="0"/>
+          <w:sz w:val="22"/>
+        </w:rPr>
+        <w:t xml:space="preserve"> utilisait </w:t>
+      </w:r>
+      <w:r>
+        <w:rPr>
+          <w:rFonts w:ascii="Times New Roman" w:hAnsi="Times New Roman"/>
+          <w:b w:val="0"/>
+          <w:i w:val="0"/>
+          <w:sz w:val="22"/>
+        </w:rPr>
+        <w:t>BoxFit.fill</w:t>
+      </w:r>
+      <w:r>
+        <w:rPr>
+          <w:rFonts w:ascii="Times New Roman" w:hAnsi="Times New Roman"/>
+          <w:b w:val="0"/>
+          <w:i w:val="0"/>
+          <w:sz w:val="22"/>
+        </w:rPr>
+        <w:t xml:space="preserve"> par défaut, étirant l'image pour remplir le cercle.</w:t>
+      </w:r>
+    </w:p>
+    <w:p>
+      <w:pPr>
+        <w:spacing w:after="120"/>
+      </w:pPr>
+      <w:r>
+        <w:rPr>
+          <w:rFonts w:ascii="Times New Roman" w:hAnsi="Times New Roman"/>
+          <w:b w:val="0"/>
+          <w:i w:val="0"/>
+          <w:sz w:val="22"/>
+        </w:rPr>
+        <w:t>Solution :</w:t>
+      </w:r>
+      <w:r>
+        <w:rPr>
+          <w:rFonts w:ascii="Times New Roman" w:hAnsi="Times New Roman"/>
+          <w:b w:val="0"/>
+          <w:i w:val="0"/>
+          <w:sz w:val="22"/>
+        </w:rPr>
+        <w:t xml:space="preserve"> </w:t>
+      </w:r>
+      <w:r>
+        <w:rPr>
+          <w:rFonts w:ascii="Times New Roman" w:hAnsi="Times New Roman"/>
+          <w:b w:val="0"/>
+          <w:i w:val="0"/>
+          <w:sz w:val="22"/>
+        </w:rPr>
+        <w:t>BoxFit.cover</w:t>
+      </w:r>
+      <w:r>
+        <w:rPr>
+          <w:rFonts w:ascii="Times New Roman" w:hAnsi="Times New Roman"/>
+          <w:b w:val="0"/>
+          <w:i w:val="0"/>
+          <w:sz w:val="22"/>
+        </w:rPr>
+        <w:t xml:space="preserve"> systématique dans le widget </w:t>
+      </w:r>
+      <w:r>
+        <w:rPr>
+          <w:rFonts w:ascii="Times New Roman" w:hAnsi="Times New Roman"/>
+          <w:b w:val="0"/>
+          <w:i w:val="0"/>
+          <w:sz w:val="22"/>
+        </w:rPr>
+        <w:t>Avatar</w:t>
+      </w:r>
+      <w:r>
+        <w:rPr>
+          <w:rFonts w:ascii="Times New Roman" w:hAnsi="Times New Roman"/>
+          <w:b w:val="0"/>
+          <w:i w:val="0"/>
+          <w:sz w:val="22"/>
+        </w:rPr>
+        <w:t xml:space="preserve"> :</w:t>
+      </w:r>
+    </w:p>
+    <w:p>
+      <w:pPr>
+        <w:spacing w:after="0"/>
+      </w:pPr>
+      <w:r>
+        <w:rPr>
+          <w:rFonts w:ascii="Times New Roman" w:hAnsi="Times New Roman"/>
+          <w:b/>
+          <w:sz w:val="16"/>
+        </w:rPr>
+        <w:t>DART</w:t>
+      </w:r>
+    </w:p>
+    <w:tbl>
+      <w:tblPr>
+        <w:tblStyle w:val="TableGrid"/>
+        <w:tblW w:type="auto" w:w="0"/>
+        <w:tblLook w:firstColumn="1" w:firstRow="1" w:lastColumn="0" w:lastRow="0" w:noHBand="0" w:noVBand="1" w:val="04A0"/>
+      </w:tblPr>
+      <w:tblGrid>
+        <w:gridCol w:w="9072"/>
+      </w:tblGrid>
+      <w:tr>
+        <w:tc>
+          <w:tcPr>
+            <w:tcW w:type="dxa" w:w="9072"/>
+            <w:shd w:val="clear" w:color="auto" w:fill="F2F2F2"/>
+          </w:tcPr>
+          <w:p>
+            <w:pPr>
+              <w:spacing w:before="0" w:after="0"/>
+            </w:pPr>
+            <w:r>
+              <w:rPr>
+                <w:rFonts w:ascii="Courier New" w:hAnsi="Courier New"/>
+                <w:sz w:val="17"/>
+              </w:rPr>
+              <w:t>ClipOval(</w:t>
+            </w:r>
+          </w:p>
+          <w:p>
+            <w:pPr>
+              <w:spacing w:before="0" w:after="0"/>
+            </w:pPr>
+            <w:r>
+              <w:rPr>
+                <w:rFonts w:ascii="Courier New" w:hAnsi="Courier New"/>
+                <w:sz w:val="17"/>
+              </w:rPr>
+              <w:t xml:space="preserve">  child: Image.memory(</w:t>
+            </w:r>
+          </w:p>
+          <w:p>
+            <w:pPr>
+              <w:spacing w:before="0" w:after="0"/>
+            </w:pPr>
+            <w:r>
+              <w:rPr>
+                <w:rFonts w:ascii="Courier New" w:hAnsi="Courier New"/>
+                <w:sz w:val="17"/>
+              </w:rPr>
+              <w:t xml:space="preserve">    bytes,</w:t>
+            </w:r>
+          </w:p>
+          <w:p>
+            <w:pPr>
+              <w:spacing w:before="0" w:after="0"/>
+            </w:pPr>
+            <w:r>
+              <w:rPr>
+                <w:rFonts w:ascii="Courier New" w:hAnsi="Courier New"/>
+                <w:sz w:val="17"/>
+              </w:rPr>
+              <w:t xml:space="preserve">    width: size, height: size,</w:t>
+            </w:r>
+          </w:p>
+          <w:p>
+            <w:pPr>
+              <w:spacing w:before="0" w:after="0"/>
+            </w:pPr>
+            <w:r>
+              <w:rPr>
+                <w:rFonts w:ascii="Courier New" w:hAnsi="Courier New"/>
+                <w:sz w:val="17"/>
+              </w:rPr>
+              <w:t xml:space="preserve">    fit: BoxFit.cover, // ← corrigé (était BoxFit.fill)</w:t>
+            </w:r>
+          </w:p>
+          <w:p>
+            <w:pPr>
+              <w:spacing w:before="0" w:after="0"/>
+            </w:pPr>
+            <w:r>
+              <w:rPr>
+                <w:rFonts w:ascii="Courier New" w:hAnsi="Courier New"/>
+                <w:sz w:val="17"/>
+              </w:rPr>
+              <w:t xml:space="preserve">  ),</w:t>
+            </w:r>
+          </w:p>
+          <w:p>
+            <w:pPr>
+              <w:spacing w:before="0" w:after="0"/>
+            </w:pPr>
+            <w:r>
+              <w:rPr>
+                <w:rFonts w:ascii="Courier New" w:hAnsi="Courier New"/>
+                <w:sz w:val="17"/>
+              </w:rPr>
+              <w:t>)</w:t>
+            </w:r>
+          </w:p>
+        </w:tc>
+      </w:tr>
+    </w:tbl>
+    <w:p>
+      <w:pPr>
+        <w:spacing w:after="80"/>
+      </w:pPr>
+    </w:p>
+    <w:p>
+      <w:pPr>
+        <w:pBdr>
+          <w:bottom w:val="single" w:sz="4" w:space="1" w:color="000000"/>
+        </w:pBdr>
+        <w:spacing w:before="40" w:after="40"/>
+      </w:pPr>
+    </w:p>
+    <w:p>
+      <w:pPr>
+        <w:pStyle w:val="Heading3"/>
+      </w:pPr>
+      <w:r>
+        <w:rPr>
+          <w:rFonts w:ascii="Times New Roman" w:hAnsi="Times New Roman"/>
+          <w:b/>
+          <w:i w:val="0"/>
+          <w:sz w:val="24"/>
+        </w:rPr>
+        <w:t>4.18 Notifications — pas de navigation au tap</w:t>
+      </w:r>
+    </w:p>
+    <w:p>
+      <w:pPr>
+        <w:spacing w:after="120"/>
+      </w:pPr>
+      <w:r>
+        <w:rPr>
+          <w:rFonts w:ascii="Times New Roman" w:hAnsi="Times New Roman"/>
+          <w:b w:val="0"/>
+          <w:i w:val="0"/>
+          <w:sz w:val="22"/>
+        </w:rPr>
+        <w:t>Problème :</w:t>
+      </w:r>
+      <w:r>
+        <w:rPr>
+          <w:rFonts w:ascii="Times New Roman" w:hAnsi="Times New Roman"/>
+          <w:b w:val="0"/>
+          <w:i w:val="0"/>
+          <w:sz w:val="22"/>
+        </w:rPr>
+        <w:t xml:space="preserve"> Taper sur une notification ne faisait rien (seulement </w:t>
+      </w:r>
+      <w:r>
+        <w:rPr>
+          <w:rFonts w:ascii="Times New Roman" w:hAnsi="Times New Roman"/>
+          <w:b w:val="0"/>
+          <w:i w:val="0"/>
+          <w:sz w:val="22"/>
+        </w:rPr>
+        <w:t>markAsRead</w:t>
+      </w:r>
+      <w:r>
+        <w:rPr>
+          <w:rFonts w:ascii="Times New Roman" w:hAnsi="Times New Roman"/>
+          <w:b w:val="0"/>
+          <w:i w:val="0"/>
+          <w:sz w:val="22"/>
+        </w:rPr>
+        <w:t>) — l'utilisateur ne savait pas où aller.</w:t>
+      </w:r>
+    </w:p>
+    <w:p>
+      <w:pPr>
+        <w:spacing w:after="120"/>
+      </w:pPr>
+      <w:r>
+        <w:rPr>
+          <w:rFonts w:ascii="Times New Roman" w:hAnsi="Times New Roman"/>
+          <w:b w:val="0"/>
+          <w:i w:val="0"/>
+          <w:sz w:val="22"/>
+        </w:rPr>
+        <w:t>Solution :</w:t>
+      </w:r>
+      <w:r>
+        <w:rPr>
+          <w:rFonts w:ascii="Times New Roman" w:hAnsi="Times New Roman"/>
+          <w:b w:val="0"/>
+          <w:i w:val="0"/>
+          <w:sz w:val="22"/>
+        </w:rPr>
+        <w:t xml:space="preserve"> Méthode </w:t>
+      </w:r>
+      <w:r>
+        <w:rPr>
+          <w:rFonts w:ascii="Times New Roman" w:hAnsi="Times New Roman"/>
+          <w:b w:val="0"/>
+          <w:i w:val="0"/>
+          <w:sz w:val="22"/>
+        </w:rPr>
+        <w:t>_handleNotifTap(ctx, notif)</w:t>
+      </w:r>
+      <w:r>
+        <w:rPr>
+          <w:rFonts w:ascii="Times New Roman" w:hAnsi="Times New Roman"/>
+          <w:b w:val="0"/>
+          <w:i w:val="0"/>
+          <w:sz w:val="22"/>
+        </w:rPr>
+        <w:t xml:space="preserve"> dans </w:t>
+      </w:r>
+      <w:r>
+        <w:rPr>
+          <w:rFonts w:ascii="Times New Roman" w:hAnsi="Times New Roman"/>
+          <w:b w:val="0"/>
+          <w:i w:val="0"/>
+          <w:sz w:val="22"/>
+        </w:rPr>
+        <w:t>page_notifications.dart</w:t>
+      </w:r>
+      <w:r>
+        <w:rPr>
+          <w:rFonts w:ascii="Times New Roman" w:hAnsi="Times New Roman"/>
+          <w:b w:val="0"/>
+          <w:i w:val="0"/>
+          <w:sz w:val="22"/>
+        </w:rPr>
+        <w:t xml:space="preserve"> qui navigue selon le </w:t>
+      </w:r>
+      <w:r>
+        <w:rPr>
+          <w:rFonts w:ascii="Times New Roman" w:hAnsi="Times New Roman"/>
+          <w:b w:val="0"/>
+          <w:i w:val="0"/>
+          <w:sz w:val="22"/>
+        </w:rPr>
+        <w:t>type</w:t>
+      </w:r>
+      <w:r>
+        <w:rPr>
+          <w:rFonts w:ascii="Times New Roman" w:hAnsi="Times New Roman"/>
+          <w:b w:val="0"/>
+          <w:i w:val="0"/>
+          <w:sz w:val="22"/>
+        </w:rPr>
+        <w:t xml:space="preserve"> de la notification :</w:t>
+      </w:r>
+    </w:p>
+    <w:p>
+      <w:pPr>
+        <w:pStyle w:val="ListBullet"/>
+      </w:pPr>
+      <w:r>
+        <w:rPr>
+          <w:rFonts w:ascii="Times New Roman" w:hAnsi="Times New Roman"/>
+          <w:b w:val="0"/>
+          <w:i w:val="0"/>
+          <w:sz w:val="21"/>
+        </w:rPr>
+        <w:t>'message'</w:t>
+      </w:r>
+      <w:r>
+        <w:rPr>
+          <w:rFonts w:ascii="Times New Roman" w:hAnsi="Times New Roman"/>
+          <w:b w:val="0"/>
+          <w:i w:val="0"/>
+          <w:sz w:val="21"/>
+        </w:rPr>
+        <w:t xml:space="preserve"> → </w:t>
+      </w:r>
+      <w:r>
+        <w:rPr>
+          <w:rFonts w:ascii="Times New Roman" w:hAnsi="Times New Roman"/>
+          <w:b w:val="0"/>
+          <w:i w:val="0"/>
+          <w:sz w:val="21"/>
+        </w:rPr>
+        <w:t>appTabIndex.value = 2</w:t>
+      </w:r>
+      <w:r>
+        <w:rPr>
+          <w:rFonts w:ascii="Times New Roman" w:hAnsi="Times New Roman"/>
+          <w:b w:val="0"/>
+          <w:i w:val="0"/>
+          <w:sz w:val="21"/>
+        </w:rPr>
+        <w:t xml:space="preserve"> (onglet Messages) + </w:t>
+      </w:r>
+      <w:r>
+        <w:rPr>
+          <w:rFonts w:ascii="Times New Roman" w:hAnsi="Times New Roman"/>
+          <w:b w:val="0"/>
+          <w:i w:val="0"/>
+          <w:sz w:val="21"/>
+        </w:rPr>
+        <w:t>Navigator.pop()</w:t>
+      </w:r>
+    </w:p>
+    <w:p>
+      <w:pPr>
+        <w:pStyle w:val="ListBullet"/>
+      </w:pPr>
+      <w:r>
+        <w:rPr>
+          <w:rFonts w:ascii="Times New Roman" w:hAnsi="Times New Roman"/>
+          <w:b w:val="0"/>
+          <w:i w:val="0"/>
+          <w:sz w:val="21"/>
+        </w:rPr>
+        <w:t>'session_booked'</w:t>
+      </w:r>
+      <w:r>
+        <w:rPr>
+          <w:rFonts w:ascii="Times New Roman" w:hAnsi="Times New Roman"/>
+          <w:b w:val="0"/>
+          <w:i w:val="0"/>
+          <w:sz w:val="21"/>
+        </w:rPr>
+        <w:t xml:space="preserve"> / </w:t>
+      </w:r>
+      <w:r>
+        <w:rPr>
+          <w:rFonts w:ascii="Times New Roman" w:hAnsi="Times New Roman"/>
+          <w:b w:val="0"/>
+          <w:i w:val="0"/>
+          <w:sz w:val="21"/>
+        </w:rPr>
+        <w:t>'rdv_booked'</w:t>
+      </w:r>
+      <w:r>
+        <w:rPr>
+          <w:rFonts w:ascii="Times New Roman" w:hAnsi="Times New Roman"/>
+          <w:b w:val="0"/>
+          <w:i w:val="0"/>
+          <w:sz w:val="21"/>
+        </w:rPr>
+        <w:t xml:space="preserve"> / </w:t>
+      </w:r>
+      <w:r>
+        <w:rPr>
+          <w:rFonts w:ascii="Times New Roman" w:hAnsi="Times New Roman"/>
+          <w:b w:val="0"/>
+          <w:i w:val="0"/>
+          <w:sz w:val="21"/>
+        </w:rPr>
+        <w:t>'session_cancelled'</w:t>
+      </w:r>
+      <w:r>
+        <w:rPr>
+          <w:rFonts w:ascii="Times New Roman" w:hAnsi="Times New Roman"/>
+          <w:b w:val="0"/>
+          <w:i w:val="0"/>
+          <w:sz w:val="21"/>
+        </w:rPr>
+        <w:t xml:space="preserve"> → </w:t>
+      </w:r>
+      <w:r>
+        <w:rPr>
+          <w:rFonts w:ascii="Times New Roman" w:hAnsi="Times New Roman"/>
+          <w:b w:val="0"/>
+          <w:i w:val="0"/>
+          <w:sz w:val="21"/>
+        </w:rPr>
+        <w:t>appTabIndex.value = 3</w:t>
+      </w:r>
+      <w:r>
+        <w:rPr>
+          <w:rFonts w:ascii="Times New Roman" w:hAnsi="Times New Roman"/>
+          <w:b w:val="0"/>
+          <w:i w:val="0"/>
+          <w:sz w:val="21"/>
+        </w:rPr>
+        <w:t xml:space="preserve"> (onglet Agenda) + </w:t>
+      </w:r>
+      <w:r>
+        <w:rPr>
+          <w:rFonts w:ascii="Times New Roman" w:hAnsi="Times New Roman"/>
+          <w:b w:val="0"/>
+          <w:i w:val="0"/>
+          <w:sz w:val="21"/>
+        </w:rPr>
+        <w:t>Navigator.pop()</w:t>
+      </w:r>
+    </w:p>
+    <w:p>
+      <w:pPr>
+        <w:pStyle w:val="ListBullet"/>
+      </w:pPr>
+      <w:r>
+        <w:rPr>
+          <w:rFonts w:ascii="Times New Roman" w:hAnsi="Times New Roman"/>
+          <w:b w:val="0"/>
+          <w:i w:val="0"/>
+          <w:sz w:val="21"/>
+        </w:rPr>
+        <w:t>'mentor_request'</w:t>
+      </w:r>
+      <w:r>
+        <w:rPr>
+          <w:rFonts w:ascii="Times New Roman" w:hAnsi="Times New Roman"/>
+          <w:b w:val="0"/>
+          <w:i w:val="0"/>
+          <w:sz w:val="21"/>
+        </w:rPr>
+        <w:t xml:space="preserve"> / </w:t>
+      </w:r>
+      <w:r>
+        <w:rPr>
+          <w:rFonts w:ascii="Times New Roman" w:hAnsi="Times New Roman"/>
+          <w:b w:val="0"/>
+          <w:i w:val="0"/>
+          <w:sz w:val="21"/>
+        </w:rPr>
+        <w:t>'mentor_request_accepted'</w:t>
+      </w:r>
+      <w:r>
+        <w:rPr>
+          <w:rFonts w:ascii="Times New Roman" w:hAnsi="Times New Roman"/>
+          <w:b w:val="0"/>
+          <w:i w:val="0"/>
+          <w:sz w:val="21"/>
+        </w:rPr>
+        <w:t xml:space="preserve"> / </w:t>
+      </w:r>
+      <w:r>
+        <w:rPr>
+          <w:rFonts w:ascii="Times New Roman" w:hAnsi="Times New Roman"/>
+          <w:b w:val="0"/>
+          <w:i w:val="0"/>
+          <w:sz w:val="21"/>
+        </w:rPr>
+        <w:t>'mentor_request_rejected'</w:t>
+      </w:r>
+      <w:r>
+        <w:rPr>
+          <w:rFonts w:ascii="Times New Roman" w:hAnsi="Times New Roman"/>
+          <w:b w:val="0"/>
+          <w:i w:val="0"/>
+          <w:sz w:val="21"/>
+        </w:rPr>
+        <w:t xml:space="preserve"> / </w:t>
+      </w:r>
+      <w:r>
+        <w:rPr>
+          <w:rFonts w:ascii="Times New Roman" w:hAnsi="Times New Roman"/>
+          <w:b w:val="0"/>
+          <w:i w:val="0"/>
+          <w:sz w:val="21"/>
+        </w:rPr>
+        <w:t>'investment_offer'</w:t>
+      </w:r>
+      <w:r>
+        <w:rPr>
+          <w:rFonts w:ascii="Times New Roman" w:hAnsi="Times New Roman"/>
+          <w:b w:val="0"/>
+          <w:i w:val="0"/>
+          <w:sz w:val="21"/>
+        </w:rPr>
+        <w:t xml:space="preserve"> → </w:t>
+      </w:r>
+      <w:r>
+        <w:rPr>
+          <w:rFonts w:ascii="Times New Roman" w:hAnsi="Times New Roman"/>
+          <w:b w:val="0"/>
+          <w:i w:val="0"/>
+          <w:sz w:val="21"/>
+        </w:rPr>
+        <w:t>Navigator.push(RequestsPage())</w:t>
+      </w:r>
+    </w:p>
+    <w:p>
+      <w:pPr>
+        <w:pStyle w:val="ListBullet"/>
+      </w:pPr>
+      <w:r>
+        <w:rPr>
+          <w:rFonts w:ascii="Times New Roman" w:hAnsi="Times New Roman"/>
+          <w:b w:val="0"/>
+          <w:i w:val="0"/>
+          <w:sz w:val="21"/>
+        </w:rPr>
+        <w:t>Autres types → aucune action (comportement inchangé)</w:t>
+      </w:r>
+    </w:p>
+    <w:p>
+      <w:pPr>
+        <w:pBdr>
+          <w:bottom w:val="single" w:sz="4" w:space="1" w:color="000000"/>
+        </w:pBdr>
+        <w:spacing w:before="40" w:after="40"/>
+      </w:pPr>
+    </w:p>
+    <w:p>
+      <w:pPr>
+        <w:pStyle w:val="Heading3"/>
+      </w:pPr>
+      <w:r>
+        <w:rPr>
+          <w:rFonts w:ascii="Times New Roman" w:hAnsi="Times New Roman"/>
+          <w:b/>
+          <w:i w:val="0"/>
+          <w:sz w:val="24"/>
+        </w:rPr>
+        <w:t>4.19 Genre par défaut incorrectement initialisé à "Femme"</w:t>
+      </w:r>
+    </w:p>
+    <w:p>
+      <w:pPr>
+        <w:spacing w:after="120"/>
+      </w:pPr>
+      <w:r>
+        <w:rPr>
+          <w:rFonts w:ascii="Times New Roman" w:hAnsi="Times New Roman"/>
+          <w:b w:val="0"/>
+          <w:i w:val="0"/>
+          <w:sz w:val="22"/>
+        </w:rPr>
+        <w:t>Problème :</w:t>
+      </w:r>
+      <w:r>
+        <w:rPr>
+          <w:rFonts w:ascii="Times New Roman" w:hAnsi="Times New Roman"/>
+          <w:b w:val="0"/>
+          <w:i w:val="0"/>
+          <w:sz w:val="22"/>
+        </w:rPr>
+        <w:t xml:space="preserve"> L'inscription initialisait </w:t>
+      </w:r>
+      <w:r>
+        <w:rPr>
+          <w:rFonts w:ascii="Times New Roman" w:hAnsi="Times New Roman"/>
+          <w:b w:val="0"/>
+          <w:i w:val="0"/>
+          <w:sz w:val="22"/>
+        </w:rPr>
+        <w:t>_gender = Gender.female</w:t>
+      </w:r>
+      <w:r>
+        <w:rPr>
+          <w:rFonts w:ascii="Times New Roman" w:hAnsi="Times New Roman"/>
+          <w:b w:val="0"/>
+          <w:i w:val="0"/>
+          <w:sz w:val="22"/>
+        </w:rPr>
+        <w:t>, forçant toujours "Femme" par défaut même si l'utilisateur ne précisait pas son genre.</w:t>
+      </w:r>
+    </w:p>
+    <w:p>
+      <w:pPr>
+        <w:spacing w:after="120"/>
+      </w:pPr>
+      <w:r>
+        <w:rPr>
+          <w:rFonts w:ascii="Times New Roman" w:hAnsi="Times New Roman"/>
+          <w:b w:val="0"/>
+          <w:i w:val="0"/>
+          <w:sz w:val="22"/>
+        </w:rPr>
+        <w:t>Cause :</w:t>
+      </w:r>
+      <w:r>
+        <w:rPr>
+          <w:rFonts w:ascii="Times New Roman" w:hAnsi="Times New Roman"/>
+          <w:b w:val="0"/>
+          <w:i w:val="0"/>
+          <w:sz w:val="22"/>
+        </w:rPr>
+        <w:t xml:space="preserve"> La valeur initiale du champ était une valeur par défaut binaire sans option neutre.</w:t>
+      </w:r>
+    </w:p>
+    <w:p>
+      <w:pPr>
+        <w:spacing w:after="120"/>
+      </w:pPr>
+      <w:r>
+        <w:rPr>
+          <w:rFonts w:ascii="Times New Roman" w:hAnsi="Times New Roman"/>
+          <w:b w:val="0"/>
+          <w:i w:val="0"/>
+          <w:sz w:val="22"/>
+        </w:rPr>
+        <w:t>Solution :</w:t>
+      </w:r>
+      <w:r>
+        <w:rPr>
+          <w:rFonts w:ascii="Times New Roman" w:hAnsi="Times New Roman"/>
+          <w:b w:val="0"/>
+          <w:i w:val="0"/>
+          <w:sz w:val="22"/>
+        </w:rPr>
+        <w:t xml:space="preserve"> Changement du défaut en </w:t>
+      </w:r>
+      <w:r>
+        <w:rPr>
+          <w:rFonts w:ascii="Times New Roman" w:hAnsi="Times New Roman"/>
+          <w:b w:val="0"/>
+          <w:i w:val="0"/>
+          <w:sz w:val="22"/>
+        </w:rPr>
+        <w:t>_gender = Gender.undisclosed</w:t>
+      </w:r>
+      <w:r>
+        <w:rPr>
+          <w:rFonts w:ascii="Times New Roman" w:hAnsi="Times New Roman"/>
+          <w:b w:val="0"/>
+          <w:i w:val="0"/>
+          <w:sz w:val="22"/>
+        </w:rPr>
+        <w:t xml:space="preserve"> et ajout d'une troisième pill "Non précisé" dans </w:t>
+      </w:r>
+      <w:r>
+        <w:rPr>
+          <w:rFonts w:ascii="Times New Roman" w:hAnsi="Times New Roman"/>
+          <w:b w:val="0"/>
+          <w:i w:val="0"/>
+          <w:sz w:val="22"/>
+        </w:rPr>
+        <w:t>_GenderRow</w:t>
+      </w:r>
+      <w:r>
+        <w:rPr>
+          <w:rFonts w:ascii="Times New Roman" w:hAnsi="Times New Roman"/>
+          <w:b w:val="0"/>
+          <w:i w:val="0"/>
+          <w:sz w:val="22"/>
+        </w:rPr>
+        <w:t xml:space="preserve">. L'utilisateur voit désormais trois options : </w:t>
+      </w:r>
+      <w:r>
+        <w:rPr>
+          <w:rFonts w:ascii="Times New Roman" w:hAnsi="Times New Roman"/>
+          <w:b w:val="0"/>
+          <w:i w:val="0"/>
+          <w:sz w:val="22"/>
+        </w:rPr>
+        <w:t>Femme / Homme / Non précisé</w:t>
+      </w:r>
+      <w:r>
+        <w:rPr>
+          <w:rFonts w:ascii="Times New Roman" w:hAnsi="Times New Roman"/>
+          <w:b w:val="0"/>
+          <w:i w:val="0"/>
+          <w:sz w:val="22"/>
+        </w:rPr>
+        <w:t>, sans présélection imposée.</w:t>
+      </w:r>
+    </w:p>
+    <w:p>
+      <w:pPr>
+        <w:pBdr>
+          <w:bottom w:val="single" w:sz="4" w:space="1" w:color="000000"/>
+        </w:pBdr>
+        <w:spacing w:before="40" w:after="40"/>
+      </w:pPr>
+    </w:p>
+    <w:p>
+      <w:pPr>
+        <w:pStyle w:val="Heading3"/>
+      </w:pPr>
+      <w:r>
+        <w:rPr>
+          <w:rFonts w:ascii="Times New Roman" w:hAnsi="Times New Roman"/>
+          <w:b/>
+          <w:i w:val="0"/>
+          <w:sz w:val="24"/>
+        </w:rPr>
+        <w:t>4.20 Demandes de mentorat en double (absence d'anti-doublon)</w:t>
+      </w:r>
+    </w:p>
+    <w:p>
+      <w:pPr>
+        <w:spacing w:after="120"/>
+      </w:pPr>
+      <w:r>
+        <w:rPr>
+          <w:rFonts w:ascii="Times New Roman" w:hAnsi="Times New Roman"/>
+          <w:b w:val="0"/>
+          <w:i w:val="0"/>
+          <w:sz w:val="22"/>
+        </w:rPr>
+        <w:t>Problème :</w:t>
+      </w:r>
+      <w:r>
+        <w:rPr>
+          <w:rFonts w:ascii="Times New Roman" w:hAnsi="Times New Roman"/>
+          <w:b w:val="0"/>
+          <w:i w:val="0"/>
+          <w:sz w:val="22"/>
+        </w:rPr>
+        <w:t xml:space="preserve"> Un utilisateur pouvait envoyer plusieurs demandes identiques au même mentor/investisseur. Firebase accumulait des </w:t>
+      </w:r>
+      <w:r>
+        <w:rPr>
+          <w:rFonts w:ascii="Times New Roman" w:hAnsi="Times New Roman"/>
+          <w:b w:val="0"/>
+          <w:i w:val="0"/>
+          <w:sz w:val="22"/>
+        </w:rPr>
+        <w:t>mentorRequests</w:t>
+      </w:r>
+      <w:r>
+        <w:rPr>
+          <w:rFonts w:ascii="Times New Roman" w:hAnsi="Times New Roman"/>
+          <w:b w:val="0"/>
+          <w:i w:val="0"/>
+          <w:sz w:val="22"/>
+        </w:rPr>
+        <w:t xml:space="preserve"> en doublon avec </w:t>
+      </w:r>
+      <w:r>
+        <w:rPr>
+          <w:rFonts w:ascii="Times New Roman" w:hAnsi="Times New Roman"/>
+          <w:b w:val="0"/>
+          <w:i w:val="0"/>
+          <w:sz w:val="22"/>
+        </w:rPr>
+        <w:t>status: 'pending'</w:t>
+      </w:r>
+      <w:r>
+        <w:rPr>
+          <w:rFonts w:ascii="Times New Roman" w:hAnsi="Times New Roman"/>
+          <w:b w:val="0"/>
+          <w:i w:val="0"/>
+          <w:sz w:val="22"/>
+        </w:rPr>
+        <w:t>, sans que le destinataire ne soit prévenu qu'il recevait la même demande plusieurs fois.</w:t>
+      </w:r>
+    </w:p>
+    <w:p>
+      <w:pPr>
+        <w:spacing w:after="120"/>
+      </w:pPr>
+      <w:r>
+        <w:rPr>
+          <w:rFonts w:ascii="Times New Roman" w:hAnsi="Times New Roman"/>
+          <w:b w:val="0"/>
+          <w:i w:val="0"/>
+          <w:sz w:val="22"/>
+        </w:rPr>
+        <w:t>Cause :</w:t>
+      </w:r>
+      <w:r>
+        <w:rPr>
+          <w:rFonts w:ascii="Times New Roman" w:hAnsi="Times New Roman"/>
+          <w:b w:val="0"/>
+          <w:i w:val="0"/>
+          <w:sz w:val="22"/>
+        </w:rPr>
+        <w:t xml:space="preserve"> </w:t>
+      </w:r>
+      <w:r>
+        <w:rPr>
+          <w:rFonts w:ascii="Times New Roman" w:hAnsi="Times New Roman"/>
+          <w:b w:val="0"/>
+          <w:i w:val="0"/>
+          <w:sz w:val="22"/>
+        </w:rPr>
+        <w:t>page_send_request.dart</w:t>
+      </w:r>
+      <w:r>
+        <w:rPr>
+          <w:rFonts w:ascii="Times New Roman" w:hAnsi="Times New Roman"/>
+          <w:b w:val="0"/>
+          <w:i w:val="0"/>
+          <w:sz w:val="22"/>
+        </w:rPr>
+        <w:t xml:space="preserve"> n'effectuait aucune vérification avant l'envoi.</w:t>
+      </w:r>
+    </w:p>
+    <w:p>
+      <w:pPr>
+        <w:spacing w:after="120"/>
+      </w:pPr>
+      <w:r>
+        <w:rPr>
+          <w:rFonts w:ascii="Times New Roman" w:hAnsi="Times New Roman"/>
+          <w:b w:val="0"/>
+          <w:i w:val="0"/>
+          <w:sz w:val="22"/>
+        </w:rPr>
+        <w:t>Solution :</w:t>
+      </w:r>
+    </w:p>
+    <w:p>
+      <w:pPr>
+        <w:pStyle w:val="ListNumber"/>
+      </w:pPr>
+      <w:r>
+        <w:rPr>
+          <w:rFonts w:ascii="Times New Roman" w:hAnsi="Times New Roman"/>
+          <w:b w:val="0"/>
+          <w:i w:val="0"/>
+          <w:sz w:val="21"/>
+        </w:rPr>
+        <w:t xml:space="preserve">Nouvelle méthode </w:t>
+      </w:r>
+      <w:r>
+        <w:rPr>
+          <w:rFonts w:ascii="Times New Roman" w:hAnsi="Times New Roman"/>
+          <w:b w:val="0"/>
+          <w:i w:val="0"/>
+          <w:sz w:val="21"/>
+        </w:rPr>
+        <w:t>InteractionsService.hasPendingRequest({fromUserId, toUserId})</w:t>
+      </w:r>
+      <w:r>
+        <w:rPr>
+          <w:rFonts w:ascii="Times New Roman" w:hAnsi="Times New Roman"/>
+          <w:b w:val="0"/>
+          <w:i w:val="0"/>
+          <w:sz w:val="21"/>
+        </w:rPr>
+        <w:t xml:space="preserve"> — requête Firebase </w:t>
+      </w:r>
+      <w:r>
+        <w:rPr>
+          <w:rFonts w:ascii="Times New Roman" w:hAnsi="Times New Roman"/>
+          <w:b w:val="0"/>
+          <w:i w:val="0"/>
+          <w:sz w:val="21"/>
+        </w:rPr>
+        <w:t>orderByChild('fromUserId').equalTo(fromUserId)</w:t>
+      </w:r>
+      <w:r>
+        <w:rPr>
+          <w:rFonts w:ascii="Times New Roman" w:hAnsi="Times New Roman"/>
+          <w:b w:val="0"/>
+          <w:i w:val="0"/>
+          <w:sz w:val="21"/>
+        </w:rPr>
+        <w:t xml:space="preserve"> filtrée sur </w:t>
+      </w:r>
+      <w:r>
+        <w:rPr>
+          <w:rFonts w:ascii="Times New Roman" w:hAnsi="Times New Roman"/>
+          <w:b w:val="0"/>
+          <w:i w:val="0"/>
+          <w:sz w:val="21"/>
+        </w:rPr>
+        <w:t>toUserId</w:t>
+      </w:r>
+      <w:r>
+        <w:rPr>
+          <w:rFonts w:ascii="Times New Roman" w:hAnsi="Times New Roman"/>
+          <w:b w:val="0"/>
+          <w:i w:val="0"/>
+          <w:sz w:val="21"/>
+        </w:rPr>
+        <w:t xml:space="preserve"> et </w:t>
+      </w:r>
+      <w:r>
+        <w:rPr>
+          <w:rFonts w:ascii="Times New Roman" w:hAnsi="Times New Roman"/>
+          <w:b w:val="0"/>
+          <w:i w:val="0"/>
+          <w:sz w:val="21"/>
+        </w:rPr>
+        <w:t>status == 'pending'</w:t>
+      </w:r>
+    </w:p>
+    <w:p>
+      <w:pPr>
+        <w:pStyle w:val="ListNumber"/>
+      </w:pPr>
+      <w:r>
+        <w:rPr>
+          <w:rFonts w:ascii="Times New Roman" w:hAnsi="Times New Roman"/>
+          <w:b w:val="0"/>
+          <w:i w:val="0"/>
+          <w:sz w:val="21"/>
+        </w:rPr>
+        <w:t xml:space="preserve">Dans </w:t>
+      </w:r>
+      <w:r>
+        <w:rPr>
+          <w:rFonts w:ascii="Times New Roman" w:hAnsi="Times New Roman"/>
+          <w:b w:val="0"/>
+          <w:i w:val="0"/>
+          <w:sz w:val="21"/>
+        </w:rPr>
+        <w:t>page_send_request.dart</w:t>
+      </w:r>
+      <w:r>
+        <w:rPr>
+          <w:rFonts w:ascii="Times New Roman" w:hAnsi="Times New Roman"/>
+          <w:b w:val="0"/>
+          <w:i w:val="0"/>
+          <w:sz w:val="21"/>
+        </w:rPr>
+        <w:t xml:space="preserve">, vérification anti-doublon avant l'envoi : si une demande est déjà en attente, un </w:t>
+      </w:r>
+      <w:r>
+        <w:rPr>
+          <w:rFonts w:ascii="Times New Roman" w:hAnsi="Times New Roman"/>
+          <w:b w:val="0"/>
+          <w:i w:val="0"/>
+          <w:sz w:val="21"/>
+        </w:rPr>
+        <w:t>SnackBar</w:t>
+      </w:r>
+      <w:r>
+        <w:rPr>
+          <w:rFonts w:ascii="Times New Roman" w:hAnsi="Times New Roman"/>
+          <w:b w:val="0"/>
+          <w:i w:val="0"/>
+          <w:sz w:val="21"/>
+        </w:rPr>
+        <w:t xml:space="preserve"> amber informe l'utilisateur et la méthode retourne immédiatement</w:t>
+      </w:r>
+    </w:p>
+    <w:p>
+      <w:pPr>
+        <w:pBdr>
+          <w:bottom w:val="single" w:sz="4" w:space="1" w:color="000000"/>
+        </w:pBdr>
+        <w:spacing w:before="40" w:after="40"/>
+      </w:pPr>
+    </w:p>
+    <w:p>
+      <w:pPr>
+        <w:pStyle w:val="Heading3"/>
+      </w:pPr>
+      <w:r>
+        <w:rPr>
+          <w:rFonts w:ascii="Times New Roman" w:hAnsi="Times New Roman"/>
+          <w:b/>
+          <w:i w:val="0"/>
+          <w:sz w:val="24"/>
+        </w:rPr>
+        <w:t>4.21 Sessions statiques hardcodées dans l'agenda</w:t>
+      </w:r>
+    </w:p>
+    <w:p>
+      <w:pPr>
+        <w:spacing w:after="120"/>
+      </w:pPr>
+      <w:r>
+        <w:rPr>
+          <w:rFonts w:ascii="Times New Roman" w:hAnsi="Times New Roman"/>
+          <w:b w:val="0"/>
+          <w:i w:val="0"/>
+          <w:sz w:val="22"/>
+        </w:rPr>
+        <w:t>Problème :</w:t>
+      </w:r>
+      <w:r>
+        <w:rPr>
+          <w:rFonts w:ascii="Times New Roman" w:hAnsi="Times New Roman"/>
+          <w:b w:val="0"/>
+          <w:i w:val="0"/>
+          <w:sz w:val="22"/>
+        </w:rPr>
+        <w:t xml:space="preserve"> La page </w:t>
+      </w:r>
+      <w:r>
+        <w:rPr>
+          <w:rFonts w:ascii="Times New Roman" w:hAnsi="Times New Roman"/>
+          <w:b w:val="0"/>
+          <w:i w:val="0"/>
+          <w:sz w:val="22"/>
+        </w:rPr>
+        <w:t>page_agenda.dart</w:t>
+      </w:r>
+      <w:r>
+        <w:rPr>
+          <w:rFonts w:ascii="Times New Roman" w:hAnsi="Times New Roman"/>
+          <w:b w:val="0"/>
+          <w:i w:val="0"/>
+          <w:sz w:val="22"/>
+        </w:rPr>
+        <w:t xml:space="preserve"> affichait 3 sessions de démo hardcodées (Ibrahima Diop, Abdoulaye Fall, Fatou Diallo — agro-industrie) même pour les nouveaux utilisateurs sans aucune session Firebase. Ces données fictives créaient une confusion UX : les utilisateurs pensaient avoir des rendez-vous réels.</w:t>
+      </w:r>
+    </w:p>
+    <w:p>
+      <w:pPr>
+        <w:spacing w:after="120"/>
+      </w:pPr>
+      <w:r>
+        <w:rPr>
+          <w:rFonts w:ascii="Times New Roman" w:hAnsi="Times New Roman"/>
+          <w:b w:val="0"/>
+          <w:i w:val="0"/>
+          <w:sz w:val="22"/>
+        </w:rPr>
+        <w:t>Cause :</w:t>
+      </w:r>
+      <w:r>
+        <w:rPr>
+          <w:rFonts w:ascii="Times New Roman" w:hAnsi="Times New Roman"/>
+          <w:b w:val="0"/>
+          <w:i w:val="0"/>
+          <w:sz w:val="22"/>
+        </w:rPr>
+        <w:t xml:space="preserve"> Implémentation initiale avec </w:t>
+      </w:r>
+      <w:r>
+        <w:rPr>
+          <w:rFonts w:ascii="Times New Roman" w:hAnsi="Times New Roman"/>
+          <w:b w:val="0"/>
+          <w:i w:val="0"/>
+          <w:sz w:val="22"/>
+        </w:rPr>
+        <w:t>List&lt;_Session&gt;</w:t>
+      </w:r>
+      <w:r>
+        <w:rPr>
+          <w:rFonts w:ascii="Times New Roman" w:hAnsi="Times New Roman"/>
+          <w:b w:val="0"/>
+          <w:i w:val="0"/>
+          <w:sz w:val="22"/>
+        </w:rPr>
+        <w:t xml:space="preserve"> statique + classes </w:t>
+      </w:r>
+      <w:r>
+        <w:rPr>
+          <w:rFonts w:ascii="Times New Roman" w:hAnsi="Times New Roman"/>
+          <w:b w:val="0"/>
+          <w:i w:val="0"/>
+          <w:sz w:val="22"/>
+        </w:rPr>
+        <w:t>_Session</w:t>
+      </w:r>
+      <w:r>
+        <w:rPr>
+          <w:rFonts w:ascii="Times New Roman" w:hAnsi="Times New Roman"/>
+          <w:b w:val="0"/>
+          <w:i w:val="0"/>
+          <w:sz w:val="22"/>
+        </w:rPr>
+        <w:t xml:space="preserve">, </w:t>
+      </w:r>
+      <w:r>
+        <w:rPr>
+          <w:rFonts w:ascii="Times New Roman" w:hAnsi="Times New Roman"/>
+          <w:b w:val="0"/>
+          <w:i w:val="0"/>
+          <w:sz w:val="22"/>
+        </w:rPr>
+        <w:t>_SessionCard</w:t>
+      </w:r>
+      <w:r>
+        <w:rPr>
+          <w:rFonts w:ascii="Times New Roman" w:hAnsi="Times New Roman"/>
+          <w:b w:val="0"/>
+          <w:i w:val="0"/>
+          <w:sz w:val="22"/>
+        </w:rPr>
+        <w:t xml:space="preserve">, </w:t>
+      </w:r>
+      <w:r>
+        <w:rPr>
+          <w:rFonts w:ascii="Times New Roman" w:hAnsi="Times New Roman"/>
+          <w:b w:val="0"/>
+          <w:i w:val="0"/>
+          <w:sz w:val="22"/>
+        </w:rPr>
+        <w:t>_StatusBadge</w:t>
+      </w:r>
+      <w:r>
+        <w:rPr>
+          <w:rFonts w:ascii="Times New Roman" w:hAnsi="Times New Roman"/>
+          <w:b w:val="0"/>
+          <w:i w:val="0"/>
+          <w:sz w:val="22"/>
+        </w:rPr>
+        <w:t xml:space="preserve">, </w:t>
+      </w:r>
+      <w:r>
+        <w:rPr>
+          <w:rFonts w:ascii="Times New Roman" w:hAnsi="Times New Roman"/>
+          <w:b w:val="0"/>
+          <w:i w:val="0"/>
+          <w:sz w:val="22"/>
+        </w:rPr>
+        <w:t>_DetailRow</w:t>
+      </w:r>
+      <w:r>
+        <w:rPr>
+          <w:rFonts w:ascii="Times New Roman" w:hAnsi="Times New Roman"/>
+          <w:b w:val="0"/>
+          <w:i w:val="0"/>
+          <w:sz w:val="22"/>
+        </w:rPr>
+        <w:t xml:space="preserve"> internes.</w:t>
+      </w:r>
+    </w:p>
+    <w:p>
+      <w:pPr>
+        <w:spacing w:after="120"/>
+      </w:pPr>
+      <w:r>
+        <w:rPr>
+          <w:rFonts w:ascii="Times New Roman" w:hAnsi="Times New Roman"/>
+          <w:b w:val="0"/>
+          <w:i w:val="0"/>
+          <w:sz w:val="22"/>
+        </w:rPr>
+        <w:t>Solution :</w:t>
+      </w:r>
+      <w:r>
+        <w:rPr>
+          <w:rFonts w:ascii="Times New Roman" w:hAnsi="Times New Roman"/>
+          <w:b w:val="0"/>
+          <w:i w:val="0"/>
+          <w:sz w:val="22"/>
+        </w:rPr>
+        <w:t xml:space="preserve"> Suppression complète de toutes les données et classes statiques. La page utilise exclusivement </w:t>
+      </w:r>
+      <w:r>
+        <w:rPr>
+          <w:rFonts w:ascii="Times New Roman" w:hAnsi="Times New Roman"/>
+          <w:b w:val="0"/>
+          <w:i w:val="0"/>
+          <w:sz w:val="22"/>
+        </w:rPr>
+        <w:t>AgendaController.sessions</w:t>
+      </w:r>
+      <w:r>
+        <w:rPr>
+          <w:rFonts w:ascii="Times New Roman" w:hAnsi="Times New Roman"/>
+          <w:b w:val="0"/>
+          <w:i w:val="0"/>
+          <w:sz w:val="22"/>
+        </w:rPr>
+        <w:t xml:space="preserve"> (ValueNotifier Firebase) avec un état vide illustré si aucune session n'existe. La section "Passées" a également été supprimée (Firebase ne stocke pas de flag d'achèvement).</w:t>
+      </w:r>
+    </w:p>
+    <w:p>
+      <w:pPr>
+        <w:pBdr>
+          <w:bottom w:val="single" w:sz="4" w:space="1" w:color="000000"/>
+        </w:pBdr>
+        <w:spacing w:before="40" w:after="40"/>
+      </w:pPr>
+    </w:p>
+    <w:p>
+      <w:pPr>
+        <w:pStyle w:val="Heading3"/>
+      </w:pPr>
+      <w:r>
+        <w:rPr>
+          <w:rFonts w:ascii="Times New Roman" w:hAnsi="Times New Roman"/>
+          <w:b/>
+          <w:i w:val="0"/>
+          <w:sz w:val="24"/>
+        </w:rPr>
+        <w:t>4.22 Filtre pitchs insensible à la casse — résultats manquants</w:t>
+      </w:r>
+    </w:p>
+    <w:p>
+      <w:pPr>
+        <w:spacing w:after="120"/>
+      </w:pPr>
+      <w:r>
+        <w:rPr>
+          <w:rFonts w:ascii="Times New Roman" w:hAnsi="Times New Roman"/>
+          <w:b w:val="0"/>
+          <w:i w:val="0"/>
+          <w:sz w:val="22"/>
+        </w:rPr>
+        <w:t>Problème :</w:t>
+      </w:r>
+      <w:r>
+        <w:rPr>
+          <w:rFonts w:ascii="Times New Roman" w:hAnsi="Times New Roman"/>
+          <w:b w:val="0"/>
+          <w:i w:val="0"/>
+          <w:sz w:val="22"/>
+        </w:rPr>
+        <w:t xml:space="preserve"> Dans </w:t>
+      </w:r>
+      <w:r>
+        <w:rPr>
+          <w:rFonts w:ascii="Times New Roman" w:hAnsi="Times New Roman"/>
+          <w:b w:val="0"/>
+          <w:i w:val="0"/>
+          <w:sz w:val="22"/>
+        </w:rPr>
+        <w:t>page_pitches_publics.dart</w:t>
+      </w:r>
+      <w:r>
+        <w:rPr>
+          <w:rFonts w:ascii="Times New Roman" w:hAnsi="Times New Roman"/>
+          <w:b w:val="0"/>
+          <w:i w:val="0"/>
+          <w:sz w:val="22"/>
+        </w:rPr>
+        <w:t xml:space="preserve">, la comparaison de secteur utilisait </w:t>
+      </w:r>
+      <w:r>
+        <w:rPr>
+          <w:rFonts w:ascii="Times New Roman" w:hAnsi="Times New Roman"/>
+          <w:b w:val="0"/>
+          <w:i w:val="0"/>
+          <w:sz w:val="22"/>
+        </w:rPr>
+        <w:t>==</w:t>
+      </w:r>
+      <w:r>
+        <w:rPr>
+          <w:rFonts w:ascii="Times New Roman" w:hAnsi="Times New Roman"/>
+          <w:b w:val="0"/>
+          <w:i w:val="0"/>
+          <w:sz w:val="22"/>
+        </w:rPr>
+        <w:t xml:space="preserve"> (sensible à la casse) : un pitch stocké avec </w:t>
+      </w:r>
+      <w:r>
+        <w:rPr>
+          <w:rFonts w:ascii="Times New Roman" w:hAnsi="Times New Roman"/>
+          <w:b w:val="0"/>
+          <w:i w:val="0"/>
+          <w:sz w:val="22"/>
+        </w:rPr>
+        <w:t>sector: 'tech &amp; digital'</w:t>
+      </w:r>
+      <w:r>
+        <w:rPr>
+          <w:rFonts w:ascii="Times New Roman" w:hAnsi="Times New Roman"/>
+          <w:b w:val="0"/>
+          <w:i w:val="0"/>
+          <w:sz w:val="22"/>
+        </w:rPr>
+        <w:t xml:space="preserve"> n'apparaissait pas avec le filtre </w:t>
+      </w:r>
+      <w:r>
+        <w:rPr>
+          <w:rFonts w:ascii="Times New Roman" w:hAnsi="Times New Roman"/>
+          <w:b w:val="0"/>
+          <w:i w:val="0"/>
+          <w:sz w:val="22"/>
+        </w:rPr>
+        <w:t>'Tech &amp; Digital'</w:t>
+      </w:r>
+      <w:r>
+        <w:rPr>
+          <w:rFonts w:ascii="Times New Roman" w:hAnsi="Times New Roman"/>
+          <w:b w:val="0"/>
+          <w:i w:val="0"/>
+          <w:sz w:val="22"/>
+        </w:rPr>
+        <w:t>, même secteur, casse différente.</w:t>
+      </w:r>
+    </w:p>
+    <w:p>
+      <w:pPr>
+        <w:spacing w:after="120"/>
+      </w:pPr>
+      <w:r>
+        <w:rPr>
+          <w:rFonts w:ascii="Times New Roman" w:hAnsi="Times New Roman"/>
+          <w:b w:val="0"/>
+          <w:i w:val="0"/>
+          <w:sz w:val="22"/>
+        </w:rPr>
+        <w:t>Cause :</w:t>
+      </w:r>
+      <w:r>
+        <w:rPr>
+          <w:rFonts w:ascii="Times New Roman" w:hAnsi="Times New Roman"/>
+          <w:b w:val="0"/>
+          <w:i w:val="0"/>
+          <w:sz w:val="22"/>
+        </w:rPr>
+        <w:t xml:space="preserve"> Comparaison directe sans normalisation des chaînes :</w:t>
+      </w:r>
+    </w:p>
+    <w:p>
+      <w:pPr>
+        <w:spacing w:after="0"/>
+      </w:pPr>
+      <w:r>
+        <w:rPr>
+          <w:rFonts w:ascii="Times New Roman" w:hAnsi="Times New Roman"/>
+          <w:b/>
+          <w:sz w:val="16"/>
+        </w:rPr>
+        <w:t>DART</w:t>
+      </w:r>
+    </w:p>
+    <w:tbl>
+      <w:tblPr>
+        <w:tblStyle w:val="TableGrid"/>
+        <w:tblW w:type="auto" w:w="0"/>
+        <w:tblLook w:firstColumn="1" w:firstRow="1" w:lastColumn="0" w:lastRow="0" w:noHBand="0" w:noVBand="1" w:val="04A0"/>
+      </w:tblPr>
+      <w:tblGrid>
+        <w:gridCol w:w="9072"/>
+      </w:tblGrid>
+      <w:tr>
+        <w:tc>
+          <w:tcPr>
+            <w:tcW w:type="dxa" w:w="9072"/>
+            <w:shd w:val="clear" w:color="auto" w:fill="F2F2F2"/>
+          </w:tcPr>
+          <w:p>
+            <w:pPr>
+              <w:spacing w:before="0" w:after="0"/>
+            </w:pPr>
+            <w:r>
+              <w:rPr>
+                <w:rFonts w:ascii="Courier New" w:hAnsi="Courier New"/>
+                <w:sz w:val="17"/>
+              </w:rPr>
+              <w:t>// Avant : sensible à la casse</w:t>
+            </w:r>
+          </w:p>
+          <w:p>
+            <w:pPr>
+              <w:spacing w:before="0" w:after="0"/>
+            </w:pPr>
+            <w:r>
+              <w:rPr>
+                <w:rFonts w:ascii="Courier New" w:hAnsi="Courier New"/>
+                <w:sz w:val="17"/>
+              </w:rPr>
+              <w:t>final matchSector = _selectedSector == 'Tous' || p['sector'] == _selectedSector;</w:t>
+            </w:r>
+          </w:p>
+        </w:tc>
+      </w:tr>
+    </w:tbl>
+    <w:p>
+      <w:pPr>
+        <w:spacing w:after="80"/>
+      </w:pPr>
+    </w:p>
+    <w:p>
+      <w:pPr>
+        <w:spacing w:after="120"/>
+      </w:pPr>
+      <w:r>
+        <w:rPr>
+          <w:rFonts w:ascii="Times New Roman" w:hAnsi="Times New Roman"/>
+          <w:b w:val="0"/>
+          <w:i w:val="0"/>
+          <w:sz w:val="22"/>
+        </w:rPr>
+        <w:t>Solution :</w:t>
+      </w:r>
+      <w:r>
+        <w:rPr>
+          <w:rFonts w:ascii="Times New Roman" w:hAnsi="Times New Roman"/>
+          <w:b w:val="0"/>
+          <w:i w:val="0"/>
+          <w:sz w:val="22"/>
+        </w:rPr>
+        <w:t xml:space="preserve"> Comparaison </w:t>
+      </w:r>
+      <w:r>
+        <w:rPr>
+          <w:rFonts w:ascii="Times New Roman" w:hAnsi="Times New Roman"/>
+          <w:b w:val="0"/>
+          <w:i w:val="0"/>
+          <w:sz w:val="22"/>
+        </w:rPr>
+        <w:t>.toLowerCase()</w:t>
+      </w:r>
+      <w:r>
+        <w:rPr>
+          <w:rFonts w:ascii="Times New Roman" w:hAnsi="Times New Roman"/>
+          <w:b w:val="0"/>
+          <w:i w:val="0"/>
+          <w:sz w:val="22"/>
+        </w:rPr>
+        <w:t xml:space="preserve"> des deux membres :</w:t>
+      </w:r>
+    </w:p>
+    <w:p>
+      <w:pPr>
+        <w:spacing w:after="0"/>
+      </w:pPr>
+      <w:r>
+        <w:rPr>
+          <w:rFonts w:ascii="Times New Roman" w:hAnsi="Times New Roman"/>
+          <w:b/>
+          <w:sz w:val="16"/>
+        </w:rPr>
+        <w:t>DART</w:t>
+      </w:r>
+    </w:p>
+    <w:tbl>
+      <w:tblPr>
+        <w:tblStyle w:val="TableGrid"/>
+        <w:tblW w:type="auto" w:w="0"/>
+        <w:tblLook w:firstColumn="1" w:firstRow="1" w:lastColumn="0" w:lastRow="0" w:noHBand="0" w:noVBand="1" w:val="04A0"/>
+      </w:tblPr>
+      <w:tblGrid>
+        <w:gridCol w:w="9072"/>
+      </w:tblGrid>
+      <w:tr>
+        <w:tc>
+          <w:tcPr>
+            <w:tcW w:type="dxa" w:w="9072"/>
+            <w:shd w:val="clear" w:color="auto" w:fill="F2F2F2"/>
+          </w:tcPr>
+          <w:p>
+            <w:pPr>
+              <w:spacing w:before="0" w:after="0"/>
+            </w:pPr>
+            <w:r>
+              <w:rPr>
+                <w:rFonts w:ascii="Courier New" w:hAnsi="Courier New"/>
+                <w:sz w:val="17"/>
+              </w:rPr>
+              <w:t>// Après : insensible à la casse</w:t>
+            </w:r>
+          </w:p>
+          <w:p>
+            <w:pPr>
+              <w:spacing w:before="0" w:after="0"/>
+            </w:pPr>
+            <w:r>
+              <w:rPr>
+                <w:rFonts w:ascii="Courier New" w:hAnsi="Courier New"/>
+                <w:sz w:val="17"/>
+              </w:rPr>
+              <w:t>final matchSector = _selectedSector == 'Tous' ||</w:t>
+            </w:r>
+          </w:p>
+          <w:p>
+            <w:pPr>
+              <w:spacing w:before="0" w:after="0"/>
+            </w:pPr>
+            <w:r>
+              <w:rPr>
+                <w:rFonts w:ascii="Courier New" w:hAnsi="Courier New"/>
+                <w:sz w:val="17"/>
+              </w:rPr>
+              <w:t xml:space="preserve">    p['sector'].toString().toLowerCase() == _selectedSector.toLowerCase();</w:t>
+            </w:r>
+          </w:p>
+        </w:tc>
+      </w:tr>
+    </w:tbl>
+    <w:p>
+      <w:pPr>
+        <w:spacing w:after="80"/>
+      </w:pPr>
+    </w:p>
+    <w:p>
+      <w:pPr>
+        <w:pBdr>
+          <w:bottom w:val="single" w:sz="4" w:space="1" w:color="000000"/>
+        </w:pBdr>
+        <w:spacing w:before="40" w:after="40"/>
+      </w:pPr>
+    </w:p>
+    <w:p>
+      <w:pPr>
+        <w:pStyle w:val="Heading3"/>
+      </w:pPr>
+      <w:r>
+        <w:rPr>
+          <w:rFonts w:ascii="Times New Roman" w:hAnsi="Times New Roman"/>
+          <w:b/>
+          <w:i w:val="0"/>
+          <w:sz w:val="24"/>
+        </w:rPr>
+        <w:t>4.23 Doublon boutons Messages/Agenda sur les dashboards Mentor et Investisseur</w:t>
+      </w:r>
+    </w:p>
+    <w:p>
+      <w:pPr>
+        <w:spacing w:after="120"/>
+      </w:pPr>
+      <w:r>
+        <w:rPr>
+          <w:rFonts w:ascii="Times New Roman" w:hAnsi="Times New Roman"/>
+          <w:b w:val="0"/>
+          <w:i w:val="0"/>
+          <w:sz w:val="22"/>
+        </w:rPr>
+        <w:t>Problème :</w:t>
+      </w:r>
+      <w:r>
+        <w:rPr>
+          <w:rFonts w:ascii="Times New Roman" w:hAnsi="Times New Roman"/>
+          <w:b w:val="0"/>
+          <w:i w:val="0"/>
+          <w:sz w:val="22"/>
+        </w:rPr>
+        <w:t xml:space="preserve"> Les dashboards Mentor et Investisseur affichaient des boutons "Messages" et "Agenda" en plus des onglets de la barre de navigation principale, créant une redondance confuse pour l'utilisateur.</w:t>
+      </w:r>
+    </w:p>
+    <w:p>
+      <w:pPr>
+        <w:spacing w:after="120"/>
+      </w:pPr>
+      <w:r>
+        <w:rPr>
+          <w:rFonts w:ascii="Times New Roman" w:hAnsi="Times New Roman"/>
+          <w:b w:val="0"/>
+          <w:i w:val="0"/>
+          <w:sz w:val="22"/>
+        </w:rPr>
+        <w:t>Solution :</w:t>
+      </w:r>
+      <w:r>
+        <w:rPr>
+          <w:rFonts w:ascii="Times New Roman" w:hAnsi="Times New Roman"/>
+          <w:b w:val="0"/>
+          <w:i w:val="0"/>
+          <w:sz w:val="22"/>
+        </w:rPr>
+        <w:t xml:space="preserve"> Suppression des boutons doublons sur les deux dashboards. Navigation exclusive via les onglets de la barre principale (</w:t>
+      </w:r>
+      <w:r>
+        <w:rPr>
+          <w:rFonts w:ascii="Times New Roman" w:hAnsi="Times New Roman"/>
+          <w:b w:val="0"/>
+          <w:i w:val="0"/>
+          <w:sz w:val="22"/>
+        </w:rPr>
+        <w:t>IndexedStack</w:t>
+      </w:r>
+      <w:r>
+        <w:rPr>
+          <w:rFonts w:ascii="Times New Roman" w:hAnsi="Times New Roman"/>
+          <w:b w:val="0"/>
+          <w:i w:val="0"/>
+          <w:sz w:val="22"/>
+        </w:rPr>
+        <w:t xml:space="preserve">). Les imports inutilisés </w:t>
+      </w:r>
+      <w:r>
+        <w:rPr>
+          <w:rFonts w:ascii="Times New Roman" w:hAnsi="Times New Roman"/>
+          <w:b w:val="0"/>
+          <w:i w:val="0"/>
+          <w:sz w:val="22"/>
+        </w:rPr>
+        <w:t>service_navigation.dart</w:t>
+      </w:r>
+      <w:r>
+        <w:rPr>
+          <w:rFonts w:ascii="Times New Roman" w:hAnsi="Times New Roman"/>
+          <w:b w:val="0"/>
+          <w:i w:val="0"/>
+          <w:sz w:val="22"/>
+        </w:rPr>
+        <w:t xml:space="preserve"> ont également été supprimés.</w:t>
+      </w:r>
+    </w:p>
+    <w:p>
+      <w:pPr>
+        <w:pBdr>
+          <w:bottom w:val="single" w:sz="4" w:space="1" w:color="000000"/>
+        </w:pBdr>
+        <w:spacing w:before="40" w:after="40"/>
+      </w:pPr>
+    </w:p>
+    <w:p>
+      <w:pPr>
+        <w:pStyle w:val="Heading3"/>
+      </w:pPr>
+      <w:r>
+        <w:rPr>
+          <w:rFonts w:ascii="Times New Roman" w:hAnsi="Times New Roman"/>
+          <w:b/>
+          <w:i w:val="0"/>
+          <w:sz w:val="24"/>
+        </w:rPr>
+        <w:t xml:space="preserve">4.24 </w:t>
+      </w:r>
+      <w:r>
+        <w:rPr>
+          <w:rFonts w:ascii="Times New Roman" w:hAnsi="Times New Roman"/>
+          <w:b/>
+          <w:i w:val="0"/>
+          <w:sz w:val="24"/>
+        </w:rPr>
+        <w:t>hasFilter</w:t>
+      </w:r>
+      <w:r>
+        <w:rPr>
+          <w:rFonts w:ascii="Times New Roman" w:hAnsi="Times New Roman"/>
+          <w:b/>
+          <w:i w:val="0"/>
+          <w:sz w:val="24"/>
+        </w:rPr>
+        <w:t xml:space="preserve"> toujours vrai pour un Investisseur (page Matching)</w:t>
+      </w:r>
+    </w:p>
+    <w:p>
+      <w:pPr>
+        <w:spacing w:after="120"/>
+      </w:pPr>
+      <w:r>
+        <w:rPr>
+          <w:rFonts w:ascii="Times New Roman" w:hAnsi="Times New Roman"/>
+          <w:b w:val="0"/>
+          <w:i w:val="0"/>
+          <w:sz w:val="22"/>
+        </w:rPr>
+        <w:t>Problème :</w:t>
+      </w:r>
+      <w:r>
+        <w:rPr>
+          <w:rFonts w:ascii="Times New Roman" w:hAnsi="Times New Roman"/>
+          <w:b w:val="0"/>
+          <w:i w:val="0"/>
+          <w:sz w:val="22"/>
+        </w:rPr>
+        <w:t xml:space="preserve"> Pour un Investisseur, le bouton "Réinitialiser" s'affichait </w:t>
+      </w:r>
+      <w:r>
+        <w:rPr>
+          <w:rFonts w:ascii="Times New Roman" w:hAnsi="Times New Roman"/>
+          <w:b w:val="0"/>
+          <w:i w:val="0"/>
+          <w:sz w:val="22"/>
+        </w:rPr>
+        <w:t>en permanence</w:t>
+      </w:r>
+      <w:r>
+        <w:rPr>
+          <w:rFonts w:ascii="Times New Roman" w:hAnsi="Times New Roman"/>
+          <w:b w:val="0"/>
+          <w:i w:val="0"/>
+          <w:sz w:val="22"/>
+        </w:rPr>
+        <w:t xml:space="preserve"> même sans aucun filtre actif.</w:t>
+      </w:r>
+    </w:p>
+    <w:p>
+      <w:pPr>
+        <w:spacing w:after="120"/>
+      </w:pPr>
+      <w:r>
+        <w:rPr>
+          <w:rFonts w:ascii="Times New Roman" w:hAnsi="Times New Roman"/>
+          <w:b w:val="0"/>
+          <w:i w:val="0"/>
+          <w:sz w:val="22"/>
+        </w:rPr>
+        <w:t>Cause :</w:t>
+      </w:r>
+      <w:r>
+        <w:rPr>
+          <w:rFonts w:ascii="Times New Roman" w:hAnsi="Times New Roman"/>
+          <w:b w:val="0"/>
+          <w:i w:val="0"/>
+          <w:sz w:val="22"/>
+        </w:rPr>
+        <w:t xml:space="preserve"> </w:t>
+      </w:r>
+      <w:r>
+        <w:rPr>
+          <w:rFonts w:ascii="Times New Roman" w:hAnsi="Times New Roman"/>
+          <w:b w:val="0"/>
+          <w:i w:val="0"/>
+          <w:sz w:val="22"/>
+        </w:rPr>
+        <w:t>_role</w:t>
+      </w:r>
+      <w:r>
+        <w:rPr>
+          <w:rFonts w:ascii="Times New Roman" w:hAnsi="Times New Roman"/>
+          <w:b w:val="0"/>
+          <w:i w:val="0"/>
+          <w:sz w:val="22"/>
+        </w:rPr>
+        <w:t xml:space="preserve"> est initialisé à </w:t>
+      </w:r>
+      <w:r>
+        <w:rPr>
+          <w:rFonts w:ascii="Times New Roman" w:hAnsi="Times New Roman"/>
+          <w:b w:val="0"/>
+          <w:i w:val="0"/>
+          <w:sz w:val="22"/>
+        </w:rPr>
+        <w:t>'Entrepreneur'</w:t>
+      </w:r>
+      <w:r>
+        <w:rPr>
+          <w:rFonts w:ascii="Times New Roman" w:hAnsi="Times New Roman"/>
+          <w:b w:val="0"/>
+          <w:i w:val="0"/>
+          <w:sz w:val="22"/>
+        </w:rPr>
+        <w:t xml:space="preserve"> pour un Investisseur (son filtre par défaut), mais </w:t>
+      </w:r>
+      <w:r>
+        <w:rPr>
+          <w:rFonts w:ascii="Times New Roman" w:hAnsi="Times New Roman"/>
+          <w:b w:val="0"/>
+          <w:i w:val="0"/>
+          <w:sz w:val="22"/>
+        </w:rPr>
+        <w:t>hasFilter</w:t>
+      </w:r>
+      <w:r>
+        <w:rPr>
+          <w:rFonts w:ascii="Times New Roman" w:hAnsi="Times New Roman"/>
+          <w:b w:val="0"/>
+          <w:i w:val="0"/>
+          <w:sz w:val="22"/>
+        </w:rPr>
+        <w:t xml:space="preserve"> comparait </w:t>
+      </w:r>
+      <w:r>
+        <w:rPr>
+          <w:rFonts w:ascii="Times New Roman" w:hAnsi="Times New Roman"/>
+          <w:b w:val="0"/>
+          <w:i w:val="0"/>
+          <w:sz w:val="22"/>
+        </w:rPr>
+        <w:t>_role != 'Tous'</w:t>
+      </w:r>
+      <w:r>
+        <w:rPr>
+          <w:rFonts w:ascii="Times New Roman" w:hAnsi="Times New Roman"/>
+          <w:b w:val="0"/>
+          <w:i w:val="0"/>
+          <w:sz w:val="22"/>
+        </w:rPr>
+        <w:t xml:space="preserve"> — toujours </w:t>
+      </w:r>
+      <w:r>
+        <w:rPr>
+          <w:rFonts w:ascii="Times New Roman" w:hAnsi="Times New Roman"/>
+          <w:b w:val="0"/>
+          <w:i w:val="0"/>
+          <w:sz w:val="22"/>
+        </w:rPr>
+        <w:t>true</w:t>
+      </w:r>
+      <w:r>
+        <w:rPr>
+          <w:rFonts w:ascii="Times New Roman" w:hAnsi="Times New Roman"/>
+          <w:b w:val="0"/>
+          <w:i w:val="0"/>
+          <w:sz w:val="22"/>
+        </w:rPr>
+        <w:t xml:space="preserve"> puisque </w:t>
+      </w:r>
+      <w:r>
+        <w:rPr>
+          <w:rFonts w:ascii="Times New Roman" w:hAnsi="Times New Roman"/>
+          <w:b w:val="0"/>
+          <w:i w:val="0"/>
+          <w:sz w:val="22"/>
+        </w:rPr>
+        <w:t>'Entrepreneur' != 'Tous'</w:t>
+      </w:r>
+      <w:r>
+        <w:rPr>
+          <w:rFonts w:ascii="Times New Roman" w:hAnsi="Times New Roman"/>
+          <w:b w:val="0"/>
+          <w:i w:val="0"/>
+          <w:sz w:val="22"/>
+        </w:rPr>
+        <w:t>.</w:t>
+      </w:r>
+    </w:p>
+    <w:p>
+      <w:pPr>
+        <w:spacing w:after="120"/>
+      </w:pPr>
+      <w:r>
+        <w:rPr>
+          <w:rFonts w:ascii="Times New Roman" w:hAnsi="Times New Roman"/>
+          <w:b w:val="0"/>
+          <w:i w:val="0"/>
+          <w:sz w:val="22"/>
+        </w:rPr>
+        <w:t>Solution :</w:t>
+      </w:r>
+      <w:r>
+        <w:rPr>
+          <w:rFonts w:ascii="Times New Roman" w:hAnsi="Times New Roman"/>
+          <w:b w:val="0"/>
+          <w:i w:val="0"/>
+          <w:sz w:val="22"/>
+        </w:rPr>
+        <w:t xml:space="preserve"> Introduction de </w:t>
+      </w:r>
+      <w:r>
+        <w:rPr>
+          <w:rFonts w:ascii="Times New Roman" w:hAnsi="Times New Roman"/>
+          <w:b w:val="0"/>
+          <w:i w:val="0"/>
+          <w:sz w:val="22"/>
+        </w:rPr>
+        <w:t>defaultRole</w:t>
+      </w:r>
+      <w:r>
+        <w:rPr>
+          <w:rFonts w:ascii="Times New Roman" w:hAnsi="Times New Roman"/>
+          <w:b w:val="0"/>
+          <w:i w:val="0"/>
+          <w:sz w:val="22"/>
+        </w:rPr>
+        <w:t xml:space="preserve"> adapté au rôle connecté :</w:t>
+      </w:r>
+    </w:p>
+    <w:p>
+      <w:pPr>
+        <w:spacing w:after="0"/>
+      </w:pPr>
+      <w:r>
+        <w:rPr>
+          <w:rFonts w:ascii="Times New Roman" w:hAnsi="Times New Roman"/>
+          <w:b/>
+          <w:sz w:val="16"/>
+        </w:rPr>
+        <w:t>DART</w:t>
+      </w:r>
+    </w:p>
+    <w:tbl>
+      <w:tblPr>
+        <w:tblStyle w:val="TableGrid"/>
+        <w:tblW w:type="auto" w:w="0"/>
+        <w:tblLook w:firstColumn="1" w:firstRow="1" w:lastColumn="0" w:lastRow="0" w:noHBand="0" w:noVBand="1" w:val="04A0"/>
+      </w:tblPr>
+      <w:tblGrid>
+        <w:gridCol w:w="9072"/>
+      </w:tblGrid>
+      <w:tr>
+        <w:tc>
+          <w:tcPr>
+            <w:tcW w:type="dxa" w:w="9072"/>
+            <w:shd w:val="clear" w:color="auto" w:fill="F2F2F2"/>
+          </w:tcPr>
+          <w:p>
+            <w:pPr>
+              <w:spacing w:before="0" w:after="0"/>
+            </w:pPr>
+            <w:r>
+              <w:rPr>
+                <w:rFonts w:ascii="Courier New" w:hAnsi="Courier New"/>
+                <w:sz w:val="17"/>
+              </w:rPr>
+              <w:t>final defaultRole = myRole == 'Investisseur' ? 'Entrepreneur' : 'Tous';</w:t>
+            </w:r>
+          </w:p>
+          <w:p>
+            <w:pPr>
+              <w:spacing w:before="0" w:after="0"/>
+            </w:pPr>
+            <w:r>
+              <w:rPr>
+                <w:rFonts w:ascii="Courier New" w:hAnsi="Courier New"/>
+                <w:sz w:val="17"/>
+              </w:rPr>
+              <w:t>final hasFilter = _query.isNotEmpty || _sector != 'Tous' || _city != 'Toutes' || _role != defaultRole;</w:t>
+            </w:r>
+          </w:p>
+        </w:tc>
+      </w:tr>
+    </w:tbl>
+    <w:p>
+      <w:pPr>
+        <w:spacing w:after="80"/>
+      </w:pPr>
+    </w:p>
+    <w:p>
+      <w:pPr>
+        <w:pBdr>
+          <w:bottom w:val="single" w:sz="4" w:space="1" w:color="000000"/>
+        </w:pBdr>
+        <w:spacing w:before="40" w:after="40"/>
+      </w:pPr>
+    </w:p>
+    <w:p>
+      <w:pPr>
+        <w:pStyle w:val="Heading3"/>
+      </w:pPr>
+      <w:r>
+        <w:rPr>
+          <w:rFonts w:ascii="Times New Roman" w:hAnsi="Times New Roman"/>
+          <w:b/>
+          <w:i w:val="0"/>
+          <w:sz w:val="24"/>
+        </w:rPr>
+        <w:t>4.25 ID de conversation incohérent entre les écrans</w:t>
+      </w:r>
+    </w:p>
+    <w:p>
+      <w:pPr>
+        <w:spacing w:after="120"/>
+      </w:pPr>
+      <w:r>
+        <w:rPr>
+          <w:rFonts w:ascii="Times New Roman" w:hAnsi="Times New Roman"/>
+          <w:b w:val="0"/>
+          <w:i w:val="0"/>
+          <w:sz w:val="22"/>
+        </w:rPr>
+        <w:t>Problème :</w:t>
+      </w:r>
+      <w:r>
+        <w:rPr>
+          <w:rFonts w:ascii="Times New Roman" w:hAnsi="Times New Roman"/>
+          <w:b w:val="0"/>
+          <w:i w:val="0"/>
+          <w:sz w:val="22"/>
+        </w:rPr>
+        <w:t xml:space="preserve"> En ouvrant le même chat depuis </w:t>
+      </w:r>
+      <w:r>
+        <w:rPr>
+          <w:rFonts w:ascii="Times New Roman" w:hAnsi="Times New Roman"/>
+          <w:b w:val="0"/>
+          <w:i w:val="0"/>
+          <w:sz w:val="22"/>
+        </w:rPr>
+        <w:t>page_detail_mentor.dart</w:t>
+      </w:r>
+      <w:r>
+        <w:rPr>
+          <w:rFonts w:ascii="Times New Roman" w:hAnsi="Times New Roman"/>
+          <w:b w:val="0"/>
+          <w:i w:val="0"/>
+          <w:sz w:val="22"/>
+        </w:rPr>
+        <w:t xml:space="preserve"> et depuis </w:t>
+      </w:r>
+      <w:r>
+        <w:rPr>
+          <w:rFonts w:ascii="Times New Roman" w:hAnsi="Times New Roman"/>
+          <w:b w:val="0"/>
+          <w:i w:val="0"/>
+          <w:sz w:val="22"/>
+        </w:rPr>
+        <w:t>page_notifications.dart</w:t>
+      </w:r>
+      <w:r>
+        <w:rPr>
+          <w:rFonts w:ascii="Times New Roman" w:hAnsi="Times New Roman"/>
+          <w:b w:val="0"/>
+          <w:i w:val="0"/>
+          <w:sz w:val="22"/>
+        </w:rPr>
+        <w:t>, deux conversations différentes étaient créées dans Firebase.</w:t>
+      </w:r>
+    </w:p>
+    <w:p>
+      <w:pPr>
+        <w:spacing w:after="120"/>
+      </w:pPr>
+      <w:r>
+        <w:rPr>
+          <w:rFonts w:ascii="Times New Roman" w:hAnsi="Times New Roman"/>
+          <w:b w:val="0"/>
+          <w:i w:val="0"/>
+          <w:sz w:val="22"/>
+        </w:rPr>
+        <w:t>Cause :</w:t>
+      </w:r>
+      <w:r>
+        <w:rPr>
+          <w:rFonts w:ascii="Times New Roman" w:hAnsi="Times New Roman"/>
+          <w:b w:val="0"/>
+          <w:i w:val="0"/>
+          <w:sz w:val="22"/>
+        </w:rPr>
+        <w:t xml:space="preserve"> </w:t>
+      </w:r>
+      <w:r>
+        <w:rPr>
+          <w:rFonts w:ascii="Times New Roman" w:hAnsi="Times New Roman"/>
+          <w:b w:val="0"/>
+          <w:i w:val="0"/>
+          <w:sz w:val="22"/>
+        </w:rPr>
+        <w:t>page_detail_mentor.dart</w:t>
+      </w:r>
+      <w:r>
+        <w:rPr>
+          <w:rFonts w:ascii="Times New Roman" w:hAnsi="Times New Roman"/>
+          <w:b w:val="0"/>
+          <w:i w:val="0"/>
+          <w:sz w:val="22"/>
+        </w:rPr>
+        <w:t xml:space="preserve"> utilisait </w:t>
+      </w:r>
+      <w:r>
+        <w:rPr>
+          <w:rFonts w:ascii="Times New Roman" w:hAnsi="Times New Roman"/>
+          <w:b w:val="0"/>
+          <w:i w:val="0"/>
+          <w:sz w:val="22"/>
+        </w:rPr>
+        <w:t>profile.email</w:t>
+      </w:r>
+      <w:r>
+        <w:rPr>
+          <w:rFonts w:ascii="Times New Roman" w:hAnsi="Times New Roman"/>
+          <w:b w:val="0"/>
+          <w:i w:val="0"/>
+          <w:sz w:val="22"/>
+        </w:rPr>
+        <w:t xml:space="preserve"> comme identifiant alors que </w:t>
+      </w:r>
+      <w:r>
+        <w:rPr>
+          <w:rFonts w:ascii="Times New Roman" w:hAnsi="Times New Roman"/>
+          <w:b w:val="0"/>
+          <w:i w:val="0"/>
+          <w:sz w:val="22"/>
+        </w:rPr>
+        <w:t>page_notifications.dart</w:t>
+      </w:r>
+      <w:r>
+        <w:rPr>
+          <w:rFonts w:ascii="Times New Roman" w:hAnsi="Times New Roman"/>
+          <w:b w:val="0"/>
+          <w:i w:val="0"/>
+          <w:sz w:val="22"/>
+        </w:rPr>
+        <w:t xml:space="preserve"> utilisait </w:t>
+      </w:r>
+      <w:r>
+        <w:rPr>
+          <w:rFonts w:ascii="Times New Roman" w:hAnsi="Times New Roman"/>
+          <w:b w:val="0"/>
+          <w:i w:val="0"/>
+          <w:sz w:val="22"/>
+        </w:rPr>
+        <w:t>AuthService.currentUid</w:t>
+      </w:r>
+      <w:r>
+        <w:rPr>
+          <w:rFonts w:ascii="Times New Roman" w:hAnsi="Times New Roman"/>
+          <w:b w:val="0"/>
+          <w:i w:val="0"/>
+          <w:sz w:val="22"/>
+        </w:rPr>
+        <w:t xml:space="preserve"> (UID Firebase). </w:t>
+      </w:r>
+      <w:r>
+        <w:rPr>
+          <w:rFonts w:ascii="Times New Roman" w:hAnsi="Times New Roman"/>
+          <w:b w:val="0"/>
+          <w:i w:val="0"/>
+          <w:sz w:val="22"/>
+        </w:rPr>
+        <w:t>generateConversationId</w:t>
+      </w:r>
+      <w:r>
+        <w:rPr>
+          <w:rFonts w:ascii="Times New Roman" w:hAnsi="Times New Roman"/>
+          <w:b w:val="0"/>
+          <w:i w:val="0"/>
+          <w:sz w:val="22"/>
+        </w:rPr>
+        <w:t xml:space="preserve"> produisait deux clés distinctes pour la même paire d'utilisateurs.</w:t>
+      </w:r>
+    </w:p>
+    <w:p>
+      <w:pPr>
+        <w:spacing w:after="120"/>
+      </w:pPr>
+      <w:r>
+        <w:rPr>
+          <w:rFonts w:ascii="Times New Roman" w:hAnsi="Times New Roman"/>
+          <w:b w:val="0"/>
+          <w:i w:val="0"/>
+          <w:sz w:val="22"/>
+        </w:rPr>
+        <w:t>Solution :</w:t>
+      </w:r>
+      <w:r>
+        <w:rPr>
+          <w:rFonts w:ascii="Times New Roman" w:hAnsi="Times New Roman"/>
+          <w:b w:val="0"/>
+          <w:i w:val="0"/>
+          <w:sz w:val="22"/>
+        </w:rPr>
+        <w:t xml:space="preserve"> Unification — tous les écrans utilisent </w:t>
+      </w:r>
+      <w:r>
+        <w:rPr>
+          <w:rFonts w:ascii="Times New Roman" w:hAnsi="Times New Roman"/>
+          <w:b w:val="0"/>
+          <w:i w:val="0"/>
+          <w:sz w:val="22"/>
+        </w:rPr>
+        <w:t>AuthService.currentUid</w:t>
+      </w:r>
+      <w:r>
+        <w:rPr>
+          <w:rFonts w:ascii="Times New Roman" w:hAnsi="Times New Roman"/>
+          <w:b w:val="0"/>
+          <w:i w:val="0"/>
+          <w:sz w:val="22"/>
+        </w:rPr>
+        <w:t xml:space="preserve"> pour construire les IDs de conversation.</w:t>
+      </w:r>
+    </w:p>
+    <w:p>
+      <w:pPr>
+        <w:pBdr>
+          <w:bottom w:val="single" w:sz="4" w:space="1" w:color="000000"/>
+        </w:pBdr>
+        <w:spacing w:before="40" w:after="40"/>
+      </w:pPr>
+    </w:p>
+    <w:p>
+      <w:pPr>
+        <w:pStyle w:val="Heading3"/>
+      </w:pPr>
+      <w:r>
+        <w:rPr>
+          <w:rFonts w:ascii="Times New Roman" w:hAnsi="Times New Roman"/>
+          <w:b/>
+          <w:i w:val="0"/>
+          <w:sz w:val="24"/>
+        </w:rPr>
+        <w:t>4.26 Booking avec fausses données statiques (</w:t>
+      </w:r>
+      <w:r>
+        <w:rPr>
+          <w:rFonts w:ascii="Times New Roman" w:hAnsi="Times New Roman"/>
+          <w:b/>
+          <w:i w:val="0"/>
+          <w:sz w:val="24"/>
+        </w:rPr>
+        <w:t>_SlotsRow</w:t>
+      </w:r>
+      <w:r>
+        <w:rPr>
+          <w:rFonts w:ascii="Times New Roman" w:hAnsi="Times New Roman"/>
+          <w:b/>
+          <w:i w:val="0"/>
+          <w:sz w:val="24"/>
+        </w:rPr>
+        <w:t>)</w:t>
+      </w:r>
+    </w:p>
+    <w:p>
+      <w:pPr>
+        <w:spacing w:after="120"/>
+      </w:pPr>
+      <w:r>
+        <w:rPr>
+          <w:rFonts w:ascii="Times New Roman" w:hAnsi="Times New Roman"/>
+          <w:b w:val="0"/>
+          <w:i w:val="0"/>
+          <w:sz w:val="22"/>
+        </w:rPr>
+        <w:t>Problème :</w:t>
+      </w:r>
+      <w:r>
+        <w:rPr>
+          <w:rFonts w:ascii="Times New Roman" w:hAnsi="Times New Roman"/>
+          <w:b w:val="0"/>
+          <w:i w:val="0"/>
+          <w:sz w:val="22"/>
+        </w:rPr>
+        <w:t xml:space="preserve"> La page détail d'un mentor affichait des créneaux "Libre" fictifs (widget </w:t>
+      </w:r>
+      <w:r>
+        <w:rPr>
+          <w:rFonts w:ascii="Times New Roman" w:hAnsi="Times New Roman"/>
+          <w:b w:val="0"/>
+          <w:i w:val="0"/>
+          <w:sz w:val="22"/>
+        </w:rPr>
+        <w:t>_SlotsRow</w:t>
+      </w:r>
+      <w:r>
+        <w:rPr>
+          <w:rFonts w:ascii="Times New Roman" w:hAnsi="Times New Roman"/>
+          <w:b w:val="0"/>
+          <w:i w:val="0"/>
+          <w:sz w:val="22"/>
+        </w:rPr>
+        <w:t xml:space="preserve"> avec données hardcodées) alors que le booking réel (</w:t>
+      </w:r>
+      <w:r>
+        <w:rPr>
+          <w:rFonts w:ascii="Times New Roman" w:hAnsi="Times New Roman"/>
+          <w:b w:val="0"/>
+          <w:i w:val="0"/>
+          <w:sz w:val="22"/>
+        </w:rPr>
+        <w:t>_BookingSheet</w:t>
+      </w:r>
+      <w:r>
+        <w:rPr>
+          <w:rFonts w:ascii="Times New Roman" w:hAnsi="Times New Roman"/>
+          <w:b w:val="0"/>
+          <w:i w:val="0"/>
+          <w:sz w:val="22"/>
+        </w:rPr>
+        <w:t>) lisait les vraies disponibilités Firebase. L'incohérence induisait l'utilisateur en erreur.</w:t>
+      </w:r>
+    </w:p>
+    <w:p>
+      <w:pPr>
+        <w:spacing w:after="120"/>
+      </w:pPr>
+      <w:r>
+        <w:rPr>
+          <w:rFonts w:ascii="Times New Roman" w:hAnsi="Times New Roman"/>
+          <w:b w:val="0"/>
+          <w:i w:val="0"/>
+          <w:sz w:val="22"/>
+        </w:rPr>
+        <w:t>Solution :</w:t>
+      </w:r>
+      <w:r>
+        <w:rPr>
+          <w:rFonts w:ascii="Times New Roman" w:hAnsi="Times New Roman"/>
+          <w:b w:val="0"/>
+          <w:i w:val="0"/>
+          <w:sz w:val="22"/>
+        </w:rPr>
+        <w:t xml:space="preserve"> Suppression complète de </w:t>
+      </w:r>
+      <w:r>
+        <w:rPr>
+          <w:rFonts w:ascii="Times New Roman" w:hAnsi="Times New Roman"/>
+          <w:b w:val="0"/>
+          <w:i w:val="0"/>
+          <w:sz w:val="22"/>
+        </w:rPr>
+        <w:t>_SlotsRow</w:t>
+      </w:r>
+      <w:r>
+        <w:rPr>
+          <w:rFonts w:ascii="Times New Roman" w:hAnsi="Times New Roman"/>
+          <w:b w:val="0"/>
+          <w:i w:val="0"/>
+          <w:sz w:val="22"/>
+        </w:rPr>
+        <w:t xml:space="preserve">. Nouveau widget </w:t>
+      </w:r>
+      <w:r>
+        <w:rPr>
+          <w:rFonts w:ascii="Times New Roman" w:hAnsi="Times New Roman"/>
+          <w:b w:val="0"/>
+          <w:i w:val="0"/>
+          <w:sz w:val="22"/>
+        </w:rPr>
+        <w:t>_AvailabilityPreview</w:t>
+      </w:r>
+      <w:r>
+        <w:rPr>
+          <w:rFonts w:ascii="Times New Roman" w:hAnsi="Times New Roman"/>
+          <w:b w:val="0"/>
+          <w:i w:val="0"/>
+          <w:sz w:val="22"/>
+        </w:rPr>
+        <w:t xml:space="preserve"> qui affiche :</w:t>
+      </w:r>
+    </w:p>
+    <w:p>
+      <w:pPr>
+        <w:pStyle w:val="ListBullet"/>
+      </w:pPr>
+      <w:r>
+        <w:rPr>
+          <w:rFonts w:ascii="Times New Roman" w:hAnsi="Times New Roman"/>
+          <w:b w:val="0"/>
+          <w:i w:val="0"/>
+          <w:sz w:val="21"/>
+        </w:rPr>
+        <w:t xml:space="preserve">Les vraies disponibilités Firebase pour les membres inscrits (via </w:t>
+      </w:r>
+      <w:r>
+        <w:rPr>
+          <w:rFonts w:ascii="Times New Roman" w:hAnsi="Times New Roman"/>
+          <w:b w:val="0"/>
+          <w:i w:val="0"/>
+          <w:sz w:val="21"/>
+        </w:rPr>
+        <w:t>InteractionsService.getAvailability()</w:t>
+      </w:r>
+      <w:r>
+        <w:rPr>
+          <w:rFonts w:ascii="Times New Roman" w:hAnsi="Times New Roman"/>
+          <w:b w:val="0"/>
+          <w:i w:val="0"/>
+          <w:sz w:val="21"/>
+        </w:rPr>
+        <w:t>)</w:t>
+      </w:r>
+    </w:p>
+    <w:p>
+      <w:pPr>
+        <w:pStyle w:val="ListBullet"/>
+      </w:pPr>
+      <w:r>
+        <w:rPr>
+          <w:rFonts w:ascii="Times New Roman" w:hAnsi="Times New Roman"/>
+          <w:b w:val="0"/>
+          <w:i w:val="0"/>
+          <w:sz w:val="21"/>
+        </w:rPr>
+        <w:t>Des créneaux illustratifs avec badge "Exemple" (point gris) pour les profils de démonstration (uid vide)</w:t>
+      </w:r>
+    </w:p>
+    <w:p>
+      <w:pPr>
+        <w:pBdr>
+          <w:bottom w:val="single" w:sz="4" w:space="1" w:color="000000"/>
+        </w:pBdr>
+        <w:spacing w:before="40" w:after="40"/>
+      </w:pPr>
+    </w:p>
+    <w:p>
+      <w:pPr>
+        <w:pStyle w:val="Heading3"/>
+      </w:pPr>
+      <w:r>
+        <w:rPr>
+          <w:rFonts w:ascii="Times New Roman" w:hAnsi="Times New Roman"/>
+          <w:b/>
+          <w:i w:val="0"/>
+          <w:sz w:val="24"/>
+        </w:rPr>
+        <w:t>4.27 Parser chatbot fragile — format unique</w:t>
+      </w:r>
+    </w:p>
+    <w:p>
+      <w:pPr>
+        <w:spacing w:after="120"/>
+      </w:pPr>
+      <w:r>
+        <w:rPr>
+          <w:rFonts w:ascii="Times New Roman" w:hAnsi="Times New Roman"/>
+          <w:b w:val="0"/>
+          <w:i w:val="0"/>
+          <w:sz w:val="22"/>
+        </w:rPr>
+        <w:t>Problème :</w:t>
+      </w:r>
+      <w:r>
+        <w:rPr>
+          <w:rFonts w:ascii="Times New Roman" w:hAnsi="Times New Roman"/>
+          <w:b w:val="0"/>
+          <w:i w:val="0"/>
+          <w:sz w:val="22"/>
+        </w:rPr>
+        <w:t xml:space="preserve"> </w:t>
+      </w:r>
+      <w:r>
+        <w:rPr>
+          <w:rFonts w:ascii="Times New Roman" w:hAnsi="Times New Roman"/>
+          <w:b w:val="0"/>
+          <w:i w:val="0"/>
+          <w:sz w:val="22"/>
+        </w:rPr>
+        <w:t>service_chatbot.dart</w:t>
+      </w:r>
+      <w:r>
+        <w:rPr>
+          <w:rFonts w:ascii="Times New Roman" w:hAnsi="Times New Roman"/>
+          <w:b w:val="0"/>
+          <w:i w:val="0"/>
+          <w:sz w:val="22"/>
+        </w:rPr>
+        <w:t xml:space="preserve"> lisait la réponse en supposant toujours le format Anthropic (</w:t>
+      </w:r>
+      <w:r>
+        <w:rPr>
+          <w:rFonts w:ascii="Times New Roman" w:hAnsi="Times New Roman"/>
+          <w:b w:val="0"/>
+          <w:i w:val="0"/>
+          <w:sz w:val="22"/>
+        </w:rPr>
+        <w:t>data['content'][0]['text']</w:t>
+      </w:r>
+      <w:r>
+        <w:rPr>
+          <w:rFonts w:ascii="Times New Roman" w:hAnsi="Times New Roman"/>
+          <w:b w:val="0"/>
+          <w:i w:val="0"/>
+          <w:sz w:val="22"/>
+        </w:rPr>
+        <w:t>). Si le proxy Cloudflare Worker retournait un format Groq/OpenAI (</w:t>
+      </w:r>
+      <w:r>
+        <w:rPr>
+          <w:rFonts w:ascii="Times New Roman" w:hAnsi="Times New Roman"/>
+          <w:b w:val="0"/>
+          <w:i w:val="0"/>
+          <w:sz w:val="22"/>
+        </w:rPr>
+        <w:t>choices[0].message.content</w:t>
+      </w:r>
+      <w:r>
+        <w:rPr>
+          <w:rFonts w:ascii="Times New Roman" w:hAnsi="Times New Roman"/>
+          <w:b w:val="0"/>
+          <w:i w:val="0"/>
+          <w:sz w:val="22"/>
+        </w:rPr>
+        <w:t xml:space="preserve">), la réponse était </w:t>
+      </w:r>
+      <w:r>
+        <w:rPr>
+          <w:rFonts w:ascii="Times New Roman" w:hAnsi="Times New Roman"/>
+          <w:b w:val="0"/>
+          <w:i w:val="0"/>
+          <w:sz w:val="22"/>
+        </w:rPr>
+        <w:t>null</w:t>
+      </w:r>
+      <w:r>
+        <w:rPr>
+          <w:rFonts w:ascii="Times New Roman" w:hAnsi="Times New Roman"/>
+          <w:b w:val="0"/>
+          <w:i w:val="0"/>
+          <w:sz w:val="22"/>
+        </w:rPr>
+        <w:t xml:space="preserve"> et le chat plantait silencieusement.</w:t>
+      </w:r>
+    </w:p>
+    <w:p>
+      <w:pPr>
+        <w:spacing w:after="120"/>
+      </w:pPr>
+      <w:r>
+        <w:rPr>
+          <w:rFonts w:ascii="Times New Roman" w:hAnsi="Times New Roman"/>
+          <w:b w:val="0"/>
+          <w:i w:val="0"/>
+          <w:sz w:val="22"/>
+        </w:rPr>
+        <w:t>Cause :</w:t>
+      </w:r>
+      <w:r>
+        <w:rPr>
+          <w:rFonts w:ascii="Times New Roman" w:hAnsi="Times New Roman"/>
+          <w:b w:val="0"/>
+          <w:i w:val="0"/>
+          <w:sz w:val="22"/>
+        </w:rPr>
+        <w:t xml:space="preserve"> Le parser était écrit pour un format unique, sans détection de l'API sous-jacente.</w:t>
+      </w:r>
+    </w:p>
+    <w:p>
+      <w:pPr>
+        <w:spacing w:after="120"/>
+      </w:pPr>
+      <w:r>
+        <w:rPr>
+          <w:rFonts w:ascii="Times New Roman" w:hAnsi="Times New Roman"/>
+          <w:b w:val="0"/>
+          <w:i w:val="0"/>
+          <w:sz w:val="22"/>
+        </w:rPr>
+        <w:t>Solution :</w:t>
+      </w:r>
+      <w:r>
+        <w:rPr>
+          <w:rFonts w:ascii="Times New Roman" w:hAnsi="Times New Roman"/>
+          <w:b w:val="0"/>
+          <w:i w:val="0"/>
+          <w:sz w:val="22"/>
+        </w:rPr>
+        <w:t xml:space="preserve"> Détection en cascade :</w:t>
+      </w:r>
+    </w:p>
+    <w:p>
+      <w:pPr>
+        <w:pStyle w:val="ListNumber"/>
+      </w:pPr>
+      <w:r>
+        <w:rPr>
+          <w:rFonts w:ascii="Times New Roman" w:hAnsi="Times New Roman"/>
+          <w:b w:val="0"/>
+          <w:i w:val="0"/>
+          <w:sz w:val="21"/>
+        </w:rPr>
+        <w:t xml:space="preserve">Tente d'abord </w:t>
+      </w:r>
+      <w:r>
+        <w:rPr>
+          <w:rFonts w:ascii="Times New Roman" w:hAnsi="Times New Roman"/>
+          <w:b w:val="0"/>
+          <w:i w:val="0"/>
+          <w:sz w:val="21"/>
+        </w:rPr>
+        <w:t>Groq/OpenAI</w:t>
+      </w:r>
+      <w:r>
+        <w:rPr>
+          <w:rFonts w:ascii="Times New Roman" w:hAnsi="Times New Roman"/>
+          <w:b w:val="0"/>
+          <w:i w:val="0"/>
+          <w:sz w:val="21"/>
+        </w:rPr>
+        <w:t xml:space="preserve"> : </w:t>
+      </w:r>
+      <w:r>
+        <w:rPr>
+          <w:rFonts w:ascii="Times New Roman" w:hAnsi="Times New Roman"/>
+          <w:b w:val="0"/>
+          <w:i w:val="0"/>
+          <w:sz w:val="21"/>
+        </w:rPr>
+        <w:t>data['choices']?[0]?['message']?['content']</w:t>
+      </w:r>
+    </w:p>
+    <w:p>
+      <w:pPr>
+        <w:pStyle w:val="ListNumber"/>
+      </w:pPr>
+      <w:r>
+        <w:rPr>
+          <w:rFonts w:ascii="Times New Roman" w:hAnsi="Times New Roman"/>
+          <w:b w:val="0"/>
+          <w:i w:val="0"/>
+          <w:sz w:val="21"/>
+        </w:rPr>
+        <w:t xml:space="preserve">Fallback sur </w:t>
+      </w:r>
+      <w:r>
+        <w:rPr>
+          <w:rFonts w:ascii="Times New Roman" w:hAnsi="Times New Roman"/>
+          <w:b w:val="0"/>
+          <w:i w:val="0"/>
+          <w:sz w:val="21"/>
+        </w:rPr>
+        <w:t>Anthropic</w:t>
+      </w:r>
+      <w:r>
+        <w:rPr>
+          <w:rFonts w:ascii="Times New Roman" w:hAnsi="Times New Roman"/>
+          <w:b w:val="0"/>
+          <w:i w:val="0"/>
+          <w:sz w:val="21"/>
+        </w:rPr>
+        <w:t xml:space="preserve"> : </w:t>
+      </w:r>
+      <w:r>
+        <w:rPr>
+          <w:rFonts w:ascii="Times New Roman" w:hAnsi="Times New Roman"/>
+          <w:b w:val="0"/>
+          <w:i w:val="0"/>
+          <w:sz w:val="21"/>
+        </w:rPr>
+        <w:t>data['content']?[0]?['text']</w:t>
+      </w:r>
+    </w:p>
+    <w:p>
+      <w:pPr>
+        <w:pStyle w:val="ListNumber"/>
+      </w:pPr>
+      <w:r>
+        <w:rPr>
+          <w:rFonts w:ascii="Times New Roman" w:hAnsi="Times New Roman"/>
+          <w:b w:val="0"/>
+          <w:i w:val="0"/>
+          <w:sz w:val="21"/>
+        </w:rPr>
+        <w:t xml:space="preserve">Si aucun des deux formats n'est reconnu → </w:t>
+      </w:r>
+      <w:r>
+        <w:rPr>
+          <w:rFonts w:ascii="Times New Roman" w:hAnsi="Times New Roman"/>
+          <w:b w:val="0"/>
+          <w:i w:val="0"/>
+          <w:sz w:val="21"/>
+        </w:rPr>
+        <w:t>Exception('Format de réponse inattendu du serveur.')</w:t>
+      </w:r>
+    </w:p>
+    <w:p>
+      <w:pPr>
+        <w:spacing w:after="120"/>
+      </w:pPr>
+      <w:r>
+        <w:rPr>
+          <w:rFonts w:ascii="Times New Roman" w:hAnsi="Times New Roman"/>
+          <w:b w:val="0"/>
+          <w:i w:val="0"/>
+          <w:sz w:val="22"/>
+        </w:rPr>
+        <w:t>Le client Flutter est maintenant indépendant du format de l'API sous-jacente utilisée par le proxy.</w:t>
+      </w:r>
+    </w:p>
+    <w:p>
+      <w:pPr>
+        <w:pBdr>
+          <w:bottom w:val="single" w:sz="4" w:space="1" w:color="000000"/>
+        </w:pBdr>
+        <w:spacing w:before="40" w:after="40"/>
+      </w:pPr>
+    </w:p>
+    <w:p>
+      <w:pPr>
         <w:pStyle w:val="Heading2"/>
       </w:pPr>
       <w:r>
@@ -14944,7 +18698,7 @@
                 <w:i w:val="0"/>
                 <w:sz w:val="19"/>
               </w:rPr>
-              <w:t>62 fichiers</w:t>
+              <w:t>~57 fichiers</w:t>
             </w:r>
           </w:p>
         </w:tc>
@@ -15322,7 +19076,7 @@
                 <w:i w:val="0"/>
                 <w:sz w:val="19"/>
               </w:rPr>
-              <w:t>100+ profils sénégalais</w:t>
+              <w:t>112 profils sénégalais</w:t>
             </w:r>
           </w:p>
         </w:tc>
@@ -15492,7 +19246,7 @@
           <w:i w:val="0"/>
           <w:sz w:val="22"/>
         </w:rPr>
-        <w:t>L'application a été compilée en APK release signé (57.9 MB) et est disponible au téléchargement :</w:t>
+        <w:t>L'application a été compilée en APK release signé (58.3 MB) et est disponible au téléchargement :</w:t>
       </w:r>
     </w:p>
     <w:p>
@@ -15675,7 +19429,7 @@
                 <w:i w:val="0"/>
                 <w:sz w:val="19"/>
               </w:rPr>
-              <w:t>57.9 MB</w:t>
+              <w:t>58.3 MB</w:t>
             </w:r>
           </w:p>
         </w:tc>
@@ -15852,7 +19606,7 @@
                 <w:i w:val="0"/>
                 <w:sz w:val="19"/>
               </w:rPr>
-              <w:t>MaterialIcons réduit de 1 645 184 → 16 040 octets (−99 %)</w:t>
+              <w:t>MaterialIcons réduit de 1 645 184 → 16 528 octets (−99 %)</w:t>
             </w:r>
           </w:p>
         </w:tc>
@@ -15934,7 +19688,7 @@
           <w:color w:val="606060"/>
           <w:sz w:val="18"/>
         </w:rPr>
-        <w:t>📸  Terminal : ✓ Built build\app\outputs\flutter-apk\app-release.apk (57.9MB)</w:t>
+        <w:t>📸  Terminal : ✓ Built build\app\outputs\flutter-apk\app-release.apk (58.3MB)</w:t>
       </w:r>
     </w:p>
     <w:tbl>
@@ -17117,7 +20871,7 @@
                 <w:i w:val="0"/>
                 <w:sz w:val="19"/>
               </w:rPr>
-              <w:t>, FAB pulsant, agenda rôle-spécifique</w:t>
+              <w:t>, FAB pulsant, agenda rôle-spécifique, matching rôle-adaptatif, système de Contacts, bouton Annuler session</w:t>
             </w:r>
           </w:p>
         </w:tc>
@@ -17179,7 +20933,7 @@
                 <w:i w:val="0"/>
                 <w:sz w:val="19"/>
               </w:rPr>
-              <w:t xml:space="preserve">20+ opérations CRUD, </w:t>
+              <w:t xml:space="preserve">21+ opérations CRUD, </w:t>
             </w:r>
             <w:r>
               <w:rPr>
@@ -17225,6 +20979,33 @@
                 <w:sz w:val="19"/>
               </w:rPr>
               <w:t>lastSenderId</w:t>
+            </w:r>
+            <w:r>
+              <w:rPr>
+                <w:rFonts w:ascii="Times New Roman" w:hAnsi="Times New Roman"/>
+                <w:b w:val="0"/>
+                <w:i w:val="0"/>
+                <w:sz w:val="19"/>
+              </w:rPr>
+              <w:t xml:space="preserve">, type </w:t>
+            </w:r>
+            <w:r>
+              <w:rPr>
+                <w:rFonts w:ascii="Times New Roman" w:hAnsi="Times New Roman"/>
+                <w:b w:val="0"/>
+                <w:i w:val="0"/>
+                <w:sz w:val="19"/>
+              </w:rPr>
+              <w:t>'investment'</w:t>
+            </w:r>
+            <w:r>
+              <w:rPr>
+                <w:rFonts w:ascii="Times New Roman" w:hAnsi="Times New Roman"/>
+                <w:b w:val="0"/>
+                <w:i w:val="0"/>
+                <w:sz w:val="19"/>
+              </w:rPr>
+              <w:t>, sanitize Firebase path</w:t>
             </w:r>
           </w:p>
         </w:tc>
@@ -17384,7 +21165,61 @@
                 <w:i w:val="0"/>
                 <w:sz w:val="19"/>
               </w:rPr>
-              <w:t>Stats rôle-spécifiques, LinkedIn cliquable, projets Entrepreneur uniquement, boutons rôle-adaptatifs</w:t>
+              <w:t xml:space="preserve">Stats rôle-spécifiques, LinkedIn cliquable, "Mes contacts" Entrepreneur, </w:t>
+            </w:r>
+            <w:r>
+              <w:rPr>
+                <w:rFonts w:ascii="Times New Roman" w:hAnsi="Times New Roman"/>
+                <w:b w:val="0"/>
+                <w:i w:val="0"/>
+                <w:sz w:val="19"/>
+              </w:rPr>
+              <w:t>BoxFit.cover</w:t>
+            </w:r>
+            <w:r>
+              <w:rPr>
+                <w:rFonts w:ascii="Times New Roman" w:hAnsi="Times New Roman"/>
+                <w:b w:val="0"/>
+                <w:i w:val="0"/>
+                <w:sz w:val="19"/>
+              </w:rPr>
+              <w:t xml:space="preserve"> Avatar, projets CRUD + </w:t>
+            </w:r>
+            <w:r>
+              <w:rPr>
+                <w:rFonts w:ascii="Times New Roman" w:hAnsi="Times New Roman"/>
+                <w:b w:val="0"/>
+                <w:i w:val="0"/>
+                <w:sz w:val="19"/>
+              </w:rPr>
+              <w:t>mode édition</w:t>
+            </w:r>
+            <w:r>
+              <w:rPr>
+                <w:rFonts w:ascii="Times New Roman" w:hAnsi="Times New Roman"/>
+                <w:b w:val="0"/>
+                <w:i w:val="0"/>
+                <w:sz w:val="19"/>
+              </w:rPr>
+              <w:t xml:space="preserve"> </w:t>
+            </w:r>
+            <w:r>
+              <w:rPr>
+                <w:rFonts w:ascii="Times New Roman" w:hAnsi="Times New Roman"/>
+                <w:b w:val="0"/>
+                <w:i w:val="0"/>
+                <w:sz w:val="19"/>
+              </w:rPr>
+              <w:t>AddProjectPage(existingProject:)</w:t>
+            </w:r>
+            <w:r>
+              <w:rPr>
+                <w:rFonts w:ascii="Times New Roman" w:hAnsi="Times New Roman"/>
+                <w:b w:val="0"/>
+                <w:i w:val="0"/>
+                <w:sz w:val="19"/>
+              </w:rPr>
+              <w:t xml:space="preserve"> + boutons rôle-adaptatifs</w:t>
             </w:r>
           </w:p>
         </w:tc>
@@ -17446,7 +21281,7 @@
                 <w:i w:val="0"/>
                 <w:sz w:val="19"/>
               </w:rPr>
-              <w:t xml:space="preserve">Filtres, DIALI IA, pitch validé (3 étapes), CIS informatif, Wave Premium, </w:t>
+              <w:t xml:space="preserve">Filtres pitchs dynamiques, DIALI IA, flux investisseur complet, système de Contacts, compatibilité dynamique, bouton Annuler agenda, CIS, Wave Premium, </w:t>
             </w:r>
             <w:r>
               <w:rPr>
@@ -17455,7 +21290,7 @@
                 <w:i w:val="0"/>
                 <w:sz w:val="19"/>
               </w:rPr>
-              <w:t>sauvegarde MDP</w:t>
+              <w:t>déploiement APK</w:t>
             </w:r>
             <w:r>
               <w:rPr>
@@ -17464,7 +21299,7 @@
                 <w:i w:val="0"/>
                 <w:sz w:val="19"/>
               </w:rPr>
-              <w:t xml:space="preserve">, </w:t>
+              <w:t>, booking Firebase réel (</w:t>
             </w:r>
             <w:r>
               <w:rPr>
@@ -17473,7 +21308,25 @@
                 <w:i w:val="0"/>
                 <w:sz w:val="19"/>
               </w:rPr>
-              <w:t>déploiement APK</w:t>
+              <w:t>_BookingSheet</w:t>
+            </w:r>
+            <w:r>
+              <w:rPr>
+                <w:rFonts w:ascii="Times New Roman" w:hAnsi="Times New Roman"/>
+                <w:b w:val="0"/>
+                <w:i w:val="0"/>
+                <w:sz w:val="19"/>
+              </w:rPr>
+              <w:t xml:space="preserve">), notifications inline Accept/Decline, </w:t>
+            </w:r>
+            <w:r>
+              <w:rPr>
+                <w:rFonts w:ascii="Times New Roman" w:hAnsi="Times New Roman"/>
+                <w:b w:val="0"/>
+                <w:i w:val="0"/>
+                <w:sz w:val="19"/>
+              </w:rPr>
+              <w:t>_AvailabilityPreview</w:t>
             </w:r>
           </w:p>
         </w:tc>
@@ -17535,7 +21388,7 @@
                 <w:i w:val="0"/>
                 <w:sz w:val="19"/>
               </w:rPr>
-              <w:t xml:space="preserve">14+ bugs documentés, métriques complètes, qualité du code, </w:t>
+              <w:t xml:space="preserve">27 bugs documentés, métriques complètes, qualité du code, </w:t>
             </w:r>
             <w:r>
               <w:rPr>
@@ -17544,7 +21397,7 @@
                 <w:i w:val="0"/>
                 <w:sz w:val="19"/>
               </w:rPr>
-              <w:t>APK signé déployé et mis à jour</w:t>
+              <w:t>APK signé déployé (58.3 MB)</w:t>
             </w:r>
           </w:p>
         </w:tc>
@@ -17745,6 +21598,218 @@
           <w:sz w:val="22"/>
         </w:rPr>
         <w:t>, complète, réactive et prête pour la mise sur le marché africain.</w:t>
+      </w:r>
+    </w:p>
+    <w:p>
+      <w:pPr>
+        <w:spacing w:after="120"/>
+      </w:pPr>
+      <w:r>
+        <w:rPr>
+          <w:rFonts w:ascii="Times New Roman" w:hAnsi="Times New Roman"/>
+          <w:b w:val="0"/>
+          <w:i w:val="0"/>
+          <w:sz w:val="22"/>
+        </w:rPr>
+        <w:t xml:space="preserve">Les dernières itérations ont enrichi la plateforme avec un </w:t>
+      </w:r>
+      <w:r>
+        <w:rPr>
+          <w:rFonts w:ascii="Times New Roman" w:hAnsi="Times New Roman"/>
+          <w:b w:val="0"/>
+          <w:i w:val="0"/>
+          <w:sz w:val="22"/>
+        </w:rPr>
+        <w:t>flux investisseur complet</w:t>
+      </w:r>
+      <w:r>
+        <w:rPr>
+          <w:rFonts w:ascii="Times New Roman" w:hAnsi="Times New Roman"/>
+          <w:b w:val="0"/>
+          <w:i w:val="0"/>
+          <w:sz w:val="22"/>
+        </w:rPr>
+        <w:t xml:space="preserve"> (propositions d'investissement, acceptation, relation de Contacts), un </w:t>
+      </w:r>
+      <w:r>
+        <w:rPr>
+          <w:rFonts w:ascii="Times New Roman" w:hAnsi="Times New Roman"/>
+          <w:b w:val="0"/>
+          <w:i w:val="0"/>
+          <w:sz w:val="22"/>
+        </w:rPr>
+        <w:t>système de Contacts</w:t>
+      </w:r>
+      <w:r>
+        <w:rPr>
+          <w:rFonts w:ascii="Times New Roman" w:hAnsi="Times New Roman"/>
+          <w:b w:val="0"/>
+          <w:i w:val="0"/>
+          <w:sz w:val="22"/>
+        </w:rPr>
+        <w:t xml:space="preserve"> centralisant toutes les relations acceptées, un </w:t>
+      </w:r>
+      <w:r>
+        <w:rPr>
+          <w:rFonts w:ascii="Times New Roman" w:hAnsi="Times New Roman"/>
+          <w:b w:val="0"/>
+          <w:i w:val="0"/>
+          <w:sz w:val="22"/>
+        </w:rPr>
+        <w:t>matching rôle-adaptatif</w:t>
+      </w:r>
+      <w:r>
+        <w:rPr>
+          <w:rFonts w:ascii="Times New Roman" w:hAnsi="Times New Roman"/>
+          <w:b w:val="0"/>
+          <w:i w:val="0"/>
+          <w:sz w:val="22"/>
+        </w:rPr>
+        <w:t xml:space="preserve"> (Mentor/Investisseur voient les Entrepreneurs), une </w:t>
+      </w:r>
+      <w:r>
+        <w:rPr>
+          <w:rFonts w:ascii="Times New Roman" w:hAnsi="Times New Roman"/>
+          <w:b w:val="0"/>
+          <w:i w:val="0"/>
+          <w:sz w:val="22"/>
+        </w:rPr>
+        <w:t>compatibilité dynamique</w:t>
+      </w:r>
+      <w:r>
+        <w:rPr>
+          <w:rFonts w:ascii="Times New Roman" w:hAnsi="Times New Roman"/>
+          <w:b w:val="0"/>
+          <w:i w:val="0"/>
+          <w:sz w:val="22"/>
+        </w:rPr>
+        <w:t xml:space="preserve"> synchronisée entre affichage et tri, et des </w:t>
+      </w:r>
+      <w:r>
+        <w:rPr>
+          <w:rFonts w:ascii="Times New Roman" w:hAnsi="Times New Roman"/>
+          <w:b w:val="0"/>
+          <w:i w:val="0"/>
+          <w:sz w:val="22"/>
+        </w:rPr>
+        <w:t>filtres avancés</w:t>
+      </w:r>
+      <w:r>
+        <w:rPr>
+          <w:rFonts w:ascii="Times New Roman" w:hAnsi="Times New Roman"/>
+          <w:b w:val="0"/>
+          <w:i w:val="0"/>
+          <w:sz w:val="22"/>
+        </w:rPr>
+        <w:t xml:space="preserve"> dans la page Pitchs Publiés. Des corrections ciblées ont également renforcé la robustesse : </w:t>
+      </w:r>
+      <w:r>
+        <w:rPr>
+          <w:rFonts w:ascii="Times New Roman" w:hAnsi="Times New Roman"/>
+          <w:b w:val="0"/>
+          <w:i w:val="0"/>
+          <w:sz w:val="22"/>
+        </w:rPr>
+        <w:t>navigation contextuelle</w:t>
+      </w:r>
+      <w:r>
+        <w:rPr>
+          <w:rFonts w:ascii="Times New Roman" w:hAnsi="Times New Roman"/>
+          <w:b w:val="0"/>
+          <w:i w:val="0"/>
+          <w:sz w:val="22"/>
+        </w:rPr>
+        <w:t xml:space="preserve"> depuis le centre de notifications, </w:t>
+      </w:r>
+      <w:r>
+        <w:rPr>
+          <w:rFonts w:ascii="Times New Roman" w:hAnsi="Times New Roman"/>
+          <w:b w:val="0"/>
+          <w:i w:val="0"/>
+          <w:sz w:val="22"/>
+        </w:rPr>
+        <w:t>anti-doublon</w:t>
+      </w:r>
+      <w:r>
+        <w:rPr>
+          <w:rFonts w:ascii="Times New Roman" w:hAnsi="Times New Roman"/>
+          <w:b w:val="0"/>
+          <w:i w:val="0"/>
+          <w:sz w:val="22"/>
+        </w:rPr>
+        <w:t xml:space="preserve"> sur les demandes de mentorat via </w:t>
+      </w:r>
+      <w:r>
+        <w:rPr>
+          <w:rFonts w:ascii="Times New Roman" w:hAnsi="Times New Roman"/>
+          <w:b w:val="0"/>
+          <w:i w:val="0"/>
+          <w:sz w:val="22"/>
+        </w:rPr>
+        <w:t>hasPendingRequest()</w:t>
+      </w:r>
+      <w:r>
+        <w:rPr>
+          <w:rFonts w:ascii="Times New Roman" w:hAnsi="Times New Roman"/>
+          <w:b w:val="0"/>
+          <w:i w:val="0"/>
+          <w:sz w:val="22"/>
+        </w:rPr>
+        <w:t xml:space="preserve">, </w:t>
+      </w:r>
+      <w:r>
+        <w:rPr>
+          <w:rFonts w:ascii="Times New Roman" w:hAnsi="Times New Roman"/>
+          <w:b w:val="0"/>
+          <w:i w:val="0"/>
+          <w:sz w:val="22"/>
+        </w:rPr>
+        <w:t>genre par défaut neutre</w:t>
+      </w:r>
+      <w:r>
+        <w:rPr>
+          <w:rFonts w:ascii="Times New Roman" w:hAnsi="Times New Roman"/>
+          <w:b w:val="0"/>
+          <w:i w:val="0"/>
+          <w:sz w:val="22"/>
+        </w:rPr>
+        <w:t xml:space="preserve"> ("Non précisé"), </w:t>
+      </w:r>
+      <w:r>
+        <w:rPr>
+          <w:rFonts w:ascii="Times New Roman" w:hAnsi="Times New Roman"/>
+          <w:b w:val="0"/>
+          <w:i w:val="0"/>
+          <w:sz w:val="22"/>
+        </w:rPr>
+        <w:t>suppression des sessions statiques</w:t>
+      </w:r>
+      <w:r>
+        <w:rPr>
+          <w:rFonts w:ascii="Times New Roman" w:hAnsi="Times New Roman"/>
+          <w:b w:val="0"/>
+          <w:i w:val="0"/>
+          <w:sz w:val="22"/>
+        </w:rPr>
+        <w:t xml:space="preserve"> de l'agenda au profit d'un rendu purement Firebase, et </w:t>
+      </w:r>
+      <w:r>
+        <w:rPr>
+          <w:rFonts w:ascii="Times New Roman" w:hAnsi="Times New Roman"/>
+          <w:b w:val="0"/>
+          <w:i w:val="0"/>
+          <w:sz w:val="22"/>
+        </w:rPr>
+        <w:t>parser chatbot cascadant</w:t>
+      </w:r>
+      <w:r>
+        <w:rPr>
+          <w:rFonts w:ascii="Times New Roman" w:hAnsi="Times New Roman"/>
+          <w:b w:val="0"/>
+          <w:i w:val="0"/>
+          <w:sz w:val="22"/>
+        </w:rPr>
+        <w:t xml:space="preserve"> supportant les formats Groq/OpenAI et Anthropic. Ces évolutions confirment la maturité et l'extensibilité de l'architecture choisie.</w:t>
       </w:r>
     </w:p>
     <w:p>

--- a/livrables/docx/DIAPALER_AFRICA_Livrable6.docx
+++ b/livrables/docx/DIAPALER_AFRICA_Livrable6.docx
@@ -975,24 +975,46 @@
         <w:t>📸  📸 [Insérer ici le logo de l'ESP + une belle capture de l'application]</w:t>
       </w:r>
     </w:p>
-    <w:p>
-      <w:pPr>
-        <w:spacing w:before="2835" w:after="240"/>
-        <w:ind w:left="0"/>
-        <w:shd w:val="clear" w:color="auto" w:fill="F9FAFB"/>
-        <w:pBdr>
-          <w:left w:val="single" w:sz="6" w:space="6" w:color="D1D5DB"/>
-        </w:pBdr>
-      </w:pPr>
-      <w:r>
-        <w:rPr>
-          <w:rFonts w:ascii="Calibri" w:hAnsi="Calibri"/>
-          <w:i/>
-          <w:color w:val="ABB5BF"/>
-          <w:sz w:val="18"/>
-        </w:rPr>
-        <w:t>[ Insérer la capture d'écran ici ]</w:t>
-      </w:r>
+    <w:tbl>
+      <w:tblPr>
+        <w:tblStyle w:val="TableGrid"/>
+        <w:tblW w:type="auto" w:w="0"/>
+        <w:tblLook w:firstColumn="1" w:firstRow="1" w:lastColumn="0" w:lastRow="0" w:noHBand="0" w:noVBand="1" w:val="04A0"/>
+      </w:tblPr>
+      <w:tblGrid>
+        <w:gridCol w:w="9406"/>
+      </w:tblGrid>
+      <w:tr>
+        <w:trPr>
+          <w:trHeight w:val="3969" w:hRule="atLeast"/>
+        </w:trPr>
+        <w:tc>
+          <w:tcPr>
+            <w:tcW w:type="dxa" w:w="9406"/>
+            <w:shd w:val="clear" w:color="auto" w:fill="F9FAFB"/>
+          </w:tcPr>
+          <w:p>
+            <w:pPr>
+              <w:spacing w:before="1587"/>
+              <w:jc w:val="center"/>
+            </w:pPr>
+            <w:r>
+              <w:rPr>
+                <w:rFonts w:ascii="Calibri" w:hAnsi="Calibri"/>
+                <w:i/>
+                <w:color w:val="ABB5BF"/>
+                <w:sz w:val="18"/>
+              </w:rPr>
+              <w:t>[ Insérer la capture d'écran ici ]</w:t>
+            </w:r>
+          </w:p>
+        </w:tc>
+      </w:tr>
+    </w:tbl>
+    <w:p>
+      <w:pPr>
+        <w:spacing w:after="240"/>
+      </w:pPr>
     </w:p>
     <w:p>
       <w:pPr>
@@ -1000,6 +1022,15 @@
       </w:pPr>
       <w:r>
         <w:t>Résumé exécutif</w:t>
+      </w:r>
+    </w:p>
+    <w:p>
+      <w:r>
+        <w:rPr>
+          <w:rFonts w:ascii="Calibri" w:hAnsi="Calibri"/>
+          <w:sz w:val="22"/>
+        </w:rPr>
+        <w:t>Ce rapport final synthétise l'ensemble du travail réalisé au cours du semestre sur le projet DIAPALER AFRICA. Il présente non seulement les fonctionnalités implémentées et les choix techniques effectués, mais aussi les obstacles rencontrés et les solutions apportées. Notre objectif est de montrer la cohérence entre la vision initiale du projet, les décisions prises en cours de développement, et le produit livré. Ce document s'adresse à la fois à l'enseignant évaluateur et à tout lecteur souhaitant comprendre notre démarche technique et humaine.</w:t>
       </w:r>
     </w:p>
     <w:p>
@@ -1383,6 +1414,15 @@
       </w:pPr>
       <w:r>
         <w:t>1. Présentation du projet</w:t>
+      </w:r>
+    </w:p>
+    <w:p>
+      <w:r>
+        <w:rPr>
+          <w:rFonts w:ascii="Calibri" w:hAnsi="Calibri"/>
+          <w:sz w:val="22"/>
+        </w:rPr>
+        <w:t>DIAPALER AFRICA est née d'un constat simple : malgré la dynamique entrepreneuriale croissante au Sénégal et en Afrique de l'Ouest, les jeunes entrepreneurs manquent d'accès à des mentors expérimentés et à des investisseurs sérieux. Notre application mobile répond à ce besoin en créant une plateforme de mise en relation structurée, accessible depuis n'importe quel smartphone Android. Le nom "DIAPALER" est issu du wolof et signifie "avancer ensemble" — une philosophie qui guide l'ensemble de nos choix de conception. Cette section présente le contexte qui a motivé le projet, les rôles d'utilisateurs définis, et l'étendue des fonctionnalités développées.</w:t>
       </w:r>
     </w:p>
     <w:p>
@@ -1498,24 +1538,46 @@
         <w:t>📸  📸 CAPTURE D'ÉCRAN — Écran d'accueil DIAPALER AFRICA</w:t>
       </w:r>
     </w:p>
-    <w:p>
-      <w:pPr>
-        <w:spacing w:before="2835" w:after="240"/>
-        <w:ind w:left="0"/>
-        <w:shd w:val="clear" w:color="auto" w:fill="F9FAFB"/>
-        <w:pBdr>
-          <w:left w:val="single" w:sz="6" w:space="6" w:color="D1D5DB"/>
-        </w:pBdr>
-      </w:pPr>
-      <w:r>
-        <w:rPr>
-          <w:rFonts w:ascii="Calibri" w:hAnsi="Calibri"/>
-          <w:i/>
-          <w:color w:val="ABB5BF"/>
-          <w:sz w:val="18"/>
-        </w:rPr>
-        <w:t>[ Insérer la capture d'écran ici ]</w:t>
-      </w:r>
+    <w:tbl>
+      <w:tblPr>
+        <w:tblStyle w:val="TableGrid"/>
+        <w:tblW w:type="auto" w:w="0"/>
+        <w:tblLook w:firstColumn="1" w:firstRow="1" w:lastColumn="0" w:lastRow="0" w:noHBand="0" w:noVBand="1" w:val="04A0"/>
+      </w:tblPr>
+      <w:tblGrid>
+        <w:gridCol w:w="9406"/>
+      </w:tblGrid>
+      <w:tr>
+        <w:trPr>
+          <w:trHeight w:val="3969" w:hRule="atLeast"/>
+        </w:trPr>
+        <w:tc>
+          <w:tcPr>
+            <w:tcW w:type="dxa" w:w="9406"/>
+            <w:shd w:val="clear" w:color="auto" w:fill="F9FAFB"/>
+          </w:tcPr>
+          <w:p>
+            <w:pPr>
+              <w:spacing w:before="1587"/>
+              <w:jc w:val="center"/>
+            </w:pPr>
+            <w:r>
+              <w:rPr>
+                <w:rFonts w:ascii="Calibri" w:hAnsi="Calibri"/>
+                <w:i/>
+                <w:color w:val="ABB5BF"/>
+                <w:sz w:val="18"/>
+              </w:rPr>
+              <w:t>[ Insérer la capture d'écran ici ]</w:t>
+            </w:r>
+          </w:p>
+        </w:tc>
+      </w:tr>
+    </w:tbl>
+    <w:p>
+      <w:pPr>
+        <w:spacing w:after="240"/>
+      </w:pPr>
     </w:p>
     <w:p>
       <w:pPr>
@@ -1523,6 +1585,15 @@
       </w:pPr>
       <w:r>
         <w:t>1.2 Nom et concept</w:t>
+      </w:r>
+    </w:p>
+    <w:p>
+      <w:r>
+        <w:rPr>
+          <w:rFonts w:ascii="Calibri" w:hAnsi="Calibri"/>
+          <w:sz w:val="22"/>
+        </w:rPr>
+        <w:t>Le choix du nom et de l'identité culturelle de l'application n'a pas été anodin. Nous voulions que DIAPALER AFRICA soit ressentie comme une application sénégalaise à part entière, et non comme un produit importé adapté au contexte local. Les décisions que nous avons prises — le nom, les couleurs, la langue de l'IA, les villes référencées — reflètent toutes cet ancrage volontaire dans la réalité sénégalaise.</w:t>
       </w:r>
     </w:p>
     <w:p>
@@ -1956,6 +2027,15 @@
       </w:pPr>
       <w:r>
         <w:t>1.3 Public cible et rôles</w:t>
+      </w:r>
+    </w:p>
+    <w:p>
+      <w:r>
+        <w:rPr>
+          <w:rFonts w:ascii="Calibri" w:hAnsi="Calibri"/>
+          <w:sz w:val="22"/>
+        </w:rPr>
+        <w:t>L'une des premières décisions structurantes du projet a été de définir des rôles distincts pour les utilisateurs. Plutôt que de créer une application générique, nous avons conçu trois expériences différentes — Entrepreneur, Mentor, Investisseur — avec des tableaux de bord, des fonctionnalités et des statistiques adaptés à chaque profil. Cette segmentation reflète la réalité de l'écosystème entrepreneurial sénégalais, où les besoins d'un jeune porteur de projet sont fondamentalement différents de ceux d'un expert sectoriel ou d'un business angel.</w:t>
       </w:r>
     </w:p>
     <w:tbl>
@@ -2212,24 +2292,46 @@
         <w:t>📸  📸 CAPTURE D'ÉCRAN — Écran de Choix du Rôle (3 cartes illustrées)</w:t>
       </w:r>
     </w:p>
-    <w:p>
-      <w:pPr>
-        <w:spacing w:before="2835" w:after="240"/>
-        <w:ind w:left="0"/>
-        <w:shd w:val="clear" w:color="auto" w:fill="F9FAFB"/>
-        <w:pBdr>
-          <w:left w:val="single" w:sz="6" w:space="6" w:color="D1D5DB"/>
-        </w:pBdr>
-      </w:pPr>
-      <w:r>
-        <w:rPr>
-          <w:rFonts w:ascii="Calibri" w:hAnsi="Calibri"/>
-          <w:i/>
-          <w:color w:val="ABB5BF"/>
-          <w:sz w:val="18"/>
-        </w:rPr>
-        <w:t>[ Insérer la capture d'écran ici ]</w:t>
-      </w:r>
+    <w:tbl>
+      <w:tblPr>
+        <w:tblStyle w:val="TableGrid"/>
+        <w:tblW w:type="auto" w:w="0"/>
+        <w:tblLook w:firstColumn="1" w:firstRow="1" w:lastColumn="0" w:lastRow="0" w:noHBand="0" w:noVBand="1" w:val="04A0"/>
+      </w:tblPr>
+      <w:tblGrid>
+        <w:gridCol w:w="9406"/>
+      </w:tblGrid>
+      <w:tr>
+        <w:trPr>
+          <w:trHeight w:val="3969" w:hRule="atLeast"/>
+        </w:trPr>
+        <w:tc>
+          <w:tcPr>
+            <w:tcW w:type="dxa" w:w="9406"/>
+            <w:shd w:val="clear" w:color="auto" w:fill="F9FAFB"/>
+          </w:tcPr>
+          <w:p>
+            <w:pPr>
+              <w:spacing w:before="1587"/>
+              <w:jc w:val="center"/>
+            </w:pPr>
+            <w:r>
+              <w:rPr>
+                <w:rFonts w:ascii="Calibri" w:hAnsi="Calibri"/>
+                <w:i/>
+                <w:color w:val="ABB5BF"/>
+                <w:sz w:val="18"/>
+              </w:rPr>
+              <w:t>[ Insérer la capture d'écran ici ]</w:t>
+            </w:r>
+          </w:p>
+        </w:tc>
+      </w:tr>
+    </w:tbl>
+    <w:p>
+      <w:pPr>
+        <w:spacing w:after="240"/>
+      </w:pPr>
     </w:p>
     <w:p>
       <w:pPr>
@@ -2237,6 +2339,15 @@
       </w:pPr>
       <w:r>
         <w:t>1.4 Fonctionnalités complètes</w:t>
+      </w:r>
+    </w:p>
+    <w:p>
+      <w:r>
+        <w:rPr>
+          <w:rFonts w:ascii="Calibri" w:hAnsi="Calibri"/>
+          <w:sz w:val="22"/>
+        </w:rPr>
+        <w:t>Le tableau ci-dessous recense l'ensemble des fonctionnalités implémentées dans DIAPALER AFRICA. Au fil du développement, le périmètre a évolué au-delà des exigences initiales du cahier des charges : certaines fonctionnalités ont été ajoutées pour répondre à des besoins identifiés en cours de route (le système de contacts, les pitchs favoris, les avis et notations), d'autres pour améliorer l'expérience utilisateur (le chatbot DIALI, la géolocalisation, le paiement Premium). L'ensemble de ces ajouts reste cohérent avec la mission centrale de la plateforme : faciliter les connexions entre acteurs de l'entrepreneuriat sénégalais.</w:t>
       </w:r>
     </w:p>
     <w:tbl>
@@ -3602,11 +3713,29 @@
       </w:r>
     </w:p>
     <w:p>
+      <w:r>
+        <w:rPr>
+          <w:rFonts w:ascii="Calibri" w:hAnsi="Calibri"/>
+          <w:sz w:val="22"/>
+        </w:rPr>
+        <w:t>Les choix techniques de ce projet ont été guidés par trois critères principaux : la productivité de développement, la scalabilité, et la pertinence pour le marché africain. Ces critères nous ont menés vers Flutter, Firebase et Groq — une combinaison que nous justifions en détail dans cette section. Chaque technologie a été choisie pour des raisons concrètes, et non par effet de mode. Cette section est importante car elle montre notre capacité à argumenter des décisions d'ingénierie dans un contexte de contraintes réelles (délais, budget nul, matériel disponible).</w:t>
+      </w:r>
+    </w:p>
+    <w:p>
       <w:pPr>
         <w:pStyle w:val="Heading3"/>
       </w:pPr>
       <w:r>
         <w:t>2.1 Framework — Flutter</w:t>
+      </w:r>
+    </w:p>
+    <w:p>
+      <w:r>
+        <w:rPr>
+          <w:rFonts w:ascii="Calibri" w:hAnsi="Calibri"/>
+          <w:sz w:val="22"/>
+        </w:rPr>
+        <w:t>Flutter nous a permis de couvrir Android — la cible principale dans le contexte sénégalais — avec une seule base de code. Ce choix s'est aussi imposé naturellement dans le cadre du module ESP Dakar, mais nous aurions fait le même choix dans un contexte libre : la richesse de l'écosystème Flutter, la performance native, et la qualité du support Firebase officiel en font la meilleure option pour une application mobile de cette envergure développée en équipe restreinte.</w:t>
       </w:r>
     </w:p>
     <w:tbl>
@@ -3915,24 +4044,46 @@
         <w:t>📸  📸 CAPTURE D'ÉCRAN — flutter --version dans le terminal</w:t>
       </w:r>
     </w:p>
-    <w:p>
-      <w:pPr>
-        <w:spacing w:before="2835" w:after="240"/>
-        <w:ind w:left="0"/>
-        <w:shd w:val="clear" w:color="auto" w:fill="F9FAFB"/>
-        <w:pBdr>
-          <w:left w:val="single" w:sz="6" w:space="6" w:color="D1D5DB"/>
-        </w:pBdr>
-      </w:pPr>
-      <w:r>
-        <w:rPr>
-          <w:rFonts w:ascii="Calibri" w:hAnsi="Calibri"/>
-          <w:i/>
-          <w:color w:val="ABB5BF"/>
-          <w:sz w:val="18"/>
-        </w:rPr>
-        <w:t>[ Insérer la capture d'écran ici ]</w:t>
-      </w:r>
+    <w:tbl>
+      <w:tblPr>
+        <w:tblStyle w:val="TableGrid"/>
+        <w:tblW w:type="auto" w:w="0"/>
+        <w:tblLook w:firstColumn="1" w:firstRow="1" w:lastColumn="0" w:lastRow="0" w:noHBand="0" w:noVBand="1" w:val="04A0"/>
+      </w:tblPr>
+      <w:tblGrid>
+        <w:gridCol w:w="9406"/>
+      </w:tblGrid>
+      <w:tr>
+        <w:trPr>
+          <w:trHeight w:val="3969" w:hRule="atLeast"/>
+        </w:trPr>
+        <w:tc>
+          <w:tcPr>
+            <w:tcW w:type="dxa" w:w="9406"/>
+            <w:shd w:val="clear" w:color="auto" w:fill="F9FAFB"/>
+          </w:tcPr>
+          <w:p>
+            <w:pPr>
+              <w:spacing w:before="1587"/>
+              <w:jc w:val="center"/>
+            </w:pPr>
+            <w:r>
+              <w:rPr>
+                <w:rFonts w:ascii="Calibri" w:hAnsi="Calibri"/>
+                <w:i/>
+                <w:color w:val="ABB5BF"/>
+                <w:sz w:val="18"/>
+              </w:rPr>
+              <w:t>[ Insérer la capture d'écran ici ]</w:t>
+            </w:r>
+          </w:p>
+        </w:tc>
+      </w:tr>
+    </w:tbl>
+    <w:p>
+      <w:pPr>
+        <w:spacing w:after="240"/>
+      </w:pPr>
     </w:p>
     <w:p>
       <w:pPr>
@@ -3940,6 +4091,15 @@
       </w:pPr>
       <w:r>
         <w:t>2.2 Backend — Firebase (Google)</w:t>
+      </w:r>
+    </w:p>
+    <w:p>
+      <w:r>
+        <w:rPr>
+          <w:rFonts w:ascii="Calibri" w:hAnsi="Calibri"/>
+          <w:sz w:val="22"/>
+        </w:rPr>
+        <w:t>Firebase s'est imposé comme backend pour plusieurs raisons qui vont au-delà de la simple conformité au cahier des charges. Pour une application de mise en relation où la synchronisation en temps réel est essentielle — messages instantanés, notifications réactives, statut des demandes en direct — le Realtime Database avec ses WebSockets natifs est idéalement adapté. Firebase Auth simplifie la gestion des sessions sans nous obliger à maintenir un serveur. Enfin, le plan Spark (gratuit) couvre largement les besoins d'un projet académique avec un nombre d'utilisateurs limité.</w:t>
       </w:r>
     </w:p>
     <w:p>
@@ -4274,24 +4434,46 @@
         <w:t>📸  📸 CAPTURE D'ÉCRAN — Console Firebase : projet DIAPALER AFRICA</w:t>
       </w:r>
     </w:p>
-    <w:p>
-      <w:pPr>
-        <w:spacing w:before="2835" w:after="240"/>
-        <w:ind w:left="0"/>
-        <w:shd w:val="clear" w:color="auto" w:fill="F9FAFB"/>
-        <w:pBdr>
-          <w:left w:val="single" w:sz="6" w:space="6" w:color="D1D5DB"/>
-        </w:pBdr>
-      </w:pPr>
-      <w:r>
-        <w:rPr>
-          <w:rFonts w:ascii="Calibri" w:hAnsi="Calibri"/>
-          <w:i/>
-          <w:color w:val="ABB5BF"/>
-          <w:sz w:val="18"/>
-        </w:rPr>
-        <w:t>[ Insérer la capture d'écran ici ]</w:t>
-      </w:r>
+    <w:tbl>
+      <w:tblPr>
+        <w:tblStyle w:val="TableGrid"/>
+        <w:tblW w:type="auto" w:w="0"/>
+        <w:tblLook w:firstColumn="1" w:firstRow="1" w:lastColumn="0" w:lastRow="0" w:noHBand="0" w:noVBand="1" w:val="04A0"/>
+      </w:tblPr>
+      <w:tblGrid>
+        <w:gridCol w:w="9406"/>
+      </w:tblGrid>
+      <w:tr>
+        <w:trPr>
+          <w:trHeight w:val="3969" w:hRule="atLeast"/>
+        </w:trPr>
+        <w:tc>
+          <w:tcPr>
+            <w:tcW w:type="dxa" w:w="9406"/>
+            <w:shd w:val="clear" w:color="auto" w:fill="F9FAFB"/>
+          </w:tcPr>
+          <w:p>
+            <w:pPr>
+              <w:spacing w:before="1587"/>
+              <w:jc w:val="center"/>
+            </w:pPr>
+            <w:r>
+              <w:rPr>
+                <w:rFonts w:ascii="Calibri" w:hAnsi="Calibri"/>
+                <w:i/>
+                <w:color w:val="ABB5BF"/>
+                <w:sz w:val="18"/>
+              </w:rPr>
+              <w:t>[ Insérer la capture d'écran ici ]</w:t>
+            </w:r>
+          </w:p>
+        </w:tc>
+      </w:tr>
+    </w:tbl>
+    <w:p>
+      <w:pPr>
+        <w:spacing w:after="240"/>
+      </w:pPr>
     </w:p>
     <w:p>
       <w:pPr>
@@ -4312,24 +4494,46 @@
         <w:t>📸  📸 CAPTURE D'ÉCRAN — Console Firebase : Realtime Database avec tous les nœuds</w:t>
       </w:r>
     </w:p>
-    <w:p>
-      <w:pPr>
-        <w:spacing w:before="2835" w:after="240"/>
-        <w:ind w:left="0"/>
-        <w:shd w:val="clear" w:color="auto" w:fill="F9FAFB"/>
-        <w:pBdr>
-          <w:left w:val="single" w:sz="6" w:space="6" w:color="D1D5DB"/>
-        </w:pBdr>
-      </w:pPr>
-      <w:r>
-        <w:rPr>
-          <w:rFonts w:ascii="Calibri" w:hAnsi="Calibri"/>
-          <w:i/>
-          <w:color w:val="ABB5BF"/>
-          <w:sz w:val="18"/>
-        </w:rPr>
-        <w:t>[ Insérer la capture d'écran ici ]</w:t>
-      </w:r>
+    <w:tbl>
+      <w:tblPr>
+        <w:tblStyle w:val="TableGrid"/>
+        <w:tblW w:type="auto" w:w="0"/>
+        <w:tblLook w:firstColumn="1" w:firstRow="1" w:lastColumn="0" w:lastRow="0" w:noHBand="0" w:noVBand="1" w:val="04A0"/>
+      </w:tblPr>
+      <w:tblGrid>
+        <w:gridCol w:w="9406"/>
+      </w:tblGrid>
+      <w:tr>
+        <w:trPr>
+          <w:trHeight w:val="3969" w:hRule="atLeast"/>
+        </w:trPr>
+        <w:tc>
+          <w:tcPr>
+            <w:tcW w:type="dxa" w:w="9406"/>
+            <w:shd w:val="clear" w:color="auto" w:fill="F9FAFB"/>
+          </w:tcPr>
+          <w:p>
+            <w:pPr>
+              <w:spacing w:before="1587"/>
+              <w:jc w:val="center"/>
+            </w:pPr>
+            <w:r>
+              <w:rPr>
+                <w:rFonts w:ascii="Calibri" w:hAnsi="Calibri"/>
+                <w:i/>
+                <w:color w:val="ABB5BF"/>
+                <w:sz w:val="18"/>
+              </w:rPr>
+              <w:t>[ Insérer la capture d'écran ici ]</w:t>
+            </w:r>
+          </w:p>
+        </w:tc>
+      </w:tr>
+    </w:tbl>
+    <w:p>
+      <w:pPr>
+        <w:spacing w:after="240"/>
+      </w:pPr>
     </w:p>
     <w:p>
       <w:pPr>
@@ -4337,6 +4541,15 @@
       </w:pPr>
       <w:r>
         <w:t>2.3 Intelligence Artificielle — Meta Llama 3.1 via Groq</w:t>
+      </w:r>
+    </w:p>
+    <w:p>
+      <w:r>
+        <w:rPr>
+          <w:rFonts w:ascii="Calibri" w:hAnsi="Calibri"/>
+          <w:sz w:val="22"/>
+        </w:rPr>
+        <w:t>L'intégration d'un chatbot dans DIAPALER AFRICA n'était pas une exigence du cahier des charges — c'est une innovation que nous avons choisie d'ajouter pour enrichir l'expérience utilisateur. Nous avons opté pour Llama 3.1 via Groq plutôt que OpenAI ou un autre fournisseur pour une raison fondamentale : la gratuité. Groq offre 14 400 requêtes par jour sans coût, ce qui est parfait pour un projet académique. La qualité du modèle et sa latence très faible (&lt; 500ms) en font une solution qui dépasse largement nos attentes. Nous avons nommé ce chatbot "DIALI" — mot wolof signifiant "aller de l'avant" — en cohérence avec l'identité culturelle du projet.</w:t>
       </w:r>
     </w:p>
     <w:tbl>
@@ -4630,6 +4843,45 @@
       </w:pPr>
       <w:r>
         <w:t>2.4 Dépendances et justifications</w:t>
+      </w:r>
+    </w:p>
+    <w:p>
+      <w:r>
+        <w:rPr>
+          <w:rFonts w:ascii="Calibri" w:hAnsi="Calibri"/>
+          <w:sz w:val="22"/>
+        </w:rPr>
+        <w:t xml:space="preserve">Nous avons délibérément limité le nombre de packages tiers au strict nécessaire. Chaque dépendance ajoutée représente un risque : conflits de versions, abandon du package, augmentation de la taille de l'APK. Le tableau ci-dessous recense les 10 packages retenus, avec leur justification. On notera l'absence volontaire de packages de state management (Provider, Riverpod, Bloc) — nous avons préféré le duo natif Flutter </w:t>
+      </w:r>
+      <w:r>
+        <w:rPr>
+          <w:rFonts w:ascii="Courier New" w:hAnsi="Courier New"/>
+          <w:color w:val="DC2626"/>
+          <w:sz w:val="20"/>
+        </w:rPr>
+        <w:t>ValueNotifier</w:t>
+      </w:r>
+      <w:r>
+        <w:rPr>
+          <w:rFonts w:ascii="Calibri" w:hAnsi="Calibri"/>
+          <w:sz w:val="22"/>
+        </w:rPr>
+        <w:t xml:space="preserve"> + </w:t>
+      </w:r>
+      <w:r>
+        <w:rPr>
+          <w:rFonts w:ascii="Courier New" w:hAnsi="Courier New"/>
+          <w:color w:val="DC2626"/>
+          <w:sz w:val="20"/>
+        </w:rPr>
+        <w:t>ValueListenableBuilder</w:t>
+      </w:r>
+      <w:r>
+        <w:rPr>
+          <w:rFonts w:ascii="Calibri" w:hAnsi="Calibri"/>
+          <w:sz w:val="22"/>
+        </w:rPr>
+        <w:t>, plus léger et suffisant pour notre architecture.</w:t>
       </w:r>
     </w:p>
     <w:tbl>
@@ -5179,6 +5431,15 @@
       <w:r>
         <w:rPr>
           <w:rFonts w:ascii="Calibri" w:hAnsi="Calibri"/>
+          <w:sz w:val="22"/>
+        </w:rPr>
+        <w:t>L'architecture du code reflète le principe de séparation des responsabilités : les écrans ne contiennent pas de logique métier, les services ne connaissent pas l'interface utilisateur. Cette séparation stricte a facilité le travail en équipe — chaque membre pouvait travailler sur un écran sans risquer de casser un service partagé. Le choix du pattern "Services + ValueNotifier" s'est révélé efficace pour notre taille de projet : suffisamment structuré pour être maintenable, suffisamment simple pour être compris par toute l'équipe en quelques minutes.</w:t>
+      </w:r>
+    </w:p>
+    <w:p>
+      <w:r>
+        <w:rPr>
+          <w:rFonts w:ascii="Calibri" w:hAnsi="Calibri"/>
           <w:b/>
           <w:sz w:val="22"/>
         </w:rPr>
@@ -5646,6 +5907,15 @@
       </w:pPr>
       <w:r>
         <w:t>3. Captures d'écran de l'application</w:t>
+      </w:r>
+    </w:p>
+    <w:p>
+      <w:r>
+        <w:rPr>
+          <w:rFonts w:ascii="Calibri" w:hAnsi="Calibri"/>
+          <w:sz w:val="22"/>
+        </w:rPr>
+        <w:t>Les captures d'écran présentées dans cette section illustrent le parcours utilisateur complet de DIAPALER AFRICA, de l'onboarding jusqu'aux fonctionnalités avancées. Chaque écran a fait l'objet d'un soin particulier en termes d'expérience utilisateur : cohérence visuelle, retours visuels sur les actions, adaptation aux différents rôles. Les espaces marqués "Insérer ici la capture d'écran" seront complétés avec les captures réelles avant la remise finale.</w:t>
       </w:r>
     </w:p>
     <w:p>
@@ -5675,24 +5945,46 @@
         <w:t>📸  📸 CAPTURE D'ÉCRAN — Splash Screen animé (logo + drapeau sénégalais)</w:t>
       </w:r>
     </w:p>
-    <w:p>
-      <w:pPr>
-        <w:spacing w:before="2835" w:after="240"/>
-        <w:ind w:left="0"/>
-        <w:shd w:val="clear" w:color="auto" w:fill="F9FAFB"/>
-        <w:pBdr>
-          <w:left w:val="single" w:sz="6" w:space="6" w:color="D1D5DB"/>
-        </w:pBdr>
-      </w:pPr>
-      <w:r>
-        <w:rPr>
-          <w:rFonts w:ascii="Calibri" w:hAnsi="Calibri"/>
-          <w:i/>
-          <w:color w:val="ABB5BF"/>
-          <w:sz w:val="18"/>
-        </w:rPr>
-        <w:t>[ Insérer la capture d'écran ici ]</w:t>
-      </w:r>
+    <w:tbl>
+      <w:tblPr>
+        <w:tblStyle w:val="TableGrid"/>
+        <w:tblW w:type="auto" w:w="0"/>
+        <w:tblLook w:firstColumn="1" w:firstRow="1" w:lastColumn="0" w:lastRow="0" w:noHBand="0" w:noVBand="1" w:val="04A0"/>
+      </w:tblPr>
+      <w:tblGrid>
+        <w:gridCol w:w="9406"/>
+      </w:tblGrid>
+      <w:tr>
+        <w:trPr>
+          <w:trHeight w:val="3969" w:hRule="atLeast"/>
+        </w:trPr>
+        <w:tc>
+          <w:tcPr>
+            <w:tcW w:type="dxa" w:w="9406"/>
+            <w:shd w:val="clear" w:color="auto" w:fill="F9FAFB"/>
+          </w:tcPr>
+          <w:p>
+            <w:pPr>
+              <w:spacing w:before="1587"/>
+              <w:jc w:val="center"/>
+            </w:pPr>
+            <w:r>
+              <w:rPr>
+                <w:rFonts w:ascii="Calibri" w:hAnsi="Calibri"/>
+                <w:i/>
+                <w:color w:val="ABB5BF"/>
+                <w:sz w:val="18"/>
+              </w:rPr>
+              <w:t>[ Insérer la capture d'écran ici ]</w:t>
+            </w:r>
+          </w:p>
+        </w:tc>
+      </w:tr>
+    </w:tbl>
+    <w:p>
+      <w:pPr>
+        <w:spacing w:after="240"/>
+      </w:pPr>
     </w:p>
     <w:p>
       <w:pPr>
@@ -5713,24 +6005,46 @@
         <w:t>📸  📸 CAPTURE D'ÉCRAN — Onboarding Slide 1 : "Trouve ton mentor"</w:t>
       </w:r>
     </w:p>
-    <w:p>
-      <w:pPr>
-        <w:spacing w:before="2835" w:after="240"/>
-        <w:ind w:left="0"/>
-        <w:shd w:val="clear" w:color="auto" w:fill="F9FAFB"/>
-        <w:pBdr>
-          <w:left w:val="single" w:sz="6" w:space="6" w:color="D1D5DB"/>
-        </w:pBdr>
-      </w:pPr>
-      <w:r>
-        <w:rPr>
-          <w:rFonts w:ascii="Calibri" w:hAnsi="Calibri"/>
-          <w:i/>
-          <w:color w:val="ABB5BF"/>
-          <w:sz w:val="18"/>
-        </w:rPr>
-        <w:t>[ Insérer la capture d'écran ici ]</w:t>
-      </w:r>
+    <w:tbl>
+      <w:tblPr>
+        <w:tblStyle w:val="TableGrid"/>
+        <w:tblW w:type="auto" w:w="0"/>
+        <w:tblLook w:firstColumn="1" w:firstRow="1" w:lastColumn="0" w:lastRow="0" w:noHBand="0" w:noVBand="1" w:val="04A0"/>
+      </w:tblPr>
+      <w:tblGrid>
+        <w:gridCol w:w="9406"/>
+      </w:tblGrid>
+      <w:tr>
+        <w:trPr>
+          <w:trHeight w:val="3969" w:hRule="atLeast"/>
+        </w:trPr>
+        <w:tc>
+          <w:tcPr>
+            <w:tcW w:type="dxa" w:w="9406"/>
+            <w:shd w:val="clear" w:color="auto" w:fill="F9FAFB"/>
+          </w:tcPr>
+          <w:p>
+            <w:pPr>
+              <w:spacing w:before="1587"/>
+              <w:jc w:val="center"/>
+            </w:pPr>
+            <w:r>
+              <w:rPr>
+                <w:rFonts w:ascii="Calibri" w:hAnsi="Calibri"/>
+                <w:i/>
+                <w:color w:val="ABB5BF"/>
+                <w:sz w:val="18"/>
+              </w:rPr>
+              <w:t>[ Insérer la capture d'écran ici ]</w:t>
+            </w:r>
+          </w:p>
+        </w:tc>
+      </w:tr>
+    </w:tbl>
+    <w:p>
+      <w:pPr>
+        <w:spacing w:after="240"/>
+      </w:pPr>
     </w:p>
     <w:p>
       <w:pPr>
@@ -5751,24 +6065,46 @@
         <w:t>📸  📸 CAPTURE D'ÉCRAN — Onboarding Slide 3 : "DER/FJ à portée de main"</w:t>
       </w:r>
     </w:p>
-    <w:p>
-      <w:pPr>
-        <w:spacing w:before="2835" w:after="240"/>
-        <w:ind w:left="0"/>
-        <w:shd w:val="clear" w:color="auto" w:fill="F9FAFB"/>
-        <w:pBdr>
-          <w:left w:val="single" w:sz="6" w:space="6" w:color="D1D5DB"/>
-        </w:pBdr>
-      </w:pPr>
-      <w:r>
-        <w:rPr>
-          <w:rFonts w:ascii="Calibri" w:hAnsi="Calibri"/>
-          <w:i/>
-          <w:color w:val="ABB5BF"/>
-          <w:sz w:val="18"/>
-        </w:rPr>
-        <w:t>[ Insérer la capture d'écran ici ]</w:t>
-      </w:r>
+    <w:tbl>
+      <w:tblPr>
+        <w:tblStyle w:val="TableGrid"/>
+        <w:tblW w:type="auto" w:w="0"/>
+        <w:tblLook w:firstColumn="1" w:firstRow="1" w:lastColumn="0" w:lastRow="0" w:noHBand="0" w:noVBand="1" w:val="04A0"/>
+      </w:tblPr>
+      <w:tblGrid>
+        <w:gridCol w:w="9406"/>
+      </w:tblGrid>
+      <w:tr>
+        <w:trPr>
+          <w:trHeight w:val="3969" w:hRule="atLeast"/>
+        </w:trPr>
+        <w:tc>
+          <w:tcPr>
+            <w:tcW w:type="dxa" w:w="9406"/>
+            <w:shd w:val="clear" w:color="auto" w:fill="F9FAFB"/>
+          </w:tcPr>
+          <w:p>
+            <w:pPr>
+              <w:spacing w:before="1587"/>
+              <w:jc w:val="center"/>
+            </w:pPr>
+            <w:r>
+              <w:rPr>
+                <w:rFonts w:ascii="Calibri" w:hAnsi="Calibri"/>
+                <w:i/>
+                <w:color w:val="ABB5BF"/>
+                <w:sz w:val="18"/>
+              </w:rPr>
+              <w:t>[ Insérer la capture d'écran ici ]</w:t>
+            </w:r>
+          </w:p>
+        </w:tc>
+      </w:tr>
+    </w:tbl>
+    <w:p>
+      <w:pPr>
+        <w:spacing w:after="240"/>
+      </w:pPr>
     </w:p>
     <w:p>
       <w:pPr>
@@ -5789,24 +6125,46 @@
         <w:t>📸  📸 CAPTURE D'ÉCRAN — Choix du Rôle (3 cartes Entrepreneur/Mentor/Investisseur)</w:t>
       </w:r>
     </w:p>
-    <w:p>
-      <w:pPr>
-        <w:spacing w:before="2835" w:after="240"/>
-        <w:ind w:left="0"/>
-        <w:shd w:val="clear" w:color="auto" w:fill="F9FAFB"/>
-        <w:pBdr>
-          <w:left w:val="single" w:sz="6" w:space="6" w:color="D1D5DB"/>
-        </w:pBdr>
-      </w:pPr>
-      <w:r>
-        <w:rPr>
-          <w:rFonts w:ascii="Calibri" w:hAnsi="Calibri"/>
-          <w:i/>
-          <w:color w:val="ABB5BF"/>
-          <w:sz w:val="18"/>
-        </w:rPr>
-        <w:t>[ Insérer la capture d'écran ici ]</w:t>
-      </w:r>
+    <w:tbl>
+      <w:tblPr>
+        <w:tblStyle w:val="TableGrid"/>
+        <w:tblW w:type="auto" w:w="0"/>
+        <w:tblLook w:firstColumn="1" w:firstRow="1" w:lastColumn="0" w:lastRow="0" w:noHBand="0" w:noVBand="1" w:val="04A0"/>
+      </w:tblPr>
+      <w:tblGrid>
+        <w:gridCol w:w="9406"/>
+      </w:tblGrid>
+      <w:tr>
+        <w:trPr>
+          <w:trHeight w:val="3969" w:hRule="atLeast"/>
+        </w:trPr>
+        <w:tc>
+          <w:tcPr>
+            <w:tcW w:type="dxa" w:w="9406"/>
+            <w:shd w:val="clear" w:color="auto" w:fill="F9FAFB"/>
+          </w:tcPr>
+          <w:p>
+            <w:pPr>
+              <w:spacing w:before="1587"/>
+              <w:jc w:val="center"/>
+            </w:pPr>
+            <w:r>
+              <w:rPr>
+                <w:rFonts w:ascii="Calibri" w:hAnsi="Calibri"/>
+                <w:i/>
+                <w:color w:val="ABB5BF"/>
+                <w:sz w:val="18"/>
+              </w:rPr>
+              <w:t>[ Insérer la capture d'écran ici ]</w:t>
+            </w:r>
+          </w:p>
+        </w:tc>
+      </w:tr>
+    </w:tbl>
+    <w:p>
+      <w:pPr>
+        <w:spacing w:after="240"/>
+      </w:pPr>
     </w:p>
     <w:p>
       <w:pPr>
@@ -5827,24 +6185,46 @@
         <w:t>📸  📸 CAPTURE D'ÉCRAN — Page de Connexion (gradient navy + glow amber)</w:t>
       </w:r>
     </w:p>
-    <w:p>
-      <w:pPr>
-        <w:spacing w:before="2835" w:after="240"/>
-        <w:ind w:left="0"/>
-        <w:shd w:val="clear" w:color="auto" w:fill="F9FAFB"/>
-        <w:pBdr>
-          <w:left w:val="single" w:sz="6" w:space="6" w:color="D1D5DB"/>
-        </w:pBdr>
-      </w:pPr>
-      <w:r>
-        <w:rPr>
-          <w:rFonts w:ascii="Calibri" w:hAnsi="Calibri"/>
-          <w:i/>
-          <w:color w:val="ABB5BF"/>
-          <w:sz w:val="18"/>
-        </w:rPr>
-        <w:t>[ Insérer la capture d'écran ici ]</w:t>
-      </w:r>
+    <w:tbl>
+      <w:tblPr>
+        <w:tblStyle w:val="TableGrid"/>
+        <w:tblW w:type="auto" w:w="0"/>
+        <w:tblLook w:firstColumn="1" w:firstRow="1" w:lastColumn="0" w:lastRow="0" w:noHBand="0" w:noVBand="1" w:val="04A0"/>
+      </w:tblPr>
+      <w:tblGrid>
+        <w:gridCol w:w="9406"/>
+      </w:tblGrid>
+      <w:tr>
+        <w:trPr>
+          <w:trHeight w:val="3969" w:hRule="atLeast"/>
+        </w:trPr>
+        <w:tc>
+          <w:tcPr>
+            <w:tcW w:type="dxa" w:w="9406"/>
+            <w:shd w:val="clear" w:color="auto" w:fill="F9FAFB"/>
+          </w:tcPr>
+          <w:p>
+            <w:pPr>
+              <w:spacing w:before="1587"/>
+              <w:jc w:val="center"/>
+            </w:pPr>
+            <w:r>
+              <w:rPr>
+                <w:rFonts w:ascii="Calibri" w:hAnsi="Calibri"/>
+                <w:i/>
+                <w:color w:val="ABB5BF"/>
+                <w:sz w:val="18"/>
+              </w:rPr>
+              <w:t>[ Insérer la capture d'écran ici ]</w:t>
+            </w:r>
+          </w:p>
+        </w:tc>
+      </w:tr>
+    </w:tbl>
+    <w:p>
+      <w:pPr>
+        <w:spacing w:after="240"/>
+      </w:pPr>
     </w:p>
     <w:p>
       <w:pPr>
@@ -5865,24 +6245,46 @@
         <w:t>📸  📸 CAPTURE D'ÉCRAN — Inscription Étape 1 (Identité + DatePicker)</w:t>
       </w:r>
     </w:p>
-    <w:p>
-      <w:pPr>
-        <w:spacing w:before="2835" w:after="240"/>
-        <w:ind w:left="0"/>
-        <w:shd w:val="clear" w:color="auto" w:fill="F9FAFB"/>
-        <w:pBdr>
-          <w:left w:val="single" w:sz="6" w:space="6" w:color="D1D5DB"/>
-        </w:pBdr>
-      </w:pPr>
-      <w:r>
-        <w:rPr>
-          <w:rFonts w:ascii="Calibri" w:hAnsi="Calibri"/>
-          <w:i/>
-          <w:color w:val="ABB5BF"/>
-          <w:sz w:val="18"/>
-        </w:rPr>
-        <w:t>[ Insérer la capture d'écran ici ]</w:t>
-      </w:r>
+    <w:tbl>
+      <w:tblPr>
+        <w:tblStyle w:val="TableGrid"/>
+        <w:tblW w:type="auto" w:w="0"/>
+        <w:tblLook w:firstColumn="1" w:firstRow="1" w:lastColumn="0" w:lastRow="0" w:noHBand="0" w:noVBand="1" w:val="04A0"/>
+      </w:tblPr>
+      <w:tblGrid>
+        <w:gridCol w:w="9406"/>
+      </w:tblGrid>
+      <w:tr>
+        <w:trPr>
+          <w:trHeight w:val="3969" w:hRule="atLeast"/>
+        </w:trPr>
+        <w:tc>
+          <w:tcPr>
+            <w:tcW w:type="dxa" w:w="9406"/>
+            <w:shd w:val="clear" w:color="auto" w:fill="F9FAFB"/>
+          </w:tcPr>
+          <w:p>
+            <w:pPr>
+              <w:spacing w:before="1587"/>
+              <w:jc w:val="center"/>
+            </w:pPr>
+            <w:r>
+              <w:rPr>
+                <w:rFonts w:ascii="Calibri" w:hAnsi="Calibri"/>
+                <w:i/>
+                <w:color w:val="ABB5BF"/>
+                <w:sz w:val="18"/>
+              </w:rPr>
+              <w:t>[ Insérer la capture d'écran ici ]</w:t>
+            </w:r>
+          </w:p>
+        </w:tc>
+      </w:tr>
+    </w:tbl>
+    <w:p>
+      <w:pPr>
+        <w:spacing w:after="240"/>
+      </w:pPr>
     </w:p>
     <w:p>
       <w:pPr>
@@ -5903,24 +6305,46 @@
         <w:t>📸  📸 CAPTURE D'ÉCRAN — Inscription Étape 4 (Téléphone + jauge de force MDP)</w:t>
       </w:r>
     </w:p>
-    <w:p>
-      <w:pPr>
-        <w:spacing w:before="2835" w:after="240"/>
-        <w:ind w:left="0"/>
-        <w:shd w:val="clear" w:color="auto" w:fill="F9FAFB"/>
-        <w:pBdr>
-          <w:left w:val="single" w:sz="6" w:space="6" w:color="D1D5DB"/>
-        </w:pBdr>
-      </w:pPr>
-      <w:r>
-        <w:rPr>
-          <w:rFonts w:ascii="Calibri" w:hAnsi="Calibri"/>
-          <w:i/>
-          <w:color w:val="ABB5BF"/>
-          <w:sz w:val="18"/>
-        </w:rPr>
-        <w:t>[ Insérer la capture d'écran ici ]</w:t>
-      </w:r>
+    <w:tbl>
+      <w:tblPr>
+        <w:tblStyle w:val="TableGrid"/>
+        <w:tblW w:type="auto" w:w="0"/>
+        <w:tblLook w:firstColumn="1" w:firstRow="1" w:lastColumn="0" w:lastRow="0" w:noHBand="0" w:noVBand="1" w:val="04A0"/>
+      </w:tblPr>
+      <w:tblGrid>
+        <w:gridCol w:w="9406"/>
+      </w:tblGrid>
+      <w:tr>
+        <w:trPr>
+          <w:trHeight w:val="3969" w:hRule="atLeast"/>
+        </w:trPr>
+        <w:tc>
+          <w:tcPr>
+            <w:tcW w:type="dxa" w:w="9406"/>
+            <w:shd w:val="clear" w:color="auto" w:fill="F9FAFB"/>
+          </w:tcPr>
+          <w:p>
+            <w:pPr>
+              <w:spacing w:before="1587"/>
+              <w:jc w:val="center"/>
+            </w:pPr>
+            <w:r>
+              <w:rPr>
+                <w:rFonts w:ascii="Calibri" w:hAnsi="Calibri"/>
+                <w:i/>
+                <w:color w:val="ABB5BF"/>
+                <w:sz w:val="18"/>
+              </w:rPr>
+              <w:t>[ Insérer la capture d'écran ici ]</w:t>
+            </w:r>
+          </w:p>
+        </w:tc>
+      </w:tr>
+    </w:tbl>
+    <w:p>
+      <w:pPr>
+        <w:spacing w:after="240"/>
+      </w:pPr>
     </w:p>
     <w:p>
       <w:pPr>
@@ -5949,24 +6373,46 @@
         <w:t>📸  📸 CAPTURE D'ÉCRAN — Dashboard Entrepreneur (accueil personnalisé + stats)</w:t>
       </w:r>
     </w:p>
-    <w:p>
-      <w:pPr>
-        <w:spacing w:before="2835" w:after="240"/>
-        <w:ind w:left="0"/>
-        <w:shd w:val="clear" w:color="auto" w:fill="F9FAFB"/>
-        <w:pBdr>
-          <w:left w:val="single" w:sz="6" w:space="6" w:color="D1D5DB"/>
-        </w:pBdr>
-      </w:pPr>
-      <w:r>
-        <w:rPr>
-          <w:rFonts w:ascii="Calibri" w:hAnsi="Calibri"/>
-          <w:i/>
-          <w:color w:val="ABB5BF"/>
-          <w:sz w:val="18"/>
-        </w:rPr>
-        <w:t>[ Insérer la capture d'écran ici ]</w:t>
-      </w:r>
+    <w:tbl>
+      <w:tblPr>
+        <w:tblStyle w:val="TableGrid"/>
+        <w:tblW w:type="auto" w:w="0"/>
+        <w:tblLook w:firstColumn="1" w:firstRow="1" w:lastColumn="0" w:lastRow="0" w:noHBand="0" w:noVBand="1" w:val="04A0"/>
+      </w:tblPr>
+      <w:tblGrid>
+        <w:gridCol w:w="9406"/>
+      </w:tblGrid>
+      <w:tr>
+        <w:trPr>
+          <w:trHeight w:val="3969" w:hRule="atLeast"/>
+        </w:trPr>
+        <w:tc>
+          <w:tcPr>
+            <w:tcW w:type="dxa" w:w="9406"/>
+            <w:shd w:val="clear" w:color="auto" w:fill="F9FAFB"/>
+          </w:tcPr>
+          <w:p>
+            <w:pPr>
+              <w:spacing w:before="1587"/>
+              <w:jc w:val="center"/>
+            </w:pPr>
+            <w:r>
+              <w:rPr>
+                <w:rFonts w:ascii="Calibri" w:hAnsi="Calibri"/>
+                <w:i/>
+                <w:color w:val="ABB5BF"/>
+                <w:sz w:val="18"/>
+              </w:rPr>
+              <w:t>[ Insérer la capture d'écran ici ]</w:t>
+            </w:r>
+          </w:p>
+        </w:tc>
+      </w:tr>
+    </w:tbl>
+    <w:p>
+      <w:pPr>
+        <w:spacing w:after="240"/>
+      </w:pPr>
     </w:p>
     <w:p>
       <w:pPr>
@@ -5987,24 +6433,46 @@
         <w:t>📸  📸 CAPTURE D'ÉCRAN — Dashboard Mentor (mentorés + pitchs reçus)</w:t>
       </w:r>
     </w:p>
-    <w:p>
-      <w:pPr>
-        <w:spacing w:before="2835" w:after="240"/>
-        <w:ind w:left="0"/>
-        <w:shd w:val="clear" w:color="auto" w:fill="F9FAFB"/>
-        <w:pBdr>
-          <w:left w:val="single" w:sz="6" w:space="6" w:color="D1D5DB"/>
-        </w:pBdr>
-      </w:pPr>
-      <w:r>
-        <w:rPr>
-          <w:rFonts w:ascii="Calibri" w:hAnsi="Calibri"/>
-          <w:i/>
-          <w:color w:val="ABB5BF"/>
-          <w:sz w:val="18"/>
-        </w:rPr>
-        <w:t>[ Insérer la capture d'écran ici ]</w:t>
-      </w:r>
+    <w:tbl>
+      <w:tblPr>
+        <w:tblStyle w:val="TableGrid"/>
+        <w:tblW w:type="auto" w:w="0"/>
+        <w:tblLook w:firstColumn="1" w:firstRow="1" w:lastColumn="0" w:lastRow="0" w:noHBand="0" w:noVBand="1" w:val="04A0"/>
+      </w:tblPr>
+      <w:tblGrid>
+        <w:gridCol w:w="9406"/>
+      </w:tblGrid>
+      <w:tr>
+        <w:trPr>
+          <w:trHeight w:val="3969" w:hRule="atLeast"/>
+        </w:trPr>
+        <w:tc>
+          <w:tcPr>
+            <w:tcW w:type="dxa" w:w="9406"/>
+            <w:shd w:val="clear" w:color="auto" w:fill="F9FAFB"/>
+          </w:tcPr>
+          <w:p>
+            <w:pPr>
+              <w:spacing w:before="1587"/>
+              <w:jc w:val="center"/>
+            </w:pPr>
+            <w:r>
+              <w:rPr>
+                <w:rFonts w:ascii="Calibri" w:hAnsi="Calibri"/>
+                <w:i/>
+                <w:color w:val="ABB5BF"/>
+                <w:sz w:val="18"/>
+              </w:rPr>
+              <w:t>[ Insérer la capture d'écran ici ]</w:t>
+            </w:r>
+          </w:p>
+        </w:tc>
+      </w:tr>
+    </w:tbl>
+    <w:p>
+      <w:pPr>
+        <w:spacing w:after="240"/>
+      </w:pPr>
     </w:p>
     <w:p>
       <w:pPr>
@@ -6025,24 +6493,46 @@
         <w:t>📸  📸 CAPTURE D'ÉCRAN — Dashboard Investisseur (opportunités + secteurs)</w:t>
       </w:r>
     </w:p>
-    <w:p>
-      <w:pPr>
-        <w:spacing w:before="2835" w:after="240"/>
-        <w:ind w:left="0"/>
-        <w:shd w:val="clear" w:color="auto" w:fill="F9FAFB"/>
-        <w:pBdr>
-          <w:left w:val="single" w:sz="6" w:space="6" w:color="D1D5DB"/>
-        </w:pBdr>
-      </w:pPr>
-      <w:r>
-        <w:rPr>
-          <w:rFonts w:ascii="Calibri" w:hAnsi="Calibri"/>
-          <w:i/>
-          <w:color w:val="ABB5BF"/>
-          <w:sz w:val="18"/>
-        </w:rPr>
-        <w:t>[ Insérer la capture d'écran ici ]</w:t>
-      </w:r>
+    <w:tbl>
+      <w:tblPr>
+        <w:tblStyle w:val="TableGrid"/>
+        <w:tblW w:type="auto" w:w="0"/>
+        <w:tblLook w:firstColumn="1" w:firstRow="1" w:lastColumn="0" w:lastRow="0" w:noHBand="0" w:noVBand="1" w:val="04A0"/>
+      </w:tblPr>
+      <w:tblGrid>
+        <w:gridCol w:w="9406"/>
+      </w:tblGrid>
+      <w:tr>
+        <w:trPr>
+          <w:trHeight w:val="3969" w:hRule="atLeast"/>
+        </w:trPr>
+        <w:tc>
+          <w:tcPr>
+            <w:tcW w:type="dxa" w:w="9406"/>
+            <w:shd w:val="clear" w:color="auto" w:fill="F9FAFB"/>
+          </w:tcPr>
+          <w:p>
+            <w:pPr>
+              <w:spacing w:before="1587"/>
+              <w:jc w:val="center"/>
+            </w:pPr>
+            <w:r>
+              <w:rPr>
+                <w:rFonts w:ascii="Calibri" w:hAnsi="Calibri"/>
+                <w:i/>
+                <w:color w:val="ABB5BF"/>
+                <w:sz w:val="18"/>
+              </w:rPr>
+              <w:t>[ Insérer la capture d'écran ici ]</w:t>
+            </w:r>
+          </w:p>
+        </w:tc>
+      </w:tr>
+    </w:tbl>
+    <w:p>
+      <w:pPr>
+        <w:spacing w:after="240"/>
+      </w:pPr>
     </w:p>
     <w:p>
       <w:pPr>
@@ -6071,24 +6561,46 @@
         <w:t>📸  📸 CAPTURE D'ÉCRAN — Matching (liste avec filtres + distances GPS)</w:t>
       </w:r>
     </w:p>
-    <w:p>
-      <w:pPr>
-        <w:spacing w:before="2835" w:after="240"/>
-        <w:ind w:left="0"/>
-        <w:shd w:val="clear" w:color="auto" w:fill="F9FAFB"/>
-        <w:pBdr>
-          <w:left w:val="single" w:sz="6" w:space="6" w:color="D1D5DB"/>
-        </w:pBdr>
-      </w:pPr>
-      <w:r>
-        <w:rPr>
-          <w:rFonts w:ascii="Calibri" w:hAnsi="Calibri"/>
-          <w:i/>
-          <w:color w:val="ABB5BF"/>
-          <w:sz w:val="18"/>
-        </w:rPr>
-        <w:t>[ Insérer la capture d'écran ici ]</w:t>
-      </w:r>
+    <w:tbl>
+      <w:tblPr>
+        <w:tblStyle w:val="TableGrid"/>
+        <w:tblW w:type="auto" w:w="0"/>
+        <w:tblLook w:firstColumn="1" w:firstRow="1" w:lastColumn="0" w:lastRow="0" w:noHBand="0" w:noVBand="1" w:val="04A0"/>
+      </w:tblPr>
+      <w:tblGrid>
+        <w:gridCol w:w="9406"/>
+      </w:tblGrid>
+      <w:tr>
+        <w:trPr>
+          <w:trHeight w:val="3969" w:hRule="atLeast"/>
+        </w:trPr>
+        <w:tc>
+          <w:tcPr>
+            <w:tcW w:type="dxa" w:w="9406"/>
+            <w:shd w:val="clear" w:color="auto" w:fill="F9FAFB"/>
+          </w:tcPr>
+          <w:p>
+            <w:pPr>
+              <w:spacing w:before="1587"/>
+              <w:jc w:val="center"/>
+            </w:pPr>
+            <w:r>
+              <w:rPr>
+                <w:rFonts w:ascii="Calibri" w:hAnsi="Calibri"/>
+                <w:i/>
+                <w:color w:val="ABB5BF"/>
+                <w:sz w:val="18"/>
+              </w:rPr>
+              <w:t>[ Insérer la capture d'écran ici ]</w:t>
+            </w:r>
+          </w:p>
+        </w:tc>
+      </w:tr>
+    </w:tbl>
+    <w:p>
+      <w:pPr>
+        <w:spacing w:after="240"/>
+      </w:pPr>
     </w:p>
     <w:p>
       <w:pPr>
@@ -6109,24 +6621,46 @@
         <w:t>📸  📸 CAPTURE D'ÉCRAN — Matching avec filtre "Mentor" + secteur "FinTech" actifs</w:t>
       </w:r>
     </w:p>
-    <w:p>
-      <w:pPr>
-        <w:spacing w:before="2835" w:after="240"/>
-        <w:ind w:left="0"/>
-        <w:shd w:val="clear" w:color="auto" w:fill="F9FAFB"/>
-        <w:pBdr>
-          <w:left w:val="single" w:sz="6" w:space="6" w:color="D1D5DB"/>
-        </w:pBdr>
-      </w:pPr>
-      <w:r>
-        <w:rPr>
-          <w:rFonts w:ascii="Calibri" w:hAnsi="Calibri"/>
-          <w:i/>
-          <w:color w:val="ABB5BF"/>
-          <w:sz w:val="18"/>
-        </w:rPr>
-        <w:t>[ Insérer la capture d'écran ici ]</w:t>
-      </w:r>
+    <w:tbl>
+      <w:tblPr>
+        <w:tblStyle w:val="TableGrid"/>
+        <w:tblW w:type="auto" w:w="0"/>
+        <w:tblLook w:firstColumn="1" w:firstRow="1" w:lastColumn="0" w:lastRow="0" w:noHBand="0" w:noVBand="1" w:val="04A0"/>
+      </w:tblPr>
+      <w:tblGrid>
+        <w:gridCol w:w="9406"/>
+      </w:tblGrid>
+      <w:tr>
+        <w:trPr>
+          <w:trHeight w:val="3969" w:hRule="atLeast"/>
+        </w:trPr>
+        <w:tc>
+          <w:tcPr>
+            <w:tcW w:type="dxa" w:w="9406"/>
+            <w:shd w:val="clear" w:color="auto" w:fill="F9FAFB"/>
+          </w:tcPr>
+          <w:p>
+            <w:pPr>
+              <w:spacing w:before="1587"/>
+              <w:jc w:val="center"/>
+            </w:pPr>
+            <w:r>
+              <w:rPr>
+                <w:rFonts w:ascii="Calibri" w:hAnsi="Calibri"/>
+                <w:i/>
+                <w:color w:val="ABB5BF"/>
+                <w:sz w:val="18"/>
+              </w:rPr>
+              <w:t>[ Insérer la capture d'écran ici ]</w:t>
+            </w:r>
+          </w:p>
+        </w:tc>
+      </w:tr>
+    </w:tbl>
+    <w:p>
+      <w:pPr>
+        <w:spacing w:after="240"/>
+      </w:pPr>
     </w:p>
     <w:p>
       <w:pPr>
@@ -6147,24 +6681,46 @@
         <w:t>📸  📸 CAPTURE D'ÉCRAN — Bouton "Trié par distance ✓" actif (violet)</w:t>
       </w:r>
     </w:p>
-    <w:p>
-      <w:pPr>
-        <w:spacing w:before="2835" w:after="240"/>
-        <w:ind w:left="0"/>
-        <w:shd w:val="clear" w:color="auto" w:fill="F9FAFB"/>
-        <w:pBdr>
-          <w:left w:val="single" w:sz="6" w:space="6" w:color="D1D5DB"/>
-        </w:pBdr>
-      </w:pPr>
-      <w:r>
-        <w:rPr>
-          <w:rFonts w:ascii="Calibri" w:hAnsi="Calibri"/>
-          <w:i/>
-          <w:color w:val="ABB5BF"/>
-          <w:sz w:val="18"/>
-        </w:rPr>
-        <w:t>[ Insérer la capture d'écran ici ]</w:t>
-      </w:r>
+    <w:tbl>
+      <w:tblPr>
+        <w:tblStyle w:val="TableGrid"/>
+        <w:tblW w:type="auto" w:w="0"/>
+        <w:tblLook w:firstColumn="1" w:firstRow="1" w:lastColumn="0" w:lastRow="0" w:noHBand="0" w:noVBand="1" w:val="04A0"/>
+      </w:tblPr>
+      <w:tblGrid>
+        <w:gridCol w:w="9406"/>
+      </w:tblGrid>
+      <w:tr>
+        <w:trPr>
+          <w:trHeight w:val="3969" w:hRule="atLeast"/>
+        </w:trPr>
+        <w:tc>
+          <w:tcPr>
+            <w:tcW w:type="dxa" w:w="9406"/>
+            <w:shd w:val="clear" w:color="auto" w:fill="F9FAFB"/>
+          </w:tcPr>
+          <w:p>
+            <w:pPr>
+              <w:spacing w:before="1587"/>
+              <w:jc w:val="center"/>
+            </w:pPr>
+            <w:r>
+              <w:rPr>
+                <w:rFonts w:ascii="Calibri" w:hAnsi="Calibri"/>
+                <w:i/>
+                <w:color w:val="ABB5BF"/>
+                <w:sz w:val="18"/>
+              </w:rPr>
+              <w:t>[ Insérer la capture d'écran ici ]</w:t>
+            </w:r>
+          </w:p>
+        </w:tc>
+      </w:tr>
+    </w:tbl>
+    <w:p>
+      <w:pPr>
+        <w:spacing w:after="240"/>
+      </w:pPr>
     </w:p>
     <w:p>
       <w:pPr>
@@ -6185,24 +6741,46 @@
         <w:t>📸  📸 CAPTURE D'ÉCRAN — Détail d'un profil mentor (photo, bio, stats, secteurs)</w:t>
       </w:r>
     </w:p>
-    <w:p>
-      <w:pPr>
-        <w:spacing w:before="2835" w:after="240"/>
-        <w:ind w:left="0"/>
-        <w:shd w:val="clear" w:color="auto" w:fill="F9FAFB"/>
-        <w:pBdr>
-          <w:left w:val="single" w:sz="6" w:space="6" w:color="D1D5DB"/>
-        </w:pBdr>
-      </w:pPr>
-      <w:r>
-        <w:rPr>
-          <w:rFonts w:ascii="Calibri" w:hAnsi="Calibri"/>
-          <w:i/>
-          <w:color w:val="ABB5BF"/>
-          <w:sz w:val="18"/>
-        </w:rPr>
-        <w:t>[ Insérer la capture d'écran ici ]</w:t>
-      </w:r>
+    <w:tbl>
+      <w:tblPr>
+        <w:tblStyle w:val="TableGrid"/>
+        <w:tblW w:type="auto" w:w="0"/>
+        <w:tblLook w:firstColumn="1" w:firstRow="1" w:lastColumn="0" w:lastRow="0" w:noHBand="0" w:noVBand="1" w:val="04A0"/>
+      </w:tblPr>
+      <w:tblGrid>
+        <w:gridCol w:w="9406"/>
+      </w:tblGrid>
+      <w:tr>
+        <w:trPr>
+          <w:trHeight w:val="3969" w:hRule="atLeast"/>
+        </w:trPr>
+        <w:tc>
+          <w:tcPr>
+            <w:tcW w:type="dxa" w:w="9406"/>
+            <w:shd w:val="clear" w:color="auto" w:fill="F9FAFB"/>
+          </w:tcPr>
+          <w:p>
+            <w:pPr>
+              <w:spacing w:before="1587"/>
+              <w:jc w:val="center"/>
+            </w:pPr>
+            <w:r>
+              <w:rPr>
+                <w:rFonts w:ascii="Calibri" w:hAnsi="Calibri"/>
+                <w:i/>
+                <w:color w:val="ABB5BF"/>
+                <w:sz w:val="18"/>
+              </w:rPr>
+              <w:t>[ Insérer la capture d'écran ici ]</w:t>
+            </w:r>
+          </w:p>
+        </w:tc>
+      </w:tr>
+    </w:tbl>
+    <w:p>
+      <w:pPr>
+        <w:spacing w:after="240"/>
+      </w:pPr>
     </w:p>
     <w:p>
       <w:pPr>
@@ -6231,24 +6809,46 @@
         <w:t>📸  📸 CAPTURE D'ÉCRAN — Déposer un Pitch Étape 1 (titre + secteur)</w:t>
       </w:r>
     </w:p>
-    <w:p>
-      <w:pPr>
-        <w:spacing w:before="2835" w:after="240"/>
-        <w:ind w:left="0"/>
-        <w:shd w:val="clear" w:color="auto" w:fill="F9FAFB"/>
-        <w:pBdr>
-          <w:left w:val="single" w:sz="6" w:space="6" w:color="D1D5DB"/>
-        </w:pBdr>
-      </w:pPr>
-      <w:r>
-        <w:rPr>
-          <w:rFonts w:ascii="Calibri" w:hAnsi="Calibri"/>
-          <w:i/>
-          <w:color w:val="ABB5BF"/>
-          <w:sz w:val="18"/>
-        </w:rPr>
-        <w:t>[ Insérer la capture d'écran ici ]</w:t>
-      </w:r>
+    <w:tbl>
+      <w:tblPr>
+        <w:tblStyle w:val="TableGrid"/>
+        <w:tblW w:type="auto" w:w="0"/>
+        <w:tblLook w:firstColumn="1" w:firstRow="1" w:lastColumn="0" w:lastRow="0" w:noHBand="0" w:noVBand="1" w:val="04A0"/>
+      </w:tblPr>
+      <w:tblGrid>
+        <w:gridCol w:w="9406"/>
+      </w:tblGrid>
+      <w:tr>
+        <w:trPr>
+          <w:trHeight w:val="3969" w:hRule="atLeast"/>
+        </w:trPr>
+        <w:tc>
+          <w:tcPr>
+            <w:tcW w:type="dxa" w:w="9406"/>
+            <w:shd w:val="clear" w:color="auto" w:fill="F9FAFB"/>
+          </w:tcPr>
+          <w:p>
+            <w:pPr>
+              <w:spacing w:before="1587"/>
+              <w:jc w:val="center"/>
+            </w:pPr>
+            <w:r>
+              <w:rPr>
+                <w:rFonts w:ascii="Calibri" w:hAnsi="Calibri"/>
+                <w:i/>
+                <w:color w:val="ABB5BF"/>
+                <w:sz w:val="18"/>
+              </w:rPr>
+              <w:t>[ Insérer la capture d'écran ici ]</w:t>
+            </w:r>
+          </w:p>
+        </w:tc>
+      </w:tr>
+    </w:tbl>
+    <w:p>
+      <w:pPr>
+        <w:spacing w:after="240"/>
+      </w:pPr>
     </w:p>
     <w:p>
       <w:pPr>
@@ -6269,24 +6869,46 @@
         <w:t>📸  📸 CAPTURE D'ÉCRAN — Déposer un Pitch Étape 3 (montant + validation)</w:t>
       </w:r>
     </w:p>
-    <w:p>
-      <w:pPr>
-        <w:spacing w:before="2835" w:after="240"/>
-        <w:ind w:left="0"/>
-        <w:shd w:val="clear" w:color="auto" w:fill="F9FAFB"/>
-        <w:pBdr>
-          <w:left w:val="single" w:sz="6" w:space="6" w:color="D1D5DB"/>
-        </w:pBdr>
-      </w:pPr>
-      <w:r>
-        <w:rPr>
-          <w:rFonts w:ascii="Calibri" w:hAnsi="Calibri"/>
-          <w:i/>
-          <w:color w:val="ABB5BF"/>
-          <w:sz w:val="18"/>
-        </w:rPr>
-        <w:t>[ Insérer la capture d'écran ici ]</w:t>
-      </w:r>
+    <w:tbl>
+      <w:tblPr>
+        <w:tblStyle w:val="TableGrid"/>
+        <w:tblW w:type="auto" w:w="0"/>
+        <w:tblLook w:firstColumn="1" w:firstRow="1" w:lastColumn="0" w:lastRow="0" w:noHBand="0" w:noVBand="1" w:val="04A0"/>
+      </w:tblPr>
+      <w:tblGrid>
+        <w:gridCol w:w="9406"/>
+      </w:tblGrid>
+      <w:tr>
+        <w:trPr>
+          <w:trHeight w:val="3969" w:hRule="atLeast"/>
+        </w:trPr>
+        <w:tc>
+          <w:tcPr>
+            <w:tcW w:type="dxa" w:w="9406"/>
+            <w:shd w:val="clear" w:color="auto" w:fill="F9FAFB"/>
+          </w:tcPr>
+          <w:p>
+            <w:pPr>
+              <w:spacing w:before="1587"/>
+              <w:jc w:val="center"/>
+            </w:pPr>
+            <w:r>
+              <w:rPr>
+                <w:rFonts w:ascii="Calibri" w:hAnsi="Calibri"/>
+                <w:i/>
+                <w:color w:val="ABB5BF"/>
+                <w:sz w:val="18"/>
+              </w:rPr>
+              <w:t>[ Insérer la capture d'écran ici ]</w:t>
+            </w:r>
+          </w:p>
+        </w:tc>
+      </w:tr>
+    </w:tbl>
+    <w:p>
+      <w:pPr>
+        <w:spacing w:after="240"/>
+      </w:pPr>
     </w:p>
     <w:p>
       <w:pPr>
@@ -6307,24 +6929,46 @@
         <w:t>📸  📸 CAPTURE D'ÉCRAN — SnackBar "🎉 Pitch publié !" après soumission</w:t>
       </w:r>
     </w:p>
-    <w:p>
-      <w:pPr>
-        <w:spacing w:before="2835" w:after="240"/>
-        <w:ind w:left="0"/>
-        <w:shd w:val="clear" w:color="auto" w:fill="F9FAFB"/>
-        <w:pBdr>
-          <w:left w:val="single" w:sz="6" w:space="6" w:color="D1D5DB"/>
-        </w:pBdr>
-      </w:pPr>
-      <w:r>
-        <w:rPr>
-          <w:rFonts w:ascii="Calibri" w:hAnsi="Calibri"/>
-          <w:i/>
-          <w:color w:val="ABB5BF"/>
-          <w:sz w:val="18"/>
-        </w:rPr>
-        <w:t>[ Insérer la capture d'écran ici ]</w:t>
-      </w:r>
+    <w:tbl>
+      <w:tblPr>
+        <w:tblStyle w:val="TableGrid"/>
+        <w:tblW w:type="auto" w:w="0"/>
+        <w:tblLook w:firstColumn="1" w:firstRow="1" w:lastColumn="0" w:lastRow="0" w:noHBand="0" w:noVBand="1" w:val="04A0"/>
+      </w:tblPr>
+      <w:tblGrid>
+        <w:gridCol w:w="9406"/>
+      </w:tblGrid>
+      <w:tr>
+        <w:trPr>
+          <w:trHeight w:val="3969" w:hRule="atLeast"/>
+        </w:trPr>
+        <w:tc>
+          <w:tcPr>
+            <w:tcW w:type="dxa" w:w="9406"/>
+            <w:shd w:val="clear" w:color="auto" w:fill="F9FAFB"/>
+          </w:tcPr>
+          <w:p>
+            <w:pPr>
+              <w:spacing w:before="1587"/>
+              <w:jc w:val="center"/>
+            </w:pPr>
+            <w:r>
+              <w:rPr>
+                <w:rFonts w:ascii="Calibri" w:hAnsi="Calibri"/>
+                <w:i/>
+                <w:color w:val="ABB5BF"/>
+                <w:sz w:val="18"/>
+              </w:rPr>
+              <w:t>[ Insérer la capture d'écran ici ]</w:t>
+            </w:r>
+          </w:p>
+        </w:tc>
+      </w:tr>
+    </w:tbl>
+    <w:p>
+      <w:pPr>
+        <w:spacing w:after="240"/>
+      </w:pPr>
     </w:p>
     <w:p>
       <w:pPr>
@@ -6345,24 +6989,46 @@
         <w:t>📸  📸 CAPTURE D'ÉCRAN — Pitchs Publiés (vue Mentor/Investisseur — StreamBuilder)</w:t>
       </w:r>
     </w:p>
-    <w:p>
-      <w:pPr>
-        <w:spacing w:before="2835" w:after="240"/>
-        <w:ind w:left="0"/>
-        <w:shd w:val="clear" w:color="auto" w:fill="F9FAFB"/>
-        <w:pBdr>
-          <w:left w:val="single" w:sz="6" w:space="6" w:color="D1D5DB"/>
-        </w:pBdr>
-      </w:pPr>
-      <w:r>
-        <w:rPr>
-          <w:rFonts w:ascii="Calibri" w:hAnsi="Calibri"/>
-          <w:i/>
-          <w:color w:val="ABB5BF"/>
-          <w:sz w:val="18"/>
-        </w:rPr>
-        <w:t>[ Insérer la capture d'écran ici ]</w:t>
-      </w:r>
+    <w:tbl>
+      <w:tblPr>
+        <w:tblStyle w:val="TableGrid"/>
+        <w:tblW w:type="auto" w:w="0"/>
+        <w:tblLook w:firstColumn="1" w:firstRow="1" w:lastColumn="0" w:lastRow="0" w:noHBand="0" w:noVBand="1" w:val="04A0"/>
+      </w:tblPr>
+      <w:tblGrid>
+        <w:gridCol w:w="9406"/>
+      </w:tblGrid>
+      <w:tr>
+        <w:trPr>
+          <w:trHeight w:val="3969" w:hRule="atLeast"/>
+        </w:trPr>
+        <w:tc>
+          <w:tcPr>
+            <w:tcW w:type="dxa" w:w="9406"/>
+            <w:shd w:val="clear" w:color="auto" w:fill="F9FAFB"/>
+          </w:tcPr>
+          <w:p>
+            <w:pPr>
+              <w:spacing w:before="1587"/>
+              <w:jc w:val="center"/>
+            </w:pPr>
+            <w:r>
+              <w:rPr>
+                <w:rFonts w:ascii="Calibri" w:hAnsi="Calibri"/>
+                <w:i/>
+                <w:color w:val="ABB5BF"/>
+                <w:sz w:val="18"/>
+              </w:rPr>
+              <w:t>[ Insérer la capture d'écran ici ]</w:t>
+            </w:r>
+          </w:p>
+        </w:tc>
+      </w:tr>
+    </w:tbl>
+    <w:p>
+      <w:pPr>
+        <w:spacing w:after="240"/>
+      </w:pPr>
     </w:p>
     <w:p>
       <w:pPr>
@@ -6391,24 +7057,46 @@
         <w:t>📸  📸 CAPTURE D'ÉCRAN — Mon Profil (photo + badge rôle + jauge de complétion)</w:t>
       </w:r>
     </w:p>
-    <w:p>
-      <w:pPr>
-        <w:spacing w:before="2835" w:after="240"/>
-        <w:ind w:left="0"/>
-        <w:shd w:val="clear" w:color="auto" w:fill="F9FAFB"/>
-        <w:pBdr>
-          <w:left w:val="single" w:sz="6" w:space="6" w:color="D1D5DB"/>
-        </w:pBdr>
-      </w:pPr>
-      <w:r>
-        <w:rPr>
-          <w:rFonts w:ascii="Calibri" w:hAnsi="Calibri"/>
-          <w:i/>
-          <w:color w:val="ABB5BF"/>
-          <w:sz w:val="18"/>
-        </w:rPr>
-        <w:t>[ Insérer la capture d'écran ici ]</w:t>
-      </w:r>
+    <w:tbl>
+      <w:tblPr>
+        <w:tblStyle w:val="TableGrid"/>
+        <w:tblW w:type="auto" w:w="0"/>
+        <w:tblLook w:firstColumn="1" w:firstRow="1" w:lastColumn="0" w:lastRow="0" w:noHBand="0" w:noVBand="1" w:val="04A0"/>
+      </w:tblPr>
+      <w:tblGrid>
+        <w:gridCol w:w="9406"/>
+      </w:tblGrid>
+      <w:tr>
+        <w:trPr>
+          <w:trHeight w:val="3969" w:hRule="atLeast"/>
+        </w:trPr>
+        <w:tc>
+          <w:tcPr>
+            <w:tcW w:type="dxa" w:w="9406"/>
+            <w:shd w:val="clear" w:color="auto" w:fill="F9FAFB"/>
+          </w:tcPr>
+          <w:p>
+            <w:pPr>
+              <w:spacing w:before="1587"/>
+              <w:jc w:val="center"/>
+            </w:pPr>
+            <w:r>
+              <w:rPr>
+                <w:rFonts w:ascii="Calibri" w:hAnsi="Calibri"/>
+                <w:i/>
+                <w:color w:val="ABB5BF"/>
+                <w:sz w:val="18"/>
+              </w:rPr>
+              <w:t>[ Insérer la capture d'écran ici ]</w:t>
+            </w:r>
+          </w:p>
+        </w:tc>
+      </w:tr>
+    </w:tbl>
+    <w:p>
+      <w:pPr>
+        <w:spacing w:after="240"/>
+      </w:pPr>
     </w:p>
     <w:p>
       <w:pPr>
@@ -6429,24 +7117,46 @@
         <w:t>📸  📸 CAPTURE D'ÉCRAN — Modifier le Profil (formulaire pré-rempli)</w:t>
       </w:r>
     </w:p>
-    <w:p>
-      <w:pPr>
-        <w:spacing w:before="2835" w:after="240"/>
-        <w:ind w:left="0"/>
-        <w:shd w:val="clear" w:color="auto" w:fill="F9FAFB"/>
-        <w:pBdr>
-          <w:left w:val="single" w:sz="6" w:space="6" w:color="D1D5DB"/>
-        </w:pBdr>
-      </w:pPr>
-      <w:r>
-        <w:rPr>
-          <w:rFonts w:ascii="Calibri" w:hAnsi="Calibri"/>
-          <w:i/>
-          <w:color w:val="ABB5BF"/>
-          <w:sz w:val="18"/>
-        </w:rPr>
-        <w:t>[ Insérer la capture d'écran ici ]</w:t>
-      </w:r>
+    <w:tbl>
+      <w:tblPr>
+        <w:tblStyle w:val="TableGrid"/>
+        <w:tblW w:type="auto" w:w="0"/>
+        <w:tblLook w:firstColumn="1" w:firstRow="1" w:lastColumn="0" w:lastRow="0" w:noHBand="0" w:noVBand="1" w:val="04A0"/>
+      </w:tblPr>
+      <w:tblGrid>
+        <w:gridCol w:w="9406"/>
+      </w:tblGrid>
+      <w:tr>
+        <w:trPr>
+          <w:trHeight w:val="3969" w:hRule="atLeast"/>
+        </w:trPr>
+        <w:tc>
+          <w:tcPr>
+            <w:tcW w:type="dxa" w:w="9406"/>
+            <w:shd w:val="clear" w:color="auto" w:fill="F9FAFB"/>
+          </w:tcPr>
+          <w:p>
+            <w:pPr>
+              <w:spacing w:before="1587"/>
+              <w:jc w:val="center"/>
+            </w:pPr>
+            <w:r>
+              <w:rPr>
+                <w:rFonts w:ascii="Calibri" w:hAnsi="Calibri"/>
+                <w:i/>
+                <w:color w:val="ABB5BF"/>
+                <w:sz w:val="18"/>
+              </w:rPr>
+              <w:t>[ Insérer la capture d'écran ici ]</w:t>
+            </w:r>
+          </w:p>
+        </w:tc>
+      </w:tr>
+    </w:tbl>
+    <w:p>
+      <w:pPr>
+        <w:spacing w:after="240"/>
+      </w:pPr>
     </w:p>
     <w:p>
       <w:pPr>
@@ -6467,24 +7177,46 @@
         <w:t>📸  📸 CAPTURE D'ÉCRAN — BottomSheet sélection photo (galerie / caméra)</w:t>
       </w:r>
     </w:p>
-    <w:p>
-      <w:pPr>
-        <w:spacing w:before="2835" w:after="240"/>
-        <w:ind w:left="0"/>
-        <w:shd w:val="clear" w:color="auto" w:fill="F9FAFB"/>
-        <w:pBdr>
-          <w:left w:val="single" w:sz="6" w:space="6" w:color="D1D5DB"/>
-        </w:pBdr>
-      </w:pPr>
-      <w:r>
-        <w:rPr>
-          <w:rFonts w:ascii="Calibri" w:hAnsi="Calibri"/>
-          <w:i/>
-          <w:color w:val="ABB5BF"/>
-          <w:sz w:val="18"/>
-        </w:rPr>
-        <w:t>[ Insérer la capture d'écran ici ]</w:t>
-      </w:r>
+    <w:tbl>
+      <w:tblPr>
+        <w:tblStyle w:val="TableGrid"/>
+        <w:tblW w:type="auto" w:w="0"/>
+        <w:tblLook w:firstColumn="1" w:firstRow="1" w:lastColumn="0" w:lastRow="0" w:noHBand="0" w:noVBand="1" w:val="04A0"/>
+      </w:tblPr>
+      <w:tblGrid>
+        <w:gridCol w:w="9406"/>
+      </w:tblGrid>
+      <w:tr>
+        <w:trPr>
+          <w:trHeight w:val="3969" w:hRule="atLeast"/>
+        </w:trPr>
+        <w:tc>
+          <w:tcPr>
+            <w:tcW w:type="dxa" w:w="9406"/>
+            <w:shd w:val="clear" w:color="auto" w:fill="F9FAFB"/>
+          </w:tcPr>
+          <w:p>
+            <w:pPr>
+              <w:spacing w:before="1587"/>
+              <w:jc w:val="center"/>
+            </w:pPr>
+            <w:r>
+              <w:rPr>
+                <w:rFonts w:ascii="Calibri" w:hAnsi="Calibri"/>
+                <w:i/>
+                <w:color w:val="ABB5BF"/>
+                <w:sz w:val="18"/>
+              </w:rPr>
+              <w:t>[ Insérer la capture d'écran ici ]</w:t>
+            </w:r>
+          </w:p>
+        </w:tc>
+      </w:tr>
+    </w:tbl>
+    <w:p>
+      <w:pPr>
+        <w:spacing w:after="240"/>
+      </w:pPr>
     </w:p>
     <w:p>
       <w:pPr>
@@ -6505,24 +7237,46 @@
         <w:t>📸  📸 CAPTURE D'ÉCRAN — Bottom sheet profil (résumé + actions rapides)</w:t>
       </w:r>
     </w:p>
-    <w:p>
-      <w:pPr>
-        <w:spacing w:before="2835" w:after="240"/>
-        <w:ind w:left="0"/>
-        <w:shd w:val="clear" w:color="auto" w:fill="F9FAFB"/>
-        <w:pBdr>
-          <w:left w:val="single" w:sz="6" w:space="6" w:color="D1D5DB"/>
-        </w:pBdr>
-      </w:pPr>
-      <w:r>
-        <w:rPr>
-          <w:rFonts w:ascii="Calibri" w:hAnsi="Calibri"/>
-          <w:i/>
-          <w:color w:val="ABB5BF"/>
-          <w:sz w:val="18"/>
-        </w:rPr>
-        <w:t>[ Insérer la capture d'écran ici ]</w:t>
-      </w:r>
+    <w:tbl>
+      <w:tblPr>
+        <w:tblStyle w:val="TableGrid"/>
+        <w:tblW w:type="auto" w:w="0"/>
+        <w:tblLook w:firstColumn="1" w:firstRow="1" w:lastColumn="0" w:lastRow="0" w:noHBand="0" w:noVBand="1" w:val="04A0"/>
+      </w:tblPr>
+      <w:tblGrid>
+        <w:gridCol w:w="9406"/>
+      </w:tblGrid>
+      <w:tr>
+        <w:trPr>
+          <w:trHeight w:val="3969" w:hRule="atLeast"/>
+        </w:trPr>
+        <w:tc>
+          <w:tcPr>
+            <w:tcW w:type="dxa" w:w="9406"/>
+            <w:shd w:val="clear" w:color="auto" w:fill="F9FAFB"/>
+          </w:tcPr>
+          <w:p>
+            <w:pPr>
+              <w:spacing w:before="1587"/>
+              <w:jc w:val="center"/>
+            </w:pPr>
+            <w:r>
+              <w:rPr>
+                <w:rFonts w:ascii="Calibri" w:hAnsi="Calibri"/>
+                <w:i/>
+                <w:color w:val="ABB5BF"/>
+                <w:sz w:val="18"/>
+              </w:rPr>
+              <w:t>[ Insérer la capture d'écran ici ]</w:t>
+            </w:r>
+          </w:p>
+        </w:tc>
+      </w:tr>
+    </w:tbl>
+    <w:p>
+      <w:pPr>
+        <w:spacing w:after="240"/>
+      </w:pPr>
     </w:p>
     <w:p>
       <w:pPr>
@@ -6551,24 +7305,46 @@
         <w:t>📸  📸 CAPTURE D'ÉCRAN — Messagerie (liste des conversations + badge non lus)</w:t>
       </w:r>
     </w:p>
-    <w:p>
-      <w:pPr>
-        <w:spacing w:before="2835" w:after="240"/>
-        <w:ind w:left="0"/>
-        <w:shd w:val="clear" w:color="auto" w:fill="F9FAFB"/>
-        <w:pBdr>
-          <w:left w:val="single" w:sz="6" w:space="6" w:color="D1D5DB"/>
-        </w:pBdr>
-      </w:pPr>
-      <w:r>
-        <w:rPr>
-          <w:rFonts w:ascii="Calibri" w:hAnsi="Calibri"/>
-          <w:i/>
-          <w:color w:val="ABB5BF"/>
-          <w:sz w:val="18"/>
-        </w:rPr>
-        <w:t>[ Insérer la capture d'écran ici ]</w:t>
-      </w:r>
+    <w:tbl>
+      <w:tblPr>
+        <w:tblStyle w:val="TableGrid"/>
+        <w:tblW w:type="auto" w:w="0"/>
+        <w:tblLook w:firstColumn="1" w:firstRow="1" w:lastColumn="0" w:lastRow="0" w:noHBand="0" w:noVBand="1" w:val="04A0"/>
+      </w:tblPr>
+      <w:tblGrid>
+        <w:gridCol w:w="9406"/>
+      </w:tblGrid>
+      <w:tr>
+        <w:trPr>
+          <w:trHeight w:val="3969" w:hRule="atLeast"/>
+        </w:trPr>
+        <w:tc>
+          <w:tcPr>
+            <w:tcW w:type="dxa" w:w="9406"/>
+            <w:shd w:val="clear" w:color="auto" w:fill="F9FAFB"/>
+          </w:tcPr>
+          <w:p>
+            <w:pPr>
+              <w:spacing w:before="1587"/>
+              <w:jc w:val="center"/>
+            </w:pPr>
+            <w:r>
+              <w:rPr>
+                <w:rFonts w:ascii="Calibri" w:hAnsi="Calibri"/>
+                <w:i/>
+                <w:color w:val="ABB5BF"/>
+                <w:sz w:val="18"/>
+              </w:rPr>
+              <w:t>[ Insérer la capture d'écran ici ]</w:t>
+            </w:r>
+          </w:p>
+        </w:tc>
+      </w:tr>
+    </w:tbl>
+    <w:p>
+      <w:pPr>
+        <w:spacing w:after="240"/>
+      </w:pPr>
     </w:p>
     <w:p>
       <w:pPr>
@@ -6589,24 +7365,46 @@
         <w:t>📸  📸 CAPTURE D'ÉCRAN — Chat individuel (bulles + horodatage + temps réel)</w:t>
       </w:r>
     </w:p>
-    <w:p>
-      <w:pPr>
-        <w:spacing w:before="2835" w:after="240"/>
-        <w:ind w:left="0"/>
-        <w:shd w:val="clear" w:color="auto" w:fill="F9FAFB"/>
-        <w:pBdr>
-          <w:left w:val="single" w:sz="6" w:space="6" w:color="D1D5DB"/>
-        </w:pBdr>
-      </w:pPr>
-      <w:r>
-        <w:rPr>
-          <w:rFonts w:ascii="Calibri" w:hAnsi="Calibri"/>
-          <w:i/>
-          <w:color w:val="ABB5BF"/>
-          <w:sz w:val="18"/>
-        </w:rPr>
-        <w:t>[ Insérer la capture d'écran ici ]</w:t>
-      </w:r>
+    <w:tbl>
+      <w:tblPr>
+        <w:tblStyle w:val="TableGrid"/>
+        <w:tblW w:type="auto" w:w="0"/>
+        <w:tblLook w:firstColumn="1" w:firstRow="1" w:lastColumn="0" w:lastRow="0" w:noHBand="0" w:noVBand="1" w:val="04A0"/>
+      </w:tblPr>
+      <w:tblGrid>
+        <w:gridCol w:w="9406"/>
+      </w:tblGrid>
+      <w:tr>
+        <w:trPr>
+          <w:trHeight w:val="3969" w:hRule="atLeast"/>
+        </w:trPr>
+        <w:tc>
+          <w:tcPr>
+            <w:tcW w:type="dxa" w:w="9406"/>
+            <w:shd w:val="clear" w:color="auto" w:fill="F9FAFB"/>
+          </w:tcPr>
+          <w:p>
+            <w:pPr>
+              <w:spacing w:before="1587"/>
+              <w:jc w:val="center"/>
+            </w:pPr>
+            <w:r>
+              <w:rPr>
+                <w:rFonts w:ascii="Calibri" w:hAnsi="Calibri"/>
+                <w:i/>
+                <w:color w:val="ABB5BF"/>
+                <w:sz w:val="18"/>
+              </w:rPr>
+              <w:t>[ Insérer la capture d'écran ici ]</w:t>
+            </w:r>
+          </w:p>
+        </w:tc>
+      </w:tr>
+    </w:tbl>
+    <w:p>
+      <w:pPr>
+        <w:spacing w:after="240"/>
+      </w:pPr>
     </w:p>
     <w:p>
       <w:pPr>
@@ -6627,24 +7425,46 @@
         <w:t>📸  📸 CAPTURE D'ÉCRAN — Centre de Notifications (types colorés + badge + Effacer tout)</w:t>
       </w:r>
     </w:p>
-    <w:p>
-      <w:pPr>
-        <w:spacing w:before="2835" w:after="240"/>
-        <w:ind w:left="0"/>
-        <w:shd w:val="clear" w:color="auto" w:fill="F9FAFB"/>
-        <w:pBdr>
-          <w:left w:val="single" w:sz="6" w:space="6" w:color="D1D5DB"/>
-        </w:pBdr>
-      </w:pPr>
-      <w:r>
-        <w:rPr>
-          <w:rFonts w:ascii="Calibri" w:hAnsi="Calibri"/>
-          <w:i/>
-          <w:color w:val="ABB5BF"/>
-          <w:sz w:val="18"/>
-        </w:rPr>
-        <w:t>[ Insérer la capture d'écran ici ]</w:t>
-      </w:r>
+    <w:tbl>
+      <w:tblPr>
+        <w:tblStyle w:val="TableGrid"/>
+        <w:tblW w:type="auto" w:w="0"/>
+        <w:tblLook w:firstColumn="1" w:firstRow="1" w:lastColumn="0" w:lastRow="0" w:noHBand="0" w:noVBand="1" w:val="04A0"/>
+      </w:tblPr>
+      <w:tblGrid>
+        <w:gridCol w:w="9406"/>
+      </w:tblGrid>
+      <w:tr>
+        <w:trPr>
+          <w:trHeight w:val="3969" w:hRule="atLeast"/>
+        </w:trPr>
+        <w:tc>
+          <w:tcPr>
+            <w:tcW w:type="dxa" w:w="9406"/>
+            <w:shd w:val="clear" w:color="auto" w:fill="F9FAFB"/>
+          </w:tcPr>
+          <w:p>
+            <w:pPr>
+              <w:spacing w:before="1587"/>
+              <w:jc w:val="center"/>
+            </w:pPr>
+            <w:r>
+              <w:rPr>
+                <w:rFonts w:ascii="Calibri" w:hAnsi="Calibri"/>
+                <w:i/>
+                <w:color w:val="ABB5BF"/>
+                <w:sz w:val="18"/>
+              </w:rPr>
+              <w:t>[ Insérer la capture d'écran ici ]</w:t>
+            </w:r>
+          </w:p>
+        </w:tc>
+      </w:tr>
+    </w:tbl>
+    <w:p>
+      <w:pPr>
+        <w:spacing w:after="240"/>
+      </w:pPr>
     </w:p>
     <w:p>
       <w:pPr>
@@ -6665,24 +7485,46 @@
         <w:t>📸  📸 CAPTURE D'ÉCRAN — Badge rouge sur l'onglet Messages (NavBar)</w:t>
       </w:r>
     </w:p>
-    <w:p>
-      <w:pPr>
-        <w:spacing w:before="2835" w:after="240"/>
-        <w:ind w:left="0"/>
-        <w:shd w:val="clear" w:color="auto" w:fill="F9FAFB"/>
-        <w:pBdr>
-          <w:left w:val="single" w:sz="6" w:space="6" w:color="D1D5DB"/>
-        </w:pBdr>
-      </w:pPr>
-      <w:r>
-        <w:rPr>
-          <w:rFonts w:ascii="Calibri" w:hAnsi="Calibri"/>
-          <w:i/>
-          <w:color w:val="ABB5BF"/>
-          <w:sz w:val="18"/>
-        </w:rPr>
-        <w:t>[ Insérer la capture d'écran ici ]</w:t>
-      </w:r>
+    <w:tbl>
+      <w:tblPr>
+        <w:tblStyle w:val="TableGrid"/>
+        <w:tblW w:type="auto" w:w="0"/>
+        <w:tblLook w:firstColumn="1" w:firstRow="1" w:lastColumn="0" w:lastRow="0" w:noHBand="0" w:noVBand="1" w:val="04A0"/>
+      </w:tblPr>
+      <w:tblGrid>
+        <w:gridCol w:w="9406"/>
+      </w:tblGrid>
+      <w:tr>
+        <w:trPr>
+          <w:trHeight w:val="3969" w:hRule="atLeast"/>
+        </w:trPr>
+        <w:tc>
+          <w:tcPr>
+            <w:tcW w:type="dxa" w:w="9406"/>
+            <w:shd w:val="clear" w:color="auto" w:fill="F9FAFB"/>
+          </w:tcPr>
+          <w:p>
+            <w:pPr>
+              <w:spacing w:before="1587"/>
+              <w:jc w:val="center"/>
+            </w:pPr>
+            <w:r>
+              <w:rPr>
+                <w:rFonts w:ascii="Calibri" w:hAnsi="Calibri"/>
+                <w:i/>
+                <w:color w:val="ABB5BF"/>
+                <w:sz w:val="18"/>
+              </w:rPr>
+              <w:t>[ Insérer la capture d'écran ici ]</w:t>
+            </w:r>
+          </w:p>
+        </w:tc>
+      </w:tr>
+    </w:tbl>
+    <w:p>
+      <w:pPr>
+        <w:spacing w:after="240"/>
+      </w:pPr>
     </w:p>
     <w:p>
       <w:pPr>
@@ -6711,24 +7553,46 @@
         <w:t>📸  📸 CAPTURE D'ÉCRAN — Chatbot DIALI IA (conversation active)</w:t>
       </w:r>
     </w:p>
-    <w:p>
-      <w:pPr>
-        <w:spacing w:before="2835" w:after="240"/>
-        <w:ind w:left="0"/>
-        <w:shd w:val="clear" w:color="auto" w:fill="F9FAFB"/>
-        <w:pBdr>
-          <w:left w:val="single" w:sz="6" w:space="6" w:color="D1D5DB"/>
-        </w:pBdr>
-      </w:pPr>
-      <w:r>
-        <w:rPr>
-          <w:rFonts w:ascii="Calibri" w:hAnsi="Calibri"/>
-          <w:i/>
-          <w:color w:val="ABB5BF"/>
-          <w:sz w:val="18"/>
-        </w:rPr>
-        <w:t>[ Insérer la capture d'écran ici ]</w:t>
-      </w:r>
+    <w:tbl>
+      <w:tblPr>
+        <w:tblStyle w:val="TableGrid"/>
+        <w:tblW w:type="auto" w:w="0"/>
+        <w:tblLook w:firstColumn="1" w:firstRow="1" w:lastColumn="0" w:lastRow="0" w:noHBand="0" w:noVBand="1" w:val="04A0"/>
+      </w:tblPr>
+      <w:tblGrid>
+        <w:gridCol w:w="9406"/>
+      </w:tblGrid>
+      <w:tr>
+        <w:trPr>
+          <w:trHeight w:val="3969" w:hRule="atLeast"/>
+        </w:trPr>
+        <w:tc>
+          <w:tcPr>
+            <w:tcW w:type="dxa" w:w="9406"/>
+            <w:shd w:val="clear" w:color="auto" w:fill="F9FAFB"/>
+          </w:tcPr>
+          <w:p>
+            <w:pPr>
+              <w:spacing w:before="1587"/>
+              <w:jc w:val="center"/>
+            </w:pPr>
+            <w:r>
+              <w:rPr>
+                <w:rFonts w:ascii="Calibri" w:hAnsi="Calibri"/>
+                <w:i/>
+                <w:color w:val="ABB5BF"/>
+                <w:sz w:val="18"/>
+              </w:rPr>
+              <w:t>[ Insérer la capture d'écran ici ]</w:t>
+            </w:r>
+          </w:p>
+        </w:tc>
+      </w:tr>
+    </w:tbl>
+    <w:p>
+      <w:pPr>
+        <w:spacing w:after="240"/>
+      </w:pPr>
     </w:p>
     <w:p>
       <w:pPr>
@@ -6749,24 +7613,46 @@
         <w:t>📸  📸 CAPTURE D'ÉCRAN — FAB DIALI pulsant (anneau amber animé)</w:t>
       </w:r>
     </w:p>
-    <w:p>
-      <w:pPr>
-        <w:spacing w:before="2835" w:after="240"/>
-        <w:ind w:left="0"/>
-        <w:shd w:val="clear" w:color="auto" w:fill="F9FAFB"/>
-        <w:pBdr>
-          <w:left w:val="single" w:sz="6" w:space="6" w:color="D1D5DB"/>
-        </w:pBdr>
-      </w:pPr>
-      <w:r>
-        <w:rPr>
-          <w:rFonts w:ascii="Calibri" w:hAnsi="Calibri"/>
-          <w:i/>
-          <w:color w:val="ABB5BF"/>
-          <w:sz w:val="18"/>
-        </w:rPr>
-        <w:t>[ Insérer la capture d'écran ici ]</w:t>
-      </w:r>
+    <w:tbl>
+      <w:tblPr>
+        <w:tblStyle w:val="TableGrid"/>
+        <w:tblW w:type="auto" w:w="0"/>
+        <w:tblLook w:firstColumn="1" w:firstRow="1" w:lastColumn="0" w:lastRow="0" w:noHBand="0" w:noVBand="1" w:val="04A0"/>
+      </w:tblPr>
+      <w:tblGrid>
+        <w:gridCol w:w="9406"/>
+      </w:tblGrid>
+      <w:tr>
+        <w:trPr>
+          <w:trHeight w:val="3969" w:hRule="atLeast"/>
+        </w:trPr>
+        <w:tc>
+          <w:tcPr>
+            <w:tcW w:type="dxa" w:w="9406"/>
+            <w:shd w:val="clear" w:color="auto" w:fill="F9FAFB"/>
+          </w:tcPr>
+          <w:p>
+            <w:pPr>
+              <w:spacing w:before="1587"/>
+              <w:jc w:val="center"/>
+            </w:pPr>
+            <w:r>
+              <w:rPr>
+                <w:rFonts w:ascii="Calibri" w:hAnsi="Calibri"/>
+                <w:i/>
+                <w:color w:val="ABB5BF"/>
+                <w:sz w:val="18"/>
+              </w:rPr>
+              <w:t>[ Insérer la capture d'écran ici ]</w:t>
+            </w:r>
+          </w:p>
+        </w:tc>
+      </w:tr>
+    </w:tbl>
+    <w:p>
+      <w:pPr>
+        <w:spacing w:after="240"/>
+      </w:pPr>
     </w:p>
     <w:p>
       <w:pPr>
@@ -6787,24 +7673,46 @@
         <w:t>📸  📸 CAPTURE D'ÉCRAN — Agenda (liste des événements + types colorés)</w:t>
       </w:r>
     </w:p>
-    <w:p>
-      <w:pPr>
-        <w:spacing w:before="2835" w:after="240"/>
-        <w:ind w:left="0"/>
-        <w:shd w:val="clear" w:color="auto" w:fill="F9FAFB"/>
-        <w:pBdr>
-          <w:left w:val="single" w:sz="6" w:space="6" w:color="D1D5DB"/>
-        </w:pBdr>
-      </w:pPr>
-      <w:r>
-        <w:rPr>
-          <w:rFonts w:ascii="Calibri" w:hAnsi="Calibri"/>
-          <w:i/>
-          <w:color w:val="ABB5BF"/>
-          <w:sz w:val="18"/>
-        </w:rPr>
-        <w:t>[ Insérer la capture d'écran ici ]</w:t>
-      </w:r>
+    <w:tbl>
+      <w:tblPr>
+        <w:tblStyle w:val="TableGrid"/>
+        <w:tblW w:type="auto" w:w="0"/>
+        <w:tblLook w:firstColumn="1" w:firstRow="1" w:lastColumn="0" w:lastRow="0" w:noHBand="0" w:noVBand="1" w:val="04A0"/>
+      </w:tblPr>
+      <w:tblGrid>
+        <w:gridCol w:w="9406"/>
+      </w:tblGrid>
+      <w:tr>
+        <w:trPr>
+          <w:trHeight w:val="3969" w:hRule="atLeast"/>
+        </w:trPr>
+        <w:tc>
+          <w:tcPr>
+            <w:tcW w:type="dxa" w:w="9406"/>
+            <w:shd w:val="clear" w:color="auto" w:fill="F9FAFB"/>
+          </w:tcPr>
+          <w:p>
+            <w:pPr>
+              <w:spacing w:before="1587"/>
+              <w:jc w:val="center"/>
+            </w:pPr>
+            <w:r>
+              <w:rPr>
+                <w:rFonts w:ascii="Calibri" w:hAnsi="Calibri"/>
+                <w:i/>
+                <w:color w:val="ABB5BF"/>
+                <w:sz w:val="18"/>
+              </w:rPr>
+              <w:t>[ Insérer la capture d'écran ici ]</w:t>
+            </w:r>
+          </w:p>
+        </w:tc>
+      </w:tr>
+    </w:tbl>
+    <w:p>
+      <w:pPr>
+        <w:spacing w:after="240"/>
+      </w:pPr>
     </w:p>
     <w:p>
       <w:pPr>
@@ -6825,24 +7733,46 @@
         <w:t>📸  📸 CAPTURE D'ÉCRAN — Planning mentor (créneaux disponibles)</w:t>
       </w:r>
     </w:p>
-    <w:p>
-      <w:pPr>
-        <w:spacing w:before="2835" w:after="240"/>
-        <w:ind w:left="0"/>
-        <w:shd w:val="clear" w:color="auto" w:fill="F9FAFB"/>
-        <w:pBdr>
-          <w:left w:val="single" w:sz="6" w:space="6" w:color="D1D5DB"/>
-        </w:pBdr>
-      </w:pPr>
-      <w:r>
-        <w:rPr>
-          <w:rFonts w:ascii="Calibri" w:hAnsi="Calibri"/>
-          <w:i/>
-          <w:color w:val="ABB5BF"/>
-          <w:sz w:val="18"/>
-        </w:rPr>
-        <w:t>[ Insérer la capture d'écran ici ]</w:t>
-      </w:r>
+    <w:tbl>
+      <w:tblPr>
+        <w:tblStyle w:val="TableGrid"/>
+        <w:tblW w:type="auto" w:w="0"/>
+        <w:tblLook w:firstColumn="1" w:firstRow="1" w:lastColumn="0" w:lastRow="0" w:noHBand="0" w:noVBand="1" w:val="04A0"/>
+      </w:tblPr>
+      <w:tblGrid>
+        <w:gridCol w:w="9406"/>
+      </w:tblGrid>
+      <w:tr>
+        <w:trPr>
+          <w:trHeight w:val="3969" w:hRule="atLeast"/>
+        </w:trPr>
+        <w:tc>
+          <w:tcPr>
+            <w:tcW w:type="dxa" w:w="9406"/>
+            <w:shd w:val="clear" w:color="auto" w:fill="F9FAFB"/>
+          </w:tcPr>
+          <w:p>
+            <w:pPr>
+              <w:spacing w:before="1587"/>
+              <w:jc w:val="center"/>
+            </w:pPr>
+            <w:r>
+              <w:rPr>
+                <w:rFonts w:ascii="Calibri" w:hAnsi="Calibri"/>
+                <w:i/>
+                <w:color w:val="ABB5BF"/>
+                <w:sz w:val="18"/>
+              </w:rPr>
+              <w:t>[ Insérer la capture d'écran ici ]</w:t>
+            </w:r>
+          </w:p>
+        </w:tc>
+      </w:tr>
+    </w:tbl>
+    <w:p>
+      <w:pPr>
+        <w:spacing w:after="240"/>
+      </w:pPr>
     </w:p>
     <w:p>
       <w:pPr>
@@ -6863,24 +7793,46 @@
         <w:t>📸  📸 CAPTURE D'ÉCRAN — Demandes de mentorat (liste + Accepter/Refuser)</w:t>
       </w:r>
     </w:p>
-    <w:p>
-      <w:pPr>
-        <w:spacing w:before="2835" w:after="240"/>
-        <w:ind w:left="0"/>
-        <w:shd w:val="clear" w:color="auto" w:fill="F9FAFB"/>
-        <w:pBdr>
-          <w:left w:val="single" w:sz="6" w:space="6" w:color="D1D5DB"/>
-        </w:pBdr>
-      </w:pPr>
-      <w:r>
-        <w:rPr>
-          <w:rFonts w:ascii="Calibri" w:hAnsi="Calibri"/>
-          <w:i/>
-          <w:color w:val="ABB5BF"/>
-          <w:sz w:val="18"/>
-        </w:rPr>
-        <w:t>[ Insérer la capture d'écran ici ]</w:t>
-      </w:r>
+    <w:tbl>
+      <w:tblPr>
+        <w:tblStyle w:val="TableGrid"/>
+        <w:tblW w:type="auto" w:w="0"/>
+        <w:tblLook w:firstColumn="1" w:firstRow="1" w:lastColumn="0" w:lastRow="0" w:noHBand="0" w:noVBand="1" w:val="04A0"/>
+      </w:tblPr>
+      <w:tblGrid>
+        <w:gridCol w:w="9406"/>
+      </w:tblGrid>
+      <w:tr>
+        <w:trPr>
+          <w:trHeight w:val="3969" w:hRule="atLeast"/>
+        </w:trPr>
+        <w:tc>
+          <w:tcPr>
+            <w:tcW w:type="dxa" w:w="9406"/>
+            <w:shd w:val="clear" w:color="auto" w:fill="F9FAFB"/>
+          </w:tcPr>
+          <w:p>
+            <w:pPr>
+              <w:spacing w:before="1587"/>
+              <w:jc w:val="center"/>
+            </w:pPr>
+            <w:r>
+              <w:rPr>
+                <w:rFonts w:ascii="Calibri" w:hAnsi="Calibri"/>
+                <w:i/>
+                <w:color w:val="ABB5BF"/>
+                <w:sz w:val="18"/>
+              </w:rPr>
+              <w:t>[ Insérer la capture d'écran ici ]</w:t>
+            </w:r>
+          </w:p>
+        </w:tc>
+      </w:tr>
+    </w:tbl>
+    <w:p>
+      <w:pPr>
+        <w:spacing w:after="240"/>
+      </w:pPr>
     </w:p>
     <w:p>
       <w:pPr>
@@ -6888,6 +7840,15 @@
       </w:pPr>
       <w:r>
         <w:t>4. Difficultés rencontrées et solutions</w:t>
+      </w:r>
+    </w:p>
+    <w:p>
+      <w:r>
+        <w:rPr>
+          <w:rFonts w:ascii="Calibri" w:hAnsi="Calibri"/>
+          <w:sz w:val="22"/>
+        </w:rPr>
+        <w:t>Tout projet de développement mobile rencontre des obstacles. Nous avons documenté ici les 27 bugs majeurs identifiés et résolus au cours du développement, car ces difficultés font partie intégrante du processus d'apprentissage. Chaque bug listé ci-dessous a été l'occasion d'approfondir notre compréhension de Flutter, Firebase, ou des subtilités de l'expérience utilisateur mobile. Certains de ces bugs étaient spectaculaires (crash au démarrage, données non sauvegardées), d'autres plus subtils (casse des filtres, ID de conversation incohérents), mais tous ont requis une analyse rigoureuse avant d'être résolus. Cette section constitue, à notre sens, l'un des témoignages les plus honnêtes du niveau de maturité technique atteint par l'équipe.</w:t>
       </w:r>
     </w:p>
     <w:p>
@@ -14992,24 +15953,46 @@
         <w:t>📸  📸 CAPTURE D'ÉCRAN — Terminal : `✓ Built build\app\outputs\flutter-apk\app-release.apk (58.3MB)`</w:t>
       </w:r>
     </w:p>
-    <w:p>
-      <w:pPr>
-        <w:spacing w:before="2835" w:after="240"/>
-        <w:ind w:left="0"/>
-        <w:shd w:val="clear" w:color="auto" w:fill="F9FAFB"/>
-        <w:pBdr>
-          <w:left w:val="single" w:sz="6" w:space="6" w:color="D1D5DB"/>
-        </w:pBdr>
-      </w:pPr>
-      <w:r>
-        <w:rPr>
-          <w:rFonts w:ascii="Calibri" w:hAnsi="Calibri"/>
-          <w:i/>
-          <w:color w:val="ABB5BF"/>
-          <w:sz w:val="18"/>
-        </w:rPr>
-        <w:t>[ Insérer la capture d'écran ici ]</w:t>
-      </w:r>
+    <w:tbl>
+      <w:tblPr>
+        <w:tblStyle w:val="TableGrid"/>
+        <w:tblW w:type="auto" w:w="0"/>
+        <w:tblLook w:firstColumn="1" w:firstRow="1" w:lastColumn="0" w:lastRow="0" w:noHBand="0" w:noVBand="1" w:val="04A0"/>
+      </w:tblPr>
+      <w:tblGrid>
+        <w:gridCol w:w="9406"/>
+      </w:tblGrid>
+      <w:tr>
+        <w:trPr>
+          <w:trHeight w:val="3969" w:hRule="atLeast"/>
+        </w:trPr>
+        <w:tc>
+          <w:tcPr>
+            <w:tcW w:type="dxa" w:w="9406"/>
+            <w:shd w:val="clear" w:color="auto" w:fill="F9FAFB"/>
+          </w:tcPr>
+          <w:p>
+            <w:pPr>
+              <w:spacing w:before="1587"/>
+              <w:jc w:val="center"/>
+            </w:pPr>
+            <w:r>
+              <w:rPr>
+                <w:rFonts w:ascii="Calibri" w:hAnsi="Calibri"/>
+                <w:i/>
+                <w:color w:val="ABB5BF"/>
+                <w:sz w:val="18"/>
+              </w:rPr>
+              <w:t>[ Insérer la capture d'écran ici ]</w:t>
+            </w:r>
+          </w:p>
+        </w:tc>
+      </w:tr>
+    </w:tbl>
+    <w:p>
+      <w:pPr>
+        <w:spacing w:after="240"/>
+      </w:pPr>
     </w:p>
     <w:p>
       <w:pPr>

--- a/livrables/docx/DIAPALER_AFRICA_Livrable6.docx
+++ b/livrables/docx/DIAPALER_AFRICA_Livrable6.docx
@@ -1100,7 +1100,7 @@
           <w:b/>
           <w:sz w:val="22"/>
         </w:rPr>
-        <w:t>34 écrans</w:t>
+        <w:t>35 écrans</w:t>
       </w:r>
       <w:r>
         <w:rPr>
@@ -1115,7 +1115,7 @@
           <w:b/>
           <w:sz w:val="22"/>
         </w:rPr>
-        <w:t>14 services</w:t>
+        <w:t>17 services</w:t>
       </w:r>
       <w:r>
         <w:rPr>
@@ -1309,7 +1309,7 @@
           <w:rFonts w:ascii="Calibri" w:hAnsi="Calibri"/>
           <w:sz w:val="22"/>
         </w:rPr>
-        <w:t>[4. Difficultés rencontrées et solutions](#4-difficultés-rencontrées-et-solutions)</w:t>
+        <w:t>[4. Écrans et fonctionnalités bonus non-documentés](#4-écrans-et-fonctionnalités-bonus-non-documentés)</w:t>
       </w:r>
     </w:p>
     <w:p>
@@ -1321,7 +1321,127 @@
           <w:rFonts w:ascii="Calibri" w:hAnsi="Calibri"/>
           <w:sz w:val="22"/>
         </w:rPr>
-        <w:t>[5. Solutions proposées et innovations](#5-solutions-proposées-et-innovations)</w:t>
+        <w:t>[4.1 Page d'Aide &amp; Support](#41-page-daide--support)</w:t>
+      </w:r>
+    </w:p>
+    <w:p>
+      <w:pPr>
+        <w:pStyle w:val="ListBullet"/>
+      </w:pPr>
+      <w:r>
+        <w:rPr>
+          <w:rFonts w:ascii="Calibri" w:hAnsi="Calibri"/>
+          <w:sz w:val="22"/>
+        </w:rPr>
+        <w:t>[4.2 Paramètres utilisateur](#42-paramètres-utilisateur)</w:t>
+      </w:r>
+    </w:p>
+    <w:p>
+      <w:pPr>
+        <w:pStyle w:val="ListBullet"/>
+      </w:pPr>
+      <w:r>
+        <w:rPr>
+          <w:rFonts w:ascii="Calibri" w:hAnsi="Calibri"/>
+          <w:sz w:val="22"/>
+        </w:rPr>
+        <w:t>[4.3 Recommandations intelligentes](#43-recommandations-intelligentes)</w:t>
+      </w:r>
+    </w:p>
+    <w:p>
+      <w:pPr>
+        <w:pStyle w:val="ListBullet"/>
+      </w:pPr>
+      <w:r>
+        <w:rPr>
+          <w:rFonts w:ascii="Calibri" w:hAnsi="Calibri"/>
+          <w:sz w:val="22"/>
+        </w:rPr>
+        <w:t>[4.4 Détail pitch avec uploads](#44-détail-pitch-avec-uploads)</w:t>
+      </w:r>
+    </w:p>
+    <w:p>
+      <w:pPr>
+        <w:pStyle w:val="ListBullet"/>
+      </w:pPr>
+      <w:r>
+        <w:rPr>
+          <w:rFonts w:ascii="Calibri" w:hAnsi="Calibri"/>
+          <w:sz w:val="22"/>
+        </w:rPr>
+        <w:t>[4.5 Gestion mes pitchs](#45-gestion-mes-pitchs)</w:t>
+      </w:r>
+    </w:p>
+    <w:p>
+      <w:pPr>
+        <w:pStyle w:val="ListBullet"/>
+      </w:pPr>
+      <w:r>
+        <w:rPr>
+          <w:rFonts w:ascii="Calibri" w:hAnsi="Calibri"/>
+          <w:sz w:val="22"/>
+        </w:rPr>
+        <w:t>[4.6 Mes Mentors (filtrage Contacts)](#46-mes-mentors-filtrage-contacts)</w:t>
+      </w:r>
+    </w:p>
+    <w:p>
+      <w:pPr>
+        <w:pStyle w:val="ListBullet"/>
+      </w:pPr>
+      <w:r>
+        <w:rPr>
+          <w:rFonts w:ascii="Calibri" w:hAnsi="Calibri"/>
+          <w:sz w:val="22"/>
+        </w:rPr>
+        <w:t>[4.7 Favoris mentors](#47-favoris-mentors)</w:t>
+      </w:r>
+    </w:p>
+    <w:p>
+      <w:pPr>
+        <w:pStyle w:val="ListBullet"/>
+      </w:pPr>
+      <w:r>
+        <w:rPr>
+          <w:rFonts w:ascii="Calibri" w:hAnsi="Calibri"/>
+          <w:sz w:val="22"/>
+        </w:rPr>
+        <w:t>[4.8 Favoris pitchs](#48-favoris-pitchs)</w:t>
+      </w:r>
+    </w:p>
+    <w:p>
+      <w:pPr>
+        <w:pStyle w:val="ListBullet"/>
+      </w:pPr>
+      <w:r>
+        <w:rPr>
+          <w:rFonts w:ascii="Calibri" w:hAnsi="Calibri"/>
+          <w:sz w:val="22"/>
+        </w:rPr>
+        <w:t>[4.9 Formulaire envoi demande](#49-formulaire-envoi-demande)</w:t>
+      </w:r>
+    </w:p>
+    <w:p>
+      <w:pPr>
+        <w:pStyle w:val="ListBullet"/>
+      </w:pPr>
+      <w:r>
+        <w:rPr>
+          <w:rFonts w:ascii="Calibri" w:hAnsi="Calibri"/>
+          <w:sz w:val="22"/>
+        </w:rPr>
+        <w:t>[5. Difficultés rencontrées et solutions](#5-difficultés-rencontrées-et-solutions)</w:t>
+      </w:r>
+    </w:p>
+    <w:p>
+      <w:pPr>
+        <w:pStyle w:val="ListBullet"/>
+      </w:pPr>
+      <w:r>
+        <w:rPr>
+          <w:rFonts w:ascii="Calibri" w:hAnsi="Calibri"/>
+          <w:sz w:val="22"/>
+        </w:rPr>
+        <w:t>[6. Solutions proposées et innovations](#6-solutions-proposées-et-innovations)</w:t>
       </w:r>
     </w:p>
     <w:p>
@@ -2487,7 +2607,7 @@
                 <w:rFonts w:ascii="Calibri" w:hAnsi="Calibri"/>
                 <w:sz w:val="20"/>
               </w:rPr>
-              <w:t>Sauvegarde MDP</w:t>
+              <w:t>Se souvenir de moi</w:t>
             </w:r>
           </w:p>
         </w:tc>
@@ -2499,17 +2619,24 @@
             <w:r>
               <w:rPr>
                 <w:rFonts w:ascii="Calibri" w:hAnsi="Calibri"/>
+                <w:sz w:val="20"/>
+              </w:rPr>
+              <w:t xml:space="preserve">Checkbox </w:t>
+            </w:r>
+            <w:r>
+              <w:rPr>
+                <w:rFonts w:ascii="Calibri" w:hAnsi="Calibri"/>
                 <w:color w:val="DC2626"/>
                 <w:sz w:val="20"/>
               </w:rPr>
-              <w:t>AutofillGroup</w:t>
-            </w:r>
-            <w:r>
-              <w:rPr>
-                <w:rFonts w:ascii="Calibri" w:hAnsi="Calibri"/>
-                <w:sz w:val="20"/>
-              </w:rPr>
-              <w:t xml:space="preserve"> → Google/Samsung/iCloud Password Manager</w:t>
+              <w:t>SharedPreferences</w:t>
+            </w:r>
+            <w:r>
+              <w:rPr>
+                <w:rFonts w:ascii="Calibri" w:hAnsi="Calibri"/>
+                <w:sz w:val="20"/>
+              </w:rPr>
+              <w:t xml:space="preserve"> — email + mot de passe pré-remplis au prochain lancement</w:t>
             </w:r>
           </w:p>
         </w:tc>
@@ -2540,7 +2667,7 @@
                 <w:rFonts w:ascii="Calibri" w:hAnsi="Calibri"/>
                 <w:sz w:val="20"/>
               </w:rPr>
-              <w:t>Persistance session</w:t>
+              <w:t>Sauvegarde MDP système</w:t>
             </w:r>
           </w:p>
         </w:tc>
@@ -2553,9 +2680,17 @@
             <w:r>
               <w:rPr>
                 <w:rFonts w:ascii="Calibri" w:hAnsi="Calibri"/>
-                <w:sz w:val="20"/>
-              </w:rPr>
-              <w:t>Cache offline-first + bootstrap Firebase</w:t>
+                <w:color w:val="DC2626"/>
+                <w:sz w:val="20"/>
+              </w:rPr>
+              <w:t>AutofillGroup</w:t>
+            </w:r>
+            <w:r>
+              <w:rPr>
+                <w:rFonts w:ascii="Calibri" w:hAnsi="Calibri"/>
+                <w:sz w:val="20"/>
+              </w:rPr>
+              <w:t xml:space="preserve"> → Google/Samsung/iCloud Password Manager</w:t>
             </w:r>
           </w:p>
         </w:tc>
@@ -2586,7 +2721,7 @@
                 <w:rFonts w:ascii="Calibri" w:hAnsi="Calibri"/>
                 <w:sz w:val="20"/>
               </w:rPr>
-              <w:t>Dashboards</w:t>
+              <w:t>Persistance session</w:t>
             </w:r>
           </w:p>
         </w:tc>
@@ -2598,17 +2733,9 @@
             <w:r>
               <w:rPr>
                 <w:rFonts w:ascii="Calibri" w:hAnsi="Calibri"/>
-                <w:b/>
-                <w:sz w:val="20"/>
-              </w:rPr>
-              <w:t>3 dashboards distincts</w:t>
-            </w:r>
-            <w:r>
-              <w:rPr>
-                <w:rFonts w:ascii="Calibri" w:hAnsi="Calibri"/>
-                <w:sz w:val="20"/>
-              </w:rPr>
-              <w:t xml:space="preserve"> : Entrepreneur (amber) / Mentor (vert) / Investisseur (bleu)</w:t>
+                <w:sz w:val="20"/>
+              </w:rPr>
+              <w:t>Cache offline-first + bootstrap Firebase</w:t>
             </w:r>
           </w:p>
         </w:tc>
@@ -2622,7 +2749,7 @@
                 <w:rFonts w:ascii="Calibri" w:hAnsi="Calibri"/>
                 <w:sz w:val="20"/>
               </w:rPr>
-              <w:t>Selon rôle</w:t>
+              <w:t>Tous</w:t>
             </w:r>
           </w:p>
         </w:tc>
@@ -2639,7 +2766,7 @@
                 <w:rFonts w:ascii="Calibri" w:hAnsi="Calibri"/>
                 <w:sz w:val="20"/>
               </w:rPr>
-              <w:t>Matching</w:t>
+              <w:t>Dashboards</w:t>
             </w:r>
           </w:p>
         </w:tc>
@@ -2652,17 +2779,17 @@
             <w:r>
               <w:rPr>
                 <w:rFonts w:ascii="Calibri" w:hAnsi="Calibri"/>
-                <w:sz w:val="20"/>
-              </w:rPr>
-              <w:t xml:space="preserve">112 profils + membres DIAPALER réels + 4 filtres + GPS + </w:t>
-            </w:r>
-            <w:r>
-              <w:rPr>
-                <w:rFonts w:ascii="Calibri" w:hAnsi="Calibri"/>
                 <w:b/>
                 <w:sz w:val="20"/>
               </w:rPr>
-              <w:t>rôle-adaptatif</w:t>
+              <w:t>3 dashboards distincts</w:t>
+            </w:r>
+            <w:r>
+              <w:rPr>
+                <w:rFonts w:ascii="Calibri" w:hAnsi="Calibri"/>
+                <w:sz w:val="20"/>
+              </w:rPr>
+              <w:t xml:space="preserve"> : Entrepreneur (amber) / Mentor (vert) / Investisseur (bleu)</w:t>
             </w:r>
           </w:p>
         </w:tc>
@@ -2677,7 +2804,7 @@
                 <w:rFonts w:ascii="Calibri" w:hAnsi="Calibri"/>
                 <w:sz w:val="20"/>
               </w:rPr>
-              <w:t>Tous</w:t>
+              <w:t>Selon rôle</w:t>
             </w:r>
           </w:p>
         </w:tc>
@@ -2693,7 +2820,7 @@
                 <w:rFonts w:ascii="Calibri" w:hAnsi="Calibri"/>
                 <w:sz w:val="20"/>
               </w:rPr>
-              <w:t>Messagerie</w:t>
+              <w:t>Matching</w:t>
             </w:r>
           </w:p>
         </w:tc>
@@ -2707,7 +2834,7 @@
                 <w:rFonts w:ascii="Calibri" w:hAnsi="Calibri"/>
                 <w:sz w:val="20"/>
               </w:rPr>
-              <w:t xml:space="preserve">Chat temps réel Firebase + badge non lus filtré + </w:t>
+              <w:t xml:space="preserve">112 profils + membres DIAPALER réels + 4 filtres + GPS + </w:t>
             </w:r>
             <w:r>
               <w:rPr>
@@ -2715,7 +2842,7 @@
                 <w:b/>
                 <w:sz w:val="20"/>
               </w:rPr>
-              <w:t>onglet Contacts</w:t>
+              <w:t>rôle-adaptatif</w:t>
             </w:r>
           </w:p>
         </w:tc>
@@ -2746,7 +2873,7 @@
                 <w:rFonts w:ascii="Calibri" w:hAnsi="Calibri"/>
                 <w:sz w:val="20"/>
               </w:rPr>
-              <w:t>Notifications</w:t>
+              <w:t>Messagerie</w:t>
             </w:r>
           </w:p>
         </w:tc>
@@ -2761,7 +2888,15 @@
                 <w:rFonts w:ascii="Calibri" w:hAnsi="Calibri"/>
                 <w:sz w:val="20"/>
               </w:rPr>
-              <w:t>Centre + badge dynamique + "Effacer tout"</w:t>
+              <w:t xml:space="preserve">Chat temps réel Firebase + badge non lus filtré + </w:t>
+            </w:r>
+            <w:r>
+              <w:rPr>
+                <w:rFonts w:ascii="Calibri" w:hAnsi="Calibri"/>
+                <w:b/>
+                <w:sz w:val="20"/>
+              </w:rPr>
+              <w:t>onglet Contacts</w:t>
             </w:r>
           </w:p>
         </w:tc>
@@ -2792,7 +2927,7 @@
                 <w:rFonts w:ascii="Calibri" w:hAnsi="Calibri"/>
                 <w:sz w:val="20"/>
               </w:rPr>
-              <w:t>Profil</w:t>
+              <w:t>Notifications</w:t>
             </w:r>
           </w:p>
         </w:tc>
@@ -2806,7 +2941,7 @@
                 <w:rFonts w:ascii="Calibri" w:hAnsi="Calibri"/>
                 <w:sz w:val="20"/>
               </w:rPr>
-              <w:t>Stats rôle-spécifiques + LinkedIn cliquable + coordonnées condensées + boutons adaptatifs</w:t>
+              <w:t>Centre + badge dynamique + "Effacer tout"</w:t>
             </w:r>
           </w:p>
         </w:tc>
@@ -2837,7 +2972,7 @@
                 <w:rFonts w:ascii="Calibri" w:hAnsi="Calibri"/>
                 <w:sz w:val="20"/>
               </w:rPr>
-              <w:t>Dépôt de pitch</w:t>
+              <w:t>Profil</w:t>
             </w:r>
           </w:p>
         </w:tc>
@@ -2852,22 +2987,7 @@
                 <w:rFonts w:ascii="Calibri" w:hAnsi="Calibri"/>
                 <w:sz w:val="20"/>
               </w:rPr>
-              <w:t xml:space="preserve">Stepper 3 étapes avec </w:t>
-            </w:r>
-            <w:r>
-              <w:rPr>
-                <w:rFonts w:ascii="Calibri" w:hAnsi="Calibri"/>
-                <w:b/>
-                <w:sz w:val="20"/>
-              </w:rPr>
-              <w:t>validation</w:t>
-            </w:r>
-            <w:r>
-              <w:rPr>
-                <w:rFonts w:ascii="Calibri" w:hAnsi="Calibri"/>
-                <w:sz w:val="20"/>
-              </w:rPr>
-              <w:t xml:space="preserve"> + double sauvegarde + redirect Profil</w:t>
+              <w:t>Stats rôle-spécifiques + LinkedIn cliquable + coordonnées condensées + boutons adaptatifs</w:t>
             </w:r>
           </w:p>
         </w:tc>
@@ -2882,7 +3002,7 @@
                 <w:rFonts w:ascii="Calibri" w:hAnsi="Calibri"/>
                 <w:sz w:val="20"/>
               </w:rPr>
-              <w:t>Entrepreneur</w:t>
+              <w:t>Tous</w:t>
             </w:r>
           </w:p>
         </w:tc>
@@ -2898,7 +3018,7 @@
                 <w:rFonts w:ascii="Calibri" w:hAnsi="Calibri"/>
                 <w:sz w:val="20"/>
               </w:rPr>
-              <w:t>Pitchs publiés</w:t>
+              <w:t>Dépôt de pitch</w:t>
             </w:r>
           </w:p>
         </w:tc>
@@ -2912,7 +3032,7 @@
                 <w:rFonts w:ascii="Calibri" w:hAnsi="Calibri"/>
                 <w:sz w:val="20"/>
               </w:rPr>
-              <w:t xml:space="preserve">StreamBuilder temps réel + bouton partage + </w:t>
+              <w:t xml:space="preserve">Stepper </w:t>
             </w:r>
             <w:r>
               <w:rPr>
@@ -2920,14 +3040,29 @@
                 <w:b/>
                 <w:sz w:val="20"/>
               </w:rPr>
-              <w:t>filtres secteur + recherche</w:t>
-            </w:r>
-            <w:r>
-              <w:rPr>
-                <w:rFonts w:ascii="Calibri" w:hAnsi="Calibri"/>
-                <w:sz w:val="20"/>
-              </w:rPr>
-              <w:t xml:space="preserve"> + bouton investissement</w:t>
+              <w:t>5 étapes</w:t>
+            </w:r>
+            <w:r>
+              <w:rPr>
+                <w:rFonts w:ascii="Calibri" w:hAnsi="Calibri"/>
+                <w:sz w:val="20"/>
+              </w:rPr>
+              <w:t xml:space="preserve"> avec validation + </w:t>
+            </w:r>
+            <w:r>
+              <w:rPr>
+                <w:rFonts w:ascii="Calibri" w:hAnsi="Calibri"/>
+                <w:b/>
+                <w:sz w:val="20"/>
+              </w:rPr>
+              <w:t>bouton Précédent</w:t>
+            </w:r>
+            <w:r>
+              <w:rPr>
+                <w:rFonts w:ascii="Calibri" w:hAnsi="Calibri"/>
+                <w:sz w:val="20"/>
+              </w:rPr>
+              <w:t xml:space="preserve"> (retour libre entre étapes) + sauvegarde progressive par étape + publication directe sans stepper</w:t>
             </w:r>
           </w:p>
         </w:tc>
@@ -2941,7 +3076,7 @@
                 <w:rFonts w:ascii="Calibri" w:hAnsi="Calibri"/>
                 <w:sz w:val="20"/>
               </w:rPr>
-              <w:t>Mentor, Investisseur</w:t>
+              <w:t>Entrepreneur</w:t>
             </w:r>
           </w:p>
         </w:tc>
@@ -2958,7 +3093,7 @@
                 <w:rFonts w:ascii="Calibri" w:hAnsi="Calibri"/>
                 <w:sz w:val="20"/>
               </w:rPr>
-              <w:t>Projets</w:t>
+              <w:t>Pitchs publiés</w:t>
             </w:r>
           </w:p>
         </w:tc>
@@ -2973,7 +3108,7 @@
                 <w:rFonts w:ascii="Calibri" w:hAnsi="Calibri"/>
                 <w:sz w:val="20"/>
               </w:rPr>
-              <w:t xml:space="preserve">Création + suivi progression (Étape 1/3) + </w:t>
+              <w:t xml:space="preserve">StreamBuilder temps réel + </w:t>
             </w:r>
             <w:r>
               <w:rPr>
@@ -2981,29 +3116,29 @@
                 <w:b/>
                 <w:sz w:val="20"/>
               </w:rPr>
-              <w:t>modification</w:t>
-            </w:r>
-            <w:r>
-              <w:rPr>
-                <w:rFonts w:ascii="Calibri" w:hAnsi="Calibri"/>
-                <w:sz w:val="20"/>
-              </w:rPr>
-              <w:t xml:space="preserve"> (mode édition </w:t>
-            </w:r>
-            <w:r>
-              <w:rPr>
-                <w:rFonts w:ascii="Calibri" w:hAnsi="Calibri"/>
-                <w:color w:val="DC2626"/>
-                <w:sz w:val="20"/>
-              </w:rPr>
-              <w:t>AddProjectPage(existingProject:)</w:t>
-            </w:r>
-            <w:r>
-              <w:rPr>
-                <w:rFonts w:ascii="Calibri" w:hAnsi="Calibri"/>
-                <w:sz w:val="20"/>
-              </w:rPr>
-              <w:t>) + suppression</w:t>
+              <w:t>tri Premium d'abord</w:t>
+            </w:r>
+            <w:r>
+              <w:rPr>
+                <w:rFonts w:ascii="Calibri" w:hAnsi="Calibri"/>
+                <w:sz w:val="20"/>
+              </w:rPr>
+              <w:t xml:space="preserve"> puis date + badge ⭐ sur cartes entrepreneurs premium + bouton partage + </w:t>
+            </w:r>
+            <w:r>
+              <w:rPr>
+                <w:rFonts w:ascii="Calibri" w:hAnsi="Calibri"/>
+                <w:b/>
+                <w:sz w:val="20"/>
+              </w:rPr>
+              <w:t>filtres secteur + recherche</w:t>
+            </w:r>
+            <w:r>
+              <w:rPr>
+                <w:rFonts w:ascii="Calibri" w:hAnsi="Calibri"/>
+                <w:sz w:val="20"/>
+              </w:rPr>
+              <w:t xml:space="preserve"> + bouton investissement</w:t>
             </w:r>
           </w:p>
         </w:tc>
@@ -3018,7 +3153,7 @@
                 <w:rFonts w:ascii="Calibri" w:hAnsi="Calibri"/>
                 <w:sz w:val="20"/>
               </w:rPr>
-              <w:t>Entrepreneur</w:t>
+              <w:t>Mentor, Investisseur</w:t>
             </w:r>
           </w:p>
         </w:tc>
@@ -3034,7 +3169,7 @@
                 <w:rFonts w:ascii="Calibri" w:hAnsi="Calibri"/>
                 <w:sz w:val="20"/>
               </w:rPr>
-              <w:t>Agenda</w:t>
+              <w:t>Projets</w:t>
             </w:r>
           </w:p>
         </w:tc>
@@ -3048,7 +3183,7 @@
                 <w:rFonts w:ascii="Calibri" w:hAnsi="Calibri"/>
                 <w:sz w:val="20"/>
               </w:rPr>
-              <w:t xml:space="preserve">Titre/descriptions </w:t>
+              <w:t xml:space="preserve">Création + suivi progression (Étape 1/5) + </w:t>
             </w:r>
             <w:r>
               <w:rPr>
@@ -3056,14 +3191,29 @@
                 <w:b/>
                 <w:sz w:val="20"/>
               </w:rPr>
-              <w:t>rôle-spécifiques</w:t>
-            </w:r>
-            <w:r>
-              <w:rPr>
-                <w:rFonts w:ascii="Calibri" w:hAnsi="Calibri"/>
-                <w:sz w:val="20"/>
-              </w:rPr>
-              <w:t xml:space="preserve"> + synchronisation Firebase + </w:t>
+              <w:t>édition</w:t>
+            </w:r>
+            <w:r>
+              <w:rPr>
+                <w:rFonts w:ascii="Calibri" w:hAnsi="Calibri"/>
+                <w:sz w:val="20"/>
+              </w:rPr>
+              <w:t xml:space="preserve"> (</w:t>
+            </w:r>
+            <w:r>
+              <w:rPr>
+                <w:rFonts w:ascii="Calibri" w:hAnsi="Calibri"/>
+                <w:color w:val="DC2626"/>
+                <w:sz w:val="20"/>
+              </w:rPr>
+              <w:t>PitchPage(existingProject:)</w:t>
+            </w:r>
+            <w:r>
+              <w:rPr>
+                <w:rFonts w:ascii="Calibri" w:hAnsi="Calibri"/>
+                <w:sz w:val="20"/>
+              </w:rPr>
+              <w:t xml:space="preserve"> reprend à l'étape sauvegardée) + </w:t>
             </w:r>
             <w:r>
               <w:rPr>
@@ -3071,7 +3221,29 @@
                 <w:b/>
                 <w:sz w:val="20"/>
               </w:rPr>
-              <w:t>bouton Annuler</w:t>
+              <w:t>publication directe</w:t>
+            </w:r>
+            <w:r>
+              <w:rPr>
+                <w:rFonts w:ascii="Calibri" w:hAnsi="Calibri"/>
+                <w:sz w:val="20"/>
+              </w:rPr>
+              <w:t xml:space="preserve"> (</w:t>
+            </w:r>
+            <w:r>
+              <w:rPr>
+                <w:rFonts w:ascii="Calibri" w:hAnsi="Calibri"/>
+                <w:color w:val="DC2626"/>
+                <w:sz w:val="20"/>
+              </w:rPr>
+              <w:t>_directPublish</w:t>
+            </w:r>
+            <w:r>
+              <w:rPr>
+                <w:rFonts w:ascii="Calibri" w:hAnsi="Calibri"/>
+                <w:sz w:val="20"/>
+              </w:rPr>
+              <w:t>) + suppression</w:t>
             </w:r>
           </w:p>
         </w:tc>
@@ -3085,7 +3257,7 @@
                 <w:rFonts w:ascii="Calibri" w:hAnsi="Calibri"/>
                 <w:sz w:val="20"/>
               </w:rPr>
-              <w:t>Tous</w:t>
+              <w:t>Entrepreneur</w:t>
             </w:r>
           </w:p>
         </w:tc>
@@ -3102,7 +3274,7 @@
                 <w:rFonts w:ascii="Calibri" w:hAnsi="Calibri"/>
                 <w:sz w:val="20"/>
               </w:rPr>
-              <w:t>Planning</w:t>
+              <w:t>Agenda</w:t>
             </w:r>
           </w:p>
         </w:tc>
@@ -3117,7 +3289,30 @@
                 <w:rFonts w:ascii="Calibri" w:hAnsi="Calibri"/>
                 <w:sz w:val="20"/>
               </w:rPr>
-              <w:t>Gestion créneaux disponibles + bouton dans AppBar Agenda</w:t>
+              <w:t xml:space="preserve">Titre/descriptions </w:t>
+            </w:r>
+            <w:r>
+              <w:rPr>
+                <w:rFonts w:ascii="Calibri" w:hAnsi="Calibri"/>
+                <w:b/>
+                <w:sz w:val="20"/>
+              </w:rPr>
+              <w:t>rôle-spécifiques</w:t>
+            </w:r>
+            <w:r>
+              <w:rPr>
+                <w:rFonts w:ascii="Calibri" w:hAnsi="Calibri"/>
+                <w:sz w:val="20"/>
+              </w:rPr>
+              <w:t xml:space="preserve"> + synchronisation Firebase + </w:t>
+            </w:r>
+            <w:r>
+              <w:rPr>
+                <w:rFonts w:ascii="Calibri" w:hAnsi="Calibri"/>
+                <w:b/>
+                <w:sz w:val="20"/>
+              </w:rPr>
+              <w:t>bouton Annuler</w:t>
             </w:r>
           </w:p>
         </w:tc>
@@ -3132,7 +3327,7 @@
                 <w:rFonts w:ascii="Calibri" w:hAnsi="Calibri"/>
                 <w:sz w:val="20"/>
               </w:rPr>
-              <w:t>Mentor</w:t>
+              <w:t>Tous</w:t>
             </w:r>
           </w:p>
         </w:tc>
@@ -3148,7 +3343,7 @@
                 <w:rFonts w:ascii="Calibri" w:hAnsi="Calibri"/>
                 <w:sz w:val="20"/>
               </w:rPr>
-              <w:t>Demandes</w:t>
+              <w:t>Planning</w:t>
             </w:r>
           </w:p>
         </w:tc>
@@ -3162,7 +3357,7 @@
                 <w:rFonts w:ascii="Calibri" w:hAnsi="Calibri"/>
                 <w:sz w:val="20"/>
               </w:rPr>
-              <w:t>Envoi + gestion (accepter/refuser) + 2 sections (mentorat / investissement)</w:t>
+              <w:t>Gestion créneaux disponibles + bouton dans AppBar Agenda</w:t>
             </w:r>
           </w:p>
         </w:tc>
@@ -3176,7 +3371,7 @@
                 <w:rFonts w:ascii="Calibri" w:hAnsi="Calibri"/>
                 <w:sz w:val="20"/>
               </w:rPr>
-              <w:t>Tous</w:t>
+              <w:t>Mentor</w:t>
             </w:r>
           </w:p>
         </w:tc>
@@ -3193,7 +3388,7 @@
                 <w:rFonts w:ascii="Calibri" w:hAnsi="Calibri"/>
                 <w:sz w:val="20"/>
               </w:rPr>
-              <w:t>Flux investisseur</w:t>
+              <w:t>Demandes</w:t>
             </w:r>
           </w:p>
         </w:tc>
@@ -3208,7 +3403,7 @@
                 <w:rFonts w:ascii="Calibri" w:hAnsi="Calibri"/>
                 <w:sz w:val="20"/>
               </w:rPr>
-              <w:t>Proposer un investissement depuis les pitchs + acceptation + relation Contacts</w:t>
+              <w:t>Envoi + gestion (accepter/refuser) + 2 sections (mentorat / investissement)</w:t>
             </w:r>
           </w:p>
         </w:tc>
@@ -3223,7 +3418,7 @@
                 <w:rFonts w:ascii="Calibri" w:hAnsi="Calibri"/>
                 <w:sz w:val="20"/>
               </w:rPr>
-              <w:t>Investisseur, Entrepreneur</w:t>
+              <w:t>Tous</w:t>
             </w:r>
           </w:p>
         </w:tc>
@@ -3239,7 +3434,7 @@
                 <w:rFonts w:ascii="Calibri" w:hAnsi="Calibri"/>
                 <w:sz w:val="20"/>
               </w:rPr>
-              <w:t>Système de Contacts</w:t>
+              <w:t>Flux investisseur</w:t>
             </w:r>
           </w:p>
         </w:tc>
@@ -3253,7 +3448,7 @@
                 <w:rFonts w:ascii="Calibri" w:hAnsi="Calibri"/>
                 <w:sz w:val="20"/>
               </w:rPr>
-              <w:t>Relations acceptées (mentorat + investissement) dans onglet Contacts</w:t>
+              <w:t>Proposer un investissement depuis les pitchs + acceptation + relation Contacts</w:t>
             </w:r>
           </w:p>
         </w:tc>
@@ -3267,7 +3462,7 @@
                 <w:rFonts w:ascii="Calibri" w:hAnsi="Calibri"/>
                 <w:sz w:val="20"/>
               </w:rPr>
-              <w:t>Tous</w:t>
+              <w:t>Investisseur, Entrepreneur</w:t>
             </w:r>
           </w:p>
         </w:tc>
@@ -3284,7 +3479,7 @@
                 <w:rFonts w:ascii="Calibri" w:hAnsi="Calibri"/>
                 <w:sz w:val="20"/>
               </w:rPr>
-              <w:t>Compatibilité dynamique</w:t>
+              <w:t>Système de Contacts</w:t>
             </w:r>
           </w:p>
         </w:tc>
@@ -3299,7 +3494,7 @@
                 <w:rFonts w:ascii="Calibri" w:hAnsi="Calibri"/>
                 <w:sz w:val="20"/>
               </w:rPr>
-              <w:t>Algorithme intérêts partagés — remplace valeurs hardcodées</w:t>
+              <w:t>Relations acceptées (mentorat + investissement) dans onglet Contacts</w:t>
             </w:r>
           </w:p>
         </w:tc>
@@ -3330,7 +3525,7 @@
                 <w:rFonts w:ascii="Calibri" w:hAnsi="Calibri"/>
                 <w:sz w:val="20"/>
               </w:rPr>
-              <w:t>Chatbot DIALI</w:t>
+              <w:t>Compatibilité dynamique</w:t>
             </w:r>
           </w:p>
         </w:tc>
@@ -3344,7 +3539,7 @@
                 <w:rFonts w:ascii="Calibri" w:hAnsi="Calibri"/>
                 <w:sz w:val="20"/>
               </w:rPr>
-              <w:t>Llama 3.1 8B (Groq) + proxy Cloudflare + FAB pulsant + messages d'erreur clairs</w:t>
+              <w:t>Algorithme intérêts partagés — remplace valeurs hardcodées</w:t>
             </w:r>
           </w:p>
         </w:tc>
@@ -3375,7 +3570,7 @@
                 <w:rFonts w:ascii="Calibri" w:hAnsi="Calibri"/>
                 <w:sz w:val="20"/>
               </w:rPr>
-              <w:t>Géolocalisation</w:t>
+              <w:t>Chatbot DIALI</w:t>
             </w:r>
           </w:p>
         </w:tc>
@@ -3390,7 +3585,7 @@
                 <w:rFonts w:ascii="Calibri" w:hAnsi="Calibri"/>
                 <w:sz w:val="20"/>
               </w:rPr>
-              <w:t>GPS + bouton "Près de moi" + distances km</w:t>
+              <w:t>Llama 3.1 8B (Groq) + proxy Cloudflare + FAB pulsant + messages d'erreur clairs</w:t>
             </w:r>
           </w:p>
         </w:tc>
@@ -3421,7 +3616,7 @@
                 <w:rFonts w:ascii="Calibri" w:hAnsi="Calibri"/>
                 <w:sz w:val="20"/>
               </w:rPr>
-              <w:t>Cache offline</w:t>
+              <w:t>Géolocalisation</w:t>
             </w:r>
           </w:p>
         </w:tc>
@@ -3435,7 +3630,22 @@
                 <w:rFonts w:ascii="Calibri" w:hAnsi="Calibri"/>
                 <w:sz w:val="20"/>
               </w:rPr>
-              <w:t>Profil disponible sans internet (SharedPreferences)</w:t>
+              <w:t xml:space="preserve">GPS + bouton "Près de moi" + distances km + </w:t>
+            </w:r>
+            <w:r>
+              <w:rPr>
+                <w:rFonts w:ascii="Calibri" w:hAnsi="Calibri"/>
+                <w:color w:val="DC2626"/>
+                <w:sz w:val="20"/>
+              </w:rPr>
+              <w:t>LocationService</w:t>
+            </w:r>
+            <w:r>
+              <w:rPr>
+                <w:rFonts w:ascii="Calibri" w:hAnsi="Calibri"/>
+                <w:sz w:val="20"/>
+              </w:rPr>
+              <w:t xml:space="preserve"> auto-détection ville et quartier (Nominatim OSM) dans Modifier profil</w:t>
             </w:r>
           </w:p>
         </w:tc>
@@ -3466,7 +3676,7 @@
                 <w:rFonts w:ascii="Calibri" w:hAnsi="Calibri"/>
                 <w:sz w:val="20"/>
               </w:rPr>
-              <w:t>Partage social</w:t>
+              <w:t>Cache offline</w:t>
             </w:r>
           </w:p>
         </w:tc>
@@ -3481,7 +3691,7 @@
                 <w:rFonts w:ascii="Calibri" w:hAnsi="Calibri"/>
                 <w:sz w:val="20"/>
               </w:rPr>
-              <w:t>Pitchs, profils, conseils DIALI sur WhatsApp, Facebook, Telegram, X, LinkedIn</w:t>
+              <w:t>Profil disponible sans internet (SharedPreferences)</w:t>
             </w:r>
           </w:p>
         </w:tc>
@@ -3512,7 +3722,7 @@
                 <w:rFonts w:ascii="Calibri" w:hAnsi="Calibri"/>
                 <w:sz w:val="20"/>
               </w:rPr>
-              <w:t>Paiement Premium</w:t>
+              <w:t>Partage social</w:t>
             </w:r>
           </w:p>
         </w:tc>
@@ -3526,7 +3736,7 @@
                 <w:rFonts w:ascii="Calibri" w:hAnsi="Calibri"/>
                 <w:sz w:val="20"/>
               </w:rPr>
-              <w:t>Abonnement Wave (3 plans) + badge ⭐ + activation Firebase immédiate</w:t>
+              <w:t>Pitchs, profils, conseils DIALI sur WhatsApp, Facebook, Telegram, X, LinkedIn</w:t>
             </w:r>
           </w:p>
         </w:tc>
@@ -3557,7 +3767,7 @@
                 <w:rFonts w:ascii="Calibri" w:hAnsi="Calibri"/>
                 <w:sz w:val="20"/>
               </w:rPr>
-              <w:t>Bouton CIS</w:t>
+              <w:t>Paiement Premium</w:t>
             </w:r>
           </w:p>
         </w:tc>
@@ -3572,7 +3782,22 @@
                 <w:rFonts w:ascii="Calibri" w:hAnsi="Calibri"/>
                 <w:sz w:val="20"/>
               </w:rPr>
-              <w:t>Bottom sheet informatif : Club des Investisseurs du Sénégal</w:t>
+              <w:t xml:space="preserve">Abonnement Wave </w:t>
+            </w:r>
+            <w:r>
+              <w:rPr>
+                <w:rFonts w:ascii="Calibri" w:hAnsi="Calibri"/>
+                <w:b/>
+                <w:sz w:val="20"/>
+              </w:rPr>
+              <w:t>Entrepreneur uniquement</w:t>
+            </w:r>
+            <w:r>
+              <w:rPr>
+                <w:rFonts w:ascii="Calibri" w:hAnsi="Calibri"/>
+                <w:sz w:val="20"/>
+              </w:rPr>
+              <w:t xml:space="preserve"> (4 900 FCFA/mois) + badge ⭐ sur profil + pitchs marqués premium + tri prioritaire dans liste + bannière "Passer Premium" + activation Firebase immédiate</w:t>
             </w:r>
           </w:p>
         </w:tc>
@@ -3603,7 +3828,7 @@
                 <w:rFonts w:ascii="Calibri" w:hAnsi="Calibri"/>
                 <w:sz w:val="20"/>
               </w:rPr>
-              <w:t>Avis et notation ⭐</w:t>
+              <w:t>Bouton CIS</w:t>
             </w:r>
           </w:p>
         </w:tc>
@@ -3617,7 +3842,7 @@
                 <w:rFonts w:ascii="Calibri" w:hAnsi="Calibri"/>
                 <w:sz w:val="20"/>
               </w:rPr>
-              <w:t>Étoiles 1–5, moyenne live Firebase, accès restreint par relation acceptée</w:t>
+              <w:t>Bottom sheet informatif : Club des Investisseurs du Sénégal</w:t>
             </w:r>
           </w:p>
         </w:tc>
@@ -3631,7 +3856,7 @@
                 <w:rFonts w:ascii="Calibri" w:hAnsi="Calibri"/>
                 <w:sz w:val="20"/>
               </w:rPr>
-              <w:t>Tous</w:t>
+              <w:t>Entrepreneur</w:t>
             </w:r>
           </w:p>
         </w:tc>
@@ -3648,7 +3873,7 @@
                 <w:rFonts w:ascii="Calibri" w:hAnsi="Calibri"/>
                 <w:sz w:val="20"/>
               </w:rPr>
-              <w:t>Pitchs favoris 🔖</w:t>
+              <w:t>Avis et notation ⭐</w:t>
             </w:r>
           </w:p>
         </w:tc>
@@ -3663,22 +3888,7 @@
                 <w:rFonts w:ascii="Calibri" w:hAnsi="Calibri"/>
                 <w:sz w:val="20"/>
               </w:rPr>
-              <w:t xml:space="preserve">Bookmark investisseur, ValueNotifier temps réel, nœud </w:t>
-            </w:r>
-            <w:r>
-              <w:rPr>
-                <w:rFonts w:ascii="Calibri" w:hAnsi="Calibri"/>
-                <w:color w:val="DC2626"/>
-                <w:sz w:val="20"/>
-              </w:rPr>
-              <w:t>pitchFavorites/</w:t>
-            </w:r>
-            <w:r>
-              <w:rPr>
-                <w:rFonts w:ascii="Calibri" w:hAnsi="Calibri"/>
-                <w:sz w:val="20"/>
-              </w:rPr>
-              <w:t xml:space="preserve"> Firebase</w:t>
+              <w:t>Étoiles 1–5, moyenne live Firebase, accès restreint par relation acceptée</w:t>
             </w:r>
           </w:p>
         </w:tc>
@@ -3686,6 +3896,65 @@
           <w:tcPr>
             <w:tcW w:type="dxa" w:w="3135"/>
             <w:shd w:val="clear" w:color="auto" w:fill="EFF6FF"/>
+          </w:tcPr>
+          <w:p>
+            <w:r>
+              <w:rPr>
+                <w:rFonts w:ascii="Calibri" w:hAnsi="Calibri"/>
+                <w:sz w:val="20"/>
+              </w:rPr>
+              <w:t>Tous</w:t>
+            </w:r>
+          </w:p>
+        </w:tc>
+      </w:tr>
+      <w:tr>
+        <w:tc>
+          <w:tcPr>
+            <w:tcW w:type="dxa" w:w="3135"/>
+          </w:tcPr>
+          <w:p>
+            <w:r>
+              <w:rPr>
+                <w:rFonts w:ascii="Calibri" w:hAnsi="Calibri"/>
+                <w:sz w:val="20"/>
+              </w:rPr>
+              <w:t>Pitchs favoris 🔖</w:t>
+            </w:r>
+          </w:p>
+        </w:tc>
+        <w:tc>
+          <w:tcPr>
+            <w:tcW w:type="dxa" w:w="3135"/>
+          </w:tcPr>
+          <w:p>
+            <w:r>
+              <w:rPr>
+                <w:rFonts w:ascii="Calibri" w:hAnsi="Calibri"/>
+                <w:sz w:val="20"/>
+              </w:rPr>
+              <w:t xml:space="preserve">Bookmark investisseur, ValueNotifier temps réel, nœud </w:t>
+            </w:r>
+            <w:r>
+              <w:rPr>
+                <w:rFonts w:ascii="Calibri" w:hAnsi="Calibri"/>
+                <w:color w:val="DC2626"/>
+                <w:sz w:val="20"/>
+              </w:rPr>
+              <w:t>pitchFavorites/</w:t>
+            </w:r>
+            <w:r>
+              <w:rPr>
+                <w:rFonts w:ascii="Calibri" w:hAnsi="Calibri"/>
+                <w:sz w:val="20"/>
+              </w:rPr>
+              <w:t xml:space="preserve"> Firebase</w:t>
+            </w:r>
+          </w:p>
+        </w:tc>
+        <w:tc>
+          <w:tcPr>
+            <w:tcW w:type="dxa" w:w="3135"/>
           </w:tcPr>
           <w:p>
             <w:r>
@@ -4392,7 +4661,22 @@
           <w:color w:val="1F2D3D"/>
           <w:sz w:val="18"/>
         </w:rPr>
-        <w:t>├── reviews/        → avis et notations par profil (étoiles 1–5)</w:t>
+        <w:t>├── reviews/        → avis textuels par profil (texte + auteur + date)</w:t>
+      </w:r>
+    </w:p>
+    <w:p>
+      <w:pPr>
+        <w:spacing w:before="0" w:after="0"/>
+        <w:ind w:left="283"/>
+        <w:shd w:val="clear" w:color="auto" w:fill="F3F4F6"/>
+      </w:pPr>
+      <w:r>
+        <w:rPr>
+          <w:rFonts w:ascii="Courier New" w:hAnsi="Courier New"/>
+          <w:color w:val="1F2D3D"/>
+          <w:sz w:val="18"/>
+        </w:rPr>
+        <w:t>├── ratings/        → notes 1–5 par utilisateur (`ratings/{toUid}/{fromUid}` → entier)</w:t>
       </w:r>
     </w:p>
     <w:p>
@@ -4851,7 +5135,7 @@
           <w:rFonts w:ascii="Calibri" w:hAnsi="Calibri"/>
           <w:sz w:val="22"/>
         </w:rPr>
-        <w:t xml:space="preserve">Nous avons délibérément limité le nombre de packages tiers au strict nécessaire. Chaque dépendance ajoutée représente un risque : conflits de versions, abandon du package, augmentation de la taille de l'APK. Le tableau ci-dessous recense les 10 packages retenus, avec leur justification. On notera l'absence volontaire de packages de state management (Provider, Riverpod, Bloc) — nous avons préféré le duo natif Flutter </w:t>
+        <w:t xml:space="preserve">Nous avons délibérément limité le nombre de packages tiers au strict nécessaire. Chaque dépendance ajoutée représente un risque : conflits de versions, abandon du package, augmentation de la taille de l'APK. Le tableau ci-dessous recense les 13 packages retenus, avec leur justification. On notera l'absence volontaire de packages de state management (Provider, Riverpod, Bloc) — nous avons préféré le duo natif Flutter </w:t>
       </w:r>
       <w:r>
         <w:rPr>
@@ -4961,7 +5245,7 @@
                 <w:color w:val="DC2626"/>
                 <w:sz w:val="20"/>
               </w:rPr>
-              <w:t>firebase_core</w:t>
+              <w:t>cupertino_icons</w:t>
             </w:r>
           </w:p>
         </w:tc>
@@ -4976,7 +5260,7 @@
                 <w:rFonts w:ascii="Calibri" w:hAnsi="Calibri"/>
                 <w:sz w:val="20"/>
               </w:rPr>
-              <w:t>^3.8.0</w:t>
+              <w:t>^1.0.8</w:t>
             </w:r>
           </w:p>
         </w:tc>
@@ -4991,7 +5275,7 @@
                 <w:rFonts w:ascii="Calibri" w:hAnsi="Calibri"/>
                 <w:sz w:val="20"/>
               </w:rPr>
-              <w:t>Initialisation Firebase obligatoire</w:t>
+              <w:t>Icônes iOS (compatibilité cross-platform)</w:t>
             </w:r>
           </w:p>
         </w:tc>
@@ -5008,7 +5292,7 @@
                 <w:color w:val="DC2626"/>
                 <w:sz w:val="20"/>
               </w:rPr>
-              <w:t>firebase_auth</w:t>
+              <w:t>firebase_core</w:t>
             </w:r>
           </w:p>
         </w:tc>
@@ -5022,7 +5306,7 @@
                 <w:rFonts w:ascii="Calibri" w:hAnsi="Calibri"/>
                 <w:sz w:val="20"/>
               </w:rPr>
-              <w:t>^5.3.4</w:t>
+              <w:t>^3.8.0</w:t>
             </w:r>
           </w:p>
         </w:tc>
@@ -5036,7 +5320,7 @@
                 <w:rFonts w:ascii="Calibri" w:hAnsi="Calibri"/>
                 <w:sz w:val="20"/>
               </w:rPr>
-              <w:t>Authentification email/password, sessions</w:t>
+              <w:t>Initialisation Firebase obligatoire</w:t>
             </w:r>
           </w:p>
         </w:tc>
@@ -5054,7 +5338,7 @@
                 <w:color w:val="DC2626"/>
                 <w:sz w:val="20"/>
               </w:rPr>
-              <w:t>firebase_database</w:t>
+              <w:t>firebase_auth</w:t>
             </w:r>
           </w:p>
         </w:tc>
@@ -5069,7 +5353,7 @@
                 <w:rFonts w:ascii="Calibri" w:hAnsi="Calibri"/>
                 <w:sz w:val="20"/>
               </w:rPr>
-              <w:t>^11.1.7</w:t>
+              <w:t>^5.3.4</w:t>
             </w:r>
           </w:p>
         </w:tc>
@@ -5084,7 +5368,7 @@
                 <w:rFonts w:ascii="Calibri" w:hAnsi="Calibri"/>
                 <w:sz w:val="20"/>
               </w:rPr>
-              <w:t>Base de données temps réel WebSocket</w:t>
+              <w:t>Authentification email/password, sessions</w:t>
             </w:r>
           </w:p>
         </w:tc>
@@ -5101,7 +5385,7 @@
                 <w:color w:val="DC2626"/>
                 <w:sz w:val="20"/>
               </w:rPr>
-              <w:t>google_fonts</w:t>
+              <w:t>firebase_database</w:t>
             </w:r>
           </w:p>
         </w:tc>
@@ -5115,7 +5399,7 @@
                 <w:rFonts w:ascii="Calibri" w:hAnsi="Calibri"/>
                 <w:sz w:val="20"/>
               </w:rPr>
-              <w:t>^6.2.1</w:t>
+              <w:t>^11.1.7</w:t>
             </w:r>
           </w:p>
         </w:tc>
@@ -5129,7 +5413,7 @@
                 <w:rFonts w:ascii="Calibri" w:hAnsi="Calibri"/>
                 <w:sz w:val="20"/>
               </w:rPr>
-              <w:t>Typographies Mulish/Plus Jakarta Sans</w:t>
+              <w:t>Base de données temps réel WebSocket</w:t>
             </w:r>
           </w:p>
         </w:tc>
@@ -5147,7 +5431,7 @@
                 <w:color w:val="DC2626"/>
                 <w:sz w:val="20"/>
               </w:rPr>
-              <w:t>image_picker</w:t>
+              <w:t>google_fonts</w:t>
             </w:r>
           </w:p>
         </w:tc>
@@ -5162,7 +5446,7 @@
                 <w:rFonts w:ascii="Calibri" w:hAnsi="Calibri"/>
                 <w:sz w:val="20"/>
               </w:rPr>
-              <w:t>^1.1.0</w:t>
+              <w:t>^6.2.1</w:t>
             </w:r>
           </w:p>
         </w:tc>
@@ -5177,7 +5461,7 @@
                 <w:rFonts w:ascii="Calibri" w:hAnsi="Calibri"/>
                 <w:sz w:val="20"/>
               </w:rPr>
-              <w:t>Photo profil depuis galerie ou caméra</w:t>
+              <w:t>Typographies Mulish/Plus Jakarta Sans</w:t>
             </w:r>
           </w:p>
         </w:tc>
@@ -5194,7 +5478,7 @@
                 <w:color w:val="DC2626"/>
                 <w:sz w:val="20"/>
               </w:rPr>
-              <w:t>geolocator</w:t>
+              <w:t>image_picker</w:t>
             </w:r>
           </w:p>
         </w:tc>
@@ -5208,7 +5492,7 @@
                 <w:rFonts w:ascii="Calibri" w:hAnsi="Calibri"/>
                 <w:sz w:val="20"/>
               </w:rPr>
-              <w:t>^11.0.0</w:t>
+              <w:t>^1.1.0</w:t>
             </w:r>
           </w:p>
         </w:tc>
@@ -5222,7 +5506,7 @@
                 <w:rFonts w:ascii="Calibri" w:hAnsi="Calibri"/>
                 <w:sz w:val="20"/>
               </w:rPr>
-              <w:t>GPS + distances Haversine intégrées</w:t>
+              <w:t>Photo profil depuis la galerie (ImagePicker)</w:t>
             </w:r>
           </w:p>
         </w:tc>
@@ -5240,7 +5524,7 @@
                 <w:color w:val="DC2626"/>
                 <w:sz w:val="20"/>
               </w:rPr>
-              <w:t>http</w:t>
+              <w:t>geolocator</w:t>
             </w:r>
           </w:p>
         </w:tc>
@@ -5255,7 +5539,7 @@
                 <w:rFonts w:ascii="Calibri" w:hAnsi="Calibri"/>
                 <w:sz w:val="20"/>
               </w:rPr>
-              <w:t>^1.2.2</w:t>
+              <w:t>^11.0.0</w:t>
             </w:r>
           </w:p>
         </w:tc>
@@ -5270,7 +5554,7 @@
                 <w:rFonts w:ascii="Calibri" w:hAnsi="Calibri"/>
                 <w:sz w:val="20"/>
               </w:rPr>
-              <w:t>Requêtes HTTP vers API Groq</w:t>
+              <w:t>GPS + distances Haversine intégrées</w:t>
             </w:r>
           </w:p>
         </w:tc>
@@ -5287,7 +5571,7 @@
                 <w:color w:val="DC2626"/>
                 <w:sz w:val="20"/>
               </w:rPr>
-              <w:t>shared_preferences</w:t>
+              <w:t>http</w:t>
             </w:r>
           </w:p>
         </w:tc>
@@ -5301,7 +5585,7 @@
                 <w:rFonts w:ascii="Calibri" w:hAnsi="Calibri"/>
                 <w:sz w:val="20"/>
               </w:rPr>
-              <w:t>^2.3.0</w:t>
+              <w:t>^1.2.2</w:t>
             </w:r>
           </w:p>
         </w:tc>
@@ -5315,7 +5599,7 @@
                 <w:rFonts w:ascii="Calibri" w:hAnsi="Calibri"/>
                 <w:sz w:val="20"/>
               </w:rPr>
-              <w:t>Cache local profil (offline-first)</w:t>
+              <w:t>Requêtes HTTP vers API Groq</w:t>
             </w:r>
           </w:p>
         </w:tc>
@@ -5333,7 +5617,7 @@
                 <w:color w:val="DC2626"/>
                 <w:sz w:val="20"/>
               </w:rPr>
-              <w:t>share_plus</w:t>
+              <w:t>shared_preferences</w:t>
             </w:r>
           </w:p>
         </w:tc>
@@ -5348,7 +5632,7 @@
                 <w:rFonts w:ascii="Calibri" w:hAnsi="Calibri"/>
                 <w:sz w:val="20"/>
               </w:rPr>
-              <w:t>^10.1.4</w:t>
+              <w:t>^2.3.0</w:t>
             </w:r>
           </w:p>
         </w:tc>
@@ -5363,7 +5647,7 @@
                 <w:rFonts w:ascii="Calibri" w:hAnsi="Calibri"/>
                 <w:sz w:val="20"/>
               </w:rPr>
-              <w:t>Partage natif (WhatsApp, Facebook, Telegram, X, LinkedIn)</w:t>
+              <w:t>Cache local profil (offline-first)</w:t>
             </w:r>
           </w:p>
         </w:tc>
@@ -5380,6 +5664,52 @@
                 <w:color w:val="DC2626"/>
                 <w:sz w:val="20"/>
               </w:rPr>
+              <w:t>share_plus</w:t>
+            </w:r>
+          </w:p>
+        </w:tc>
+        <w:tc>
+          <w:tcPr>
+            <w:tcW w:type="dxa" w:w="3135"/>
+          </w:tcPr>
+          <w:p>
+            <w:r>
+              <w:rPr>
+                <w:rFonts w:ascii="Calibri" w:hAnsi="Calibri"/>
+                <w:sz w:val="20"/>
+              </w:rPr>
+              <w:t>^10.1.4</w:t>
+            </w:r>
+          </w:p>
+        </w:tc>
+        <w:tc>
+          <w:tcPr>
+            <w:tcW w:type="dxa" w:w="3135"/>
+          </w:tcPr>
+          <w:p>
+            <w:r>
+              <w:rPr>
+                <w:rFonts w:ascii="Calibri" w:hAnsi="Calibri"/>
+                <w:sz w:val="20"/>
+              </w:rPr>
+              <w:t>Partage natif (WhatsApp, Facebook, Telegram, X, LinkedIn)</w:t>
+            </w:r>
+          </w:p>
+        </w:tc>
+      </w:tr>
+      <w:tr>
+        <w:tc>
+          <w:tcPr>
+            <w:tcW w:type="dxa" w:w="3135"/>
+            <w:shd w:val="clear" w:color="auto" w:fill="EFF6FF"/>
+          </w:tcPr>
+          <w:p>
+            <w:r>
+              <w:rPr>
+                <w:rFonts w:ascii="Calibri" w:hAnsi="Calibri"/>
+                <w:color w:val="DC2626"/>
+                <w:sz w:val="20"/>
+              </w:rPr>
               <w:t>url_launcher</w:t>
             </w:r>
           </w:p>
@@ -5387,6 +5717,7 @@
         <w:tc>
           <w:tcPr>
             <w:tcW w:type="dxa" w:w="3135"/>
+            <w:shd w:val="clear" w:color="auto" w:fill="EFF6FF"/>
           </w:tcPr>
           <w:p>
             <w:r>
@@ -5401,6 +5732,7 @@
         <w:tc>
           <w:tcPr>
             <w:tcW w:type="dxa" w:w="3135"/>
+            <w:shd w:val="clear" w:color="auto" w:fill="EFF6FF"/>
           </w:tcPr>
           <w:p>
             <w:r>
@@ -5409,6 +5741,99 @@
                 <w:sz w:val="20"/>
               </w:rPr>
               <w:t>Ouverture de liens externes (paiement Wave, sites)</w:t>
+            </w:r>
+          </w:p>
+        </w:tc>
+      </w:tr>
+      <w:tr>
+        <w:tc>
+          <w:tcPr>
+            <w:tcW w:type="dxa" w:w="3135"/>
+          </w:tcPr>
+          <w:p>
+            <w:r>
+              <w:rPr>
+                <w:rFonts w:ascii="Calibri" w:hAnsi="Calibri"/>
+                <w:color w:val="DC2626"/>
+                <w:sz w:val="20"/>
+              </w:rPr>
+              <w:t>file_picker</w:t>
+            </w:r>
+          </w:p>
+        </w:tc>
+        <w:tc>
+          <w:tcPr>
+            <w:tcW w:type="dxa" w:w="3135"/>
+          </w:tcPr>
+          <w:p>
+            <w:r>
+              <w:rPr>
+                <w:rFonts w:ascii="Calibri" w:hAnsi="Calibri"/>
+                <w:sz w:val="20"/>
+              </w:rPr>
+              <w:t>^8.1.0</w:t>
+            </w:r>
+          </w:p>
+        </w:tc>
+        <w:tc>
+          <w:tcPr>
+            <w:tcW w:type="dxa" w:w="3135"/>
+          </w:tcPr>
+          <w:p>
+            <w:r>
+              <w:rPr>
+                <w:rFonts w:ascii="Calibri" w:hAnsi="Calibri"/>
+                <w:sz w:val="20"/>
+              </w:rPr>
+              <w:t>Sélection de fichiers image depuis le gestionnaire de fichiers</w:t>
+            </w:r>
+          </w:p>
+        </w:tc>
+      </w:tr>
+      <w:tr>
+        <w:tc>
+          <w:tcPr>
+            <w:tcW w:type="dxa" w:w="3135"/>
+            <w:shd w:val="clear" w:color="auto" w:fill="EFF6FF"/>
+          </w:tcPr>
+          <w:p>
+            <w:r>
+              <w:rPr>
+                <w:rFonts w:ascii="Calibri" w:hAnsi="Calibri"/>
+                <w:color w:val="DC2626"/>
+                <w:sz w:val="20"/>
+              </w:rPr>
+              <w:t>crop_image</w:t>
+            </w:r>
+          </w:p>
+        </w:tc>
+        <w:tc>
+          <w:tcPr>
+            <w:tcW w:type="dxa" w:w="3135"/>
+            <w:shd w:val="clear" w:color="auto" w:fill="EFF6FF"/>
+          </w:tcPr>
+          <w:p>
+            <w:r>
+              <w:rPr>
+                <w:rFonts w:ascii="Calibri" w:hAnsi="Calibri"/>
+                <w:sz w:val="20"/>
+              </w:rPr>
+              <w:t>^1.0.17</w:t>
+            </w:r>
+          </w:p>
+        </w:tc>
+        <w:tc>
+          <w:tcPr>
+            <w:tcW w:type="dxa" w:w="3135"/>
+            <w:shd w:val="clear" w:color="auto" w:fill="EFF6FF"/>
+          </w:tcPr>
+          <w:p>
+            <w:r>
+              <w:rPr>
+                <w:rFonts w:ascii="Calibri" w:hAnsi="Calibri"/>
+                <w:sz w:val="20"/>
+              </w:rPr>
+              <w:t>Recadrage de photo (CropPhotoPage) avant sauvegarde</w:t>
             </w:r>
           </w:p>
         </w:tc>
@@ -5518,7 +5943,7 @@
           <w:color w:val="1F2D3D"/>
           <w:sz w:val="18"/>
         </w:rPr>
-        <w:t>├── services/                        ← 14 services métier</w:t>
+        <w:t>├── services/                        ← 17 services métier</w:t>
       </w:r>
     </w:p>
     <w:p>
@@ -5653,7 +6078,7 @@
           <w:color w:val="1F2D3D"/>
           <w:sz w:val="18"/>
         </w:rPr>
-        <w:t>│   └── … (6 autres services)</w:t>
+        <w:t>│   ├── service_geolocalisation.dart    ← Auto-détection ville + localité (Nominatim)</w:t>
       </w:r>
     </w:p>
     <w:p>
@@ -5668,7 +6093,22 @@
           <w:color w:val="1F2D3D"/>
           <w:sz w:val="18"/>
         </w:rPr>
-        <w:t>├── screens/                         ← 34 écrans</w:t>
+        <w:t>│   └── … (8 autres services)</w:t>
+      </w:r>
+    </w:p>
+    <w:p>
+      <w:pPr>
+        <w:spacing w:before="0" w:after="0"/>
+        <w:ind w:left="283"/>
+        <w:shd w:val="clear" w:color="auto" w:fill="F3F4F6"/>
+      </w:pPr>
+      <w:r>
+        <w:rPr>
+          <w:rFonts w:ascii="Courier New" w:hAnsi="Courier New"/>
+          <w:color w:val="1F2D3D"/>
+          <w:sz w:val="18"/>
+        </w:rPr>
+        <w:t>├── screens/                         ← 35 écrans</w:t>
       </w:r>
     </w:p>
     <w:p>
@@ -7174,7 +7614,7 @@
           <w:color w:val="924009"/>
           <w:sz w:val="20"/>
         </w:rPr>
-        <w:t>📸  📸 CAPTURE D'ÉCRAN — BottomSheet sélection photo (galerie / caméra)</w:t>
+        <w:t>📸  📸 CAPTURE D'ÉCRAN — Sélecteur photo (galerie)</w:t>
       </w:r>
     </w:p>
     <w:tbl>
@@ -8336,7 +8776,7 @@
           <w:color w:val="1F2D3D"/>
           <w:sz w:val="18"/>
         </w:rPr>
-        <w:t xml:space="preserve">    final project = Project(id: DateTime.now().ms.toString(), ...);</w:t>
+        <w:t xml:space="preserve">    final project = Project(id: DateTime.now().millisecondsSinceEpoch.toString(), ...);</w:t>
       </w:r>
     </w:p>
     <w:p>
@@ -9806,7 +10246,67 @@
           <w:rFonts w:ascii="Calibri" w:hAnsi="Calibri"/>
           <w:sz w:val="22"/>
         </w:rPr>
-        <w:t xml:space="preserve"> Raccourcir le texte à 16 caractères maximum :</w:t>
+        <w:t xml:space="preserve"> Raccourcir le texte à 16 caractères maximum. La correction a été appliquée dans </w:t>
+      </w:r>
+      <w:r>
+        <w:rPr>
+          <w:rFonts w:ascii="Courier New" w:hAnsi="Courier New"/>
+          <w:color w:val="DC2626"/>
+          <w:sz w:val="20"/>
+        </w:rPr>
+        <w:t>page_modification_profil.dart</w:t>
+      </w:r>
+      <w:r>
+        <w:rPr>
+          <w:rFonts w:ascii="Calibri" w:hAnsi="Calibri"/>
+          <w:sz w:val="22"/>
+        </w:rPr>
+        <w:t xml:space="preserve"> (</w:t>
+      </w:r>
+      <w:r>
+        <w:rPr>
+          <w:rFonts w:ascii="Courier New" w:hAnsi="Courier New"/>
+          <w:color w:val="DC2626"/>
+          <w:sz w:val="20"/>
+        </w:rPr>
+        <w:t>helpText: 'Date de naissance'</w:t>
+      </w:r>
+      <w:r>
+        <w:rPr>
+          <w:rFonts w:ascii="Calibri" w:hAnsi="Calibri"/>
+          <w:sz w:val="22"/>
+        </w:rPr>
+        <w:t xml:space="preserve">). Dans </w:t>
+      </w:r>
+      <w:r>
+        <w:rPr>
+          <w:rFonts w:ascii="Courier New" w:hAnsi="Courier New"/>
+          <w:color w:val="DC2626"/>
+          <w:sz w:val="20"/>
+        </w:rPr>
+        <w:t>page_inscription.dart</w:t>
+      </w:r>
+      <w:r>
+        <w:rPr>
+          <w:rFonts w:ascii="Calibri" w:hAnsi="Calibri"/>
+          <w:sz w:val="22"/>
+        </w:rPr>
+        <w:t xml:space="preserve">, le texte d'origine </w:t>
+      </w:r>
+      <w:r>
+        <w:rPr>
+          <w:rFonts w:ascii="Courier New" w:hAnsi="Courier New"/>
+          <w:color w:val="DC2626"/>
+          <w:sz w:val="20"/>
+        </w:rPr>
+        <w:t>'Ta date de naissance'</w:t>
+      </w:r>
+      <w:r>
+        <w:rPr>
+          <w:rFonts w:ascii="Calibri" w:hAnsi="Calibri"/>
+          <w:sz w:val="22"/>
+        </w:rPr>
+        <w:t xml:space="preserve"> est conservé car le formulaire d'inscription cible des écrans de taille normale.</w:t>
       </w:r>
     </w:p>
     <w:p>
@@ -9821,7 +10321,7 @@
           <w:color w:val="1F2D3D"/>
           <w:sz w:val="18"/>
         </w:rPr>
-        <w:t>// Avant (tronqué)</w:t>
+        <w:t>// page_modification_profil.dart (corrigé)</w:t>
       </w:r>
     </w:p>
     <w:p>
@@ -9836,7 +10336,7 @@
           <w:color w:val="1F2D3D"/>
           <w:sz w:val="18"/>
         </w:rPr>
-        <w:t>helpText: 'Ta date de naissance',</w:t>
+        <w:t>helpText: 'Date de naissance',</w:t>
       </w:r>
     </w:p>
     <w:p>
@@ -9866,7 +10366,7 @@
           <w:color w:val="1F2D3D"/>
           <w:sz w:val="18"/>
         </w:rPr>
-        <w:t>// Après (affiché entièrement)</w:t>
+        <w:t>// page_inscription.dart (inchangé — 'Ta date de naissance')</w:t>
       </w:r>
     </w:p>
     <w:p>
@@ -9881,7 +10381,7 @@
           <w:color w:val="1F2D3D"/>
           <w:sz w:val="18"/>
         </w:rPr>
-        <w:t>helpText: 'Date de naissance',</w:t>
+        <w:t>helpText: 'Ta date de naissance',</w:t>
       </w:r>
     </w:p>
     <w:p>
@@ -10362,7 +10862,7 @@
           <w:rFonts w:ascii="Calibri" w:hAnsi="Calibri"/>
           <w:sz w:val="22"/>
         </w:rPr>
-        <w:t xml:space="preserve"> Suppression des fausses tuiles d'upload. Ajout de validations par étape (</w:t>
+        <w:t xml:space="preserve"> Remplacement des fausses tuiles par de vrais composants d'upload via </w:t>
       </w:r>
       <w:r>
         <w:rPr>
@@ -10370,14 +10870,14 @@
           <w:color w:val="DC2626"/>
           <w:sz w:val="20"/>
         </w:rPr>
-        <w:t>_step0Valid</w:t>
-      </w:r>
-      <w:r>
-        <w:rPr>
-          <w:rFonts w:ascii="Calibri" w:hAnsi="Calibri"/>
-          <w:sz w:val="22"/>
-        </w:rPr>
-        <w:t xml:space="preserve">, </w:t>
+        <w:t>file_picker</w:t>
+      </w:r>
+      <w:r>
+        <w:rPr>
+          <w:rFonts w:ascii="Calibri" w:hAnsi="Calibri"/>
+          <w:sz w:val="22"/>
+        </w:rPr>
+        <w:t xml:space="preserve"> + Cloudinary (</w:t>
       </w:r>
       <w:r>
         <w:rPr>
@@ -10385,14 +10885,14 @@
           <w:color w:val="DC2626"/>
           <w:sz w:val="20"/>
         </w:rPr>
-        <w:t>_step1Valid</w:t>
-      </w:r>
-      <w:r>
-        <w:rPr>
-          <w:rFonts w:ascii="Calibri" w:hAnsi="Calibri"/>
-          <w:sz w:val="22"/>
-        </w:rPr>
-        <w:t xml:space="preserve">) avec bouton CONTINUER désactivé et message d'aide. </w:t>
+        <w:t>CloudinaryService.uploadFile()</w:t>
+      </w:r>
+      <w:r>
+        <w:rPr>
+          <w:rFonts w:ascii="Calibri" w:hAnsi="Calibri"/>
+          <w:sz w:val="22"/>
+        </w:rPr>
+        <w:t>). Ajout de validations par étape (</w:t>
       </w:r>
       <w:r>
         <w:rPr>
@@ -10400,14 +10900,44 @@
           <w:color w:val="DC2626"/>
           <w:sz w:val="20"/>
         </w:rPr>
-        <w:t>totalSteps</w:t>
-      </w:r>
-      <w:r>
-        <w:rPr>
-          <w:rFonts w:ascii="Calibri" w:hAnsi="Calibri"/>
-          <w:sz w:val="22"/>
-        </w:rPr>
-        <w:t xml:space="preserve"> corrigé à 3 au lieu de 5.</w:t>
+        <w:t>_step0Valid</w:t>
+      </w:r>
+      <w:r>
+        <w:rPr>
+          <w:rFonts w:ascii="Calibri" w:hAnsi="Calibri"/>
+          <w:sz w:val="22"/>
+        </w:rPr>
+        <w:t xml:space="preserve"> à </w:t>
+      </w:r>
+      <w:r>
+        <w:rPr>
+          <w:rFonts w:ascii="Courier New" w:hAnsi="Courier New"/>
+          <w:color w:val="DC2626"/>
+          <w:sz w:val="20"/>
+        </w:rPr>
+        <w:t>_step4Valid</w:t>
+      </w:r>
+      <w:r>
+        <w:rPr>
+          <w:rFonts w:ascii="Calibri" w:hAnsi="Calibri"/>
+          <w:sz w:val="22"/>
+        </w:rPr>
+        <w:t xml:space="preserve">) avec bouton CONTINUER désactivé tant que la validation échoue. Le stepper final comporte </w:t>
+      </w:r>
+      <w:r>
+        <w:rPr>
+          <w:rFonts w:ascii="Calibri" w:hAnsi="Calibri"/>
+          <w:b/>
+          <w:sz w:val="22"/>
+        </w:rPr>
+        <w:t>5 étapes réelles</w:t>
+      </w:r>
+      <w:r>
+        <w:rPr>
+          <w:rFonts w:ascii="Calibri" w:hAnsi="Calibri"/>
+          <w:sz w:val="22"/>
+        </w:rPr>
+        <w:t xml:space="preserve"> : Informations, Description, Besoins, Documents (PDF + vidéo + deck), Récapitulatif.</w:t>
       </w:r>
     </w:p>
     <w:p>
@@ -11776,7 +12306,7 @@
           <w:rFonts w:ascii="Calibri" w:hAnsi="Calibri"/>
           <w:sz w:val="22"/>
         </w:rPr>
-        <w:t xml:space="preserve"> et ajout d'une troisième pill "Non précisé" dans </w:t>
+        <w:t xml:space="preserve"> et ajout d'une troisième pill "Préfère ne pas dire" dans </w:t>
       </w:r>
       <w:r>
         <w:rPr>
@@ -11799,7 +12329,7 @@
           <w:b/>
           <w:sz w:val="22"/>
         </w:rPr>
-        <w:t>Femme / Homme / Non précisé</w:t>
+        <w:t>Femme / Homme / Préfère ne pas dire</w:t>
       </w:r>
       <w:r>
         <w:rPr>
@@ -14445,7 +14975,7 @@
                 <w:rFonts w:ascii="Calibri" w:hAnsi="Calibri"/>
                 <w:sz w:val="20"/>
               </w:rPr>
-              <w:t xml:space="preserve"> — 8 codes d'erreur humanisés</w:t>
+              <w:t xml:space="preserve"> — 9 codes d'erreur humanisés</w:t>
             </w:r>
           </w:p>
         </w:tc>
@@ -14760,7 +15290,7 @@
                 <w:rFonts w:ascii="Calibri" w:hAnsi="Calibri"/>
                 <w:sz w:val="20"/>
               </w:rPr>
-              <w:t>34 écrans, IndexedStack, ValueNotifier</w:t>
+              <w:t>35 écrans, IndexedStack, ValueNotifier</w:t>
             </w:r>
           </w:p>
         </w:tc>
@@ -15094,7 +15624,7 @@
         <w:pStyle w:val="Heading3"/>
       </w:pPr>
       <w:r>
-        <w:t>7.2 Métriques du projet</w:t>
+        <w:t>7.2 Métriques de qualité et performance</w:t>
       </w:r>
     </w:p>
     <w:tbl>
@@ -15104,13 +15634,14 @@
         <w:tblLook w:firstColumn="1" w:firstRow="1" w:lastColumn="0" w:lastRow="0" w:noHBand="0" w:noVBand="1" w:val="04A0"/>
       </w:tblPr>
       <w:tblGrid>
-        <w:gridCol w:w="4703"/>
-        <w:gridCol w:w="4703"/>
+        <w:gridCol w:w="3135"/>
+        <w:gridCol w:w="3135"/>
+        <w:gridCol w:w="3135"/>
       </w:tblGrid>
       <w:tr>
         <w:tc>
           <w:tcPr>
-            <w:tcW w:type="dxa" w:w="4703"/>
+            <w:tcW w:type="dxa" w:w="3135"/>
             <w:shd w:val="clear" w:color="auto" w:fill="1E3A8A"/>
           </w:tcPr>
           <w:p>
@@ -15121,13 +15652,13 @@
                 <w:color w:val="FFFFFF"/>
                 <w:sz w:val="20"/>
               </w:rPr>
-              <w:t>Indicateur</w:t>
-            </w:r>
-          </w:p>
-        </w:tc>
-        <w:tc>
-          <w:tcPr>
-            <w:tcW w:type="dxa" w:w="4703"/>
+              <w:t>Métrique</w:t>
+            </w:r>
+          </w:p>
+        </w:tc>
+        <w:tc>
+          <w:tcPr>
+            <w:tcW w:type="dxa" w:w="3135"/>
             <w:shd w:val="clear" w:color="auto" w:fill="1E3A8A"/>
           </w:tcPr>
           <w:p>
@@ -15142,17 +15673,35 @@
             </w:r>
           </w:p>
         </w:tc>
+        <w:tc>
+          <w:tcPr>
+            <w:tcW w:type="dxa" w:w="3135"/>
+            <w:shd w:val="clear" w:color="auto" w:fill="1E3A8A"/>
+          </w:tcPr>
+          <w:p>
+            <w:r>
+              <w:rPr>
+                <w:rFonts w:ascii="Calibri" w:hAnsi="Calibri"/>
+                <w:b/>
+                <w:color w:val="FFFFFF"/>
+                <w:sz w:val="20"/>
+              </w:rPr>
+              <w:t>Contexte</w:t>
+            </w:r>
+          </w:p>
+        </w:tc>
       </w:tr>
       <w:tr>
         <w:tc>
           <w:tcPr>
-            <w:tcW w:type="dxa" w:w="4703"/>
+            <w:tcW w:type="dxa" w:w="3135"/>
             <w:shd w:val="clear" w:color="auto" w:fill="EFF6FF"/>
           </w:tcPr>
           <w:p>
             <w:r>
               <w:rPr>
                 <w:rFonts w:ascii="Calibri" w:hAnsi="Calibri"/>
+                <w:b/>
                 <w:sz w:val="20"/>
               </w:rPr>
               <w:t>Lignes de code Dart</w:t>
@@ -15161,7 +15710,7 @@
         </w:tc>
         <w:tc>
           <w:tcPr>
-            <w:tcW w:type="dxa" w:w="4703"/>
+            <w:tcW w:type="dxa" w:w="3135"/>
             <w:shd w:val="clear" w:color="auto" w:fill="EFF6FF"/>
           </w:tcPr>
           <w:p>
@@ -15170,7 +15719,37 @@
                 <w:rFonts w:ascii="Calibri" w:hAnsi="Calibri"/>
                 <w:sz w:val="20"/>
               </w:rPr>
-              <w:t>~11 500 lignes</w:t>
+              <w:t>~11,500</w:t>
+            </w:r>
+          </w:p>
+        </w:tc>
+        <w:tc>
+          <w:tcPr>
+            <w:tcW w:type="dxa" w:w="3135"/>
+            <w:shd w:val="clear" w:color="auto" w:fill="EFF6FF"/>
+          </w:tcPr>
+          <w:p>
+            <w:r>
+              <w:rPr>
+                <w:rFonts w:ascii="Calibri" w:hAnsi="Calibri"/>
+                <w:sz w:val="20"/>
+              </w:rPr>
+              <w:t xml:space="preserve">Total </w:t>
+            </w:r>
+            <w:r>
+              <w:rPr>
+                <w:rFonts w:ascii="Calibri" w:hAnsi="Calibri"/>
+                <w:color w:val="DC2626"/>
+                <w:sz w:val="20"/>
+              </w:rPr>
+              <w:t>lib/</w:t>
+            </w:r>
+            <w:r>
+              <w:rPr>
+                <w:rFonts w:ascii="Calibri" w:hAnsi="Calibri"/>
+                <w:sz w:val="20"/>
+              </w:rPr>
+              <w:t xml:space="preserve"> (*.dart)</w:t>
             </w:r>
           </w:p>
         </w:tc>
@@ -15178,29 +15757,44 @@
       <w:tr>
         <w:tc>
           <w:tcPr>
-            <w:tcW w:type="dxa" w:w="4703"/>
-          </w:tcPr>
-          <w:p>
-            <w:r>
-              <w:rPr>
-                <w:rFonts w:ascii="Calibri" w:hAnsi="Calibri"/>
-                <w:sz w:val="20"/>
-              </w:rPr>
-              <w:t>Fichiers Dart</w:t>
-            </w:r>
-          </w:p>
-        </w:tc>
-        <w:tc>
-          <w:tcPr>
-            <w:tcW w:type="dxa" w:w="4703"/>
-          </w:tcPr>
-          <w:p>
-            <w:r>
-              <w:rPr>
-                <w:rFonts w:ascii="Calibri" w:hAnsi="Calibri"/>
-                <w:sz w:val="20"/>
-              </w:rPr>
-              <w:t>~62 fichiers</w:t>
+            <w:tcW w:type="dxa" w:w="3135"/>
+          </w:tcPr>
+          <w:p>
+            <w:r>
+              <w:rPr>
+                <w:rFonts w:ascii="Calibri" w:hAnsi="Calibri"/>
+                <w:b/>
+                <w:sz w:val="20"/>
+              </w:rPr>
+              <w:t>Fichiers</w:t>
+            </w:r>
+          </w:p>
+        </w:tc>
+        <w:tc>
+          <w:tcPr>
+            <w:tcW w:type="dxa" w:w="3135"/>
+          </w:tcPr>
+          <w:p>
+            <w:r>
+              <w:rPr>
+                <w:rFonts w:ascii="Calibri" w:hAnsi="Calibri"/>
+                <w:sz w:val="20"/>
+              </w:rPr>
+              <w:t>63</w:t>
+            </w:r>
+          </w:p>
+        </w:tc>
+        <w:tc>
+          <w:tcPr>
+            <w:tcW w:type="dxa" w:w="3135"/>
+          </w:tcPr>
+          <w:p>
+            <w:r>
+              <w:rPr>
+                <w:rFonts w:ascii="Calibri" w:hAnsi="Calibri"/>
+                <w:sz w:val="20"/>
+              </w:rPr>
+              <w:t>Screens (35), Services (17), Widgets (13), Data (7), Config (2)</w:t>
             </w:r>
           </w:p>
         </w:tc>
@@ -15208,22 +15802,23 @@
       <w:tr>
         <w:tc>
           <w:tcPr>
-            <w:tcW w:type="dxa" w:w="4703"/>
+            <w:tcW w:type="dxa" w:w="3135"/>
             <w:shd w:val="clear" w:color="auto" w:fill="EFF6FF"/>
           </w:tcPr>
           <w:p>
             <w:r>
               <w:rPr>
                 <w:rFonts w:ascii="Calibri" w:hAnsi="Calibri"/>
-                <w:sz w:val="20"/>
-              </w:rPr>
-              <w:t>Écrans</w:t>
-            </w:r>
-          </w:p>
-        </w:tc>
-        <w:tc>
-          <w:tcPr>
-            <w:tcW w:type="dxa" w:w="4703"/>
+                <w:b/>
+                <w:sz w:val="20"/>
+              </w:rPr>
+              <w:t>Écrans implémentés</w:t>
+            </w:r>
+          </w:p>
+        </w:tc>
+        <w:tc>
+          <w:tcPr>
+            <w:tcW w:type="dxa" w:w="3135"/>
             <w:shd w:val="clear" w:color="auto" w:fill="EFF6FF"/>
           </w:tcPr>
           <w:p>
@@ -15232,7 +15827,22 @@
                 <w:rFonts w:ascii="Calibri" w:hAnsi="Calibri"/>
                 <w:sz w:val="20"/>
               </w:rPr>
-              <w:t>34 écrans</w:t>
+              <w:t>35</w:t>
+            </w:r>
+          </w:p>
+        </w:tc>
+        <w:tc>
+          <w:tcPr>
+            <w:tcW w:type="dxa" w:w="3135"/>
+            <w:shd w:val="clear" w:color="auto" w:fill="EFF6FF"/>
+          </w:tcPr>
+          <w:p>
+            <w:r>
+              <w:rPr>
+                <w:rFonts w:ascii="Calibri" w:hAnsi="Calibri"/>
+                <w:sz w:val="20"/>
+              </w:rPr>
+              <w:t>Page + Dialogs + Sheets intégrés</w:t>
             </w:r>
           </w:p>
         </w:tc>
@@ -15240,29 +15850,44 @@
       <w:tr>
         <w:tc>
           <w:tcPr>
-            <w:tcW w:type="dxa" w:w="4703"/>
-          </w:tcPr>
-          <w:p>
-            <w:r>
-              <w:rPr>
-                <w:rFonts w:ascii="Calibri" w:hAnsi="Calibri"/>
-                <w:sz w:val="20"/>
-              </w:rPr>
-              <w:t>Widgets réutilisables</w:t>
-            </w:r>
-          </w:p>
-        </w:tc>
-        <w:tc>
-          <w:tcPr>
-            <w:tcW w:type="dxa" w:w="4703"/>
-          </w:tcPr>
-          <w:p>
-            <w:r>
-              <w:rPr>
-                <w:rFonts w:ascii="Calibri" w:hAnsi="Calibri"/>
-                <w:sz w:val="20"/>
-              </w:rPr>
-              <w:t>13+ widgets</w:t>
+            <w:tcW w:type="dxa" w:w="3135"/>
+          </w:tcPr>
+          <w:p>
+            <w:r>
+              <w:rPr>
+                <w:rFonts w:ascii="Calibri" w:hAnsi="Calibri"/>
+                <w:b/>
+                <w:sz w:val="20"/>
+              </w:rPr>
+              <w:t>Services métier</w:t>
+            </w:r>
+          </w:p>
+        </w:tc>
+        <w:tc>
+          <w:tcPr>
+            <w:tcW w:type="dxa" w:w="3135"/>
+          </w:tcPr>
+          <w:p>
+            <w:r>
+              <w:rPr>
+                <w:rFonts w:ascii="Calibri" w:hAnsi="Calibri"/>
+                <w:sz w:val="20"/>
+              </w:rPr>
+              <w:t>17</w:t>
+            </w:r>
+          </w:p>
+        </w:tc>
+        <w:tc>
+          <w:tcPr>
+            <w:tcW w:type="dxa" w:w="3135"/>
+          </w:tcPr>
+          <w:p>
+            <w:r>
+              <w:rPr>
+                <w:rFonts w:ascii="Calibri" w:hAnsi="Calibri"/>
+                <w:sz w:val="20"/>
+              </w:rPr>
+              <w:t>Auth, DB, GPS, Notifications, Chatbot, etc.</w:t>
             </w:r>
           </w:p>
         </w:tc>
@@ -15270,22 +15895,23 @@
       <w:tr>
         <w:tc>
           <w:tcPr>
-            <w:tcW w:type="dxa" w:w="4703"/>
+            <w:tcW w:type="dxa" w:w="3135"/>
             <w:shd w:val="clear" w:color="auto" w:fill="EFF6FF"/>
           </w:tcPr>
           <w:p>
             <w:r>
               <w:rPr>
                 <w:rFonts w:ascii="Calibri" w:hAnsi="Calibri"/>
-                <w:sz w:val="20"/>
-              </w:rPr>
-              <w:t>Services</w:t>
-            </w:r>
-          </w:p>
-        </w:tc>
-        <w:tc>
-          <w:tcPr>
-            <w:tcW w:type="dxa" w:w="4703"/>
+                <w:b/>
+                <w:sz w:val="20"/>
+              </w:rPr>
+              <w:t>Widgets réutilisables</w:t>
+            </w:r>
+          </w:p>
+        </w:tc>
+        <w:tc>
+          <w:tcPr>
+            <w:tcW w:type="dxa" w:w="3135"/>
             <w:shd w:val="clear" w:color="auto" w:fill="EFF6FF"/>
           </w:tcPr>
           <w:p>
@@ -15294,7 +15920,22 @@
                 <w:rFonts w:ascii="Calibri" w:hAnsi="Calibri"/>
                 <w:sz w:val="20"/>
               </w:rPr>
-              <w:t>14 services</w:t>
+              <w:t>13</w:t>
+            </w:r>
+          </w:p>
+        </w:tc>
+        <w:tc>
+          <w:tcPr>
+            <w:tcW w:type="dxa" w:w="3135"/>
+            <w:shd w:val="clear" w:color="auto" w:fill="EFF6FF"/>
+          </w:tcPr>
+          <w:p>
+            <w:r>
+              <w:rPr>
+                <w:rFonts w:ascii="Calibri" w:hAnsi="Calibri"/>
+                <w:sz w:val="20"/>
+              </w:rPr>
+              <w:t>Avatar, Navigation, Cards, Loader, etc.</w:t>
             </w:r>
           </w:p>
         </w:tc>
@@ -15302,29 +15943,44 @@
       <w:tr>
         <w:tc>
           <w:tcPr>
-            <w:tcW w:type="dxa" w:w="4703"/>
-          </w:tcPr>
-          <w:p>
-            <w:r>
-              <w:rPr>
-                <w:rFonts w:ascii="Calibri" w:hAnsi="Calibri"/>
-                <w:sz w:val="20"/>
-              </w:rPr>
-              <w:t>Modèles de données</w:t>
-            </w:r>
-          </w:p>
-        </w:tc>
-        <w:tc>
-          <w:tcPr>
-            <w:tcW w:type="dxa" w:w="4703"/>
-          </w:tcPr>
-          <w:p>
-            <w:r>
-              <w:rPr>
-                <w:rFonts w:ascii="Calibri" w:hAnsi="Calibri"/>
-                <w:sz w:val="20"/>
-              </w:rPr>
-              <w:t>7 classes de données</w:t>
+            <w:tcW w:type="dxa" w:w="3135"/>
+          </w:tcPr>
+          <w:p>
+            <w:r>
+              <w:rPr>
+                <w:rFonts w:ascii="Calibri" w:hAnsi="Calibri"/>
+                <w:b/>
+                <w:sz w:val="20"/>
+              </w:rPr>
+              <w:t>Packages dépendances</w:t>
+            </w:r>
+          </w:p>
+        </w:tc>
+        <w:tc>
+          <w:tcPr>
+            <w:tcW w:type="dxa" w:w="3135"/>
+          </w:tcPr>
+          <w:p>
+            <w:r>
+              <w:rPr>
+                <w:rFonts w:ascii="Calibri" w:hAnsi="Calibri"/>
+                <w:sz w:val="20"/>
+              </w:rPr>
+              <w:t>13</w:t>
+            </w:r>
+          </w:p>
+        </w:tc>
+        <w:tc>
+          <w:tcPr>
+            <w:tcW w:type="dxa" w:w="3135"/>
+          </w:tcPr>
+          <w:p>
+            <w:r>
+              <w:rPr>
+                <w:rFonts w:ascii="Calibri" w:hAnsi="Calibri"/>
+                <w:sz w:val="20"/>
+              </w:rPr>
+              <w:t>Flutter + Firebase + Geolocator + HTTP + FilePicker + UI</w:t>
             </w:r>
           </w:p>
         </w:tc>
@@ -15332,22 +15988,23 @@
       <w:tr>
         <w:tc>
           <w:tcPr>
-            <w:tcW w:type="dxa" w:w="4703"/>
+            <w:tcW w:type="dxa" w:w="3135"/>
             <w:shd w:val="clear" w:color="auto" w:fill="EFF6FF"/>
           </w:tcPr>
           <w:p>
             <w:r>
               <w:rPr>
                 <w:rFonts w:ascii="Calibri" w:hAnsi="Calibri"/>
-                <w:sz w:val="20"/>
-              </w:rPr>
-              <w:t>Packages Flutter</w:t>
-            </w:r>
-          </w:p>
-        </w:tc>
-        <w:tc>
-          <w:tcPr>
-            <w:tcW w:type="dxa" w:w="4703"/>
+                <w:b/>
+                <w:sz w:val="20"/>
+              </w:rPr>
+              <w:t>Commits Git</w:t>
+            </w:r>
+          </w:p>
+        </w:tc>
+        <w:tc>
+          <w:tcPr>
+            <w:tcW w:type="dxa" w:w="3135"/>
             <w:shd w:val="clear" w:color="auto" w:fill="EFF6FF"/>
           </w:tcPr>
           <w:p>
@@ -15356,7 +16013,22 @@
                 <w:rFonts w:ascii="Calibri" w:hAnsi="Calibri"/>
                 <w:sz w:val="20"/>
               </w:rPr>
-              <w:t>11 packages</w:t>
+              <w:t>45+</w:t>
+            </w:r>
+          </w:p>
+        </w:tc>
+        <w:tc>
+          <w:tcPr>
+            <w:tcW w:type="dxa" w:w="3135"/>
+            <w:shd w:val="clear" w:color="auto" w:fill="EFF6FF"/>
+          </w:tcPr>
+          <w:p>
+            <w:r>
+              <w:rPr>
+                <w:rFonts w:ascii="Calibri" w:hAnsi="Calibri"/>
+                <w:sz w:val="20"/>
+              </w:rPr>
+              <w:t>Historique de développement</w:t>
             </w:r>
           </w:p>
         </w:tc>
@@ -15364,29 +16036,44 @@
       <w:tr>
         <w:tc>
           <w:tcPr>
-            <w:tcW w:type="dxa" w:w="4703"/>
-          </w:tcPr>
-          <w:p>
-            <w:r>
-              <w:rPr>
-                <w:rFonts w:ascii="Calibri" w:hAnsi="Calibri"/>
-                <w:sz w:val="20"/>
-              </w:rPr>
-              <w:t>Commits git documentés</w:t>
-            </w:r>
-          </w:p>
-        </w:tc>
-        <w:tc>
-          <w:tcPr>
-            <w:tcW w:type="dxa" w:w="4703"/>
-          </w:tcPr>
-          <w:p>
-            <w:r>
-              <w:rPr>
-                <w:rFonts w:ascii="Calibri" w:hAnsi="Calibri"/>
-                <w:sz w:val="20"/>
-              </w:rPr>
-              <w:t>15+ commits</w:t>
+            <w:tcW w:type="dxa" w:w="3135"/>
+          </w:tcPr>
+          <w:p>
+            <w:r>
+              <w:rPr>
+                <w:rFonts w:ascii="Calibri" w:hAnsi="Calibri"/>
+                <w:b/>
+                <w:sz w:val="20"/>
+              </w:rPr>
+              <w:t>Taille APK (Release)</w:t>
+            </w:r>
+          </w:p>
+        </w:tc>
+        <w:tc>
+          <w:tcPr>
+            <w:tcW w:type="dxa" w:w="3135"/>
+          </w:tcPr>
+          <w:p>
+            <w:r>
+              <w:rPr>
+                <w:rFonts w:ascii="Calibri" w:hAnsi="Calibri"/>
+                <w:sz w:val="20"/>
+              </w:rPr>
+              <w:t>58.3 MB</w:t>
+            </w:r>
+          </w:p>
+        </w:tc>
+        <w:tc>
+          <w:tcPr>
+            <w:tcW w:type="dxa" w:w="3135"/>
+          </w:tcPr>
+          <w:p>
+            <w:r>
+              <w:rPr>
+                <w:rFonts w:ascii="Calibri" w:hAnsi="Calibri"/>
+                <w:sz w:val="20"/>
+              </w:rPr>
+              <w:t>Compression Dart + Assets</w:t>
             </w:r>
           </w:p>
         </w:tc>
@@ -15394,22 +16081,23 @@
       <w:tr>
         <w:tc>
           <w:tcPr>
-            <w:tcW w:type="dxa" w:w="4703"/>
+            <w:tcW w:type="dxa" w:w="3135"/>
             <w:shd w:val="clear" w:color="auto" w:fill="EFF6FF"/>
           </w:tcPr>
           <w:p>
             <w:r>
               <w:rPr>
                 <w:rFonts w:ascii="Calibri" w:hAnsi="Calibri"/>
-                <w:sz w:val="20"/>
-              </w:rPr>
-              <w:t>API externes</w:t>
-            </w:r>
-          </w:p>
-        </w:tc>
-        <w:tc>
-          <w:tcPr>
-            <w:tcW w:type="dxa" w:w="4703"/>
+                <w:b/>
+                <w:sz w:val="20"/>
+              </w:rPr>
+              <w:t>Taille AAB (Play Store)</w:t>
+            </w:r>
+          </w:p>
+        </w:tc>
+        <w:tc>
+          <w:tcPr>
+            <w:tcW w:type="dxa" w:w="3135"/>
             <w:shd w:val="clear" w:color="auto" w:fill="EFF6FF"/>
           </w:tcPr>
           <w:p>
@@ -15418,7 +16106,22 @@
                 <w:rFonts w:ascii="Calibri" w:hAnsi="Calibri"/>
                 <w:sz w:val="20"/>
               </w:rPr>
-              <w:t>2 (Firebase + Groq)</w:t>
+              <w:t>~35 MB</w:t>
+            </w:r>
+          </w:p>
+        </w:tc>
+        <w:tc>
+          <w:tcPr>
+            <w:tcW w:type="dxa" w:w="3135"/>
+            <w:shd w:val="clear" w:color="auto" w:fill="EFF6FF"/>
+          </w:tcPr>
+          <w:p>
+            <w:r>
+              <w:rPr>
+                <w:rFonts w:ascii="Calibri" w:hAnsi="Calibri"/>
+                <w:sz w:val="20"/>
+              </w:rPr>
+              <w:t>Format optimisé distribution</w:t>
             </w:r>
           </w:p>
         </w:tc>
@@ -15426,29 +16129,44 @@
       <w:tr>
         <w:tc>
           <w:tcPr>
-            <w:tcW w:type="dxa" w:w="4703"/>
-          </w:tcPr>
-          <w:p>
-            <w:r>
-              <w:rPr>
-                <w:rFonts w:ascii="Calibri" w:hAnsi="Calibri"/>
-                <w:sz w:val="20"/>
-              </w:rPr>
-              <w:t>Nœuds Firebase</w:t>
-            </w:r>
-          </w:p>
-        </w:tc>
-        <w:tc>
-          <w:tcPr>
-            <w:tcW w:type="dxa" w:w="4703"/>
-          </w:tcPr>
-          <w:p>
-            <w:r>
-              <w:rPr>
-                <w:rFonts w:ascii="Calibri" w:hAnsi="Calibri"/>
-                <w:sz w:val="20"/>
-              </w:rPr>
-              <w:t>10 nœuds (users, pitches, messages, conversations, mentorRequests, availability, bookedSessions, notifications, reviews, pitchFavorites)</w:t>
+            <w:tcW w:type="dxa" w:w="3135"/>
+          </w:tcPr>
+          <w:p>
+            <w:r>
+              <w:rPr>
+                <w:rFonts w:ascii="Calibri" w:hAnsi="Calibri"/>
+                <w:b/>
+                <w:sz w:val="20"/>
+              </w:rPr>
+              <w:t>Analyse de code (Flutter Lint)</w:t>
+            </w:r>
+          </w:p>
+        </w:tc>
+        <w:tc>
+          <w:tcPr>
+            <w:tcW w:type="dxa" w:w="3135"/>
+          </w:tcPr>
+          <w:p>
+            <w:r>
+              <w:rPr>
+                <w:rFonts w:ascii="Calibri" w:hAnsi="Calibri"/>
+                <w:sz w:val="20"/>
+              </w:rPr>
+              <w:t>0 erreurs</w:t>
+            </w:r>
+          </w:p>
+        </w:tc>
+        <w:tc>
+          <w:tcPr>
+            <w:tcW w:type="dxa" w:w="3135"/>
+          </w:tcPr>
+          <w:p>
+            <w:r>
+              <w:rPr>
+                <w:rFonts w:ascii="Calibri" w:hAnsi="Calibri"/>
+                <w:sz w:val="20"/>
+              </w:rPr>
+              <w:t>23 règles strictes activées</w:t>
             </w:r>
           </w:p>
         </w:tc>
@@ -15456,22 +16174,23 @@
       <w:tr>
         <w:tc>
           <w:tcPr>
-            <w:tcW w:type="dxa" w:w="4703"/>
+            <w:tcW w:type="dxa" w:w="3135"/>
             <w:shd w:val="clear" w:color="auto" w:fill="EFF6FF"/>
           </w:tcPr>
           <w:p>
             <w:r>
               <w:rPr>
                 <w:rFonts w:ascii="Calibri" w:hAnsi="Calibri"/>
-                <w:sz w:val="20"/>
-              </w:rPr>
-              <w:t>Profils mentors pré-chargés</w:t>
-            </w:r>
-          </w:p>
-        </w:tc>
-        <w:tc>
-          <w:tcPr>
-            <w:tcW w:type="dxa" w:w="4703"/>
+                <w:b/>
+                <w:sz w:val="20"/>
+              </w:rPr>
+              <w:t>Couverture fonctionnalités cahier des charges</w:t>
+            </w:r>
+          </w:p>
+        </w:tc>
+        <w:tc>
+          <w:tcPr>
+            <w:tcW w:type="dxa" w:w="3135"/>
             <w:shd w:val="clear" w:color="auto" w:fill="EFF6FF"/>
           </w:tcPr>
           <w:p>
@@ -15480,7 +16199,22 @@
                 <w:rFonts w:ascii="Calibri" w:hAnsi="Calibri"/>
                 <w:sz w:val="20"/>
               </w:rPr>
-              <w:t>112 profils sénégalais</w:t>
+              <w:t>100%</w:t>
+            </w:r>
+          </w:p>
+        </w:tc>
+        <w:tc>
+          <w:tcPr>
+            <w:tcW w:type="dxa" w:w="3135"/>
+            <w:shd w:val="clear" w:color="auto" w:fill="EFF6FF"/>
+          </w:tcPr>
+          <w:p>
+            <w:r>
+              <w:rPr>
+                <w:rFonts w:ascii="Calibri" w:hAnsi="Calibri"/>
+                <w:sz w:val="20"/>
+              </w:rPr>
+              <w:t>Toutes exigences + bonus</w:t>
             </w:r>
           </w:p>
         </w:tc>
@@ -15488,29 +16222,44 @@
       <w:tr>
         <w:tc>
           <w:tcPr>
-            <w:tcW w:type="dxa" w:w="4703"/>
-          </w:tcPr>
-          <w:p>
-            <w:r>
-              <w:rPr>
-                <w:rFonts w:ascii="Calibri" w:hAnsi="Calibri"/>
-                <w:sz w:val="20"/>
-              </w:rPr>
-              <w:t>Villes sénégalaises (GPS)</w:t>
-            </w:r>
-          </w:p>
-        </w:tc>
-        <w:tc>
-          <w:tcPr>
-            <w:tcW w:type="dxa" w:w="4703"/>
-          </w:tcPr>
-          <w:p>
-            <w:r>
-              <w:rPr>
-                <w:rFonts w:ascii="Calibri" w:hAnsi="Calibri"/>
-                <w:sz w:val="20"/>
-              </w:rPr>
-              <w:t>40+ villes avec coordonnées</w:t>
+            <w:tcW w:type="dxa" w:w="3135"/>
+          </w:tcPr>
+          <w:p>
+            <w:r>
+              <w:rPr>
+                <w:rFonts w:ascii="Calibri" w:hAnsi="Calibri"/>
+                <w:b/>
+                <w:sz w:val="20"/>
+              </w:rPr>
+              <w:t>Profils statiques de démo</w:t>
+            </w:r>
+          </w:p>
+        </w:tc>
+        <w:tc>
+          <w:tcPr>
+            <w:tcW w:type="dxa" w:w="3135"/>
+          </w:tcPr>
+          <w:p>
+            <w:r>
+              <w:rPr>
+                <w:rFonts w:ascii="Calibri" w:hAnsi="Calibri"/>
+                <w:sz w:val="20"/>
+              </w:rPr>
+              <w:t>112</w:t>
+            </w:r>
+          </w:p>
+        </w:tc>
+        <w:tc>
+          <w:tcPr>
+            <w:tcW w:type="dxa" w:w="3135"/>
+          </w:tcPr>
+          <w:p>
+            <w:r>
+              <w:rPr>
+                <w:rFonts w:ascii="Calibri" w:hAnsi="Calibri"/>
+                <w:sz w:val="20"/>
+              </w:rPr>
+              <w:t>Mentors sénégalais pour test</w:t>
             </w:r>
           </w:p>
         </w:tc>
@@ -15518,22 +16267,23 @@
       <w:tr>
         <w:tc>
           <w:tcPr>
-            <w:tcW w:type="dxa" w:w="4703"/>
+            <w:tcW w:type="dxa" w:w="3135"/>
             <w:shd w:val="clear" w:color="auto" w:fill="EFF6FF"/>
           </w:tcPr>
           <w:p>
             <w:r>
               <w:rPr>
                 <w:rFonts w:ascii="Calibri" w:hAnsi="Calibri"/>
-                <w:sz w:val="20"/>
-              </w:rPr>
-              <w:t>Secteurs d'activité</w:t>
-            </w:r>
-          </w:p>
-        </w:tc>
-        <w:tc>
-          <w:tcPr>
-            <w:tcW w:type="dxa" w:w="4703"/>
+                <w:b/>
+                <w:sz w:val="20"/>
+              </w:rPr>
+              <w:t>Villes Sénégal incluses</w:t>
+            </w:r>
+          </w:p>
+        </w:tc>
+        <w:tc>
+          <w:tcPr>
+            <w:tcW w:type="dxa" w:w="3135"/>
             <w:shd w:val="clear" w:color="auto" w:fill="EFF6FF"/>
           </w:tcPr>
           <w:p>
@@ -15542,37 +16292,22 @@
                 <w:rFonts w:ascii="Calibri" w:hAnsi="Calibri"/>
                 <w:sz w:val="20"/>
               </w:rPr>
-              <w:t>10 secteurs porteurs</w:t>
-            </w:r>
-          </w:p>
-        </w:tc>
-      </w:tr>
-      <w:tr>
-        <w:tc>
-          <w:tcPr>
-            <w:tcW w:type="dxa" w:w="4703"/>
-          </w:tcPr>
-          <w:p>
-            <w:r>
-              <w:rPr>
-                <w:rFonts w:ascii="Calibri" w:hAnsi="Calibri"/>
-                <w:sz w:val="20"/>
-              </w:rPr>
-              <w:t>Langues supportées</w:t>
-            </w:r>
-          </w:p>
-        </w:tc>
-        <w:tc>
-          <w:tcPr>
-            <w:tcW w:type="dxa" w:w="4703"/>
-          </w:tcPr>
-          <w:p>
-            <w:r>
-              <w:rPr>
-                <w:rFonts w:ascii="Calibri" w:hAnsi="Calibri"/>
-                <w:sz w:val="20"/>
-              </w:rPr>
-              <w:t>Français (compréhension wolof via DIALI)</w:t>
+              <w:t>40+</w:t>
+            </w:r>
+          </w:p>
+        </w:tc>
+        <w:tc>
+          <w:tcPr>
+            <w:tcW w:type="dxa" w:w="3135"/>
+            <w:shd w:val="clear" w:color="auto" w:fill="EFF6FF"/>
+          </w:tcPr>
+          <w:p>
+            <w:r>
+              <w:rPr>
+                <w:rFonts w:ascii="Calibri" w:hAnsi="Calibri"/>
+                <w:sz w:val="20"/>
+              </w:rPr>
+              <w:t>Avec coordonnées GPS</w:t>
             </w:r>
           </w:p>
         </w:tc>
@@ -15584,11 +16319,675 @@
       </w:pPr>
     </w:p>
     <w:p>
+      <w:r>
+        <w:rPr>
+          <w:rFonts w:ascii="Calibri" w:hAnsi="Calibri"/>
+          <w:b/>
+          <w:sz w:val="22"/>
+        </w:rPr>
+        <w:t>Temps de développement :</w:t>
+      </w:r>
+      <w:r>
+        <w:rPr>
+          <w:rFonts w:ascii="Calibri" w:hAnsi="Calibri"/>
+          <w:sz w:val="22"/>
+        </w:rPr>
+        <w:t xml:space="preserve"> ~200h (6 membres, 5 semaines)</w:t>
+      </w:r>
+    </w:p>
+    <w:p>
+      <w:r>
+        <w:rPr>
+          <w:rFonts w:ascii="Calibri" w:hAnsi="Calibri"/>
+          <w:b/>
+          <w:sz w:val="22"/>
+        </w:rPr>
+        <w:t>Performance moyenne :</w:t>
+      </w:r>
+      <w:r>
+        <w:rPr>
+          <w:rFonts w:ascii="Calibri" w:hAnsi="Calibri"/>
+          <w:sz w:val="22"/>
+        </w:rPr>
+        <w:t xml:space="preserve"> ~60–80 FPS (Pixel 5 / Emulator)</w:t>
+      </w:r>
+    </w:p>
+    <w:p>
+      <w:r>
+        <w:rPr>
+          <w:rFonts w:ascii="Calibri" w:hAnsi="Calibri"/>
+          <w:b/>
+          <w:sz w:val="22"/>
+        </w:rPr>
+        <w:t>Compatibilité :</w:t>
+      </w:r>
+      <w:r>
+        <w:rPr>
+          <w:rFonts w:ascii="Calibri" w:hAnsi="Calibri"/>
+          <w:sz w:val="22"/>
+        </w:rPr>
+        <w:t xml:space="preserve"> Android 5.1+ (API 21), iOS 11.0+, Web (Chrome/Firefox/Safari)</w:t>
+      </w:r>
+    </w:p>
+    <w:p>
       <w:pPr>
         <w:pStyle w:val="Heading3"/>
       </w:pPr>
       <w:r>
-        <w:t>7.3 Déploiement</w:t>
+        <w:t>7.3 Déploiement et distribution</w:t>
+      </w:r>
+    </w:p>
+    <w:p>
+      <w:pPr>
+        <w:pStyle w:val="Heading3"/>
+      </w:pPr>
+      <w:r>
+        <w:t>Android — APK + Play Store</w:t>
+      </w:r>
+    </w:p>
+    <w:p>
+      <w:r>
+        <w:rPr>
+          <w:rFonts w:ascii="Calibri" w:hAnsi="Calibri"/>
+          <w:b/>
+          <w:sz w:val="22"/>
+        </w:rPr>
+        <w:t>Build Release :</w:t>
+      </w:r>
+    </w:p>
+    <w:p>
+      <w:pPr>
+        <w:spacing w:before="0" w:after="0"/>
+        <w:ind w:left="283"/>
+        <w:shd w:val="clear" w:color="auto" w:fill="F3F4F6"/>
+      </w:pPr>
+      <w:r>
+        <w:rPr>
+          <w:rFonts w:ascii="Courier New" w:hAnsi="Courier New"/>
+          <w:color w:val="1F2D3D"/>
+          <w:sz w:val="18"/>
+        </w:rPr>
+        <w:t>flutter build apk --release</w:t>
+      </w:r>
+    </w:p>
+    <w:p>
+      <w:pPr>
+        <w:spacing w:before="0" w:after="0"/>
+        <w:ind w:left="283"/>
+        <w:shd w:val="clear" w:color="auto" w:fill="F3F4F6"/>
+      </w:pPr>
+      <w:r>
+        <w:rPr>
+          <w:rFonts w:ascii="Courier New" w:hAnsi="Courier New"/>
+          <w:color w:val="1F2D3D"/>
+          <w:sz w:val="18"/>
+        </w:rPr>
+        <w:t># Résultat: build/app/outputs/flutter-apk/app-release.apk (58.3 MB)</w:t>
+      </w:r>
+    </w:p>
+    <w:p>
+      <w:pPr>
+        <w:spacing w:before="0" w:after="0"/>
+        <w:ind w:left="283"/>
+        <w:shd w:val="clear" w:color="auto" w:fill="F3F4F6"/>
+      </w:pPr>
+      <w:r>
+        <w:rPr>
+          <w:rFonts w:ascii="Courier New" w:hAnsi="Courier New"/>
+          <w:color w:val="1F2D3D"/>
+          <w:sz w:val="18"/>
+        </w:rPr>
+        <w:t xml:space="preserve"> </w:t>
+      </w:r>
+    </w:p>
+    <w:p>
+      <w:pPr>
+        <w:spacing w:before="0" w:after="0"/>
+        <w:ind w:left="283"/>
+        <w:shd w:val="clear" w:color="auto" w:fill="F3F4F6"/>
+      </w:pPr>
+      <w:r>
+        <w:rPr>
+          <w:rFonts w:ascii="Courier New" w:hAnsi="Courier New"/>
+          <w:color w:val="1F2D3D"/>
+          <w:sz w:val="18"/>
+        </w:rPr>
+        <w:t>flutter build appbundle --release</w:t>
+      </w:r>
+    </w:p>
+    <w:p>
+      <w:pPr>
+        <w:spacing w:before="0" w:after="0"/>
+        <w:ind w:left="283"/>
+        <w:shd w:val="clear" w:color="auto" w:fill="F3F4F6"/>
+      </w:pPr>
+      <w:r>
+        <w:rPr>
+          <w:rFonts w:ascii="Courier New" w:hAnsi="Courier New"/>
+          <w:color w:val="1F2D3D"/>
+          <w:sz w:val="18"/>
+        </w:rPr>
+        <w:t># Résultat: build/app/outputs/bundle/release/app-release.aab (~35 MB après compression Play Store)</w:t>
+      </w:r>
+    </w:p>
+    <w:p>
+      <w:pPr>
+        <w:spacing w:after="80"/>
+      </w:pPr>
+    </w:p>
+    <w:p>
+      <w:r>
+        <w:rPr>
+          <w:rFonts w:ascii="Calibri" w:hAnsi="Calibri"/>
+          <w:b/>
+          <w:sz w:val="22"/>
+        </w:rPr>
+        <w:t>Configuration de signature :</w:t>
+      </w:r>
+      <w:r>
+        <w:rPr>
+          <w:rFonts w:ascii="Calibri" w:hAnsi="Calibri"/>
+          <w:sz w:val="22"/>
+        </w:rPr>
+        <w:t xml:space="preserve"> Certificat auto-signé stocké en </w:t>
+      </w:r>
+      <w:r>
+        <w:rPr>
+          <w:rFonts w:ascii="Courier New" w:hAnsi="Courier New"/>
+          <w:color w:val="DC2626"/>
+          <w:sz w:val="20"/>
+        </w:rPr>
+        <w:t>android/key.properties</w:t>
+      </w:r>
+      <w:r>
+        <w:rPr>
+          <w:rFonts w:ascii="Calibri" w:hAnsi="Calibri"/>
+          <w:sz w:val="22"/>
+        </w:rPr>
+        <w:t xml:space="preserve"> (non versionné en Git). Pour remise finale, signer avec certificat de production.</w:t>
+      </w:r>
+    </w:p>
+    <w:p>
+      <w:r>
+        <w:rPr>
+          <w:rFonts w:ascii="Calibri" w:hAnsi="Calibri"/>
+          <w:b/>
+          <w:sz w:val="22"/>
+        </w:rPr>
+        <w:t>Publication Play Store :</w:t>
+      </w:r>
+    </w:p>
+    <w:p>
+      <w:pPr>
+        <w:pStyle w:val="ListNumber"/>
+      </w:pPr>
+      <w:r>
+        <w:rPr>
+          <w:rFonts w:ascii="Calibri" w:hAnsi="Calibri"/>
+          <w:sz w:val="22"/>
+        </w:rPr>
+        <w:t>Google Play Console → Créer app</w:t>
+      </w:r>
+    </w:p>
+    <w:p>
+      <w:pPr>
+        <w:pStyle w:val="ListNumber"/>
+      </w:pPr>
+      <w:r>
+        <w:rPr>
+          <w:rFonts w:ascii="Calibri" w:hAnsi="Calibri"/>
+          <w:sz w:val="22"/>
+        </w:rPr>
+        <w:t>Upload AAB (Android App Bundle) — Play Store compresse automatiquement per-device</w:t>
+      </w:r>
+    </w:p>
+    <w:p>
+      <w:pPr>
+        <w:pStyle w:val="ListNumber"/>
+      </w:pPr>
+      <w:r>
+        <w:rPr>
+          <w:rFonts w:ascii="Calibri" w:hAnsi="Calibri"/>
+          <w:sz w:val="22"/>
+        </w:rPr>
+        <w:t>Remplir store listing (screenshots, description, rating)</w:t>
+      </w:r>
+    </w:p>
+    <w:p>
+      <w:pPr>
+        <w:pStyle w:val="ListNumber"/>
+      </w:pPr>
+      <w:r>
+        <w:rPr>
+          <w:rFonts w:ascii="Calibri" w:hAnsi="Calibri"/>
+          <w:sz w:val="22"/>
+        </w:rPr>
+        <w:t>Mise en ligne: Closed Testing → Open Testing → Release</w:t>
+      </w:r>
+    </w:p>
+    <w:p>
+      <w:r>
+        <w:rPr>
+          <w:rFonts w:ascii="Calibri" w:hAnsi="Calibri"/>
+          <w:b/>
+          <w:sz w:val="22"/>
+        </w:rPr>
+        <w:t>Permissions AndroidManifest.xml :</w:t>
+      </w:r>
+    </w:p>
+    <w:p>
+      <w:pPr>
+        <w:pStyle w:val="ListBullet"/>
+      </w:pPr>
+      <w:r>
+        <w:rPr>
+          <w:rFonts w:ascii="Calibri" w:hAnsi="Calibri"/>
+          <w:sz w:val="22"/>
+        </w:rPr>
+        <w:t>INTERNET (réseau Firebase)</w:t>
+      </w:r>
+    </w:p>
+    <w:p>
+      <w:pPr>
+        <w:pStyle w:val="ListBullet"/>
+      </w:pPr>
+      <w:r>
+        <w:rPr>
+          <w:rFonts w:ascii="Calibri" w:hAnsi="Calibri"/>
+          <w:sz w:val="22"/>
+        </w:rPr>
+        <w:t>ACCESS_FINE_LOCATION (GPS Geolocator)</w:t>
+      </w:r>
+    </w:p>
+    <w:p>
+      <w:pPr>
+        <w:pStyle w:val="ListBullet"/>
+      </w:pPr>
+      <w:r>
+        <w:rPr>
+          <w:rFonts w:ascii="Calibri" w:hAnsi="Calibri"/>
+          <w:sz w:val="22"/>
+        </w:rPr>
+        <w:t>ACCESS_COARSE_LOCATION (fallback GPS)</w:t>
+      </w:r>
+    </w:p>
+    <w:p>
+      <w:pPr>
+        <w:pStyle w:val="ListBullet"/>
+      </w:pPr>
+      <w:r>
+        <w:rPr>
+          <w:rFonts w:ascii="Calibri" w:hAnsi="Calibri"/>
+          <w:sz w:val="22"/>
+        </w:rPr>
+        <w:t>CAMERA (permission déclarée dans AndroidManifest)</w:t>
+      </w:r>
+    </w:p>
+    <w:p>
+      <w:pPr>
+        <w:pStyle w:val="ListBullet"/>
+      </w:pPr>
+      <w:r>
+        <w:rPr>
+          <w:rFonts w:ascii="Calibri" w:hAnsi="Calibri"/>
+          <w:sz w:val="22"/>
+        </w:rPr>
+        <w:t>READ_EXTERNAL_STORAGE (galerie)</w:t>
+      </w:r>
+    </w:p>
+    <w:p>
+      <w:pPr>
+        <w:pStyle w:val="Heading3"/>
+      </w:pPr>
+      <w:r>
+        <w:t>iOS — Archive + TestFlight + App Store</w:t>
+      </w:r>
+    </w:p>
+    <w:p>
+      <w:r>
+        <w:rPr>
+          <w:rFonts w:ascii="Calibri" w:hAnsi="Calibri"/>
+          <w:b/>
+          <w:sz w:val="22"/>
+        </w:rPr>
+        <w:t>Build Release :</w:t>
+      </w:r>
+    </w:p>
+    <w:p>
+      <w:pPr>
+        <w:spacing w:before="0" w:after="0"/>
+        <w:ind w:left="283"/>
+        <w:shd w:val="clear" w:color="auto" w:fill="F3F4F6"/>
+      </w:pPr>
+      <w:r>
+        <w:rPr>
+          <w:rFonts w:ascii="Courier New" w:hAnsi="Courier New"/>
+          <w:color w:val="1F2D3D"/>
+          <w:sz w:val="18"/>
+        </w:rPr>
+        <w:t>flutter build ios --release</w:t>
+      </w:r>
+    </w:p>
+    <w:p>
+      <w:pPr>
+        <w:spacing w:before="0" w:after="0"/>
+        <w:ind w:left="283"/>
+        <w:shd w:val="clear" w:color="auto" w:fill="F3F4F6"/>
+      </w:pPr>
+      <w:r>
+        <w:rPr>
+          <w:rFonts w:ascii="Courier New" w:hAnsi="Courier New"/>
+          <w:color w:val="1F2D3D"/>
+          <w:sz w:val="18"/>
+        </w:rPr>
+        <w:t># Résultat: build/ios/iphoneos/Runner.app</w:t>
+      </w:r>
+    </w:p>
+    <w:p>
+      <w:pPr>
+        <w:spacing w:before="0" w:after="0"/>
+        <w:ind w:left="283"/>
+        <w:shd w:val="clear" w:color="auto" w:fill="F3F4F6"/>
+      </w:pPr>
+      <w:r>
+        <w:rPr>
+          <w:rFonts w:ascii="Courier New" w:hAnsi="Courier New"/>
+          <w:color w:val="1F2D3D"/>
+          <w:sz w:val="18"/>
+        </w:rPr>
+        <w:t># Archive via Xcode: Product → Archive</w:t>
+      </w:r>
+    </w:p>
+    <w:p>
+      <w:pPr>
+        <w:spacing w:after="80"/>
+      </w:pPr>
+    </w:p>
+    <w:p>
+      <w:r>
+        <w:rPr>
+          <w:rFonts w:ascii="Calibri" w:hAnsi="Calibri"/>
+          <w:b/>
+          <w:sz w:val="22"/>
+        </w:rPr>
+        <w:t>Distribution :</w:t>
+      </w:r>
+    </w:p>
+    <w:p>
+      <w:pPr>
+        <w:pStyle w:val="ListNumber"/>
+      </w:pPr>
+      <w:r>
+        <w:rPr>
+          <w:rFonts w:ascii="Calibri" w:hAnsi="Calibri"/>
+          <w:sz w:val="22"/>
+        </w:rPr>
+        <w:t>Xcode: Organize Builds</w:t>
+      </w:r>
+    </w:p>
+    <w:p>
+      <w:pPr>
+        <w:pStyle w:val="ListNumber"/>
+      </w:pPr>
+      <w:r>
+        <w:rPr>
+          <w:rFonts w:ascii="Calibri" w:hAnsi="Calibri"/>
+          <w:sz w:val="22"/>
+        </w:rPr>
+        <w:t>Distribute App → App Store Connect</w:t>
+      </w:r>
+    </w:p>
+    <w:p>
+      <w:pPr>
+        <w:pStyle w:val="ListNumber"/>
+      </w:pPr>
+      <w:r>
+        <w:rPr>
+          <w:rFonts w:ascii="Calibri" w:hAnsi="Calibri"/>
+          <w:sz w:val="22"/>
+        </w:rPr>
+        <w:t>Codesigning : Provisioning profile valide Apple</w:t>
+      </w:r>
+    </w:p>
+    <w:p>
+      <w:pPr>
+        <w:pStyle w:val="ListNumber"/>
+      </w:pPr>
+      <w:r>
+        <w:rPr>
+          <w:rFonts w:ascii="Calibri" w:hAnsi="Calibri"/>
+          <w:sz w:val="22"/>
+        </w:rPr>
+        <w:t>Validation + Upload</w:t>
+      </w:r>
+    </w:p>
+    <w:p>
+      <w:pPr>
+        <w:pStyle w:val="ListNumber"/>
+      </w:pPr>
+      <w:r>
+        <w:rPr>
+          <w:rFonts w:ascii="Calibri" w:hAnsi="Calibri"/>
+          <w:sz w:val="22"/>
+        </w:rPr>
+        <w:t>TestFlight: Closed → Open Testing → Release</w:t>
+      </w:r>
+    </w:p>
+    <w:p>
+      <w:r>
+        <w:rPr>
+          <w:rFonts w:ascii="Calibri" w:hAnsi="Calibri"/>
+          <w:b/>
+          <w:sz w:val="22"/>
+        </w:rPr>
+        <w:t>Configuration:</w:t>
+      </w:r>
+    </w:p>
+    <w:p>
+      <w:pPr>
+        <w:pStyle w:val="ListBullet"/>
+      </w:pPr>
+      <w:r>
+        <w:rPr>
+          <w:rFonts w:ascii="Calibri" w:hAnsi="Calibri"/>
+          <w:sz w:val="22"/>
+        </w:rPr>
+        <w:t>Deployment Target: iOS 11.0+</w:t>
+      </w:r>
+    </w:p>
+    <w:p>
+      <w:pPr>
+        <w:pStyle w:val="ListBullet"/>
+      </w:pPr>
+      <w:r>
+        <w:rPr>
+          <w:rFonts w:ascii="Calibri" w:hAnsi="Calibri"/>
+          <w:sz w:val="22"/>
+        </w:rPr>
+        <w:t>Team ID: Apple Developer account</w:t>
+      </w:r>
+    </w:p>
+    <w:p>
+      <w:pPr>
+        <w:pStyle w:val="ListBullet"/>
+      </w:pPr>
+      <w:r>
+        <w:rPr>
+          <w:rFonts w:ascii="Calibri" w:hAnsi="Calibri"/>
+          <w:sz w:val="22"/>
+        </w:rPr>
+        <w:t>App ID: com.esp.diapaler</w:t>
+      </w:r>
+    </w:p>
+    <w:p>
+      <w:pPr>
+        <w:pStyle w:val="Heading3"/>
+      </w:pPr>
+      <w:r>
+        <w:t>Web — Firebase Hosting</w:t>
+      </w:r>
+    </w:p>
+    <w:p>
+      <w:r>
+        <w:rPr>
+          <w:rFonts w:ascii="Calibri" w:hAnsi="Calibri"/>
+          <w:b/>
+          <w:sz w:val="22"/>
+        </w:rPr>
+        <w:t>Build Web :</w:t>
+      </w:r>
+    </w:p>
+    <w:p>
+      <w:pPr>
+        <w:spacing w:before="0" w:after="0"/>
+        <w:ind w:left="283"/>
+        <w:shd w:val="clear" w:color="auto" w:fill="F3F4F6"/>
+      </w:pPr>
+      <w:r>
+        <w:rPr>
+          <w:rFonts w:ascii="Courier New" w:hAnsi="Courier New"/>
+          <w:color w:val="1F2D3D"/>
+          <w:sz w:val="18"/>
+        </w:rPr>
+        <w:t>flutter build web --release</w:t>
+      </w:r>
+    </w:p>
+    <w:p>
+      <w:pPr>
+        <w:spacing w:before="0" w:after="0"/>
+        <w:ind w:left="283"/>
+        <w:shd w:val="clear" w:color="auto" w:fill="F3F4F6"/>
+      </w:pPr>
+      <w:r>
+        <w:rPr>
+          <w:rFonts w:ascii="Courier New" w:hAnsi="Courier New"/>
+          <w:color w:val="1F2D3D"/>
+          <w:sz w:val="18"/>
+        </w:rPr>
+        <w:t># Résultat: build/web/</w:t>
+      </w:r>
+    </w:p>
+    <w:p>
+      <w:pPr>
+        <w:spacing w:after="80"/>
+      </w:pPr>
+    </w:p>
+    <w:p>
+      <w:r>
+        <w:rPr>
+          <w:rFonts w:ascii="Calibri" w:hAnsi="Calibri"/>
+          <w:b/>
+          <w:sz w:val="22"/>
+        </w:rPr>
+        <w:t>Déploiement Firebase Hosting :</w:t>
+      </w:r>
+    </w:p>
+    <w:p>
+      <w:pPr>
+        <w:spacing w:before="0" w:after="0"/>
+        <w:ind w:left="283"/>
+        <w:shd w:val="clear" w:color="auto" w:fill="F3F4F6"/>
+      </w:pPr>
+      <w:r>
+        <w:rPr>
+          <w:rFonts w:ascii="Courier New" w:hAnsi="Courier New"/>
+          <w:color w:val="1F2D3D"/>
+          <w:sz w:val="18"/>
+        </w:rPr>
+        <w:t>firebase deploy --only hosting</w:t>
+      </w:r>
+    </w:p>
+    <w:p>
+      <w:pPr>
+        <w:spacing w:before="0" w:after="0"/>
+        <w:ind w:left="283"/>
+        <w:shd w:val="clear" w:color="auto" w:fill="F3F4F6"/>
+      </w:pPr>
+      <w:r>
+        <w:rPr>
+          <w:rFonts w:ascii="Courier New" w:hAnsi="Courier New"/>
+          <w:color w:val="1F2D3D"/>
+          <w:sz w:val="18"/>
+        </w:rPr>
+        <w:t># Contenu servi depuis: https://diapaler-africa.web.app</w:t>
+      </w:r>
+    </w:p>
+    <w:p>
+      <w:pPr>
+        <w:spacing w:after="80"/>
+      </w:pPr>
+    </w:p>
+    <w:p>
+      <w:r>
+        <w:rPr>
+          <w:rFonts w:ascii="Calibri" w:hAnsi="Calibri"/>
+          <w:b/>
+          <w:sz w:val="22"/>
+        </w:rPr>
+        <w:t>Configuration :</w:t>
+      </w:r>
+      <w:r>
+        <w:rPr>
+          <w:rFonts w:ascii="Calibri" w:hAnsi="Calibri"/>
+          <w:sz w:val="22"/>
+        </w:rPr>
+        <w:t xml:space="preserve"> CORS, redirects vers index.html pour SPA (single-page app).</w:t>
+      </w:r>
+    </w:p>
+    <w:p>
+      <w:pPr>
+        <w:pStyle w:val="Heading3"/>
+      </w:pPr>
+      <w:r>
+        <w:t>Suivi post-lancement</w:t>
+      </w:r>
+    </w:p>
+    <w:p>
+      <w:pPr>
+        <w:pStyle w:val="ListBullet"/>
+      </w:pPr>
+      <w:r>
+        <w:rPr>
+          <w:rFonts w:ascii="Calibri" w:hAnsi="Calibri"/>
+          <w:sz w:val="22"/>
+        </w:rPr>
+        <w:t>Google Play Console : Crashes &amp; ANRs dashboard</w:t>
+      </w:r>
+    </w:p>
+    <w:p>
+      <w:pPr>
+        <w:pStyle w:val="ListBullet"/>
+      </w:pPr>
+      <w:r>
+        <w:rPr>
+          <w:rFonts w:ascii="Calibri" w:hAnsi="Calibri"/>
+          <w:sz w:val="22"/>
+        </w:rPr>
+        <w:t>Firebase Crashlytics : Erreurs runtime + stack traces</w:t>
+      </w:r>
+    </w:p>
+    <w:p>
+      <w:pPr>
+        <w:pStyle w:val="ListBullet"/>
+      </w:pPr>
+      <w:r>
+        <w:rPr>
+          <w:rFonts w:ascii="Calibri" w:hAnsi="Calibri"/>
+          <w:sz w:val="22"/>
+        </w:rPr>
+        <w:t>Google Analytics : DAU, retention, funnel conversion</w:t>
+      </w:r>
+    </w:p>
+    <w:p>
+      <w:pPr>
+        <w:pStyle w:val="ListBullet"/>
+      </w:pPr>
+      <w:r>
+        <w:rPr>
+          <w:rFonts w:ascii="Calibri" w:hAnsi="Calibri"/>
+          <w:sz w:val="22"/>
+        </w:rPr>
+        <w:t>A/B testing Firebase Remote Config : Features graduelles par région</w:t>
       </w:r>
     </w:p>
     <w:p>
@@ -16797,7 +18196,7 @@
                 <w:rFonts w:ascii="Calibri" w:hAnsi="Calibri"/>
                 <w:sz w:val="20"/>
               </w:rPr>
-              <w:t>Navigation + 34 écrans</w:t>
+              <w:t>Navigation + 35 écrans</w:t>
             </w:r>
           </w:p>
         </w:tc>
@@ -17014,9 +18413,39 @@
             <w:r>
               <w:rPr>
                 <w:rFonts w:ascii="Calibri" w:hAnsi="Calibri"/>
+                <w:b/>
+                <w:sz w:val="20"/>
+              </w:rPr>
+              <w:t>"Se souvenir de moi"</w:t>
+            </w:r>
+            <w:r>
+              <w:rPr>
+                <w:rFonts w:ascii="Calibri" w:hAnsi="Calibri"/>
+                <w:sz w:val="20"/>
+              </w:rPr>
+              <w:t xml:space="preserve"> (</w:t>
+            </w:r>
+            <w:r>
+              <w:rPr>
+                <w:rFonts w:ascii="Calibri" w:hAnsi="Calibri"/>
                 <w:color w:val="DC2626"/>
                 <w:sz w:val="20"/>
               </w:rPr>
+              <w:t>SharedPreferences</w:t>
+            </w:r>
+            <w:r>
+              <w:rPr>
+                <w:rFonts w:ascii="Calibri" w:hAnsi="Calibri"/>
+                <w:sz w:val="20"/>
+              </w:rPr>
+              <w:t xml:space="preserve"> — pré-remplissage auto), </w:t>
+            </w:r>
+            <w:r>
+              <w:rPr>
+                <w:rFonts w:ascii="Calibri" w:hAnsi="Calibri"/>
+                <w:color w:val="DC2626"/>
+                <w:sz w:val="20"/>
+              </w:rPr>
               <w:t>AutofillGroup</w:t>
             </w:r>
             <w:r>
@@ -17024,7 +18453,7 @@
                 <w:rFonts w:ascii="Calibri" w:hAnsi="Calibri"/>
                 <w:sz w:val="20"/>
               </w:rPr>
-              <w:t xml:space="preserve"> sauvegarde MDP, </w:t>
+              <w:t xml:space="preserve"> sauvegarde MDP système, </w:t>
             </w:r>
             <w:r>
               <w:rPr>
@@ -17106,7 +18535,7 @@
                 <w:b/>
                 <w:sz w:val="20"/>
               </w:rPr>
-              <w:t>mode édition</w:t>
+              <w:t>stepper unifié</w:t>
             </w:r>
             <w:r>
               <w:rPr>
@@ -17121,14 +18550,74 @@
                 <w:color w:val="DC2626"/>
                 <w:sz w:val="20"/>
               </w:rPr>
-              <w:t>AddProjectPage(existingProject:)</w:t>
-            </w:r>
-            <w:r>
-              <w:rPr>
-                <w:rFonts w:ascii="Calibri" w:hAnsi="Calibri"/>
-                <w:sz w:val="20"/>
-              </w:rPr>
-              <w:t xml:space="preserve"> + boutons rôle-adaptatifs, avis/notation live</w:t>
+              <w:t>PitchPage(existingProject:)</w:t>
+            </w:r>
+            <w:r>
+              <w:rPr>
+                <w:rFonts w:ascii="Calibri" w:hAnsi="Calibri"/>
+                <w:sz w:val="20"/>
+              </w:rPr>
+              <w:t xml:space="preserve"> + </w:t>
+            </w:r>
+            <w:r>
+              <w:rPr>
+                <w:rFonts w:ascii="Calibri" w:hAnsi="Calibri"/>
+                <w:b/>
+                <w:sz w:val="20"/>
+              </w:rPr>
+              <w:t>bouton Précédent</w:t>
+            </w:r>
+            <w:r>
+              <w:rPr>
+                <w:rFonts w:ascii="Calibri" w:hAnsi="Calibri"/>
+                <w:sz w:val="20"/>
+              </w:rPr>
+              <w:t xml:space="preserve"> (retour libre entre étapes) + </w:t>
+            </w:r>
+            <w:r>
+              <w:rPr>
+                <w:rFonts w:ascii="Calibri" w:hAnsi="Calibri"/>
+                <w:b/>
+                <w:sz w:val="20"/>
+              </w:rPr>
+              <w:t>publication directe</w:t>
+            </w:r>
+            <w:r>
+              <w:rPr>
+                <w:rFonts w:ascii="Calibri" w:hAnsi="Calibri"/>
+                <w:sz w:val="20"/>
+              </w:rPr>
+              <w:t xml:space="preserve"> </w:t>
+            </w:r>
+            <w:r>
+              <w:rPr>
+                <w:rFonts w:ascii="Calibri" w:hAnsi="Calibri"/>
+                <w:color w:val="DC2626"/>
+                <w:sz w:val="20"/>
+              </w:rPr>
+              <w:t>_directPublish</w:t>
+            </w:r>
+            <w:r>
+              <w:rPr>
+                <w:rFonts w:ascii="Calibri" w:hAnsi="Calibri"/>
+                <w:sz w:val="20"/>
+              </w:rPr>
+              <w:t xml:space="preserve"> + </w:t>
+            </w:r>
+            <w:r>
+              <w:rPr>
+                <w:rFonts w:ascii="Calibri" w:hAnsi="Calibri"/>
+                <w:color w:val="DC2626"/>
+                <w:sz w:val="20"/>
+              </w:rPr>
+              <w:t>Project</w:t>
+            </w:r>
+            <w:r>
+              <w:rPr>
+                <w:rFonts w:ascii="Calibri" w:hAnsi="Calibri"/>
+                <w:sz w:val="20"/>
+              </w:rPr>
+              <w:t xml:space="preserve"> enrichi (amount, businessPlanUrl, videoUrl, deckUrl, published) + boutons rôle-adaptatifs, avis/notation live</w:t>
             </w:r>
           </w:p>
         </w:tc>
@@ -17175,7 +18664,22 @@
                 <w:rFonts w:ascii="Calibri" w:hAnsi="Calibri"/>
                 <w:sz w:val="20"/>
               </w:rPr>
-              <w:t xml:space="preserve">Filtres pitchs dynamiques, DIALI IA, flux investisseur complet, système de Contacts, compatibilité dynamique, bouton Annuler agenda, CIS, Wave Premium, </w:t>
+              <w:t xml:space="preserve">Filtres pitchs dynamiques, DIALI IA, flux investisseur complet, système de Contacts, compatibilité dynamique, bouton Annuler agenda, CIS, </w:t>
+            </w:r>
+            <w:r>
+              <w:rPr>
+                <w:rFonts w:ascii="Calibri" w:hAnsi="Calibri"/>
+                <w:b/>
+                <w:sz w:val="20"/>
+              </w:rPr>
+              <w:t>Wave Premium Entrepreneur 4 900 FCFA/mois</w:t>
+            </w:r>
+            <w:r>
+              <w:rPr>
+                <w:rFonts w:ascii="Calibri" w:hAnsi="Calibri"/>
+                <w:sz w:val="20"/>
+              </w:rPr>
+              <w:t xml:space="preserve"> (badge ⭐ profil + pitchs prioritaires + bannière), </w:t>
             </w:r>
             <w:r>
               <w:rPr>
@@ -17272,7 +18776,7 @@
                 <w:rFonts w:ascii="Calibri" w:hAnsi="Calibri"/>
                 <w:sz w:val="20"/>
               </w:rPr>
-              <w:t xml:space="preserve">27+ bugs documentés, métriques complètes (34 écrans / 14 services), qualité du code, </w:t>
+              <w:t xml:space="preserve">27+ bugs documentés, métriques complètes (35 écrans / 17 services), qualité du code, </w:t>
             </w:r>
             <w:r>
               <w:rPr>
@@ -17603,7 +19107,7 @@
           <w:rFonts w:ascii="Calibri" w:hAnsi="Calibri"/>
           <w:sz w:val="22"/>
         </w:rPr>
-        <w:t xml:space="preserve">) avec bookmark temps réel pour les investisseurs, et un </w:t>
+        <w:t xml:space="preserve">) avec bookmark temps réel pour les investisseurs, un </w:t>
       </w:r>
       <w:r>
         <w:rPr>
@@ -17618,7 +19122,22 @@
           <w:rFonts w:ascii="Calibri" w:hAnsi="Calibri"/>
           <w:sz w:val="22"/>
         </w:rPr>
-        <w:t xml:space="preserve"> (🇸🇳 +221 / 🇬🇲 +220 / 🇲🇱 +223) adapté au pays à l'inscription. Des corrections ciblées ont également renforcé la robustesse : </w:t>
+        <w:t xml:space="preserve"> (🇸🇳 +221 / 🇬🇲 +220 / 🇲🇱 +223) adapté au pays à l'inscription, et un </w:t>
+      </w:r>
+      <w:r>
+        <w:rPr>
+          <w:rFonts w:ascii="Calibri" w:hAnsi="Calibri"/>
+          <w:b/>
+          <w:sz w:val="22"/>
+        </w:rPr>
+        <w:t>système Premium Wave</w:t>
+      </w:r>
+      <w:r>
+        <w:rPr>
+          <w:rFonts w:ascii="Calibri" w:hAnsi="Calibri"/>
+          <w:sz w:val="22"/>
+        </w:rPr>
+        <w:t xml:space="preserve"> opérationnel : abonnement Entrepreneur à 4 900 FCFA/mois, badge ⭐ sur le profil et les pitchs, tri prioritaire des pitchs premium dans le fil mentors/investisseurs, marquage batch des pitchs existants lors de l'activation. Des corrections ciblées ont également renforcé la robustesse : </w:t>
       </w:r>
       <w:r>
         <w:rPr>
@@ -17678,7 +19197,7 @@
           <w:rFonts w:ascii="Calibri" w:hAnsi="Calibri"/>
           <w:sz w:val="22"/>
         </w:rPr>
-        <w:t xml:space="preserve"> ("Non précisé"), </w:t>
+        <w:t xml:space="preserve"> ("Préfère ne pas dire"), </w:t>
       </w:r>
       <w:r>
         <w:rPr>
